--- a/Proyecto2ºNoelFdez.docx
+++ b/Proyecto2ºNoelFdez.docx
@@ -307,7 +307,37 @@
           <w:szCs w:val="32"/>
           <w:shd w:val="clear" w:color="auto" w:fill="FFFFFF"/>
         </w:rPr>
-        <w:t>09/12/2025</w:t>
+        <w:t>18</w:t>
+      </w:r>
+      <w:r>
+        <w:rPr>
+          <w:rFonts w:ascii="Arial" w:hAnsi="Arial" w:cs="Arial"/>
+          <w:color w:val="202124"/>
+          <w:sz w:val="32"/>
+          <w:szCs w:val="32"/>
+          <w:shd w:val="clear" w:color="auto" w:fill="FFFFFF"/>
+        </w:rPr>
+        <w:t>/</w:t>
+      </w:r>
+      <w:r>
+        <w:rPr>
+          <w:rFonts w:ascii="Arial" w:hAnsi="Arial" w:cs="Arial"/>
+          <w:color w:val="202124"/>
+          <w:sz w:val="32"/>
+          <w:szCs w:val="32"/>
+          <w:shd w:val="clear" w:color="auto" w:fill="FFFFFF"/>
+        </w:rPr>
+        <w:t>02</w:t>
+      </w:r>
+      <w:r>
+        <w:rPr>
+          <w:rFonts w:ascii="Arial" w:hAnsi="Arial" w:cs="Arial"/>
+          <w:color w:val="202124"/>
+          <w:sz w:val="32"/>
+          <w:szCs w:val="32"/>
+          <w:shd w:val="clear" w:color="auto" w:fill="FFFFFF"/>
+        </w:rPr>
+        <w:t>/2025</w:t>
       </w:r>
       <w:r>
         <w:rPr>
@@ -402,7 +432,7 @@
           <w:r>
             <w:fldChar w:fldCharType="separate"/>
           </w:r>
-          <w:hyperlink w:anchor="_Toc215732816" w:history="1">
+          <w:hyperlink w:anchor="_Toc221364308" w:history="1">
             <w:r>
               <w:rPr>
                 <w:rStyle w:val="Hipervnculo"/>
@@ -432,7 +462,7 @@
                 <w:noProof/>
                 <w:webHidden/>
               </w:rPr>
-              <w:instrText xml:space="preserve"> PAGEREF _Toc215732816 \h </w:instrText>
+              <w:instrText xml:space="preserve"> PAGEREF _Toc221364308 \h </w:instrText>
             </w:r>
             <w:r>
               <w:rPr>
@@ -476,7 +506,7 @@
               <w14:ligatures w14:val="standardContextual"/>
             </w:rPr>
           </w:pPr>
-          <w:hyperlink w:anchor="_Toc215732817" w:history="1">
+          <w:hyperlink w:anchor="_Toc221364309" w:history="1">
             <w:r>
               <w:rPr>
                 <w:rStyle w:val="Hipervnculo"/>
@@ -506,7 +536,7 @@
                 <w:noProof/>
                 <w:webHidden/>
               </w:rPr>
-              <w:instrText xml:space="preserve"> PAGEREF _Toc215732817 \h </w:instrText>
+              <w:instrText xml:space="preserve"> PAGEREF _Toc221364309 \h </w:instrText>
             </w:r>
             <w:r>
               <w:rPr>
@@ -526,7 +556,7 @@
                 <w:noProof/>
                 <w:webHidden/>
               </w:rPr>
-              <w:t>5</w:t>
+              <w:t>4</w:t>
             </w:r>
             <w:r>
               <w:rPr>
@@ -554,7 +584,7 @@
               <w14:ligatures w14:val="standardContextual"/>
             </w:rPr>
           </w:pPr>
-          <w:hyperlink w:anchor="_Toc215732818" w:history="1">
+          <w:hyperlink w:anchor="_Toc221364310" w:history="1">
             <w:r>
               <w:rPr>
                 <w:rStyle w:val="Hipervnculo"/>
@@ -605,7 +635,7 @@
                 <w:noProof/>
                 <w:webHidden/>
               </w:rPr>
-              <w:instrText xml:space="preserve"> PAGEREF _Toc215732818 \h </w:instrText>
+              <w:instrText xml:space="preserve"> PAGEREF _Toc221364310 \h </w:instrText>
             </w:r>
             <w:r>
               <w:rPr>
@@ -625,7 +655,7 @@
                 <w:noProof/>
                 <w:webHidden/>
               </w:rPr>
-              <w:t>5</w:t>
+              <w:t>4</w:t>
             </w:r>
             <w:r>
               <w:rPr>
@@ -653,7 +683,7 @@
               <w14:ligatures w14:val="standardContextual"/>
             </w:rPr>
           </w:pPr>
-          <w:hyperlink w:anchor="_Toc215732819" w:history="1">
+          <w:hyperlink w:anchor="_Toc221364311" w:history="1">
             <w:r>
               <w:rPr>
                 <w:rStyle w:val="Hipervnculo"/>
@@ -704,7 +734,7 @@
                 <w:noProof/>
                 <w:webHidden/>
               </w:rPr>
-              <w:instrText xml:space="preserve"> PAGEREF _Toc215732819 \h </w:instrText>
+              <w:instrText xml:space="preserve"> PAGEREF _Toc221364311 \h </w:instrText>
             </w:r>
             <w:r>
               <w:rPr>
@@ -724,7 +754,7 @@
                 <w:noProof/>
                 <w:webHidden/>
               </w:rPr>
-              <w:t>6</w:t>
+              <w:t>5</w:t>
             </w:r>
             <w:r>
               <w:rPr>
@@ -752,7 +782,7 @@
               <w14:ligatures w14:val="standardContextual"/>
             </w:rPr>
           </w:pPr>
-          <w:hyperlink w:anchor="_Toc215732820" w:history="1">
+          <w:hyperlink w:anchor="_Toc221364312" w:history="1">
             <w:r>
               <w:rPr>
                 <w:rStyle w:val="Hipervnculo"/>
@@ -803,7 +833,7 @@
                 <w:noProof/>
                 <w:webHidden/>
               </w:rPr>
-              <w:instrText xml:space="preserve"> PAGEREF _Toc215732820 \h </w:instrText>
+              <w:instrText xml:space="preserve"> PAGEREF _Toc221364312 \h </w:instrText>
             </w:r>
             <w:r>
               <w:rPr>
@@ -823,7 +853,7 @@
                 <w:noProof/>
                 <w:webHidden/>
               </w:rPr>
-              <w:t>7</w:t>
+              <w:t>6</w:t>
             </w:r>
             <w:r>
               <w:rPr>
@@ -851,7 +881,7 @@
               <w14:ligatures w14:val="standardContextual"/>
             </w:rPr>
           </w:pPr>
-          <w:hyperlink w:anchor="_Toc215732821" w:history="1">
+          <w:hyperlink w:anchor="_Toc221364313" w:history="1">
             <w:r>
               <w:rPr>
                 <w:rStyle w:val="Hipervnculo"/>
@@ -902,7 +932,7 @@
                 <w:noProof/>
                 <w:webHidden/>
               </w:rPr>
-              <w:instrText xml:space="preserve"> PAGEREF _Toc215732821 \h </w:instrText>
+              <w:instrText xml:space="preserve"> PAGEREF _Toc221364313 \h </w:instrText>
             </w:r>
             <w:r>
               <w:rPr>
@@ -950,7 +980,7 @@
               <w14:ligatures w14:val="standardContextual"/>
             </w:rPr>
           </w:pPr>
-          <w:hyperlink w:anchor="_Toc215732822" w:history="1">
+          <w:hyperlink w:anchor="_Toc221364314" w:history="1">
             <w:r>
               <w:rPr>
                 <w:rStyle w:val="Hipervnculo"/>
@@ -1001,7 +1031,7 @@
                 <w:noProof/>
                 <w:webHidden/>
               </w:rPr>
-              <w:instrText xml:space="preserve"> PAGEREF _Toc215732822 \h </w:instrText>
+              <w:instrText xml:space="preserve"> PAGEREF _Toc221364314 \h </w:instrText>
             </w:r>
             <w:r>
               <w:rPr>
@@ -1021,7 +1051,7 @@
                 <w:noProof/>
                 <w:webHidden/>
               </w:rPr>
-              <w:t>10</w:t>
+              <w:t>9</w:t>
             </w:r>
             <w:r>
               <w:rPr>
@@ -1049,7 +1079,7 @@
               <w14:ligatures w14:val="standardContextual"/>
             </w:rPr>
           </w:pPr>
-          <w:hyperlink w:anchor="_Toc215732823" w:history="1">
+          <w:hyperlink w:anchor="_Toc221364315" w:history="1">
             <w:r>
               <w:rPr>
                 <w:rStyle w:val="Hipervnculo"/>
@@ -1100,7 +1130,7 @@
                 <w:noProof/>
                 <w:webHidden/>
               </w:rPr>
-              <w:instrText xml:space="preserve"> PAGEREF _Toc215732823 \h </w:instrText>
+              <w:instrText xml:space="preserve"> PAGEREF _Toc221364315 \h </w:instrText>
             </w:r>
             <w:r>
               <w:rPr>
@@ -1120,7 +1150,7 @@
                 <w:noProof/>
                 <w:webHidden/>
               </w:rPr>
-              <w:t>13</w:t>
+              <w:t>12</w:t>
             </w:r>
             <w:r>
               <w:rPr>
@@ -1148,7 +1178,7 @@
               <w14:ligatures w14:val="standardContextual"/>
             </w:rPr>
           </w:pPr>
-          <w:hyperlink w:anchor="_Toc215732824" w:history="1">
+          <w:hyperlink w:anchor="_Toc221364316" w:history="1">
             <w:r>
               <w:rPr>
                 <w:rStyle w:val="Hipervnculo"/>
@@ -1199,7 +1229,7 @@
                 <w:noProof/>
                 <w:webHidden/>
               </w:rPr>
-              <w:instrText xml:space="preserve"> PAGEREF _Toc215732824 \h </w:instrText>
+              <w:instrText xml:space="preserve"> PAGEREF _Toc221364316 \h </w:instrText>
             </w:r>
             <w:r>
               <w:rPr>
@@ -1219,7 +1249,7 @@
                 <w:noProof/>
                 <w:webHidden/>
               </w:rPr>
-              <w:t>21</w:t>
+              <w:t>20</w:t>
             </w:r>
             <w:r>
               <w:rPr>
@@ -1243,7 +1273,7 @@
               <w14:ligatures w14:val="standardContextual"/>
             </w:rPr>
           </w:pPr>
-          <w:hyperlink w:anchor="_Toc215732825" w:history="1">
+          <w:hyperlink w:anchor="_Toc221364317" w:history="1">
             <w:r>
               <w:rPr>
                 <w:rStyle w:val="Hipervnculo"/>
@@ -1273,7 +1303,7 @@
                 <w:noProof/>
                 <w:webHidden/>
               </w:rPr>
-              <w:instrText xml:space="preserve"> PAGEREF _Toc215732825 \h </w:instrText>
+              <w:instrText xml:space="preserve"> PAGEREF _Toc221364317 \h </w:instrText>
             </w:r>
             <w:r>
               <w:rPr>
@@ -1293,7 +1323,7 @@
                 <w:noProof/>
                 <w:webHidden/>
               </w:rPr>
-              <w:t>23</w:t>
+              <w:t>22</w:t>
             </w:r>
             <w:r>
               <w:rPr>
@@ -1321,7 +1351,7 @@
               <w14:ligatures w14:val="standardContextual"/>
             </w:rPr>
           </w:pPr>
-          <w:hyperlink w:anchor="_Toc215732826" w:history="1">
+          <w:hyperlink w:anchor="_Toc221364318" w:history="1">
             <w:r>
               <w:rPr>
                 <w:rStyle w:val="Hipervnculo"/>
@@ -1372,7 +1402,7 @@
                 <w:noProof/>
                 <w:webHidden/>
               </w:rPr>
-              <w:instrText xml:space="preserve"> PAGEREF _Toc215732826 \h </w:instrText>
+              <w:instrText xml:space="preserve"> PAGEREF _Toc221364318 \h </w:instrText>
             </w:r>
             <w:r>
               <w:rPr>
@@ -1392,7 +1422,7 @@
                 <w:noProof/>
                 <w:webHidden/>
               </w:rPr>
-              <w:t>23</w:t>
+              <w:t>22</w:t>
             </w:r>
             <w:r>
               <w:rPr>
@@ -1420,7 +1450,7 @@
               <w14:ligatures w14:val="standardContextual"/>
             </w:rPr>
           </w:pPr>
-          <w:hyperlink w:anchor="_Toc215732827" w:history="1">
+          <w:hyperlink w:anchor="_Toc221364319" w:history="1">
             <w:r>
               <w:rPr>
                 <w:rStyle w:val="Hipervnculo"/>
@@ -1471,7 +1501,7 @@
                 <w:noProof/>
                 <w:webHidden/>
               </w:rPr>
-              <w:instrText xml:space="preserve"> PAGEREF _Toc215732827 \h </w:instrText>
+              <w:instrText xml:space="preserve"> PAGEREF _Toc221364319 \h </w:instrText>
             </w:r>
             <w:r>
               <w:rPr>
@@ -1491,7 +1521,7 @@
                 <w:noProof/>
                 <w:webHidden/>
               </w:rPr>
-              <w:t>26</w:t>
+              <w:t>25</w:t>
             </w:r>
             <w:r>
               <w:rPr>
@@ -1515,7 +1545,7 @@
               <w14:ligatures w14:val="standardContextual"/>
             </w:rPr>
           </w:pPr>
-          <w:hyperlink w:anchor="_Toc215732828" w:history="1">
+          <w:hyperlink w:anchor="_Toc221364320" w:history="1">
             <w:r>
               <w:rPr>
                 <w:rStyle w:val="Hipervnculo"/>
@@ -1545,7 +1575,7 @@
                 <w:noProof/>
                 <w:webHidden/>
               </w:rPr>
-              <w:instrText xml:space="preserve"> PAGEREF _Toc215732828 \h </w:instrText>
+              <w:instrText xml:space="preserve"> PAGEREF _Toc221364320 \h </w:instrText>
             </w:r>
             <w:r>
               <w:rPr>
@@ -1593,7 +1623,7 @@
               <w14:ligatures w14:val="standardContextual"/>
             </w:rPr>
           </w:pPr>
-          <w:hyperlink w:anchor="_Toc215732829" w:history="1">
+          <w:hyperlink w:anchor="_Toc221364321" w:history="1">
             <w:r>
               <w:rPr>
                 <w:rStyle w:val="Hipervnculo"/>
@@ -1644,7 +1674,7 @@
                 <w:noProof/>
                 <w:webHidden/>
               </w:rPr>
-              <w:instrText xml:space="preserve"> PAGEREF _Toc215732829 \h </w:instrText>
+              <w:instrText xml:space="preserve"> PAGEREF _Toc221364321 \h </w:instrText>
             </w:r>
             <w:r>
               <w:rPr>
@@ -1692,7 +1722,7 @@
               <w14:ligatures w14:val="standardContextual"/>
             </w:rPr>
           </w:pPr>
-          <w:hyperlink w:anchor="_Toc215732830" w:history="1">
+          <w:hyperlink w:anchor="_Toc221364322" w:history="1">
             <w:r>
               <w:rPr>
                 <w:rStyle w:val="Hipervnculo"/>
@@ -1743,7 +1773,7 @@
                 <w:noProof/>
                 <w:webHidden/>
               </w:rPr>
-              <w:instrText xml:space="preserve"> PAGEREF _Toc215732830 \h </w:instrText>
+              <w:instrText xml:space="preserve"> PAGEREF _Toc221364322 \h </w:instrText>
             </w:r>
             <w:r>
               <w:rPr>
@@ -1763,7 +1793,7 @@
                 <w:noProof/>
                 <w:webHidden/>
               </w:rPr>
-              <w:t>32</w:t>
+              <w:t>31</w:t>
             </w:r>
             <w:r>
               <w:rPr>
@@ -1787,7 +1817,7 @@
               <w14:ligatures w14:val="standardContextual"/>
             </w:rPr>
           </w:pPr>
-          <w:hyperlink w:anchor="_Toc215732831" w:history="1">
+          <w:hyperlink w:anchor="_Toc221364323" w:history="1">
             <w:r>
               <w:rPr>
                 <w:rStyle w:val="Hipervnculo"/>
@@ -1817,7 +1847,7 @@
                 <w:noProof/>
                 <w:webHidden/>
               </w:rPr>
-              <w:instrText xml:space="preserve"> PAGEREF _Toc215732831 \h </w:instrText>
+              <w:instrText xml:space="preserve"> PAGEREF _Toc221364323 \h </w:instrText>
             </w:r>
             <w:r>
               <w:rPr>
@@ -1865,7 +1895,7 @@
               <w14:ligatures w14:val="standardContextual"/>
             </w:rPr>
           </w:pPr>
-          <w:hyperlink w:anchor="_Toc215732832" w:history="1">
+          <w:hyperlink w:anchor="_Toc221364324" w:history="1">
             <w:r>
               <w:rPr>
                 <w:rStyle w:val="Hipervnculo"/>
@@ -1916,7 +1946,7 @@
                 <w:noProof/>
                 <w:webHidden/>
               </w:rPr>
-              <w:instrText xml:space="preserve"> PAGEREF _Toc215732832 \h </w:instrText>
+              <w:instrText xml:space="preserve"> PAGEREF _Toc221364324 \h </w:instrText>
             </w:r>
             <w:r>
               <w:rPr>
@@ -1964,7 +1994,7 @@
               <w14:ligatures w14:val="standardContextual"/>
             </w:rPr>
           </w:pPr>
-          <w:hyperlink w:anchor="_Toc215732833" w:history="1">
+          <w:hyperlink w:anchor="_Toc221364325" w:history="1">
             <w:r>
               <w:rPr>
                 <w:rStyle w:val="Hipervnculo"/>
@@ -2015,7 +2045,7 @@
                 <w:noProof/>
                 <w:webHidden/>
               </w:rPr>
-              <w:instrText xml:space="preserve"> PAGEREF _Toc215732833 \h </w:instrText>
+              <w:instrText xml:space="preserve"> PAGEREF _Toc221364325 \h </w:instrText>
             </w:r>
             <w:r>
               <w:rPr>
@@ -2035,7 +2065,7 @@
                 <w:noProof/>
                 <w:webHidden/>
               </w:rPr>
-              <w:t>33</w:t>
+              <w:t>34</w:t>
             </w:r>
             <w:r>
               <w:rPr>
@@ -2059,7 +2089,7 @@
               <w14:ligatures w14:val="standardContextual"/>
             </w:rPr>
           </w:pPr>
-          <w:hyperlink w:anchor="_Toc215732834" w:history="1">
+          <w:hyperlink w:anchor="_Toc221364326" w:history="1">
             <w:r>
               <w:rPr>
                 <w:rStyle w:val="Hipervnculo"/>
@@ -2089,7 +2119,7 @@
                 <w:noProof/>
                 <w:webHidden/>
               </w:rPr>
-              <w:instrText xml:space="preserve"> PAGEREF _Toc215732834 \h </w:instrText>
+              <w:instrText xml:space="preserve"> PAGEREF _Toc221364326 \h </w:instrText>
             </w:r>
             <w:r>
               <w:rPr>
@@ -2109,7 +2139,7 @@
                 <w:noProof/>
                 <w:webHidden/>
               </w:rPr>
-              <w:t>34</w:t>
+              <w:t>36</w:t>
             </w:r>
             <w:r>
               <w:rPr>
@@ -2137,7 +2167,7 @@
               <w14:ligatures w14:val="standardContextual"/>
             </w:rPr>
           </w:pPr>
-          <w:hyperlink w:anchor="_Toc215732835" w:history="1">
+          <w:hyperlink w:anchor="_Toc221364327" w:history="1">
             <w:r>
               <w:rPr>
                 <w:rStyle w:val="Hipervnculo"/>
@@ -2195,7 +2225,7 @@
                 <w:noProof/>
                 <w:webHidden/>
               </w:rPr>
-              <w:instrText xml:space="preserve"> PAGEREF _Toc215732835 \h </w:instrText>
+              <w:instrText xml:space="preserve"> PAGEREF _Toc221364327 \h </w:instrText>
             </w:r>
             <w:r>
               <w:rPr>
@@ -2215,7 +2245,7 @@
                 <w:noProof/>
                 <w:webHidden/>
               </w:rPr>
-              <w:t>34</w:t>
+              <w:t>36</w:t>
             </w:r>
             <w:r>
               <w:rPr>
@@ -2243,7 +2273,7 @@
               <w14:ligatures w14:val="standardContextual"/>
             </w:rPr>
           </w:pPr>
-          <w:hyperlink w:anchor="_Toc215732836" w:history="1">
+          <w:hyperlink w:anchor="_Toc221364328" w:history="1">
             <w:r>
               <w:rPr>
                 <w:rStyle w:val="Hipervnculo"/>
@@ -2294,7 +2324,7 @@
                 <w:noProof/>
                 <w:webHidden/>
               </w:rPr>
-              <w:instrText xml:space="preserve"> PAGEREF _Toc215732836 \h </w:instrText>
+              <w:instrText xml:space="preserve"> PAGEREF _Toc221364328 \h </w:instrText>
             </w:r>
             <w:r>
               <w:rPr>
@@ -2314,7 +2344,7 @@
                 <w:noProof/>
                 <w:webHidden/>
               </w:rPr>
-              <w:t>37</w:t>
+              <w:t>39</w:t>
             </w:r>
             <w:r>
               <w:rPr>
@@ -2341,7 +2371,7 @@
               <w14:ligatures w14:val="standardContextual"/>
             </w:rPr>
           </w:pPr>
-          <w:hyperlink w:anchor="_Toc215732837" w:history="1">
+          <w:hyperlink w:anchor="_Toc221364329" w:history="1">
             <w:r>
               <w:rPr>
                 <w:rStyle w:val="Hipervnculo"/>
@@ -2371,7 +2401,7 @@
                 <w:noProof/>
                 <w:webHidden/>
               </w:rPr>
-              <w:instrText xml:space="preserve"> PAGEREF _Toc215732837 \h </w:instrText>
+              <w:instrText xml:space="preserve"> PAGEREF _Toc221364329 \h </w:instrText>
             </w:r>
             <w:r>
               <w:rPr>
@@ -2391,7 +2421,7 @@
                 <w:noProof/>
                 <w:webHidden/>
               </w:rPr>
-              <w:t>38</w:t>
+              <w:t>40</w:t>
             </w:r>
             <w:r>
               <w:rPr>
@@ -2419,7 +2449,7 @@
               <w14:ligatures w14:val="standardContextual"/>
             </w:rPr>
           </w:pPr>
-          <w:hyperlink w:anchor="_Toc215732838" w:history="1">
+          <w:hyperlink w:anchor="_Toc221364330" w:history="1">
             <w:r>
               <w:rPr>
                 <w:rStyle w:val="Hipervnculo"/>
@@ -2470,7 +2500,7 @@
                 <w:noProof/>
                 <w:webHidden/>
               </w:rPr>
-              <w:instrText xml:space="preserve"> PAGEREF _Toc215732838 \h </w:instrText>
+              <w:instrText xml:space="preserve"> PAGEREF _Toc221364330 \h </w:instrText>
             </w:r>
             <w:r>
               <w:rPr>
@@ -2490,7 +2520,7 @@
                 <w:noProof/>
                 <w:webHidden/>
               </w:rPr>
-              <w:t>40</w:t>
+              <w:t>42</w:t>
             </w:r>
             <w:r>
               <w:rPr>
@@ -2518,7 +2548,7 @@
               <w14:ligatures w14:val="standardContextual"/>
             </w:rPr>
           </w:pPr>
-          <w:hyperlink w:anchor="_Toc215732839" w:history="1">
+          <w:hyperlink w:anchor="_Toc221364331" w:history="1">
             <w:r>
               <w:rPr>
                 <w:rStyle w:val="Hipervnculo"/>
@@ -2569,7 +2599,7 @@
                 <w:noProof/>
                 <w:webHidden/>
               </w:rPr>
-              <w:instrText xml:space="preserve"> PAGEREF _Toc215732839 \h </w:instrText>
+              <w:instrText xml:space="preserve"> PAGEREF _Toc221364331 \h </w:instrText>
             </w:r>
             <w:r>
               <w:rPr>
@@ -2589,7 +2619,7 @@
                 <w:noProof/>
                 <w:webHidden/>
               </w:rPr>
-              <w:t>43</w:t>
+              <w:t>45</w:t>
             </w:r>
             <w:r>
               <w:rPr>
@@ -2613,7 +2643,7 @@
               <w14:ligatures w14:val="standardContextual"/>
             </w:rPr>
           </w:pPr>
-          <w:hyperlink w:anchor="_Toc215732840" w:history="1">
+          <w:hyperlink w:anchor="_Toc221364332" w:history="1">
             <w:r>
               <w:rPr>
                 <w:rStyle w:val="Hipervnculo"/>
@@ -2643,7 +2673,7 @@
                 <w:noProof/>
                 <w:webHidden/>
               </w:rPr>
-              <w:instrText xml:space="preserve"> PAGEREF _Toc215732840 \h </w:instrText>
+              <w:instrText xml:space="preserve"> PAGEREF _Toc221364332 \h </w:instrText>
             </w:r>
             <w:r>
               <w:rPr>
@@ -2663,7 +2693,7 @@
                 <w:noProof/>
                 <w:webHidden/>
               </w:rPr>
-              <w:t>44</w:t>
+              <w:t>46</w:t>
             </w:r>
             <w:r>
               <w:rPr>
@@ -2691,7 +2721,7 @@
               <w14:ligatures w14:val="standardContextual"/>
             </w:rPr>
           </w:pPr>
-          <w:hyperlink w:anchor="_Toc215732841" w:history="1">
+          <w:hyperlink w:anchor="_Toc221364333" w:history="1">
             <w:r>
               <w:rPr>
                 <w:rStyle w:val="Hipervnculo"/>
@@ -2742,7 +2772,7 @@
                 <w:noProof/>
                 <w:webHidden/>
               </w:rPr>
-              <w:instrText xml:space="preserve"> PAGEREF _Toc215732841 \h </w:instrText>
+              <w:instrText xml:space="preserve"> PAGEREF _Toc221364333 \h </w:instrText>
             </w:r>
             <w:r>
               <w:rPr>
@@ -2762,7 +2792,7 @@
                 <w:noProof/>
                 <w:webHidden/>
               </w:rPr>
-              <w:t>44</w:t>
+              <w:t>46</w:t>
             </w:r>
             <w:r>
               <w:rPr>
@@ -2790,7 +2820,7 @@
               <w14:ligatures w14:val="standardContextual"/>
             </w:rPr>
           </w:pPr>
-          <w:hyperlink w:anchor="_Toc215732842" w:history="1">
+          <w:hyperlink w:anchor="_Toc221364334" w:history="1">
             <w:r>
               <w:rPr>
                 <w:rStyle w:val="Hipervnculo"/>
@@ -2841,7 +2871,7 @@
                 <w:noProof/>
                 <w:webHidden/>
               </w:rPr>
-              <w:instrText xml:space="preserve"> PAGEREF _Toc215732842 \h </w:instrText>
+              <w:instrText xml:space="preserve"> PAGEREF _Toc221364334 \h </w:instrText>
             </w:r>
             <w:r>
               <w:rPr>
@@ -2861,7 +2891,7 @@
                 <w:noProof/>
                 <w:webHidden/>
               </w:rPr>
-              <w:t>49</w:t>
+              <w:t>53</w:t>
             </w:r>
             <w:r>
               <w:rPr>
@@ -2888,7 +2918,7 @@
               <w14:ligatures w14:val="standardContextual"/>
             </w:rPr>
           </w:pPr>
-          <w:hyperlink w:anchor="_Toc215732843" w:history="1">
+          <w:hyperlink w:anchor="_Toc221364335" w:history="1">
             <w:r>
               <w:rPr>
                 <w:noProof/>
@@ -2908,7 +2938,7 @@
                 <w:noProof/>
                 <w:webHidden/>
               </w:rPr>
-              <w:instrText xml:space="preserve"> PAGEREF _Toc215732843 \h </w:instrText>
+              <w:instrText xml:space="preserve"> PAGEREF _Toc221364335 \h </w:instrText>
             </w:r>
             <w:r>
               <w:rPr>
@@ -2928,7 +2958,7 @@
                 <w:noProof/>
                 <w:webHidden/>
               </w:rPr>
-              <w:t>49</w:t>
+              <w:t>53</w:t>
             </w:r>
             <w:r>
               <w:rPr>
@@ -2952,7 +2982,7 @@
               <w14:ligatures w14:val="standardContextual"/>
             </w:rPr>
           </w:pPr>
-          <w:hyperlink w:anchor="_Toc215732844" w:history="1">
+          <w:hyperlink w:anchor="_Toc221364336" w:history="1">
             <w:r>
               <w:rPr>
                 <w:rStyle w:val="Hipervnculo"/>
@@ -2982,7 +3012,7 @@
                 <w:noProof/>
                 <w:webHidden/>
               </w:rPr>
-              <w:instrText xml:space="preserve"> PAGEREF _Toc215732844 \h </w:instrText>
+              <w:instrText xml:space="preserve"> PAGEREF _Toc221364336 \h </w:instrText>
             </w:r>
             <w:r>
               <w:rPr>
@@ -3002,7 +3032,7 @@
                 <w:noProof/>
                 <w:webHidden/>
               </w:rPr>
-              <w:t>50</w:t>
+              <w:t>54</w:t>
             </w:r>
             <w:r>
               <w:rPr>
@@ -3030,7 +3060,7 @@
               <w14:ligatures w14:val="standardContextual"/>
             </w:rPr>
           </w:pPr>
-          <w:hyperlink w:anchor="_Toc215732845" w:history="1">
+          <w:hyperlink w:anchor="_Toc221364337" w:history="1">
             <w:r>
               <w:rPr>
                 <w:rStyle w:val="Hipervnculo"/>
@@ -3081,7 +3111,7 @@
                 <w:noProof/>
                 <w:webHidden/>
               </w:rPr>
-              <w:instrText xml:space="preserve"> PAGEREF _Toc215732845 \h </w:instrText>
+              <w:instrText xml:space="preserve"> PAGEREF _Toc221364337 \h </w:instrText>
             </w:r>
             <w:r>
               <w:rPr>
@@ -3101,7 +3131,7 @@
                 <w:noProof/>
                 <w:webHidden/>
               </w:rPr>
-              <w:t>50</w:t>
+              <w:t>54</w:t>
             </w:r>
             <w:r>
               <w:rPr>
@@ -3129,7 +3159,7 @@
               <w14:ligatures w14:val="standardContextual"/>
             </w:rPr>
           </w:pPr>
-          <w:hyperlink w:anchor="_Toc215732846" w:history="1">
+          <w:hyperlink w:anchor="_Toc221364338" w:history="1">
             <w:r>
               <w:rPr>
                 <w:rStyle w:val="Hipervnculo"/>
@@ -3180,7 +3210,7 @@
                 <w:noProof/>
                 <w:webHidden/>
               </w:rPr>
-              <w:instrText xml:space="preserve"> PAGEREF _Toc215732846 \h </w:instrText>
+              <w:instrText xml:space="preserve"> PAGEREF _Toc221364338 \h </w:instrText>
             </w:r>
             <w:r>
               <w:rPr>
@@ -3200,7 +3230,7 @@
                 <w:noProof/>
                 <w:webHidden/>
               </w:rPr>
-              <w:t>58</w:t>
+              <w:t>62</w:t>
             </w:r>
             <w:r>
               <w:rPr>
@@ -3228,7 +3258,7 @@
               <w14:ligatures w14:val="standardContextual"/>
             </w:rPr>
           </w:pPr>
-          <w:hyperlink w:anchor="_Toc215732847" w:history="1">
+          <w:hyperlink w:anchor="_Toc221364339" w:history="1">
             <w:r>
               <w:rPr>
                 <w:rStyle w:val="Hipervnculo"/>
@@ -3279,7 +3309,7 @@
                 <w:noProof/>
                 <w:webHidden/>
               </w:rPr>
-              <w:instrText xml:space="preserve"> PAGEREF _Toc215732847 \h </w:instrText>
+              <w:instrText xml:space="preserve"> PAGEREF _Toc221364339 \h </w:instrText>
             </w:r>
             <w:r>
               <w:rPr>
@@ -3299,7 +3329,7 @@
                 <w:noProof/>
                 <w:webHidden/>
               </w:rPr>
-              <w:t>60</w:t>
+              <w:t>64</w:t>
             </w:r>
             <w:r>
               <w:rPr>
@@ -3323,7 +3353,7 @@
               <w14:ligatures w14:val="standardContextual"/>
             </w:rPr>
           </w:pPr>
-          <w:hyperlink w:anchor="_Toc215732848" w:history="1">
+          <w:hyperlink w:anchor="_Toc221364340" w:history="1">
             <w:r>
               <w:rPr>
                 <w:rStyle w:val="Hipervnculo"/>
@@ -3353,7 +3383,7 @@
                 <w:noProof/>
                 <w:webHidden/>
               </w:rPr>
-              <w:instrText xml:space="preserve"> PAGEREF _Toc215732848 \h </w:instrText>
+              <w:instrText xml:space="preserve"> PAGEREF _Toc221364340 \h </w:instrText>
             </w:r>
             <w:r>
               <w:rPr>
@@ -3373,7 +3403,7 @@
                 <w:noProof/>
                 <w:webHidden/>
               </w:rPr>
-              <w:t>61</w:t>
+              <w:t>65</w:t>
             </w:r>
             <w:r>
               <w:rPr>
@@ -3401,7 +3431,7 @@
               <w14:ligatures w14:val="standardContextual"/>
             </w:rPr>
           </w:pPr>
-          <w:hyperlink w:anchor="_Toc215732849" w:history="1">
+          <w:hyperlink w:anchor="_Toc221364341" w:history="1">
             <w:r>
               <w:rPr>
                 <w:rStyle w:val="Hipervnculo"/>
@@ -3452,7 +3482,7 @@
                 <w:noProof/>
                 <w:webHidden/>
               </w:rPr>
-              <w:instrText xml:space="preserve"> PAGEREF _Toc215732849 \h </w:instrText>
+              <w:instrText xml:space="preserve"> PAGEREF _Toc221364341 \h </w:instrText>
             </w:r>
             <w:r>
               <w:rPr>
@@ -3472,7 +3502,7 @@
                 <w:noProof/>
                 <w:webHidden/>
               </w:rPr>
-              <w:t>61</w:t>
+              <w:t>65</w:t>
             </w:r>
             <w:r>
               <w:rPr>
@@ -3500,7 +3530,7 @@
               <w14:ligatures w14:val="standardContextual"/>
             </w:rPr>
           </w:pPr>
-          <w:hyperlink w:anchor="_Toc215732850" w:history="1">
+          <w:hyperlink w:anchor="_Toc221364342" w:history="1">
             <w:r>
               <w:rPr>
                 <w:rStyle w:val="Hipervnculo"/>
@@ -3551,7 +3581,7 @@
                 <w:noProof/>
                 <w:webHidden/>
               </w:rPr>
-              <w:instrText xml:space="preserve"> PAGEREF _Toc215732850 \h </w:instrText>
+              <w:instrText xml:space="preserve"> PAGEREF _Toc221364342 \h </w:instrText>
             </w:r>
             <w:r>
               <w:rPr>
@@ -3571,7 +3601,7 @@
                 <w:noProof/>
                 <w:webHidden/>
               </w:rPr>
-              <w:t>61</w:t>
+              <w:t>65</w:t>
             </w:r>
             <w:r>
               <w:rPr>
@@ -3595,7 +3625,7 @@
               <w14:ligatures w14:val="standardContextual"/>
             </w:rPr>
           </w:pPr>
-          <w:hyperlink w:anchor="_Toc215732851" w:history="1">
+          <w:hyperlink w:anchor="_Toc221364343" w:history="1">
             <w:r>
               <w:rPr>
                 <w:rStyle w:val="Hipervnculo"/>
@@ -3625,7 +3655,7 @@
                 <w:noProof/>
                 <w:webHidden/>
               </w:rPr>
-              <w:instrText xml:space="preserve"> PAGEREF _Toc215732851 \h </w:instrText>
+              <w:instrText xml:space="preserve"> PAGEREF _Toc221364343 \h </w:instrText>
             </w:r>
             <w:r>
               <w:rPr>
@@ -3645,7 +3675,7 @@
                 <w:noProof/>
                 <w:webHidden/>
               </w:rPr>
-              <w:t>61</w:t>
+              <w:t>65</w:t>
             </w:r>
             <w:r>
               <w:rPr>
@@ -3673,7 +3703,7 @@
               <w14:ligatures w14:val="standardContextual"/>
             </w:rPr>
           </w:pPr>
-          <w:hyperlink w:anchor="_Toc215732852" w:history="1">
+          <w:hyperlink w:anchor="_Toc221364344" w:history="1">
             <w:r>
               <w:rPr>
                 <w:rStyle w:val="Hipervnculo"/>
@@ -3724,7 +3754,7 @@
                 <w:noProof/>
                 <w:webHidden/>
               </w:rPr>
-              <w:instrText xml:space="preserve"> PAGEREF _Toc215732852 \h </w:instrText>
+              <w:instrText xml:space="preserve"> PAGEREF _Toc221364344 \h </w:instrText>
             </w:r>
             <w:r>
               <w:rPr>
@@ -3744,7 +3774,7 @@
                 <w:noProof/>
                 <w:webHidden/>
               </w:rPr>
-              <w:t>61</w:t>
+              <w:t>65</w:t>
             </w:r>
             <w:r>
               <w:rPr>
@@ -3772,7 +3802,7 @@
               <w14:ligatures w14:val="standardContextual"/>
             </w:rPr>
           </w:pPr>
-          <w:hyperlink w:anchor="_Toc215732853" w:history="1">
+          <w:hyperlink w:anchor="_Toc221364345" w:history="1">
             <w:r>
               <w:rPr>
                 <w:rStyle w:val="Hipervnculo"/>
@@ -3823,7 +3853,7 @@
                 <w:noProof/>
                 <w:webHidden/>
               </w:rPr>
-              <w:instrText xml:space="preserve"> PAGEREF _Toc215732853 \h </w:instrText>
+              <w:instrText xml:space="preserve"> PAGEREF _Toc221364345 \h </w:instrText>
             </w:r>
             <w:r>
               <w:rPr>
@@ -3843,7 +3873,7 @@
                 <w:noProof/>
                 <w:webHidden/>
               </w:rPr>
-              <w:t>61</w:t>
+              <w:t>65</w:t>
             </w:r>
             <w:r>
               <w:rPr>
@@ -3867,7 +3897,7 @@
               <w14:ligatures w14:val="standardContextual"/>
             </w:rPr>
           </w:pPr>
-          <w:hyperlink w:anchor="_Toc215732854" w:history="1">
+          <w:hyperlink w:anchor="_Toc221364346" w:history="1">
             <w:r>
               <w:rPr>
                 <w:rStyle w:val="Hipervnculo"/>
@@ -3897,7 +3927,7 @@
                 <w:noProof/>
                 <w:webHidden/>
               </w:rPr>
-              <w:instrText xml:space="preserve"> PAGEREF _Toc215732854 \h </w:instrText>
+              <w:instrText xml:space="preserve"> PAGEREF _Toc221364346 \h </w:instrText>
             </w:r>
             <w:r>
               <w:rPr>
@@ -3917,7 +3947,7 @@
                 <w:noProof/>
                 <w:webHidden/>
               </w:rPr>
-              <w:t>61</w:t>
+              <w:t>65</w:t>
             </w:r>
             <w:r>
               <w:rPr>
@@ -3941,7 +3971,7 @@
               <w14:ligatures w14:val="standardContextual"/>
             </w:rPr>
           </w:pPr>
-          <w:hyperlink w:anchor="_Toc215732855" w:history="1">
+          <w:hyperlink w:anchor="_Toc221364347" w:history="1">
             <w:r>
               <w:rPr>
                 <w:rStyle w:val="Hipervnculo"/>
@@ -3971,7 +4001,7 @@
                 <w:noProof/>
                 <w:webHidden/>
               </w:rPr>
-              <w:instrText xml:space="preserve"> PAGEREF _Toc215732855 \h </w:instrText>
+              <w:instrText xml:space="preserve"> PAGEREF _Toc221364347 \h </w:instrText>
             </w:r>
             <w:r>
               <w:rPr>
@@ -3991,7 +4021,7 @@
                 <w:noProof/>
                 <w:webHidden/>
               </w:rPr>
-              <w:t>61</w:t>
+              <w:t>65</w:t>
             </w:r>
             <w:r>
               <w:rPr>
@@ -4019,7 +4049,7 @@
               <w14:ligatures w14:val="standardContextual"/>
             </w:rPr>
           </w:pPr>
-          <w:hyperlink w:anchor="_Toc215732856" w:history="1">
+          <w:hyperlink w:anchor="_Toc221364348" w:history="1">
             <w:r>
               <w:rPr>
                 <w:rStyle w:val="Hipervnculo"/>
@@ -4070,7 +4100,7 @@
                 <w:noProof/>
                 <w:webHidden/>
               </w:rPr>
-              <w:instrText xml:space="preserve"> PAGEREF _Toc215732856 \h </w:instrText>
+              <w:instrText xml:space="preserve"> PAGEREF _Toc221364348 \h </w:instrText>
             </w:r>
             <w:r>
               <w:rPr>
@@ -4090,7 +4120,7 @@
                 <w:noProof/>
                 <w:webHidden/>
               </w:rPr>
-              <w:t>61</w:t>
+              <w:t>65</w:t>
             </w:r>
             <w:r>
               <w:rPr>
@@ -4118,7 +4148,7 @@
               <w14:ligatures w14:val="standardContextual"/>
             </w:rPr>
           </w:pPr>
-          <w:hyperlink w:anchor="_Toc215732857" w:history="1">
+          <w:hyperlink w:anchor="_Toc221364349" w:history="1">
             <w:r>
               <w:rPr>
                 <w:rStyle w:val="Hipervnculo"/>
@@ -4169,7 +4199,7 @@
                 <w:noProof/>
                 <w:webHidden/>
               </w:rPr>
-              <w:instrText xml:space="preserve"> PAGEREF _Toc215732857 \h </w:instrText>
+              <w:instrText xml:space="preserve"> PAGEREF _Toc221364349 \h </w:instrText>
             </w:r>
             <w:r>
               <w:rPr>
@@ -4189,7 +4219,7 @@
                 <w:noProof/>
                 <w:webHidden/>
               </w:rPr>
-              <w:t>62</w:t>
+              <w:t>66</w:t>
             </w:r>
             <w:r>
               <w:rPr>
@@ -4224,7 +4254,7 @@
           <w:bCs/>
         </w:rPr>
       </w:pPr>
-      <w:bookmarkStart w:id="0" w:name="_Toc215732816"/>
+      <w:bookmarkStart w:id="0" w:name="_Toc221364308"/>
       <w:r>
         <w:rPr>
           <w:rFonts w:ascii="Times New Roman" w:hAnsi="Times New Roman" w:cs="Times New Roman"/>
@@ -4248,8 +4278,8 @@
           <w:bCs/>
           <w:noProof/>
           <w:kern w:val="2"/>
-          <w:sz w:val="24"/>
-          <w:szCs w:val="24"/>
+          <w:sz w:val="20"/>
+          <w:szCs w:val="20"/>
           <w:lang w:eastAsia="es-ES"/>
           <w14:ligatures w14:val="standardContextual"/>
         </w:rPr>
@@ -4259,8 +4289,8 @@
           <w:rFonts w:ascii="Times New Roman" w:hAnsi="Times New Roman" w:cs="Times New Roman"/>
           <w:b/>
           <w:bCs/>
-          <w:sz w:val="24"/>
-          <w:szCs w:val="24"/>
+          <w:sz w:val="20"/>
+          <w:szCs w:val="20"/>
         </w:rPr>
         <w:fldChar w:fldCharType="begin"/>
       </w:r>
@@ -4269,8 +4299,8 @@
           <w:rFonts w:ascii="Times New Roman" w:hAnsi="Times New Roman" w:cs="Times New Roman"/>
           <w:b/>
           <w:bCs/>
-          <w:sz w:val="24"/>
-          <w:szCs w:val="24"/>
+          <w:sz w:val="20"/>
+          <w:szCs w:val="20"/>
         </w:rPr>
         <w:instrText xml:space="preserve"> TOC \h \z \c "FIGURA" </w:instrText>
       </w:r>
@@ -4279,8 +4309,8 @@
           <w:rFonts w:ascii="Times New Roman" w:hAnsi="Times New Roman" w:cs="Times New Roman"/>
           <w:b/>
           <w:bCs/>
-          <w:sz w:val="24"/>
-          <w:szCs w:val="24"/>
+          <w:sz w:val="20"/>
+          <w:szCs w:val="20"/>
         </w:rPr>
         <w:fldChar w:fldCharType="separate"/>
       </w:r>
@@ -4292,8 +4322,8 @@
             <w:b/>
             <w:bCs/>
             <w:noProof/>
-            <w:sz w:val="24"/>
-            <w:szCs w:val="24"/>
+            <w:sz w:val="20"/>
+            <w:szCs w:val="20"/>
           </w:rPr>
           <w:t>FIGURA 1 Temporalidad del proyecto. Elaboración propia.</w:t>
         </w:r>
@@ -4304,8 +4334,8 @@
             <w:bCs/>
             <w:noProof/>
             <w:webHidden/>
-            <w:sz w:val="24"/>
-            <w:szCs w:val="24"/>
+            <w:sz w:val="20"/>
+            <w:szCs w:val="20"/>
           </w:rPr>
           <w:tab/>
         </w:r>
@@ -4316,8 +4346,8 @@
             <w:bCs/>
             <w:noProof/>
             <w:webHidden/>
-            <w:sz w:val="24"/>
-            <w:szCs w:val="24"/>
+            <w:sz w:val="20"/>
+            <w:szCs w:val="20"/>
           </w:rPr>
           <w:fldChar w:fldCharType="begin"/>
         </w:r>
@@ -4328,8 +4358,8 @@
             <w:bCs/>
             <w:noProof/>
             <w:webHidden/>
-            <w:sz w:val="24"/>
-            <w:szCs w:val="24"/>
+            <w:sz w:val="20"/>
+            <w:szCs w:val="20"/>
           </w:rPr>
           <w:instrText xml:space="preserve"> PAGEREF _Toc215682521 \h </w:instrText>
         </w:r>
@@ -4340,8 +4370,8 @@
             <w:bCs/>
             <w:noProof/>
             <w:webHidden/>
-            <w:sz w:val="24"/>
-            <w:szCs w:val="24"/>
+            <w:sz w:val="20"/>
+            <w:szCs w:val="20"/>
           </w:rPr>
         </w:r>
         <w:r>
@@ -4351,8 +4381,8 @@
             <w:bCs/>
             <w:noProof/>
             <w:webHidden/>
-            <w:sz w:val="24"/>
-            <w:szCs w:val="24"/>
+            <w:sz w:val="20"/>
+            <w:szCs w:val="20"/>
           </w:rPr>
           <w:fldChar w:fldCharType="separate"/>
         </w:r>
@@ -4363,10 +4393,10 @@
             <w:bCs/>
             <w:noProof/>
             <w:webHidden/>
-            <w:sz w:val="24"/>
-            <w:szCs w:val="24"/>
+            <w:sz w:val="20"/>
+            <w:szCs w:val="20"/>
           </w:rPr>
-          <w:t>22</w:t>
+          <w:t>21</w:t>
         </w:r>
         <w:r>
           <w:rPr>
@@ -4375,8 +4405,8 @@
             <w:bCs/>
             <w:noProof/>
             <w:webHidden/>
-            <w:sz w:val="24"/>
-            <w:szCs w:val="24"/>
+            <w:sz w:val="20"/>
+            <w:szCs w:val="20"/>
           </w:rPr>
           <w:fldChar w:fldCharType="end"/>
         </w:r>
@@ -4395,8 +4425,8 @@
           <w:bCs/>
           <w:noProof/>
           <w:kern w:val="2"/>
-          <w:sz w:val="24"/>
-          <w:szCs w:val="24"/>
+          <w:sz w:val="20"/>
+          <w:szCs w:val="20"/>
           <w:lang w:eastAsia="es-ES"/>
           <w14:ligatures w14:val="standardContextual"/>
         </w:rPr>
@@ -4409,8 +4439,8 @@
             <w:b/>
             <w:bCs/>
             <w:noProof/>
-            <w:sz w:val="24"/>
-            <w:szCs w:val="24"/>
+            <w:sz w:val="20"/>
+            <w:szCs w:val="20"/>
           </w:rPr>
           <w:t>FIGURA 2: Logotipo FoodNow. Realización propia.</w:t>
         </w:r>
@@ -4421,8 +4451,8 @@
             <w:bCs/>
             <w:noProof/>
             <w:webHidden/>
-            <w:sz w:val="24"/>
-            <w:szCs w:val="24"/>
+            <w:sz w:val="20"/>
+            <w:szCs w:val="20"/>
           </w:rPr>
           <w:tab/>
         </w:r>
@@ -4433,8 +4463,8 @@
             <w:bCs/>
             <w:noProof/>
             <w:webHidden/>
-            <w:sz w:val="24"/>
-            <w:szCs w:val="24"/>
+            <w:sz w:val="20"/>
+            <w:szCs w:val="20"/>
           </w:rPr>
           <w:fldChar w:fldCharType="begin"/>
         </w:r>
@@ -4445,8 +4475,8 @@
             <w:bCs/>
             <w:noProof/>
             <w:webHidden/>
-            <w:sz w:val="24"/>
-            <w:szCs w:val="24"/>
+            <w:sz w:val="20"/>
+            <w:szCs w:val="20"/>
           </w:rPr>
           <w:instrText xml:space="preserve"> PAGEREF _Toc215682522 \h </w:instrText>
         </w:r>
@@ -4457,8 +4487,8 @@
             <w:bCs/>
             <w:noProof/>
             <w:webHidden/>
-            <w:sz w:val="24"/>
-            <w:szCs w:val="24"/>
+            <w:sz w:val="20"/>
+            <w:szCs w:val="20"/>
           </w:rPr>
         </w:r>
         <w:r>
@@ -4468,8 +4498,8 @@
             <w:bCs/>
             <w:noProof/>
             <w:webHidden/>
-            <w:sz w:val="24"/>
-            <w:szCs w:val="24"/>
+            <w:sz w:val="20"/>
+            <w:szCs w:val="20"/>
           </w:rPr>
           <w:fldChar w:fldCharType="separate"/>
         </w:r>
@@ -4480,10 +4510,10 @@
             <w:bCs/>
             <w:noProof/>
             <w:webHidden/>
-            <w:sz w:val="24"/>
-            <w:szCs w:val="24"/>
+            <w:sz w:val="20"/>
+            <w:szCs w:val="20"/>
           </w:rPr>
-          <w:t>27</w:t>
+          <w:t>25</w:t>
         </w:r>
         <w:r>
           <w:rPr>
@@ -4492,8 +4522,8 @@
             <w:bCs/>
             <w:noProof/>
             <w:webHidden/>
-            <w:sz w:val="24"/>
-            <w:szCs w:val="24"/>
+            <w:sz w:val="20"/>
+            <w:szCs w:val="20"/>
           </w:rPr>
           <w:fldChar w:fldCharType="end"/>
         </w:r>
@@ -4512,8 +4542,8 @@
           <w:bCs/>
           <w:noProof/>
           <w:kern w:val="2"/>
-          <w:sz w:val="24"/>
-          <w:szCs w:val="24"/>
+          <w:sz w:val="20"/>
+          <w:szCs w:val="20"/>
           <w:lang w:eastAsia="es-ES"/>
           <w14:ligatures w14:val="standardContextual"/>
         </w:rPr>
@@ -4526,8 +4556,8 @@
             <w:b/>
             <w:bCs/>
             <w:noProof/>
-            <w:sz w:val="24"/>
-            <w:szCs w:val="24"/>
+            <w:sz w:val="20"/>
+            <w:szCs w:val="20"/>
           </w:rPr>
           <w:t>FIGURA 3: Análisis DAFO. Elaboración propia.</w:t>
         </w:r>
@@ -4538,8 +4568,8 @@
             <w:bCs/>
             <w:noProof/>
             <w:webHidden/>
-            <w:sz w:val="24"/>
-            <w:szCs w:val="24"/>
+            <w:sz w:val="20"/>
+            <w:szCs w:val="20"/>
           </w:rPr>
           <w:tab/>
         </w:r>
@@ -4550,8 +4580,8 @@
             <w:bCs/>
             <w:noProof/>
             <w:webHidden/>
-            <w:sz w:val="24"/>
-            <w:szCs w:val="24"/>
+            <w:sz w:val="20"/>
+            <w:szCs w:val="20"/>
           </w:rPr>
           <w:fldChar w:fldCharType="begin"/>
         </w:r>
@@ -4562,8 +4592,8 @@
             <w:bCs/>
             <w:noProof/>
             <w:webHidden/>
-            <w:sz w:val="24"/>
-            <w:szCs w:val="24"/>
+            <w:sz w:val="20"/>
+            <w:szCs w:val="20"/>
           </w:rPr>
           <w:instrText xml:space="preserve"> PAGEREF _Toc215682523 \h </w:instrText>
         </w:r>
@@ -4574,8 +4604,8 @@
             <w:bCs/>
             <w:noProof/>
             <w:webHidden/>
-            <w:sz w:val="24"/>
-            <w:szCs w:val="24"/>
+            <w:sz w:val="20"/>
+            <w:szCs w:val="20"/>
           </w:rPr>
         </w:r>
         <w:r>
@@ -4585,8 +4615,8 @@
             <w:bCs/>
             <w:noProof/>
             <w:webHidden/>
-            <w:sz w:val="24"/>
-            <w:szCs w:val="24"/>
+            <w:sz w:val="20"/>
+            <w:szCs w:val="20"/>
           </w:rPr>
           <w:fldChar w:fldCharType="separate"/>
         </w:r>
@@ -4597,10 +4627,10 @@
             <w:bCs/>
             <w:noProof/>
             <w:webHidden/>
-            <w:sz w:val="24"/>
-            <w:szCs w:val="24"/>
+            <w:sz w:val="20"/>
+            <w:szCs w:val="20"/>
           </w:rPr>
-          <w:t>27</w:t>
+          <w:t>26</w:t>
         </w:r>
         <w:r>
           <w:rPr>
@@ -4609,8 +4639,8 @@
             <w:bCs/>
             <w:noProof/>
             <w:webHidden/>
-            <w:sz w:val="24"/>
-            <w:szCs w:val="24"/>
+            <w:sz w:val="20"/>
+            <w:szCs w:val="20"/>
           </w:rPr>
           <w:fldChar w:fldCharType="end"/>
         </w:r>
@@ -4629,8 +4659,8 @@
           <w:bCs/>
           <w:noProof/>
           <w:kern w:val="2"/>
-          <w:sz w:val="24"/>
-          <w:szCs w:val="24"/>
+          <w:sz w:val="20"/>
+          <w:szCs w:val="20"/>
           <w:lang w:eastAsia="es-ES"/>
           <w14:ligatures w14:val="standardContextual"/>
         </w:rPr>
@@ -4643,8 +4673,8 @@
             <w:b/>
             <w:bCs/>
             <w:noProof/>
-            <w:sz w:val="24"/>
-            <w:szCs w:val="24"/>
+            <w:sz w:val="20"/>
+            <w:szCs w:val="20"/>
           </w:rPr>
           <w:t>FIGURA 4: Modelo Entidad Relación. Elaboración Propia.</w:t>
         </w:r>
@@ -4655,8 +4685,8 @@
             <w:bCs/>
             <w:noProof/>
             <w:webHidden/>
-            <w:sz w:val="24"/>
-            <w:szCs w:val="24"/>
+            <w:sz w:val="20"/>
+            <w:szCs w:val="20"/>
           </w:rPr>
           <w:tab/>
         </w:r>
@@ -4667,8 +4697,8 @@
             <w:bCs/>
             <w:noProof/>
             <w:webHidden/>
-            <w:sz w:val="24"/>
-            <w:szCs w:val="24"/>
+            <w:sz w:val="20"/>
+            <w:szCs w:val="20"/>
           </w:rPr>
           <w:fldChar w:fldCharType="begin"/>
         </w:r>
@@ -4679,8 +4709,8 @@
             <w:bCs/>
             <w:noProof/>
             <w:webHidden/>
-            <w:sz w:val="24"/>
-            <w:szCs w:val="24"/>
+            <w:sz w:val="20"/>
+            <w:szCs w:val="20"/>
           </w:rPr>
           <w:instrText xml:space="preserve"> PAGEREF _Toc215682524 \h </w:instrText>
         </w:r>
@@ -4691,8 +4721,8 @@
             <w:bCs/>
             <w:noProof/>
             <w:webHidden/>
-            <w:sz w:val="24"/>
-            <w:szCs w:val="24"/>
+            <w:sz w:val="20"/>
+            <w:szCs w:val="20"/>
           </w:rPr>
         </w:r>
         <w:r>
@@ -4702,8 +4732,8 @@
             <w:bCs/>
             <w:noProof/>
             <w:webHidden/>
-            <w:sz w:val="24"/>
-            <w:szCs w:val="24"/>
+            <w:sz w:val="20"/>
+            <w:szCs w:val="20"/>
           </w:rPr>
           <w:fldChar w:fldCharType="separate"/>
         </w:r>
@@ -4714,10 +4744,10 @@
             <w:bCs/>
             <w:noProof/>
             <w:webHidden/>
-            <w:sz w:val="24"/>
-            <w:szCs w:val="24"/>
+            <w:sz w:val="20"/>
+            <w:szCs w:val="20"/>
           </w:rPr>
-          <w:t>37</w:t>
+          <w:t>39</w:t>
         </w:r>
         <w:r>
           <w:rPr>
@@ -4726,8 +4756,8 @@
             <w:bCs/>
             <w:noProof/>
             <w:webHidden/>
-            <w:sz w:val="24"/>
-            <w:szCs w:val="24"/>
+            <w:sz w:val="20"/>
+            <w:szCs w:val="20"/>
           </w:rPr>
           <w:fldChar w:fldCharType="end"/>
         </w:r>
@@ -4746,8 +4776,8 @@
           <w:bCs/>
           <w:noProof/>
           <w:kern w:val="2"/>
-          <w:sz w:val="24"/>
-          <w:szCs w:val="24"/>
+          <w:sz w:val="20"/>
+          <w:szCs w:val="20"/>
           <w:lang w:eastAsia="es-ES"/>
           <w14:ligatures w14:val="standardContextual"/>
         </w:rPr>
@@ -4760,8 +4790,8 @@
             <w:b/>
             <w:bCs/>
             <w:noProof/>
-            <w:sz w:val="24"/>
-            <w:szCs w:val="24"/>
+            <w:sz w:val="20"/>
+            <w:szCs w:val="20"/>
           </w:rPr>
           <w:t>FIGURA 5: Wireframe pantalla inicial de la App móvil. Elaboración propia.</w:t>
         </w:r>
@@ -4772,8 +4802,8 @@
             <w:bCs/>
             <w:noProof/>
             <w:webHidden/>
-            <w:sz w:val="24"/>
-            <w:szCs w:val="24"/>
+            <w:sz w:val="20"/>
+            <w:szCs w:val="20"/>
           </w:rPr>
           <w:tab/>
         </w:r>
@@ -4784,8 +4814,8 @@
             <w:bCs/>
             <w:noProof/>
             <w:webHidden/>
-            <w:sz w:val="24"/>
-            <w:szCs w:val="24"/>
+            <w:sz w:val="20"/>
+            <w:szCs w:val="20"/>
           </w:rPr>
           <w:fldChar w:fldCharType="begin"/>
         </w:r>
@@ -4796,8 +4826,8 @@
             <w:bCs/>
             <w:noProof/>
             <w:webHidden/>
-            <w:sz w:val="24"/>
-            <w:szCs w:val="24"/>
+            <w:sz w:val="20"/>
+            <w:szCs w:val="20"/>
           </w:rPr>
           <w:instrText xml:space="preserve"> PAGEREF _Toc215682525 \h </w:instrText>
         </w:r>
@@ -4808,8 +4838,8 @@
             <w:bCs/>
             <w:noProof/>
             <w:webHidden/>
-            <w:sz w:val="24"/>
-            <w:szCs w:val="24"/>
+            <w:sz w:val="20"/>
+            <w:szCs w:val="20"/>
           </w:rPr>
         </w:r>
         <w:r>
@@ -4819,8 +4849,8 @@
             <w:bCs/>
             <w:noProof/>
             <w:webHidden/>
-            <w:sz w:val="24"/>
-            <w:szCs w:val="24"/>
+            <w:sz w:val="20"/>
+            <w:szCs w:val="20"/>
           </w:rPr>
           <w:fldChar w:fldCharType="separate"/>
         </w:r>
@@ -4831,10 +4861,10 @@
             <w:bCs/>
             <w:noProof/>
             <w:webHidden/>
-            <w:sz w:val="24"/>
-            <w:szCs w:val="24"/>
+            <w:sz w:val="20"/>
+            <w:szCs w:val="20"/>
           </w:rPr>
-          <w:t>50</w:t>
+          <w:t>54</w:t>
         </w:r>
         <w:r>
           <w:rPr>
@@ -4843,8 +4873,8 @@
             <w:bCs/>
             <w:noProof/>
             <w:webHidden/>
-            <w:sz w:val="24"/>
-            <w:szCs w:val="24"/>
+            <w:sz w:val="20"/>
+            <w:szCs w:val="20"/>
           </w:rPr>
           <w:fldChar w:fldCharType="end"/>
         </w:r>
@@ -4863,8 +4893,8 @@
           <w:bCs/>
           <w:noProof/>
           <w:kern w:val="2"/>
-          <w:sz w:val="24"/>
-          <w:szCs w:val="24"/>
+          <w:sz w:val="20"/>
+          <w:szCs w:val="20"/>
           <w:lang w:eastAsia="es-ES"/>
           <w14:ligatures w14:val="standardContextual"/>
         </w:rPr>
@@ -4877,8 +4907,8 @@
             <w:b/>
             <w:bCs/>
             <w:noProof/>
-            <w:sz w:val="24"/>
-            <w:szCs w:val="24"/>
+            <w:sz w:val="20"/>
+            <w:szCs w:val="20"/>
           </w:rPr>
           <w:t>FIGURA 6: Wireframe de la pantalla secundaria tras escaneo QR. Elaboración propia.</w:t>
         </w:r>
@@ -4889,8 +4919,8 @@
             <w:bCs/>
             <w:noProof/>
             <w:webHidden/>
-            <w:sz w:val="24"/>
-            <w:szCs w:val="24"/>
+            <w:sz w:val="20"/>
+            <w:szCs w:val="20"/>
           </w:rPr>
           <w:tab/>
         </w:r>
@@ -4901,8 +4931,8 @@
             <w:bCs/>
             <w:noProof/>
             <w:webHidden/>
-            <w:sz w:val="24"/>
-            <w:szCs w:val="24"/>
+            <w:sz w:val="20"/>
+            <w:szCs w:val="20"/>
           </w:rPr>
           <w:fldChar w:fldCharType="begin"/>
         </w:r>
@@ -4913,8 +4943,8 @@
             <w:bCs/>
             <w:noProof/>
             <w:webHidden/>
-            <w:sz w:val="24"/>
-            <w:szCs w:val="24"/>
+            <w:sz w:val="20"/>
+            <w:szCs w:val="20"/>
           </w:rPr>
           <w:instrText xml:space="preserve"> PAGEREF _Toc215682526 \h </w:instrText>
         </w:r>
@@ -4925,8 +4955,8 @@
             <w:bCs/>
             <w:noProof/>
             <w:webHidden/>
-            <w:sz w:val="24"/>
-            <w:szCs w:val="24"/>
+            <w:sz w:val="20"/>
+            <w:szCs w:val="20"/>
           </w:rPr>
         </w:r>
         <w:r>
@@ -4936,8 +4966,8 @@
             <w:bCs/>
             <w:noProof/>
             <w:webHidden/>
-            <w:sz w:val="24"/>
-            <w:szCs w:val="24"/>
+            <w:sz w:val="20"/>
+            <w:szCs w:val="20"/>
           </w:rPr>
           <w:fldChar w:fldCharType="separate"/>
         </w:r>
@@ -4948,10 +4978,10 @@
             <w:bCs/>
             <w:noProof/>
             <w:webHidden/>
-            <w:sz w:val="24"/>
-            <w:szCs w:val="24"/>
+            <w:sz w:val="20"/>
+            <w:szCs w:val="20"/>
           </w:rPr>
-          <w:t>51</w:t>
+          <w:t>55</w:t>
         </w:r>
         <w:r>
           <w:rPr>
@@ -4960,8 +4990,8 @@
             <w:bCs/>
             <w:noProof/>
             <w:webHidden/>
-            <w:sz w:val="24"/>
-            <w:szCs w:val="24"/>
+            <w:sz w:val="20"/>
+            <w:szCs w:val="20"/>
           </w:rPr>
           <w:fldChar w:fldCharType="end"/>
         </w:r>
@@ -4980,8 +5010,8 @@
           <w:bCs/>
           <w:noProof/>
           <w:kern w:val="2"/>
-          <w:sz w:val="24"/>
-          <w:szCs w:val="24"/>
+          <w:sz w:val="20"/>
+          <w:szCs w:val="20"/>
           <w:lang w:eastAsia="es-ES"/>
           <w14:ligatures w14:val="standardContextual"/>
         </w:rPr>
@@ -4994,8 +5024,8 @@
             <w:b/>
             <w:bCs/>
             <w:noProof/>
-            <w:sz w:val="24"/>
-            <w:szCs w:val="24"/>
+            <w:sz w:val="20"/>
+            <w:szCs w:val="20"/>
           </w:rPr>
           <w:t>FIGURA 7:  Wireframe de la pantalla de productos. Elaboración propia.</w:t>
         </w:r>
@@ -5006,8 +5036,8 @@
             <w:bCs/>
             <w:noProof/>
             <w:webHidden/>
-            <w:sz w:val="24"/>
-            <w:szCs w:val="24"/>
+            <w:sz w:val="20"/>
+            <w:szCs w:val="20"/>
           </w:rPr>
           <w:tab/>
         </w:r>
@@ -5018,8 +5048,8 @@
             <w:bCs/>
             <w:noProof/>
             <w:webHidden/>
-            <w:sz w:val="24"/>
-            <w:szCs w:val="24"/>
+            <w:sz w:val="20"/>
+            <w:szCs w:val="20"/>
           </w:rPr>
           <w:fldChar w:fldCharType="begin"/>
         </w:r>
@@ -5030,8 +5060,8 @@
             <w:bCs/>
             <w:noProof/>
             <w:webHidden/>
-            <w:sz w:val="24"/>
-            <w:szCs w:val="24"/>
+            <w:sz w:val="20"/>
+            <w:szCs w:val="20"/>
           </w:rPr>
           <w:instrText xml:space="preserve"> PAGEREF _Toc215682527 \h </w:instrText>
         </w:r>
@@ -5042,8 +5072,8 @@
             <w:bCs/>
             <w:noProof/>
             <w:webHidden/>
-            <w:sz w:val="24"/>
-            <w:szCs w:val="24"/>
+            <w:sz w:val="20"/>
+            <w:szCs w:val="20"/>
           </w:rPr>
         </w:r>
         <w:r>
@@ -5053,8 +5083,8 @@
             <w:bCs/>
             <w:noProof/>
             <w:webHidden/>
-            <w:sz w:val="24"/>
-            <w:szCs w:val="24"/>
+            <w:sz w:val="20"/>
+            <w:szCs w:val="20"/>
           </w:rPr>
           <w:fldChar w:fldCharType="separate"/>
         </w:r>
@@ -5065,10 +5095,10 @@
             <w:bCs/>
             <w:noProof/>
             <w:webHidden/>
-            <w:sz w:val="24"/>
-            <w:szCs w:val="24"/>
+            <w:sz w:val="20"/>
+            <w:szCs w:val="20"/>
           </w:rPr>
-          <w:t>51</w:t>
+          <w:t>55</w:t>
         </w:r>
         <w:r>
           <w:rPr>
@@ -5077,8 +5107,8 @@
             <w:bCs/>
             <w:noProof/>
             <w:webHidden/>
-            <w:sz w:val="24"/>
-            <w:szCs w:val="24"/>
+            <w:sz w:val="20"/>
+            <w:szCs w:val="20"/>
           </w:rPr>
           <w:fldChar w:fldCharType="end"/>
         </w:r>
@@ -5097,8 +5127,8 @@
           <w:bCs/>
           <w:noProof/>
           <w:kern w:val="2"/>
-          <w:sz w:val="24"/>
-          <w:szCs w:val="24"/>
+          <w:sz w:val="20"/>
+          <w:szCs w:val="20"/>
           <w:lang w:eastAsia="es-ES"/>
           <w14:ligatures w14:val="standardContextual"/>
         </w:rPr>
@@ -5111,8 +5141,8 @@
             <w:b/>
             <w:bCs/>
             <w:noProof/>
-            <w:sz w:val="24"/>
-            <w:szCs w:val="24"/>
+            <w:sz w:val="20"/>
+            <w:szCs w:val="20"/>
           </w:rPr>
           <w:t>FIGURA 8: Wireframe de la pantalla del pedido. Elaboración propia.</w:t>
         </w:r>
@@ -5123,8 +5153,8 @@
             <w:bCs/>
             <w:noProof/>
             <w:webHidden/>
-            <w:sz w:val="24"/>
-            <w:szCs w:val="24"/>
+            <w:sz w:val="20"/>
+            <w:szCs w:val="20"/>
           </w:rPr>
           <w:tab/>
         </w:r>
@@ -5135,8 +5165,8 @@
             <w:bCs/>
             <w:noProof/>
             <w:webHidden/>
-            <w:sz w:val="24"/>
-            <w:szCs w:val="24"/>
+            <w:sz w:val="20"/>
+            <w:szCs w:val="20"/>
           </w:rPr>
           <w:fldChar w:fldCharType="begin"/>
         </w:r>
@@ -5147,8 +5177,8 @@
             <w:bCs/>
             <w:noProof/>
             <w:webHidden/>
-            <w:sz w:val="24"/>
-            <w:szCs w:val="24"/>
+            <w:sz w:val="20"/>
+            <w:szCs w:val="20"/>
           </w:rPr>
           <w:instrText xml:space="preserve"> PAGEREF _Toc215682528 \h </w:instrText>
         </w:r>
@@ -5159,8 +5189,8 @@
             <w:bCs/>
             <w:noProof/>
             <w:webHidden/>
-            <w:sz w:val="24"/>
-            <w:szCs w:val="24"/>
+            <w:sz w:val="20"/>
+            <w:szCs w:val="20"/>
           </w:rPr>
         </w:r>
         <w:r>
@@ -5170,8 +5200,8 @@
             <w:bCs/>
             <w:noProof/>
             <w:webHidden/>
-            <w:sz w:val="24"/>
-            <w:szCs w:val="24"/>
+            <w:sz w:val="20"/>
+            <w:szCs w:val="20"/>
           </w:rPr>
           <w:fldChar w:fldCharType="separate"/>
         </w:r>
@@ -5182,10 +5212,10 @@
             <w:bCs/>
             <w:noProof/>
             <w:webHidden/>
-            <w:sz w:val="24"/>
-            <w:szCs w:val="24"/>
+            <w:sz w:val="20"/>
+            <w:szCs w:val="20"/>
           </w:rPr>
-          <w:t>52</w:t>
+          <w:t>56</w:t>
         </w:r>
         <w:r>
           <w:rPr>
@@ -5194,8 +5224,8 @@
             <w:bCs/>
             <w:noProof/>
             <w:webHidden/>
-            <w:sz w:val="24"/>
-            <w:szCs w:val="24"/>
+            <w:sz w:val="20"/>
+            <w:szCs w:val="20"/>
           </w:rPr>
           <w:fldChar w:fldCharType="end"/>
         </w:r>
@@ -5214,8 +5244,8 @@
           <w:bCs/>
           <w:noProof/>
           <w:kern w:val="2"/>
-          <w:sz w:val="24"/>
-          <w:szCs w:val="24"/>
+          <w:sz w:val="20"/>
+          <w:szCs w:val="20"/>
           <w:lang w:eastAsia="es-ES"/>
           <w14:ligatures w14:val="standardContextual"/>
         </w:rPr>
@@ -5228,8 +5258,8 @@
             <w:b/>
             <w:bCs/>
             <w:noProof/>
-            <w:sz w:val="24"/>
-            <w:szCs w:val="24"/>
+            <w:sz w:val="20"/>
+            <w:szCs w:val="20"/>
           </w:rPr>
           <w:t>FIGURA 9: Mockup pantalla inicial de la App móvil. Elaboración propia.</w:t>
         </w:r>
@@ -5240,8 +5270,8 @@
             <w:bCs/>
             <w:noProof/>
             <w:webHidden/>
-            <w:sz w:val="24"/>
-            <w:szCs w:val="24"/>
+            <w:sz w:val="20"/>
+            <w:szCs w:val="20"/>
           </w:rPr>
           <w:tab/>
         </w:r>
@@ -5252,8 +5282,8 @@
             <w:bCs/>
             <w:noProof/>
             <w:webHidden/>
-            <w:sz w:val="24"/>
-            <w:szCs w:val="24"/>
+            <w:sz w:val="20"/>
+            <w:szCs w:val="20"/>
           </w:rPr>
           <w:fldChar w:fldCharType="begin"/>
         </w:r>
@@ -5264,8 +5294,8 @@
             <w:bCs/>
             <w:noProof/>
             <w:webHidden/>
-            <w:sz w:val="24"/>
-            <w:szCs w:val="24"/>
+            <w:sz w:val="20"/>
+            <w:szCs w:val="20"/>
           </w:rPr>
           <w:instrText xml:space="preserve"> PAGEREF _Toc215682529 \h </w:instrText>
         </w:r>
@@ -5276,8 +5306,8 @@
             <w:bCs/>
             <w:noProof/>
             <w:webHidden/>
-            <w:sz w:val="24"/>
-            <w:szCs w:val="24"/>
+            <w:sz w:val="20"/>
+            <w:szCs w:val="20"/>
           </w:rPr>
         </w:r>
         <w:r>
@@ -5287,8 +5317,8 @@
             <w:bCs/>
             <w:noProof/>
             <w:webHidden/>
-            <w:sz w:val="24"/>
-            <w:szCs w:val="24"/>
+            <w:sz w:val="20"/>
+            <w:szCs w:val="20"/>
           </w:rPr>
           <w:fldChar w:fldCharType="separate"/>
         </w:r>
@@ -5299,10 +5329,10 @@
             <w:bCs/>
             <w:noProof/>
             <w:webHidden/>
-            <w:sz w:val="24"/>
-            <w:szCs w:val="24"/>
+            <w:sz w:val="20"/>
+            <w:szCs w:val="20"/>
           </w:rPr>
-          <w:t>53</w:t>
+          <w:t>57</w:t>
         </w:r>
         <w:r>
           <w:rPr>
@@ -5311,8 +5341,8 @@
             <w:bCs/>
             <w:noProof/>
             <w:webHidden/>
-            <w:sz w:val="24"/>
-            <w:szCs w:val="24"/>
+            <w:sz w:val="20"/>
+            <w:szCs w:val="20"/>
           </w:rPr>
           <w:fldChar w:fldCharType="end"/>
         </w:r>
@@ -5331,8 +5361,8 @@
           <w:bCs/>
           <w:noProof/>
           <w:kern w:val="2"/>
-          <w:sz w:val="24"/>
-          <w:szCs w:val="24"/>
+          <w:sz w:val="20"/>
+          <w:szCs w:val="20"/>
           <w:lang w:eastAsia="es-ES"/>
           <w14:ligatures w14:val="standardContextual"/>
         </w:rPr>
@@ -5345,8 +5375,8 @@
             <w:b/>
             <w:bCs/>
             <w:noProof/>
-            <w:sz w:val="24"/>
-            <w:szCs w:val="24"/>
+            <w:sz w:val="20"/>
+            <w:szCs w:val="20"/>
           </w:rPr>
           <w:t>FIGURA 10: Mockup de la pantalla secundaria tras escaneo QR. Elaboración propia.</w:t>
         </w:r>
@@ -5357,8 +5387,8 @@
             <w:bCs/>
             <w:noProof/>
             <w:webHidden/>
-            <w:sz w:val="24"/>
-            <w:szCs w:val="24"/>
+            <w:sz w:val="20"/>
+            <w:szCs w:val="20"/>
           </w:rPr>
           <w:tab/>
         </w:r>
@@ -5369,8 +5399,8 @@
             <w:bCs/>
             <w:noProof/>
             <w:webHidden/>
-            <w:sz w:val="24"/>
-            <w:szCs w:val="24"/>
+            <w:sz w:val="20"/>
+            <w:szCs w:val="20"/>
           </w:rPr>
           <w:fldChar w:fldCharType="begin"/>
         </w:r>
@@ -5381,8 +5411,8 @@
             <w:bCs/>
             <w:noProof/>
             <w:webHidden/>
-            <w:sz w:val="24"/>
-            <w:szCs w:val="24"/>
+            <w:sz w:val="20"/>
+            <w:szCs w:val="20"/>
           </w:rPr>
           <w:instrText xml:space="preserve"> PAGEREF _Toc215682530 \h </w:instrText>
         </w:r>
@@ -5393,8 +5423,8 @@
             <w:bCs/>
             <w:noProof/>
             <w:webHidden/>
-            <w:sz w:val="24"/>
-            <w:szCs w:val="24"/>
+            <w:sz w:val="20"/>
+            <w:szCs w:val="20"/>
           </w:rPr>
         </w:r>
         <w:r>
@@ -5404,8 +5434,8 @@
             <w:bCs/>
             <w:noProof/>
             <w:webHidden/>
-            <w:sz w:val="24"/>
-            <w:szCs w:val="24"/>
+            <w:sz w:val="20"/>
+            <w:szCs w:val="20"/>
           </w:rPr>
           <w:fldChar w:fldCharType="separate"/>
         </w:r>
@@ -5416,10 +5446,10 @@
             <w:bCs/>
             <w:noProof/>
             <w:webHidden/>
-            <w:sz w:val="24"/>
-            <w:szCs w:val="24"/>
+            <w:sz w:val="20"/>
+            <w:szCs w:val="20"/>
           </w:rPr>
-          <w:t>53</w:t>
+          <w:t>57</w:t>
         </w:r>
         <w:r>
           <w:rPr>
@@ -5428,8 +5458,8 @@
             <w:bCs/>
             <w:noProof/>
             <w:webHidden/>
-            <w:sz w:val="24"/>
-            <w:szCs w:val="24"/>
+            <w:sz w:val="20"/>
+            <w:szCs w:val="20"/>
           </w:rPr>
           <w:fldChar w:fldCharType="end"/>
         </w:r>
@@ -5448,8 +5478,8 @@
           <w:bCs/>
           <w:noProof/>
           <w:kern w:val="2"/>
-          <w:sz w:val="24"/>
-          <w:szCs w:val="24"/>
+          <w:sz w:val="20"/>
+          <w:szCs w:val="20"/>
           <w:lang w:eastAsia="es-ES"/>
           <w14:ligatures w14:val="standardContextual"/>
         </w:rPr>
@@ -5462,8 +5492,8 @@
             <w:b/>
             <w:bCs/>
             <w:noProof/>
-            <w:sz w:val="24"/>
-            <w:szCs w:val="24"/>
+            <w:sz w:val="20"/>
+            <w:szCs w:val="20"/>
           </w:rPr>
           <w:t>FIGURA 11: de la pantalla de productos. Elaboración propia.</w:t>
         </w:r>
@@ -5474,8 +5504,8 @@
             <w:bCs/>
             <w:noProof/>
             <w:webHidden/>
-            <w:sz w:val="24"/>
-            <w:szCs w:val="24"/>
+            <w:sz w:val="20"/>
+            <w:szCs w:val="20"/>
           </w:rPr>
           <w:tab/>
         </w:r>
@@ -5486,8 +5516,8 @@
             <w:bCs/>
             <w:noProof/>
             <w:webHidden/>
-            <w:sz w:val="24"/>
-            <w:szCs w:val="24"/>
+            <w:sz w:val="20"/>
+            <w:szCs w:val="20"/>
           </w:rPr>
           <w:fldChar w:fldCharType="begin"/>
         </w:r>
@@ -5498,8 +5528,8 @@
             <w:bCs/>
             <w:noProof/>
             <w:webHidden/>
-            <w:sz w:val="24"/>
-            <w:szCs w:val="24"/>
+            <w:sz w:val="20"/>
+            <w:szCs w:val="20"/>
           </w:rPr>
           <w:instrText xml:space="preserve"> PAGEREF _Toc215682531 \h </w:instrText>
         </w:r>
@@ -5510,8 +5540,8 @@
             <w:bCs/>
             <w:noProof/>
             <w:webHidden/>
-            <w:sz w:val="24"/>
-            <w:szCs w:val="24"/>
+            <w:sz w:val="20"/>
+            <w:szCs w:val="20"/>
           </w:rPr>
         </w:r>
         <w:r>
@@ -5521,8 +5551,8 @@
             <w:bCs/>
             <w:noProof/>
             <w:webHidden/>
-            <w:sz w:val="24"/>
-            <w:szCs w:val="24"/>
+            <w:sz w:val="20"/>
+            <w:szCs w:val="20"/>
           </w:rPr>
           <w:fldChar w:fldCharType="separate"/>
         </w:r>
@@ -5533,10 +5563,10 @@
             <w:bCs/>
             <w:noProof/>
             <w:webHidden/>
-            <w:sz w:val="24"/>
-            <w:szCs w:val="24"/>
+            <w:sz w:val="20"/>
+            <w:szCs w:val="20"/>
           </w:rPr>
-          <w:t>54</w:t>
+          <w:t>58</w:t>
         </w:r>
         <w:r>
           <w:rPr>
@@ -5545,8 +5575,8 @@
             <w:bCs/>
             <w:noProof/>
             <w:webHidden/>
-            <w:sz w:val="24"/>
-            <w:szCs w:val="24"/>
+            <w:sz w:val="20"/>
+            <w:szCs w:val="20"/>
           </w:rPr>
           <w:fldChar w:fldCharType="end"/>
         </w:r>
@@ -5565,8 +5595,8 @@
           <w:bCs/>
           <w:noProof/>
           <w:kern w:val="2"/>
-          <w:sz w:val="24"/>
-          <w:szCs w:val="24"/>
+          <w:sz w:val="20"/>
+          <w:szCs w:val="20"/>
           <w:lang w:eastAsia="es-ES"/>
           <w14:ligatures w14:val="standardContextual"/>
         </w:rPr>
@@ -5579,8 +5609,8 @@
             <w:b/>
             <w:bCs/>
             <w:noProof/>
-            <w:sz w:val="24"/>
-            <w:szCs w:val="24"/>
+            <w:sz w:val="20"/>
+            <w:szCs w:val="20"/>
           </w:rPr>
           <w:t>FIGURA 12: Mockup de la pantalla del pedido. Elaboración propia.</w:t>
         </w:r>
@@ -5591,8 +5621,8 @@
             <w:bCs/>
             <w:noProof/>
             <w:webHidden/>
-            <w:sz w:val="24"/>
-            <w:szCs w:val="24"/>
+            <w:sz w:val="20"/>
+            <w:szCs w:val="20"/>
           </w:rPr>
           <w:tab/>
         </w:r>
@@ -5603,8 +5633,8 @@
             <w:bCs/>
             <w:noProof/>
             <w:webHidden/>
-            <w:sz w:val="24"/>
-            <w:szCs w:val="24"/>
+            <w:sz w:val="20"/>
+            <w:szCs w:val="20"/>
           </w:rPr>
           <w:fldChar w:fldCharType="begin"/>
         </w:r>
@@ -5615,8 +5645,8 @@
             <w:bCs/>
             <w:noProof/>
             <w:webHidden/>
-            <w:sz w:val="24"/>
-            <w:szCs w:val="24"/>
+            <w:sz w:val="20"/>
+            <w:szCs w:val="20"/>
           </w:rPr>
           <w:instrText xml:space="preserve"> PAGEREF _Toc215682532 \h </w:instrText>
         </w:r>
@@ -5627,8 +5657,8 @@
             <w:bCs/>
             <w:noProof/>
             <w:webHidden/>
-            <w:sz w:val="24"/>
-            <w:szCs w:val="24"/>
+            <w:sz w:val="20"/>
+            <w:szCs w:val="20"/>
           </w:rPr>
         </w:r>
         <w:r>
@@ -5638,8 +5668,8 @@
             <w:bCs/>
             <w:noProof/>
             <w:webHidden/>
-            <w:sz w:val="24"/>
-            <w:szCs w:val="24"/>
+            <w:sz w:val="20"/>
+            <w:szCs w:val="20"/>
           </w:rPr>
           <w:fldChar w:fldCharType="separate"/>
         </w:r>
@@ -5650,10 +5680,10 @@
             <w:bCs/>
             <w:noProof/>
             <w:webHidden/>
-            <w:sz w:val="24"/>
-            <w:szCs w:val="24"/>
+            <w:sz w:val="20"/>
+            <w:szCs w:val="20"/>
           </w:rPr>
-          <w:t>54</w:t>
+          <w:t>58</w:t>
         </w:r>
         <w:r>
           <w:rPr>
@@ -5662,8 +5692,8 @@
             <w:bCs/>
             <w:noProof/>
             <w:webHidden/>
-            <w:sz w:val="24"/>
-            <w:szCs w:val="24"/>
+            <w:sz w:val="20"/>
+            <w:szCs w:val="20"/>
           </w:rPr>
           <w:fldChar w:fldCharType="end"/>
         </w:r>
@@ -5682,8 +5712,8 @@
           <w:bCs/>
           <w:noProof/>
           <w:kern w:val="2"/>
-          <w:sz w:val="24"/>
-          <w:szCs w:val="24"/>
+          <w:sz w:val="20"/>
+          <w:szCs w:val="20"/>
           <w:lang w:eastAsia="es-ES"/>
           <w14:ligatures w14:val="standardContextual"/>
         </w:rPr>
@@ -5696,8 +5726,8 @@
             <w:b/>
             <w:bCs/>
             <w:noProof/>
-            <w:sz w:val="24"/>
-            <w:szCs w:val="24"/>
+            <w:sz w:val="20"/>
+            <w:szCs w:val="20"/>
           </w:rPr>
           <w:t>FIGURA 13: Wireframe ventana principal de la aplicación de escritorio. Elaboración propia.</w:t>
         </w:r>
@@ -5708,8 +5738,8 @@
             <w:bCs/>
             <w:noProof/>
             <w:webHidden/>
-            <w:sz w:val="24"/>
-            <w:szCs w:val="24"/>
+            <w:sz w:val="20"/>
+            <w:szCs w:val="20"/>
           </w:rPr>
           <w:tab/>
         </w:r>
@@ -5720,8 +5750,8 @@
             <w:bCs/>
             <w:noProof/>
             <w:webHidden/>
-            <w:sz w:val="24"/>
-            <w:szCs w:val="24"/>
+            <w:sz w:val="20"/>
+            <w:szCs w:val="20"/>
           </w:rPr>
           <w:fldChar w:fldCharType="begin"/>
         </w:r>
@@ -5732,8 +5762,8 @@
             <w:bCs/>
             <w:noProof/>
             <w:webHidden/>
-            <w:sz w:val="24"/>
-            <w:szCs w:val="24"/>
+            <w:sz w:val="20"/>
+            <w:szCs w:val="20"/>
           </w:rPr>
           <w:instrText xml:space="preserve"> PAGEREF _Toc215682533 \h </w:instrText>
         </w:r>
@@ -5744,8 +5774,8 @@
             <w:bCs/>
             <w:noProof/>
             <w:webHidden/>
-            <w:sz w:val="24"/>
-            <w:szCs w:val="24"/>
+            <w:sz w:val="20"/>
+            <w:szCs w:val="20"/>
           </w:rPr>
         </w:r>
         <w:r>
@@ -5755,8 +5785,8 @@
             <w:bCs/>
             <w:noProof/>
             <w:webHidden/>
-            <w:sz w:val="24"/>
-            <w:szCs w:val="24"/>
+            <w:sz w:val="20"/>
+            <w:szCs w:val="20"/>
           </w:rPr>
           <w:fldChar w:fldCharType="separate"/>
         </w:r>
@@ -5767,10 +5797,10 @@
             <w:bCs/>
             <w:noProof/>
             <w:webHidden/>
-            <w:sz w:val="24"/>
-            <w:szCs w:val="24"/>
+            <w:sz w:val="20"/>
+            <w:szCs w:val="20"/>
           </w:rPr>
-          <w:t>55</w:t>
+          <w:t>59</w:t>
         </w:r>
         <w:r>
           <w:rPr>
@@ -5779,8 +5809,8 @@
             <w:bCs/>
             <w:noProof/>
             <w:webHidden/>
-            <w:sz w:val="24"/>
-            <w:szCs w:val="24"/>
+            <w:sz w:val="20"/>
+            <w:szCs w:val="20"/>
           </w:rPr>
           <w:fldChar w:fldCharType="end"/>
         </w:r>
@@ -5799,8 +5829,8 @@
           <w:bCs/>
           <w:noProof/>
           <w:kern w:val="2"/>
-          <w:sz w:val="24"/>
-          <w:szCs w:val="24"/>
+          <w:sz w:val="20"/>
+          <w:szCs w:val="20"/>
           <w:lang w:eastAsia="es-ES"/>
           <w14:ligatures w14:val="standardContextual"/>
         </w:rPr>
@@ -5813,8 +5843,8 @@
             <w:b/>
             <w:bCs/>
             <w:noProof/>
-            <w:sz w:val="24"/>
-            <w:szCs w:val="24"/>
+            <w:sz w:val="20"/>
+            <w:szCs w:val="20"/>
           </w:rPr>
           <w:t>FIGURA 14: Wireframe ventana mesas de la aplicación de escritorio. Elaboración propia.</w:t>
         </w:r>
@@ -5825,8 +5855,8 @@
             <w:bCs/>
             <w:noProof/>
             <w:webHidden/>
-            <w:sz w:val="24"/>
-            <w:szCs w:val="24"/>
+            <w:sz w:val="20"/>
+            <w:szCs w:val="20"/>
           </w:rPr>
           <w:tab/>
         </w:r>
@@ -5837,8 +5867,8 @@
             <w:bCs/>
             <w:noProof/>
             <w:webHidden/>
-            <w:sz w:val="24"/>
-            <w:szCs w:val="24"/>
+            <w:sz w:val="20"/>
+            <w:szCs w:val="20"/>
           </w:rPr>
           <w:fldChar w:fldCharType="begin"/>
         </w:r>
@@ -5849,8 +5879,8 @@
             <w:bCs/>
             <w:noProof/>
             <w:webHidden/>
-            <w:sz w:val="24"/>
-            <w:szCs w:val="24"/>
+            <w:sz w:val="20"/>
+            <w:szCs w:val="20"/>
           </w:rPr>
           <w:instrText xml:space="preserve"> PAGEREF _Toc215682534 \h </w:instrText>
         </w:r>
@@ -5861,8 +5891,8 @@
             <w:bCs/>
             <w:noProof/>
             <w:webHidden/>
-            <w:sz w:val="24"/>
-            <w:szCs w:val="24"/>
+            <w:sz w:val="20"/>
+            <w:szCs w:val="20"/>
           </w:rPr>
         </w:r>
         <w:r>
@@ -5872,8 +5902,8 @@
             <w:bCs/>
             <w:noProof/>
             <w:webHidden/>
-            <w:sz w:val="24"/>
-            <w:szCs w:val="24"/>
+            <w:sz w:val="20"/>
+            <w:szCs w:val="20"/>
           </w:rPr>
           <w:fldChar w:fldCharType="separate"/>
         </w:r>
@@ -5884,10 +5914,10 @@
             <w:bCs/>
             <w:noProof/>
             <w:webHidden/>
-            <w:sz w:val="24"/>
-            <w:szCs w:val="24"/>
+            <w:sz w:val="20"/>
+            <w:szCs w:val="20"/>
           </w:rPr>
-          <w:t>55</w:t>
+          <w:t>59</w:t>
         </w:r>
         <w:r>
           <w:rPr>
@@ -5896,8 +5926,8 @@
             <w:bCs/>
             <w:noProof/>
             <w:webHidden/>
-            <w:sz w:val="24"/>
-            <w:szCs w:val="24"/>
+            <w:sz w:val="20"/>
+            <w:szCs w:val="20"/>
           </w:rPr>
           <w:fldChar w:fldCharType="end"/>
         </w:r>
@@ -5916,8 +5946,8 @@
           <w:bCs/>
           <w:noProof/>
           <w:kern w:val="2"/>
-          <w:sz w:val="24"/>
-          <w:szCs w:val="24"/>
+          <w:sz w:val="20"/>
+          <w:szCs w:val="20"/>
           <w:lang w:eastAsia="es-ES"/>
           <w14:ligatures w14:val="standardContextual"/>
         </w:rPr>
@@ -5930,8 +5960,8 @@
             <w:b/>
             <w:bCs/>
             <w:noProof/>
-            <w:sz w:val="24"/>
-            <w:szCs w:val="24"/>
+            <w:sz w:val="20"/>
+            <w:szCs w:val="20"/>
           </w:rPr>
           <w:t>FIGURA 15: Wireframe ventana de notificaciones de la aplicación de escritorio. Elaboración propia.</w:t>
         </w:r>
@@ -5942,8 +5972,8 @@
             <w:bCs/>
             <w:noProof/>
             <w:webHidden/>
-            <w:sz w:val="24"/>
-            <w:szCs w:val="24"/>
+            <w:sz w:val="20"/>
+            <w:szCs w:val="20"/>
           </w:rPr>
           <w:tab/>
         </w:r>
@@ -5954,8 +5984,8 @@
             <w:bCs/>
             <w:noProof/>
             <w:webHidden/>
-            <w:sz w:val="24"/>
-            <w:szCs w:val="24"/>
+            <w:sz w:val="20"/>
+            <w:szCs w:val="20"/>
           </w:rPr>
           <w:fldChar w:fldCharType="begin"/>
         </w:r>
@@ -5966,8 +5996,8 @@
             <w:bCs/>
             <w:noProof/>
             <w:webHidden/>
-            <w:sz w:val="24"/>
-            <w:szCs w:val="24"/>
+            <w:sz w:val="20"/>
+            <w:szCs w:val="20"/>
           </w:rPr>
           <w:instrText xml:space="preserve"> PAGEREF _Toc215682535 \h </w:instrText>
         </w:r>
@@ -5978,8 +6008,8 @@
             <w:bCs/>
             <w:noProof/>
             <w:webHidden/>
-            <w:sz w:val="24"/>
-            <w:szCs w:val="24"/>
+            <w:sz w:val="20"/>
+            <w:szCs w:val="20"/>
           </w:rPr>
         </w:r>
         <w:r>
@@ -5989,8 +6019,8 @@
             <w:bCs/>
             <w:noProof/>
             <w:webHidden/>
-            <w:sz w:val="24"/>
-            <w:szCs w:val="24"/>
+            <w:sz w:val="20"/>
+            <w:szCs w:val="20"/>
           </w:rPr>
           <w:fldChar w:fldCharType="separate"/>
         </w:r>
@@ -6001,10 +6031,10 @@
             <w:bCs/>
             <w:noProof/>
             <w:webHidden/>
-            <w:sz w:val="24"/>
-            <w:szCs w:val="24"/>
+            <w:sz w:val="20"/>
+            <w:szCs w:val="20"/>
           </w:rPr>
-          <w:t>56</w:t>
+          <w:t>60</w:t>
         </w:r>
         <w:r>
           <w:rPr>
@@ -6013,8 +6043,8 @@
             <w:bCs/>
             <w:noProof/>
             <w:webHidden/>
-            <w:sz w:val="24"/>
-            <w:szCs w:val="24"/>
+            <w:sz w:val="20"/>
+            <w:szCs w:val="20"/>
           </w:rPr>
           <w:fldChar w:fldCharType="end"/>
         </w:r>
@@ -6033,8 +6063,8 @@
           <w:bCs/>
           <w:noProof/>
           <w:kern w:val="2"/>
-          <w:sz w:val="24"/>
-          <w:szCs w:val="24"/>
+          <w:sz w:val="20"/>
+          <w:szCs w:val="20"/>
           <w:lang w:eastAsia="es-ES"/>
           <w14:ligatures w14:val="standardContextual"/>
         </w:rPr>
@@ -6047,8 +6077,8 @@
             <w:b/>
             <w:bCs/>
             <w:noProof/>
-            <w:sz w:val="24"/>
-            <w:szCs w:val="24"/>
+            <w:sz w:val="20"/>
+            <w:szCs w:val="20"/>
           </w:rPr>
           <w:t>FIGURA 16: Mockup ventana principal de la aplicación de escritorio. Elaboración propia.</w:t>
         </w:r>
@@ -6059,8 +6089,8 @@
             <w:bCs/>
             <w:noProof/>
             <w:webHidden/>
-            <w:sz w:val="24"/>
-            <w:szCs w:val="24"/>
+            <w:sz w:val="20"/>
+            <w:szCs w:val="20"/>
           </w:rPr>
           <w:tab/>
         </w:r>
@@ -6071,8 +6101,8 @@
             <w:bCs/>
             <w:noProof/>
             <w:webHidden/>
-            <w:sz w:val="24"/>
-            <w:szCs w:val="24"/>
+            <w:sz w:val="20"/>
+            <w:szCs w:val="20"/>
           </w:rPr>
           <w:fldChar w:fldCharType="begin"/>
         </w:r>
@@ -6083,8 +6113,8 @@
             <w:bCs/>
             <w:noProof/>
             <w:webHidden/>
-            <w:sz w:val="24"/>
-            <w:szCs w:val="24"/>
+            <w:sz w:val="20"/>
+            <w:szCs w:val="20"/>
           </w:rPr>
           <w:instrText xml:space="preserve"> PAGEREF _Toc215682536 \h </w:instrText>
         </w:r>
@@ -6095,8 +6125,8 @@
             <w:bCs/>
             <w:noProof/>
             <w:webHidden/>
-            <w:sz w:val="24"/>
-            <w:szCs w:val="24"/>
+            <w:sz w:val="20"/>
+            <w:szCs w:val="20"/>
           </w:rPr>
         </w:r>
         <w:r>
@@ -6106,8 +6136,8 @@
             <w:bCs/>
             <w:noProof/>
             <w:webHidden/>
-            <w:sz w:val="24"/>
-            <w:szCs w:val="24"/>
+            <w:sz w:val="20"/>
+            <w:szCs w:val="20"/>
           </w:rPr>
           <w:fldChar w:fldCharType="separate"/>
         </w:r>
@@ -6118,10 +6148,10 @@
             <w:bCs/>
             <w:noProof/>
             <w:webHidden/>
-            <w:sz w:val="24"/>
-            <w:szCs w:val="24"/>
+            <w:sz w:val="20"/>
+            <w:szCs w:val="20"/>
           </w:rPr>
-          <w:t>56</w:t>
+          <w:t>60</w:t>
         </w:r>
         <w:r>
           <w:rPr>
@@ -6130,8 +6160,8 @@
             <w:bCs/>
             <w:noProof/>
             <w:webHidden/>
-            <w:sz w:val="24"/>
-            <w:szCs w:val="24"/>
+            <w:sz w:val="20"/>
+            <w:szCs w:val="20"/>
           </w:rPr>
           <w:fldChar w:fldCharType="end"/>
         </w:r>
@@ -6150,8 +6180,8 @@
           <w:bCs/>
           <w:noProof/>
           <w:kern w:val="2"/>
-          <w:sz w:val="24"/>
-          <w:szCs w:val="24"/>
+          <w:sz w:val="20"/>
+          <w:szCs w:val="20"/>
           <w:lang w:eastAsia="es-ES"/>
           <w14:ligatures w14:val="standardContextual"/>
         </w:rPr>
@@ -6164,8 +6194,8 @@
             <w:b/>
             <w:bCs/>
             <w:noProof/>
-            <w:sz w:val="24"/>
-            <w:szCs w:val="24"/>
+            <w:sz w:val="20"/>
+            <w:szCs w:val="20"/>
           </w:rPr>
           <w:t>FIGURA 17: Mockup ventana mesas de la aplicación de escritorio. Elaboración propia.</w:t>
         </w:r>
@@ -6176,8 +6206,8 @@
             <w:bCs/>
             <w:noProof/>
             <w:webHidden/>
-            <w:sz w:val="24"/>
-            <w:szCs w:val="24"/>
+            <w:sz w:val="20"/>
+            <w:szCs w:val="20"/>
           </w:rPr>
           <w:tab/>
         </w:r>
@@ -6188,8 +6218,8 @@
             <w:bCs/>
             <w:noProof/>
             <w:webHidden/>
-            <w:sz w:val="24"/>
-            <w:szCs w:val="24"/>
+            <w:sz w:val="20"/>
+            <w:szCs w:val="20"/>
           </w:rPr>
           <w:fldChar w:fldCharType="begin"/>
         </w:r>
@@ -6200,8 +6230,8 @@
             <w:bCs/>
             <w:noProof/>
             <w:webHidden/>
-            <w:sz w:val="24"/>
-            <w:szCs w:val="24"/>
+            <w:sz w:val="20"/>
+            <w:szCs w:val="20"/>
           </w:rPr>
           <w:instrText xml:space="preserve"> PAGEREF _Toc215682537 \h </w:instrText>
         </w:r>
@@ -6212,8 +6242,8 @@
             <w:bCs/>
             <w:noProof/>
             <w:webHidden/>
-            <w:sz w:val="24"/>
-            <w:szCs w:val="24"/>
+            <w:sz w:val="20"/>
+            <w:szCs w:val="20"/>
           </w:rPr>
         </w:r>
         <w:r>
@@ -6223,8 +6253,8 @@
             <w:bCs/>
             <w:noProof/>
             <w:webHidden/>
-            <w:sz w:val="24"/>
-            <w:szCs w:val="24"/>
+            <w:sz w:val="20"/>
+            <w:szCs w:val="20"/>
           </w:rPr>
           <w:fldChar w:fldCharType="separate"/>
         </w:r>
@@ -6235,10 +6265,10 @@
             <w:bCs/>
             <w:noProof/>
             <w:webHidden/>
-            <w:sz w:val="24"/>
-            <w:szCs w:val="24"/>
+            <w:sz w:val="20"/>
+            <w:szCs w:val="20"/>
           </w:rPr>
-          <w:t>57</w:t>
+          <w:t>61</w:t>
         </w:r>
         <w:r>
           <w:rPr>
@@ -6247,8 +6277,8 @@
             <w:bCs/>
             <w:noProof/>
             <w:webHidden/>
-            <w:sz w:val="24"/>
-            <w:szCs w:val="24"/>
+            <w:sz w:val="20"/>
+            <w:szCs w:val="20"/>
           </w:rPr>
           <w:fldChar w:fldCharType="end"/>
         </w:r>
@@ -6267,8 +6297,8 @@
           <w:bCs/>
           <w:noProof/>
           <w:kern w:val="2"/>
-          <w:sz w:val="24"/>
-          <w:szCs w:val="24"/>
+          <w:sz w:val="20"/>
+          <w:szCs w:val="20"/>
           <w:lang w:eastAsia="es-ES"/>
           <w14:ligatures w14:val="standardContextual"/>
         </w:rPr>
@@ -6281,8 +6311,8 @@
             <w:b/>
             <w:bCs/>
             <w:noProof/>
-            <w:sz w:val="24"/>
-            <w:szCs w:val="24"/>
+            <w:sz w:val="20"/>
+            <w:szCs w:val="20"/>
           </w:rPr>
           <w:t>FIGURA 18: Mockup ventana de notificaciones de la aplicación de escritorio. Elaboración propia.</w:t>
         </w:r>
@@ -6293,8 +6323,8 @@
             <w:bCs/>
             <w:noProof/>
             <w:webHidden/>
-            <w:sz w:val="24"/>
-            <w:szCs w:val="24"/>
+            <w:sz w:val="20"/>
+            <w:szCs w:val="20"/>
           </w:rPr>
           <w:tab/>
         </w:r>
@@ -6305,8 +6335,8 @@
             <w:bCs/>
             <w:noProof/>
             <w:webHidden/>
-            <w:sz w:val="24"/>
-            <w:szCs w:val="24"/>
+            <w:sz w:val="20"/>
+            <w:szCs w:val="20"/>
           </w:rPr>
           <w:fldChar w:fldCharType="begin"/>
         </w:r>
@@ -6317,8 +6347,8 @@
             <w:bCs/>
             <w:noProof/>
             <w:webHidden/>
-            <w:sz w:val="24"/>
-            <w:szCs w:val="24"/>
+            <w:sz w:val="20"/>
+            <w:szCs w:val="20"/>
           </w:rPr>
           <w:instrText xml:space="preserve"> PAGEREF _Toc215682538 \h </w:instrText>
         </w:r>
@@ -6329,8 +6359,8 @@
             <w:bCs/>
             <w:noProof/>
             <w:webHidden/>
-            <w:sz w:val="24"/>
-            <w:szCs w:val="24"/>
+            <w:sz w:val="20"/>
+            <w:szCs w:val="20"/>
           </w:rPr>
         </w:r>
         <w:r>
@@ -6340,8 +6370,8 @@
             <w:bCs/>
             <w:noProof/>
             <w:webHidden/>
-            <w:sz w:val="24"/>
-            <w:szCs w:val="24"/>
+            <w:sz w:val="20"/>
+            <w:szCs w:val="20"/>
           </w:rPr>
           <w:fldChar w:fldCharType="separate"/>
         </w:r>
@@ -6352,10 +6382,10 @@
             <w:bCs/>
             <w:noProof/>
             <w:webHidden/>
-            <w:sz w:val="24"/>
-            <w:szCs w:val="24"/>
+            <w:sz w:val="20"/>
+            <w:szCs w:val="20"/>
           </w:rPr>
-          <w:t>57</w:t>
+          <w:t>61</w:t>
         </w:r>
         <w:r>
           <w:rPr>
@@ -6364,8 +6394,8 @@
             <w:bCs/>
             <w:noProof/>
             <w:webHidden/>
-            <w:sz w:val="24"/>
-            <w:szCs w:val="24"/>
+            <w:sz w:val="20"/>
+            <w:szCs w:val="20"/>
           </w:rPr>
           <w:fldChar w:fldCharType="end"/>
         </w:r>
@@ -6384,8 +6414,8 @@
           <w:bCs/>
           <w:noProof/>
           <w:kern w:val="2"/>
-          <w:sz w:val="24"/>
-          <w:szCs w:val="24"/>
+          <w:sz w:val="20"/>
+          <w:szCs w:val="20"/>
           <w:lang w:eastAsia="es-ES"/>
           <w14:ligatures w14:val="standardContextual"/>
         </w:rPr>
@@ -6398,8 +6428,8 @@
             <w:b/>
             <w:bCs/>
             <w:noProof/>
-            <w:sz w:val="24"/>
-            <w:szCs w:val="24"/>
+            <w:sz w:val="20"/>
+            <w:szCs w:val="20"/>
           </w:rPr>
           <w:t>FIGURA 19: Mapa de navegación de la App móvil. Elaboración propia.</w:t>
         </w:r>
@@ -6410,8 +6440,8 @@
             <w:bCs/>
             <w:noProof/>
             <w:webHidden/>
-            <w:sz w:val="24"/>
-            <w:szCs w:val="24"/>
+            <w:sz w:val="20"/>
+            <w:szCs w:val="20"/>
           </w:rPr>
           <w:tab/>
         </w:r>
@@ -6422,8 +6452,8 @@
             <w:bCs/>
             <w:noProof/>
             <w:webHidden/>
-            <w:sz w:val="24"/>
-            <w:szCs w:val="24"/>
+            <w:sz w:val="20"/>
+            <w:szCs w:val="20"/>
           </w:rPr>
           <w:fldChar w:fldCharType="begin"/>
         </w:r>
@@ -6434,8 +6464,8 @@
             <w:bCs/>
             <w:noProof/>
             <w:webHidden/>
-            <w:sz w:val="24"/>
-            <w:szCs w:val="24"/>
+            <w:sz w:val="20"/>
+            <w:szCs w:val="20"/>
           </w:rPr>
           <w:instrText xml:space="preserve"> PAGEREF _Toc215682539 \h </w:instrText>
         </w:r>
@@ -6446,8 +6476,8 @@
             <w:bCs/>
             <w:noProof/>
             <w:webHidden/>
-            <w:sz w:val="24"/>
-            <w:szCs w:val="24"/>
+            <w:sz w:val="20"/>
+            <w:szCs w:val="20"/>
           </w:rPr>
         </w:r>
         <w:r>
@@ -6457,8 +6487,8 @@
             <w:bCs/>
             <w:noProof/>
             <w:webHidden/>
-            <w:sz w:val="24"/>
-            <w:szCs w:val="24"/>
+            <w:sz w:val="20"/>
+            <w:szCs w:val="20"/>
           </w:rPr>
           <w:fldChar w:fldCharType="separate"/>
         </w:r>
@@ -6469,10 +6499,10 @@
             <w:bCs/>
             <w:noProof/>
             <w:webHidden/>
-            <w:sz w:val="24"/>
-            <w:szCs w:val="24"/>
+            <w:sz w:val="20"/>
+            <w:szCs w:val="20"/>
           </w:rPr>
-          <w:t>60</w:t>
+          <w:t>64</w:t>
         </w:r>
         <w:r>
           <w:rPr>
@@ -6481,8 +6511,8 @@
             <w:bCs/>
             <w:noProof/>
             <w:webHidden/>
-            <w:sz w:val="24"/>
-            <w:szCs w:val="24"/>
+            <w:sz w:val="20"/>
+            <w:szCs w:val="20"/>
           </w:rPr>
           <w:fldChar w:fldCharType="end"/>
         </w:r>
@@ -6501,8 +6531,8 @@
           <w:bCs/>
           <w:noProof/>
           <w:kern w:val="2"/>
-          <w:sz w:val="24"/>
-          <w:szCs w:val="24"/>
+          <w:sz w:val="20"/>
+          <w:szCs w:val="20"/>
           <w:lang w:eastAsia="es-ES"/>
           <w14:ligatures w14:val="standardContextual"/>
         </w:rPr>
@@ -6515,8 +6545,8 @@
             <w:b/>
             <w:bCs/>
             <w:noProof/>
-            <w:sz w:val="24"/>
-            <w:szCs w:val="24"/>
+            <w:sz w:val="20"/>
+            <w:szCs w:val="20"/>
           </w:rPr>
           <w:t>FIGURA 20: Mapa de navegación de la App de Escritorio. Elaboración propia.</w:t>
         </w:r>
@@ -6527,8 +6557,8 @@
             <w:bCs/>
             <w:noProof/>
             <w:webHidden/>
-            <w:sz w:val="24"/>
-            <w:szCs w:val="24"/>
+            <w:sz w:val="20"/>
+            <w:szCs w:val="20"/>
           </w:rPr>
           <w:tab/>
         </w:r>
@@ -6539,8 +6569,8 @@
             <w:bCs/>
             <w:noProof/>
             <w:webHidden/>
-            <w:sz w:val="24"/>
-            <w:szCs w:val="24"/>
+            <w:sz w:val="20"/>
+            <w:szCs w:val="20"/>
           </w:rPr>
           <w:fldChar w:fldCharType="begin"/>
         </w:r>
@@ -6551,8 +6581,8 @@
             <w:bCs/>
             <w:noProof/>
             <w:webHidden/>
-            <w:sz w:val="24"/>
-            <w:szCs w:val="24"/>
+            <w:sz w:val="20"/>
+            <w:szCs w:val="20"/>
           </w:rPr>
           <w:instrText xml:space="preserve"> PAGEREF _Toc215682540 \h </w:instrText>
         </w:r>
@@ -6563,8 +6593,8 @@
             <w:bCs/>
             <w:noProof/>
             <w:webHidden/>
-            <w:sz w:val="24"/>
-            <w:szCs w:val="24"/>
+            <w:sz w:val="20"/>
+            <w:szCs w:val="20"/>
           </w:rPr>
         </w:r>
         <w:r>
@@ -6574,8 +6604,8 @@
             <w:bCs/>
             <w:noProof/>
             <w:webHidden/>
-            <w:sz w:val="24"/>
-            <w:szCs w:val="24"/>
+            <w:sz w:val="20"/>
+            <w:szCs w:val="20"/>
           </w:rPr>
           <w:fldChar w:fldCharType="separate"/>
         </w:r>
@@ -6586,10 +6616,10 @@
             <w:bCs/>
             <w:noProof/>
             <w:webHidden/>
-            <w:sz w:val="24"/>
-            <w:szCs w:val="24"/>
+            <w:sz w:val="20"/>
+            <w:szCs w:val="20"/>
           </w:rPr>
-          <w:t>60</w:t>
+          <w:t>64</w:t>
         </w:r>
         <w:r>
           <w:rPr>
@@ -6598,8 +6628,8 @@
             <w:bCs/>
             <w:noProof/>
             <w:webHidden/>
-            <w:sz w:val="24"/>
-            <w:szCs w:val="24"/>
+            <w:sz w:val="20"/>
+            <w:szCs w:val="20"/>
           </w:rPr>
           <w:fldChar w:fldCharType="end"/>
         </w:r>
@@ -6622,8 +6652,8 @@
           <w:rFonts w:ascii="Times New Roman" w:hAnsi="Times New Roman" w:cs="Times New Roman"/>
           <w:b/>
           <w:bCs/>
-          <w:sz w:val="24"/>
-          <w:szCs w:val="24"/>
+          <w:sz w:val="20"/>
+          <w:szCs w:val="20"/>
         </w:rPr>
         <w:fldChar w:fldCharType="end"/>
       </w:r>
@@ -6647,7 +6677,7 @@
           <w:szCs w:val="28"/>
         </w:rPr>
       </w:pPr>
-      <w:bookmarkStart w:id="1" w:name="_Toc215732817"/>
+      <w:bookmarkStart w:id="1" w:name="_Toc221364309"/>
       <w:r>
         <w:rPr>
           <w:rFonts w:ascii="Times New Roman" w:hAnsi="Times New Roman" w:cs="Times New Roman"/>
@@ -6678,7 +6708,7 @@
           <w:szCs w:val="24"/>
         </w:rPr>
       </w:pPr>
-      <w:bookmarkStart w:id="2" w:name="_Toc215732818"/>
+      <w:bookmarkStart w:id="2" w:name="_Toc221364310"/>
       <w:r>
         <w:rPr>
           <w:rFonts w:ascii="Times New Roman" w:hAnsi="Times New Roman" w:cs="Times New Roman"/>
@@ -6796,7 +6826,7 @@
           <w:szCs w:val="24"/>
         </w:rPr>
       </w:pPr>
-      <w:bookmarkStart w:id="3" w:name="_Toc215732819"/>
+      <w:bookmarkStart w:id="3" w:name="_Toc221364311"/>
       <w:r>
         <w:rPr>
           <w:rFonts w:ascii="Times New Roman" w:hAnsi="Times New Roman" w:cs="Times New Roman"/>
@@ -6941,7 +6971,7 @@
           <w:szCs w:val="24"/>
         </w:rPr>
       </w:pPr>
-      <w:bookmarkStart w:id="4" w:name="_Toc215732820"/>
+      <w:bookmarkStart w:id="4" w:name="_Toc221364312"/>
       <w:r>
         <w:rPr>
           <w:rFonts w:ascii="Times New Roman" w:hAnsi="Times New Roman" w:cs="Times New Roman"/>
@@ -7484,6 +7514,23 @@
     </w:p>
     <w:p>
       <w:pPr>
+        <w:rPr>
+          <w:rFonts w:ascii="Times New Roman" w:hAnsi="Times New Roman" w:cs="Times New Roman"/>
+          <w:sz w:val="24"/>
+          <w:szCs w:val="24"/>
+        </w:rPr>
+      </w:pPr>
+      <w:r>
+        <w:rPr>
+          <w:rFonts w:ascii="Times New Roman" w:hAnsi="Times New Roman" w:cs="Times New Roman"/>
+          <w:sz w:val="24"/>
+          <w:szCs w:val="24"/>
+        </w:rPr>
+        <w:br w:type="page"/>
+      </w:r>
+    </w:p>
+    <w:p>
+      <w:pPr>
         <w:spacing w:line="360" w:lineRule="auto"/>
         <w:rPr>
           <w:rFonts w:ascii="Times New Roman" w:hAnsi="Times New Roman" w:cs="Times New Roman"/>
@@ -7509,7 +7556,7 @@
           <w:szCs w:val="24"/>
         </w:rPr>
       </w:pPr>
-      <w:bookmarkStart w:id="5" w:name="_Toc215732821"/>
+      <w:bookmarkStart w:id="5" w:name="_Toc221364313"/>
       <w:r>
         <w:rPr>
           <w:rFonts w:ascii="Times New Roman" w:hAnsi="Times New Roman" w:cs="Times New Roman"/>
@@ -7537,16 +7584,7 @@
           <w:sz w:val="24"/>
           <w:szCs w:val="24"/>
         </w:rPr>
-        <w:t xml:space="preserve">En el contexto actual de la restauración, especialmente en pequeños y medianos establecimientos sobre todo de pequeñas localidades, todavía se observa una falta de </w:t>
-      </w:r>
-      <w:r>
-        <w:rPr>
-          <w:rFonts w:ascii="Times New Roman" w:hAnsi="Times New Roman" w:cs="Times New Roman"/>
-          <w:sz w:val="24"/>
-          <w:szCs w:val="24"/>
-        </w:rPr>
-        <w:lastRenderedPageBreak/>
-        <w:t>digitalización en muchos procesos clave del servicio al cliente. La toma de pedidos en mesa, en particular, continúa realizándose en muchos casos mediante interacción verbal o anotaciones manuales, lo cual conlleva tiempos de espera prolongados, errores de transcripción y una gestión poco eficiente por parte del personal del restaurante.</w:t>
+        <w:t>En el contexto actual de la restauración, especialmente en pequeños y medianos establecimientos sobre todo de pequeñas localidades, todavía se observa una falta de digitalización en muchos procesos clave del servicio al cliente. La toma de pedidos en mesa, en particular, continúa realizándose en muchos casos mediante interacción verbal o anotaciones manuales, lo cual conlleva tiempos de espera prolongados, errores de transcripción y una gestión poco eficiente por parte del personal del restaurante.</w:t>
       </w:r>
     </w:p>
     <w:p>
@@ -7789,6 +7827,7 @@
           <w:sz w:val="24"/>
           <w:szCs w:val="24"/>
         </w:rPr>
+        <w:lastRenderedPageBreak/>
         <w:t>Adaptarse a distintos establecimientos, ya que el sistema será reutilizable, sin depender de integraciones complejas con servicios externos.</w:t>
       </w:r>
     </w:p>
@@ -7807,27 +7846,8 @@
           <w:sz w:val="24"/>
           <w:szCs w:val="24"/>
         </w:rPr>
-        <w:t xml:space="preserve">En definitiva, se trata de una propuesta realista , alineada con las necesidades actuales del sector, que permite mejorar tanto la eficiencia del servicio como la experiencia del cliente, con un coste reducido y un despliegue accesible para cualquier tipo de restaurante. Además, </w:t>
-      </w:r>
-      <w:r>
-        <w:rPr>
-          <w:rFonts w:ascii="Times New Roman" w:hAnsi="Times New Roman" w:cs="Times New Roman"/>
-          <w:sz w:val="24"/>
-          <w:szCs w:val="24"/>
-        </w:rPr>
-        <w:lastRenderedPageBreak/>
-        <w:t>responde también a una necesidad que surgió a raíz de la pandemia de la COVID-19: reducir el contacto físico entre clientes y personal, facilitando una atención más segura, higiénica y autónoma mediante el uso de tecnologías móviles.</w:t>
-      </w:r>
-    </w:p>
-    <w:p>
-      <w:pPr>
-        <w:spacing w:line="360" w:lineRule="auto"/>
-        <w:rPr>
-          <w:rFonts w:ascii="Times New Roman" w:hAnsi="Times New Roman" w:cs="Times New Roman"/>
-          <w:sz w:val="24"/>
-          <w:szCs w:val="24"/>
-        </w:rPr>
-      </w:pPr>
+        <w:t>En definitiva, se trata de una propuesta realista , alineada con las necesidades actuales del sector, que permite mejorar tanto la eficiencia del servicio como la experiencia del cliente, con un coste reducido y un despliegue accesible para cualquier tipo de restaurante. Además, responde también a una necesidad que surgió a raíz de la pandemia de la COVID-19: reducir el contacto físico entre clientes y personal, facilitando una atención más segura, higiénica y autónoma mediante el uso de tecnologías móviles.</w:t>
+      </w:r>
     </w:p>
     <w:p>
       <w:pPr>
@@ -7846,7 +7866,7 @@
           <w:szCs w:val="24"/>
         </w:rPr>
       </w:pPr>
-      <w:bookmarkStart w:id="6" w:name="_Toc215732822"/>
+      <w:bookmarkStart w:id="6" w:name="_Toc221364314"/>
       <w:r>
         <w:rPr>
           <w:rFonts w:ascii="Times New Roman" w:hAnsi="Times New Roman" w:cs="Times New Roman"/>
@@ -8025,13 +8045,23 @@
           <w:szCs w:val="24"/>
         </w:rPr>
       </w:pPr>
-      <w:r>
-        <w:rPr>
-          <w:rFonts w:ascii="Times New Roman" w:hAnsi="Times New Roman" w:cs="Times New Roman"/>
-          <w:sz w:val="24"/>
-          <w:szCs w:val="24"/>
-        </w:rPr>
-        <w:t>Asegurar que cualquier dato se utilice solo para la finalidad para la que fue recogido.</w:t>
+      <w:proofErr w:type="gramStart"/>
+      <w:r>
+        <w:rPr>
+          <w:rFonts w:ascii="Times New Roman" w:hAnsi="Times New Roman" w:cs="Times New Roman"/>
+          <w:sz w:val="24"/>
+          <w:szCs w:val="24"/>
+        </w:rPr>
+        <w:t>Asegurar</w:t>
+      </w:r>
+      <w:proofErr w:type="gramEnd"/>
+      <w:r>
+        <w:rPr>
+          <w:rFonts w:ascii="Times New Roman" w:hAnsi="Times New Roman" w:cs="Times New Roman"/>
+          <w:sz w:val="24"/>
+          <w:szCs w:val="24"/>
+        </w:rPr>
+        <w:t xml:space="preserve"> que cualquier dato se utilice solo para la finalidad para la que fue recogido.</w:t>
       </w:r>
     </w:p>
     <w:p>
@@ -8060,22 +8090,149 @@
     <w:p>
       <w:pPr>
         <w:pStyle w:val="Prrafodelista"/>
-        <w:spacing w:line="360" w:lineRule="auto"/>
-        <w:ind w:left="360"/>
-        <w:rPr>
-          <w:rFonts w:ascii="Times New Roman" w:hAnsi="Times New Roman" w:cs="Times New Roman"/>
-          <w:sz w:val="24"/>
-          <w:szCs w:val="24"/>
-        </w:rPr>
-      </w:pPr>
-      <w:r>
-        <w:rPr>
-          <w:rFonts w:ascii="Times New Roman" w:hAnsi="Times New Roman" w:cs="Times New Roman"/>
-          <w:sz w:val="24"/>
-          <w:szCs w:val="24"/>
-        </w:rPr>
-        <w:tab/>
-      </w:r>
+        <w:numPr>
+          <w:ilvl w:val="0"/>
+          <w:numId w:val="14"/>
+        </w:numPr>
+        <w:spacing w:line="360" w:lineRule="auto"/>
+        <w:rPr>
+          <w:rFonts w:ascii="Times New Roman" w:hAnsi="Times New Roman" w:cs="Times New Roman"/>
+          <w:b/>
+          <w:bCs/>
+          <w:sz w:val="24"/>
+          <w:szCs w:val="24"/>
+        </w:rPr>
+      </w:pPr>
+      <w:r>
+        <w:rPr>
+          <w:rFonts w:ascii="Times New Roman" w:hAnsi="Times New Roman" w:cs="Times New Roman"/>
+          <w:b/>
+          <w:bCs/>
+          <w:sz w:val="24"/>
+          <w:szCs w:val="24"/>
+        </w:rPr>
+        <w:lastRenderedPageBreak/>
+        <w:t>Ley Orgánica 3/2018 de Protección de Datos Personales y Garantía de los Derechos Digitales (LOPDGDD)</w:t>
+      </w:r>
+    </w:p>
+    <w:p>
+      <w:pPr>
+        <w:spacing w:line="360" w:lineRule="auto"/>
+        <w:ind w:left="720"/>
+        <w:rPr>
+          <w:rFonts w:ascii="Times New Roman" w:hAnsi="Times New Roman" w:cs="Times New Roman"/>
+          <w:sz w:val="24"/>
+          <w:szCs w:val="24"/>
+        </w:rPr>
+      </w:pPr>
+      <w:r>
+        <w:rPr>
+          <w:rFonts w:ascii="Times New Roman" w:hAnsi="Times New Roman" w:cs="Times New Roman"/>
+          <w:sz w:val="24"/>
+          <w:szCs w:val="24"/>
+        </w:rPr>
+        <w:t>Esta ley adapta el RGPD al marco jurídico español e introduce obligaciones, como el respeto a los derechos digitales en el entorno laboral y educativo.</w:t>
+      </w:r>
+    </w:p>
+    <w:p>
+      <w:pPr>
+        <w:spacing w:line="360" w:lineRule="auto"/>
+        <w:ind w:left="720"/>
+        <w:rPr>
+          <w:rFonts w:ascii="Times New Roman" w:hAnsi="Times New Roman" w:cs="Times New Roman"/>
+          <w:sz w:val="24"/>
+          <w:szCs w:val="24"/>
+        </w:rPr>
+      </w:pPr>
+      <w:r>
+        <w:rPr>
+          <w:rFonts w:ascii="Times New Roman" w:hAnsi="Times New Roman" w:cs="Times New Roman"/>
+          <w:sz w:val="24"/>
+          <w:szCs w:val="24"/>
+        </w:rPr>
+        <w:t>Para ello en FoodNow se deberán aplicar medidas como</w:t>
+      </w:r>
+    </w:p>
+    <w:p>
+      <w:pPr>
+        <w:pStyle w:val="Prrafodelista"/>
+        <w:numPr>
+          <w:ilvl w:val="0"/>
+          <w:numId w:val="16"/>
+        </w:numPr>
+        <w:spacing w:line="360" w:lineRule="auto"/>
+        <w:rPr>
+          <w:rFonts w:ascii="Times New Roman" w:hAnsi="Times New Roman" w:cs="Times New Roman"/>
+          <w:sz w:val="24"/>
+          <w:szCs w:val="24"/>
+        </w:rPr>
+      </w:pPr>
+      <w:r>
+        <w:rPr>
+          <w:rFonts w:ascii="Times New Roman" w:hAnsi="Times New Roman" w:cs="Times New Roman"/>
+          <w:sz w:val="24"/>
+          <w:szCs w:val="24"/>
+        </w:rPr>
+        <w:t>Informar al restaurante sobre sus obligaciones en materia de protección de datos.</w:t>
+      </w:r>
+    </w:p>
+    <w:p>
+      <w:pPr>
+        <w:pStyle w:val="Prrafodelista"/>
+        <w:numPr>
+          <w:ilvl w:val="0"/>
+          <w:numId w:val="16"/>
+        </w:numPr>
+        <w:spacing w:line="360" w:lineRule="auto"/>
+        <w:rPr>
+          <w:rFonts w:ascii="Times New Roman" w:hAnsi="Times New Roman" w:cs="Times New Roman"/>
+          <w:sz w:val="24"/>
+          <w:szCs w:val="24"/>
+        </w:rPr>
+      </w:pPr>
+      <w:r>
+        <w:rPr>
+          <w:rFonts w:ascii="Times New Roman" w:hAnsi="Times New Roman" w:cs="Times New Roman"/>
+          <w:sz w:val="24"/>
+          <w:szCs w:val="24"/>
+        </w:rPr>
+        <w:t>Ofrecer garantías de que los sistemas empleados no permiten el uso indebido de los datos recogidos.</w:t>
+      </w:r>
+    </w:p>
+    <w:p>
+      <w:pPr>
+        <w:pStyle w:val="Prrafodelista"/>
+        <w:numPr>
+          <w:ilvl w:val="0"/>
+          <w:numId w:val="16"/>
+        </w:numPr>
+        <w:spacing w:line="360" w:lineRule="auto"/>
+        <w:rPr>
+          <w:rFonts w:ascii="Times New Roman" w:hAnsi="Times New Roman" w:cs="Times New Roman"/>
+          <w:sz w:val="24"/>
+          <w:szCs w:val="24"/>
+        </w:rPr>
+      </w:pPr>
+      <w:r>
+        <w:rPr>
+          <w:rFonts w:ascii="Times New Roman" w:hAnsi="Times New Roman" w:cs="Times New Roman"/>
+          <w:sz w:val="24"/>
+          <w:szCs w:val="24"/>
+        </w:rPr>
+        <w:t>Cumplir con los derechos de los usuarios, incluso aunque no haya registro.</w:t>
+      </w:r>
+    </w:p>
+    <w:p>
+      <w:pPr>
+        <w:pStyle w:val="Prrafodelista"/>
+        <w:spacing w:line="360" w:lineRule="auto"/>
+        <w:ind w:left="1440"/>
+        <w:rPr>
+          <w:rFonts w:ascii="Times New Roman" w:hAnsi="Times New Roman" w:cs="Times New Roman"/>
+          <w:sz w:val="24"/>
+          <w:szCs w:val="24"/>
+        </w:rPr>
+      </w:pPr>
     </w:p>
     <w:p>
       <w:pPr>
@@ -8101,7 +8258,7 @@
           <w:sz w:val="24"/>
           <w:szCs w:val="24"/>
         </w:rPr>
-        <w:t>Ley Orgánica 3/2018 de Protección de Datos Personales y Garantía de los Derechos Digitales (LOPDGDD)</w:t>
+        <w:t>Ley 34/2002 de Servicios de la Sociedad de la Información y del Comercio Electrónico (LSSI-CE)</w:t>
       </w:r>
     </w:p>
     <w:p>
@@ -8120,8 +8277,7 @@
           <w:sz w:val="24"/>
           <w:szCs w:val="24"/>
         </w:rPr>
-        <w:lastRenderedPageBreak/>
-        <w:t>Esta ley adapta el RGPD al marco jurídico español e introduce obligaciones, como el respeto a los derechos digitales en el entorno laboral y educativo.</w:t>
+        <w:t>Esta ley regula las actividades comerciales y de servicios ofrecidos a través de medios electrónicos.</w:t>
       </w:r>
     </w:p>
     <w:p>
@@ -8140,7 +8296,7 @@
           <w:sz w:val="24"/>
           <w:szCs w:val="24"/>
         </w:rPr>
-        <w:t>Para ello en FoodNow se deberán aplicar medidas como</w:t>
+        <w:t>Dentro de las funciones de FoodNow esta ley solo será relevante en:</w:t>
       </w:r>
     </w:p>
     <w:p>
@@ -8148,7 +8304,7 @@
         <w:pStyle w:val="Prrafodelista"/>
         <w:numPr>
           <w:ilvl w:val="0"/>
-          <w:numId w:val="16"/>
+          <w:numId w:val="17"/>
         </w:numPr>
         <w:spacing w:line="360" w:lineRule="auto"/>
         <w:rPr>
@@ -8163,7 +8319,7 @@
           <w:sz w:val="24"/>
           <w:szCs w:val="24"/>
         </w:rPr>
-        <w:t>Informar al restaurante sobre sus obligaciones en materia de protección de datos.</w:t>
+        <w:t>La obligación de informar de la identidad del proveedor del servicio, en el caso de FoodNow este proveedor será el restaurante.</w:t>
       </w:r>
     </w:p>
     <w:p>
@@ -8171,7 +8327,7 @@
         <w:pStyle w:val="Prrafodelista"/>
         <w:numPr>
           <w:ilvl w:val="0"/>
-          <w:numId w:val="16"/>
+          <w:numId w:val="17"/>
         </w:numPr>
         <w:spacing w:line="360" w:lineRule="auto"/>
         <w:rPr>
@@ -8186,30 +8342,7 @@
           <w:sz w:val="24"/>
           <w:szCs w:val="24"/>
         </w:rPr>
-        <w:t>Ofrecer garantías de que los sistemas empleados no permiten el uso indebido de los datos recogidos.</w:t>
-      </w:r>
-    </w:p>
-    <w:p>
-      <w:pPr>
-        <w:pStyle w:val="Prrafodelista"/>
-        <w:numPr>
-          <w:ilvl w:val="0"/>
-          <w:numId w:val="16"/>
-        </w:numPr>
-        <w:spacing w:line="360" w:lineRule="auto"/>
-        <w:rPr>
-          <w:rFonts w:ascii="Times New Roman" w:hAnsi="Times New Roman" w:cs="Times New Roman"/>
-          <w:sz w:val="24"/>
-          <w:szCs w:val="24"/>
-        </w:rPr>
-      </w:pPr>
-      <w:r>
-        <w:rPr>
-          <w:rFonts w:ascii="Times New Roman" w:hAnsi="Times New Roman" w:cs="Times New Roman"/>
-          <w:sz w:val="24"/>
-          <w:szCs w:val="24"/>
-        </w:rPr>
-        <w:t>Cumplir con los derechos de los usuarios, incluso aunque no haya registro.</w:t>
+        <w:t>El uso de cookies o tecnologías similares, para lo cual se debe ofrecer al usuario una política clara de uso.</w:t>
       </w:r>
     </w:p>
     <w:p>
@@ -8248,7 +8381,7 @@
           <w:sz w:val="24"/>
           <w:szCs w:val="24"/>
         </w:rPr>
-        <w:t>Ley 34/2002 de Servicios de la Sociedad de la Información y del Comercio Electrónico (LSSI-CE)</w:t>
+        <w:t>Ley de Propiedad Intelectual (Real Decreto Legislativo 1/1996)</w:t>
       </w:r>
     </w:p>
     <w:p>
@@ -8267,26 +8400,7 @@
           <w:sz w:val="24"/>
           <w:szCs w:val="24"/>
         </w:rPr>
-        <w:t>Esta ley regula las actividades comerciales y de servicios ofrecidos a través de medios electrónicos.</w:t>
-      </w:r>
-    </w:p>
-    <w:p>
-      <w:pPr>
-        <w:spacing w:line="360" w:lineRule="auto"/>
-        <w:ind w:left="720"/>
-        <w:rPr>
-          <w:rFonts w:ascii="Times New Roman" w:hAnsi="Times New Roman" w:cs="Times New Roman"/>
-          <w:sz w:val="24"/>
-          <w:szCs w:val="24"/>
-        </w:rPr>
-      </w:pPr>
-      <w:r>
-        <w:rPr>
-          <w:rFonts w:ascii="Times New Roman" w:hAnsi="Times New Roman" w:cs="Times New Roman"/>
-          <w:sz w:val="24"/>
-          <w:szCs w:val="24"/>
-        </w:rPr>
-        <w:t>Dentro de las funciones de FoodNow esta ley solo será relevante en:</w:t>
+        <w:t>Dado que la aplicación mostrara imágenes de los productos, menús, logotipos, etc., es obligatorio asegurar que todo el contenido visual utilizado tenga derechos de uso válidos.</w:t>
       </w:r>
     </w:p>
     <w:p>
@@ -8294,7 +8408,7 @@
         <w:pStyle w:val="Prrafodelista"/>
         <w:numPr>
           <w:ilvl w:val="0"/>
-          <w:numId w:val="17"/>
+          <w:numId w:val="18"/>
         </w:numPr>
         <w:spacing w:line="360" w:lineRule="auto"/>
         <w:rPr>
@@ -8309,7 +8423,7 @@
           <w:sz w:val="24"/>
           <w:szCs w:val="24"/>
         </w:rPr>
-        <w:t>La obligación de informar de la identidad del proveedor del servicio, en el caso de FoodNow este proveedor será el restaurante.</w:t>
+        <w:t>Las imágenes deben ser creadas por el propio restaurante o adquiridas con licencia adecuada (Por ejemplo, de bancos de imágenes libres de derechos).</w:t>
       </w:r>
     </w:p>
     <w:p>
@@ -8317,7 +8431,7 @@
         <w:pStyle w:val="Prrafodelista"/>
         <w:numPr>
           <w:ilvl w:val="0"/>
-          <w:numId w:val="17"/>
+          <w:numId w:val="18"/>
         </w:numPr>
         <w:spacing w:line="360" w:lineRule="auto"/>
         <w:rPr>
@@ -8332,7 +8446,7 @@
           <w:sz w:val="24"/>
           <w:szCs w:val="24"/>
         </w:rPr>
-        <w:t>El uso de cookies o tecnologías similares, para lo cual se debe ofrecer al usuario una política clara de uso.</w:t>
+        <w:t>Los logotipos, texto descriptivos o materiales que reproduzcan marcas registradas deben contar con la debida autorización.</w:t>
       </w:r>
     </w:p>
     <w:p>
@@ -8371,7 +8485,8 @@
           <w:sz w:val="24"/>
           <w:szCs w:val="24"/>
         </w:rPr>
-        <w:t>Ley de Propiedad Intelectual (Real Decreto Legislativo 1/1996)</w:t>
+        <w:lastRenderedPageBreak/>
+        <w:t>Normativa sobre accesibilidad digital</w:t>
       </w:r>
     </w:p>
     <w:p>
@@ -8390,7 +8505,26 @@
           <w:sz w:val="24"/>
           <w:szCs w:val="24"/>
         </w:rPr>
-        <w:t>Dado que la aplicación mostrara imágenes de los productos, menús, logotipos, etc., es obligatorio asegurar que todo el contenido visual utilizado tenga derechos de uso válidos.</w:t>
+        <w:t xml:space="preserve">Si bien esta normativa no es exclusivamente obligatoria para apps, es recomendable seguir principios de accesibilidad definidos en normativas como el Real Decreto 1112/2018, que regula la accesibilidad de sitios web y apps del sector público, y toma como referencia las WCAG 2.1(Web Content Accessibility Guidelines). </w:t>
+      </w:r>
+    </w:p>
+    <w:p>
+      <w:pPr>
+        <w:spacing w:line="360" w:lineRule="auto"/>
+        <w:ind w:left="720"/>
+        <w:rPr>
+          <w:rFonts w:ascii="Times New Roman" w:hAnsi="Times New Roman" w:cs="Times New Roman"/>
+          <w:sz w:val="24"/>
+          <w:szCs w:val="24"/>
+        </w:rPr>
+      </w:pPr>
+      <w:r>
+        <w:rPr>
+          <w:rFonts w:ascii="Times New Roman" w:hAnsi="Times New Roman" w:cs="Times New Roman"/>
+          <w:sz w:val="24"/>
+          <w:szCs w:val="24"/>
+        </w:rPr>
+        <w:t>Para seguir esta normativa FoodNow deberá tener en cuenta lo siguiente:</w:t>
       </w:r>
     </w:p>
     <w:p>
@@ -8398,7 +8532,7 @@
         <w:pStyle w:val="Prrafodelista"/>
         <w:numPr>
           <w:ilvl w:val="0"/>
-          <w:numId w:val="18"/>
+          <w:numId w:val="19"/>
         </w:numPr>
         <w:spacing w:line="360" w:lineRule="auto"/>
         <w:rPr>
@@ -8413,7 +8547,7 @@
           <w:sz w:val="24"/>
           <w:szCs w:val="24"/>
         </w:rPr>
-        <w:t>Las imágenes deben ser creadas por el propio restaurante o adquiridas con licencia adecuada (Por ejemplo, de bancos de imágenes libres de derechos).</w:t>
+        <w:t>Contrastes adecuados en colores y textos.</w:t>
       </w:r>
     </w:p>
     <w:p>
@@ -8421,7 +8555,7 @@
         <w:pStyle w:val="Prrafodelista"/>
         <w:numPr>
           <w:ilvl w:val="0"/>
-          <w:numId w:val="18"/>
+          <w:numId w:val="19"/>
         </w:numPr>
         <w:spacing w:line="360" w:lineRule="auto"/>
         <w:rPr>
@@ -8436,44 +8570,31 @@
           <w:sz w:val="24"/>
           <w:szCs w:val="24"/>
         </w:rPr>
-        <w:t>Los logotipos, texto descriptivos o materiales que reproduzcan marcas registradas deben contar con la debida autorización.</w:t>
+        <w:t>Botones grandes y bien posicionados para facilitar la interacción.</w:t>
       </w:r>
     </w:p>
     <w:p>
       <w:pPr>
         <w:pStyle w:val="Prrafodelista"/>
-        <w:spacing w:line="360" w:lineRule="auto"/>
-        <w:ind w:left="1440"/>
-        <w:rPr>
-          <w:rFonts w:ascii="Times New Roman" w:hAnsi="Times New Roman" w:cs="Times New Roman"/>
-          <w:sz w:val="24"/>
-          <w:szCs w:val="24"/>
-        </w:rPr>
-      </w:pPr>
-    </w:p>
-    <w:p>
-      <w:pPr>
-        <w:pStyle w:val="Prrafodelista"/>
-        <w:spacing w:line="360" w:lineRule="auto"/>
-        <w:ind w:left="1440"/>
-        <w:rPr>
-          <w:rFonts w:ascii="Times New Roman" w:hAnsi="Times New Roman" w:cs="Times New Roman"/>
-          <w:sz w:val="24"/>
-          <w:szCs w:val="24"/>
-        </w:rPr>
-      </w:pPr>
-    </w:p>
-    <w:p>
-      <w:pPr>
-        <w:pStyle w:val="Prrafodelista"/>
-        <w:spacing w:line="360" w:lineRule="auto"/>
-        <w:ind w:left="1440"/>
-        <w:rPr>
-          <w:rFonts w:ascii="Times New Roman" w:hAnsi="Times New Roman" w:cs="Times New Roman"/>
-          <w:sz w:val="24"/>
-          <w:szCs w:val="24"/>
-        </w:rPr>
-      </w:pPr>
+        <w:numPr>
+          <w:ilvl w:val="0"/>
+          <w:numId w:val="19"/>
+        </w:numPr>
+        <w:spacing w:line="360" w:lineRule="auto"/>
+        <w:rPr>
+          <w:rFonts w:ascii="Times New Roman" w:hAnsi="Times New Roman" w:cs="Times New Roman"/>
+          <w:sz w:val="24"/>
+          <w:szCs w:val="24"/>
+        </w:rPr>
+      </w:pPr>
+      <w:r>
+        <w:rPr>
+          <w:rFonts w:ascii="Times New Roman" w:hAnsi="Times New Roman" w:cs="Times New Roman"/>
+          <w:sz w:val="24"/>
+          <w:szCs w:val="24"/>
+        </w:rPr>
+        <w:t>Lectura alternativa de imágenes si se implementa el modo accesible.</w:t>
+      </w:r>
     </w:p>
     <w:p>
       <w:pPr>
@@ -8511,161 +8632,6 @@
           <w:sz w:val="24"/>
           <w:szCs w:val="24"/>
         </w:rPr>
-        <w:lastRenderedPageBreak/>
-        <w:t>Normativa sobre accesibilidad digital</w:t>
-      </w:r>
-    </w:p>
-    <w:p>
-      <w:pPr>
-        <w:spacing w:line="360" w:lineRule="auto"/>
-        <w:ind w:left="720"/>
-        <w:rPr>
-          <w:rFonts w:ascii="Times New Roman" w:hAnsi="Times New Roman" w:cs="Times New Roman"/>
-          <w:sz w:val="24"/>
-          <w:szCs w:val="24"/>
-        </w:rPr>
-      </w:pPr>
-      <w:r>
-        <w:rPr>
-          <w:rFonts w:ascii="Times New Roman" w:hAnsi="Times New Roman" w:cs="Times New Roman"/>
-          <w:sz w:val="24"/>
-          <w:szCs w:val="24"/>
-        </w:rPr>
-        <w:t xml:space="preserve">Si bien esta normativa no es exclusivamente obligatoria para apps, es recomendable seguir principios de accesibilidad definidos en normativas como el Real Decreto 1112/2018, que regula la accesibilidad de sitios web y apps del sector público, y toma como referencia las WCAG 2.1(Web Content Accessibility Guidelines). </w:t>
-      </w:r>
-    </w:p>
-    <w:p>
-      <w:pPr>
-        <w:spacing w:line="360" w:lineRule="auto"/>
-        <w:ind w:left="720"/>
-        <w:rPr>
-          <w:rFonts w:ascii="Times New Roman" w:hAnsi="Times New Roman" w:cs="Times New Roman"/>
-          <w:sz w:val="24"/>
-          <w:szCs w:val="24"/>
-        </w:rPr>
-      </w:pPr>
-      <w:r>
-        <w:rPr>
-          <w:rFonts w:ascii="Times New Roman" w:hAnsi="Times New Roman" w:cs="Times New Roman"/>
-          <w:sz w:val="24"/>
-          <w:szCs w:val="24"/>
-        </w:rPr>
-        <w:t>Para seguir esta normativa FoodNow deberá tener en cuenta lo siguiente:</w:t>
-      </w:r>
-    </w:p>
-    <w:p>
-      <w:pPr>
-        <w:pStyle w:val="Prrafodelista"/>
-        <w:numPr>
-          <w:ilvl w:val="0"/>
-          <w:numId w:val="19"/>
-        </w:numPr>
-        <w:spacing w:line="360" w:lineRule="auto"/>
-        <w:rPr>
-          <w:rFonts w:ascii="Times New Roman" w:hAnsi="Times New Roman" w:cs="Times New Roman"/>
-          <w:sz w:val="24"/>
-          <w:szCs w:val="24"/>
-        </w:rPr>
-      </w:pPr>
-      <w:r>
-        <w:rPr>
-          <w:rFonts w:ascii="Times New Roman" w:hAnsi="Times New Roman" w:cs="Times New Roman"/>
-          <w:sz w:val="24"/>
-          <w:szCs w:val="24"/>
-        </w:rPr>
-        <w:t>Contrastes adecuados en colores y textos.</w:t>
-      </w:r>
-    </w:p>
-    <w:p>
-      <w:pPr>
-        <w:pStyle w:val="Prrafodelista"/>
-        <w:numPr>
-          <w:ilvl w:val="0"/>
-          <w:numId w:val="19"/>
-        </w:numPr>
-        <w:spacing w:line="360" w:lineRule="auto"/>
-        <w:rPr>
-          <w:rFonts w:ascii="Times New Roman" w:hAnsi="Times New Roman" w:cs="Times New Roman"/>
-          <w:sz w:val="24"/>
-          <w:szCs w:val="24"/>
-        </w:rPr>
-      </w:pPr>
-      <w:r>
-        <w:rPr>
-          <w:rFonts w:ascii="Times New Roman" w:hAnsi="Times New Roman" w:cs="Times New Roman"/>
-          <w:sz w:val="24"/>
-          <w:szCs w:val="24"/>
-        </w:rPr>
-        <w:t>Botones grandes y bien posicionados para facilitar la interacción.</w:t>
-      </w:r>
-    </w:p>
-    <w:p>
-      <w:pPr>
-        <w:pStyle w:val="Prrafodelista"/>
-        <w:numPr>
-          <w:ilvl w:val="0"/>
-          <w:numId w:val="19"/>
-        </w:numPr>
-        <w:spacing w:line="360" w:lineRule="auto"/>
-        <w:rPr>
-          <w:rFonts w:ascii="Times New Roman" w:hAnsi="Times New Roman" w:cs="Times New Roman"/>
-          <w:sz w:val="24"/>
-          <w:szCs w:val="24"/>
-        </w:rPr>
-      </w:pPr>
-      <w:r>
-        <w:rPr>
-          <w:rFonts w:ascii="Times New Roman" w:hAnsi="Times New Roman" w:cs="Times New Roman"/>
-          <w:sz w:val="24"/>
-          <w:szCs w:val="24"/>
-        </w:rPr>
-        <w:t>Lectura alternativa de imágenes si se implementa el modo accesible.</w:t>
-      </w:r>
-    </w:p>
-    <w:p>
-      <w:pPr>
-        <w:pStyle w:val="Prrafodelista"/>
-        <w:spacing w:line="360" w:lineRule="auto"/>
-        <w:ind w:left="1440"/>
-        <w:rPr>
-          <w:rFonts w:ascii="Times New Roman" w:hAnsi="Times New Roman" w:cs="Times New Roman"/>
-          <w:sz w:val="24"/>
-          <w:szCs w:val="24"/>
-        </w:rPr>
-      </w:pPr>
-    </w:p>
-    <w:p>
-      <w:pPr>
-        <w:pStyle w:val="Prrafodelista"/>
-        <w:numPr>
-          <w:ilvl w:val="0"/>
-          <w:numId w:val="14"/>
-        </w:numPr>
-        <w:spacing w:line="360" w:lineRule="auto"/>
-        <w:rPr>
-          <w:rFonts w:ascii="Times New Roman" w:hAnsi="Times New Roman" w:cs="Times New Roman"/>
-          <w:b/>
-          <w:bCs/>
-          <w:sz w:val="24"/>
-          <w:szCs w:val="24"/>
-        </w:rPr>
-      </w:pPr>
-      <w:r>
-        <w:rPr>
-          <w:rFonts w:ascii="Times New Roman" w:hAnsi="Times New Roman" w:cs="Times New Roman"/>
-          <w:sz w:val="24"/>
-          <w:szCs w:val="24"/>
-        </w:rPr>
-        <w:tab/>
-      </w:r>
-      <w:r>
-        <w:rPr>
-          <w:rFonts w:ascii="Times New Roman" w:hAnsi="Times New Roman" w:cs="Times New Roman"/>
-          <w:b/>
-          <w:bCs/>
-          <w:sz w:val="24"/>
-          <w:szCs w:val="24"/>
-        </w:rPr>
         <w:t>Obligaciones del restaurante como prestador del servicio</w:t>
       </w:r>
     </w:p>
@@ -8778,18 +8744,6 @@
     </w:p>
     <w:p>
       <w:pPr>
-        <w:pStyle w:val="Prrafodelista"/>
-        <w:spacing w:line="360" w:lineRule="auto"/>
-        <w:ind w:left="1440"/>
-        <w:rPr>
-          <w:rFonts w:ascii="Times New Roman" w:hAnsi="Times New Roman" w:cs="Times New Roman"/>
-          <w:sz w:val="24"/>
-          <w:szCs w:val="24"/>
-        </w:rPr>
-      </w:pPr>
-    </w:p>
-    <w:p>
-      <w:pPr>
         <w:spacing w:line="360" w:lineRule="auto"/>
         <w:rPr>
           <w:rFonts w:ascii="Times New Roman" w:hAnsi="Times New Roman" w:cs="Times New Roman"/>
@@ -8848,13 +8802,20 @@
     </w:p>
     <w:p>
       <w:pPr>
-        <w:spacing w:line="360" w:lineRule="auto"/>
-        <w:rPr>
-          <w:rFonts w:ascii="Times New Roman" w:hAnsi="Times New Roman" w:cs="Times New Roman"/>
-          <w:sz w:val="24"/>
-          <w:szCs w:val="24"/>
-        </w:rPr>
-      </w:pPr>
+        <w:rPr>
+          <w:rFonts w:ascii="Times New Roman" w:hAnsi="Times New Roman" w:cs="Times New Roman"/>
+          <w:sz w:val="24"/>
+          <w:szCs w:val="24"/>
+        </w:rPr>
+      </w:pPr>
+      <w:r>
+        <w:rPr>
+          <w:rFonts w:ascii="Times New Roman" w:hAnsi="Times New Roman" w:cs="Times New Roman"/>
+          <w:sz w:val="24"/>
+          <w:szCs w:val="24"/>
+        </w:rPr>
+        <w:br w:type="page"/>
+      </w:r>
     </w:p>
     <w:p>
       <w:pPr>
@@ -8873,7 +8834,7 @@
           <w:szCs w:val="24"/>
         </w:rPr>
       </w:pPr>
-      <w:bookmarkStart w:id="7" w:name="_Toc215732823"/>
+      <w:bookmarkStart w:id="7" w:name="_Toc221364315"/>
       <w:r>
         <w:rPr>
           <w:rFonts w:ascii="Times New Roman" w:hAnsi="Times New Roman" w:cs="Times New Roman"/>
@@ -10981,7 +10942,7 @@
           <w:szCs w:val="24"/>
         </w:rPr>
       </w:pPr>
-      <w:bookmarkStart w:id="8" w:name="_Toc215732824"/>
+      <w:bookmarkStart w:id="8" w:name="_Toc221364316"/>
       <w:r>
         <w:rPr>
           <w:rFonts w:ascii="Times New Roman" w:hAnsi="Times New Roman" w:cs="Times New Roman"/>
@@ -11625,7 +11586,7 @@
           <w:szCs w:val="24"/>
         </w:rPr>
         <w:drawing>
-          <wp:inline distT="0" distB="0" distL="0" distR="0" wp14:anchorId="490B0B08" wp14:editId="67AC1CF9">
+          <wp:inline distT="0" distB="0" distL="0" distR="0" wp14:anchorId="490B0B08" wp14:editId="4D52C823">
             <wp:extent cx="5535333" cy="3685309"/>
             <wp:effectExtent l="0" t="0" r="8255" b="0"/>
             <wp:docPr id="325546552" name="Imagen 3"/>
@@ -11642,7 +11603,7 @@
                     </pic:cNvPicPr>
                   </pic:nvPicPr>
                   <pic:blipFill>
-                    <a:blip r:embed="rId8">
+                    <a:blip r:embed="rId8" cstate="print">
                       <a:extLst>
                         <a:ext uri="{28A0092B-C50C-407E-A947-70E740481C1C}">
                           <a14:useLocalDpi xmlns:a14="http://schemas.microsoft.com/office/drawing/2010/main" val="0"/>
@@ -11720,7 +11681,7 @@
           <w:bCs/>
         </w:rPr>
       </w:pPr>
-      <w:bookmarkStart w:id="10" w:name="_Toc215732825"/>
+      <w:bookmarkStart w:id="10" w:name="_Toc221364317"/>
       <w:r>
         <w:rPr>
           <w:rFonts w:ascii="Times New Roman" w:hAnsi="Times New Roman" w:cs="Times New Roman"/>
@@ -11747,11 +11708,6 @@
         <w:t>studio de la viabilidad del sistema</w:t>
       </w:r>
       <w:bookmarkEnd w:id="10"/>
-    </w:p>
-    <w:p>
-      <w:pPr>
-        <w:spacing w:line="360" w:lineRule="auto"/>
-      </w:pPr>
     </w:p>
     <w:p>
       <w:pPr>
@@ -11770,7 +11726,7 @@
           <w:szCs w:val="24"/>
         </w:rPr>
       </w:pPr>
-      <w:bookmarkStart w:id="11" w:name="_Toc215732826"/>
+      <w:bookmarkStart w:id="11" w:name="_Toc221364318"/>
       <w:r>
         <w:rPr>
           <w:rFonts w:ascii="Times New Roman" w:hAnsi="Times New Roman" w:cs="Times New Roman"/>
@@ -11882,11 +11838,6 @@
         </w:rPr>
         <w:t xml:space="preserve"> privacidad, simplicidad y rapidez. </w:t>
       </w:r>
-    </w:p>
-    <w:p>
-      <w:pPr>
-        <w:spacing w:line="360" w:lineRule="auto"/>
-      </w:pPr>
     </w:p>
     <w:p>
       <w:pPr>
@@ -12004,7 +11955,6 @@
           <w:sz w:val="24"/>
           <w:szCs w:val="24"/>
         </w:rPr>
-        <w:lastRenderedPageBreak/>
         <w:t>Económico:</w:t>
       </w:r>
       <w:r>
@@ -12387,7 +12337,6 @@
           <w:sz w:val="24"/>
           <w:szCs w:val="24"/>
         </w:rPr>
-        <w:lastRenderedPageBreak/>
         <w:t>Amenaza de nuevos competidores:</w:t>
       </w:r>
       <w:r>
@@ -12432,6 +12381,7 @@
           <w:sz w:val="24"/>
           <w:szCs w:val="24"/>
         </w:rPr>
+        <w:lastRenderedPageBreak/>
         <w:t>Poder de negociación de los proveedores:</w:t>
       </w:r>
       <w:r>
@@ -12682,7 +12632,6 @@
           <w:sz w:val="24"/>
           <w:szCs w:val="24"/>
         </w:rPr>
-        <w:lastRenderedPageBreak/>
         <w:t>Por un lado, se cobrará una cuantía fija por la implementación inicial del sistema, que incluirá la entrega e instalación de la aplicación móvil y la aplicación de escritorio, así como la configuración personalizada del restaurante o franquicia.</w:t>
       </w:r>
     </w:p>
@@ -12717,6 +12666,7 @@
           <w:sz w:val="24"/>
           <w:szCs w:val="24"/>
         </w:rPr>
+        <w:lastRenderedPageBreak/>
         <w:t>Por otro lado, se establecerá una cuota mensual de mantenimiento, que cubrirá la supervisión técnica, la resolución de incidencias, y la realización de cambios en el menú o carta solicitados por el cliente.</w:t>
       </w:r>
     </w:p>
@@ -12872,17 +12822,6 @@
         </w:rPr>
         <w:t xml:space="preserve"> personal para ampliar la capacidad de gestión y soporte.</w:t>
       </w:r>
-    </w:p>
-    <w:p>
-      <w:pPr>
-        <w:pStyle w:val="Prrafodelista"/>
-        <w:spacing w:line="360" w:lineRule="auto"/>
-        <w:rPr>
-          <w:rFonts w:ascii="Times New Roman" w:hAnsi="Times New Roman" w:cs="Times New Roman"/>
-          <w:sz w:val="24"/>
-          <w:szCs w:val="24"/>
-        </w:rPr>
-      </w:pPr>
     </w:p>
     <w:p>
       <w:pPr>
@@ -12901,7 +12840,7 @@
           <w:szCs w:val="24"/>
         </w:rPr>
       </w:pPr>
-      <w:bookmarkStart w:id="12" w:name="_Toc215732827"/>
+      <w:bookmarkStart w:id="12" w:name="_Toc221364319"/>
       <w:r>
         <w:rPr>
           <w:rFonts w:ascii="Times New Roman" w:hAnsi="Times New Roman" w:cs="Times New Roman"/>
@@ -12993,10 +12932,9 @@
           <w:sz w:val="24"/>
           <w:szCs w:val="24"/>
         </w:rPr>
-        <w:lastRenderedPageBreak/>
         <w:drawing>
-          <wp:inline distT="0" distB="0" distL="0" distR="0" wp14:anchorId="55CD0188" wp14:editId="55FACD35">
-            <wp:extent cx="2156460" cy="2156460"/>
+          <wp:inline distT="0" distB="0" distL="0" distR="0" wp14:anchorId="55CD0188" wp14:editId="533B61EC">
+            <wp:extent cx="1386840" cy="1386840"/>
             <wp:effectExtent l="0" t="0" r="0" b="0"/>
             <wp:docPr id="337867169" name="Imagen 10"/>
             <wp:cNvGraphicFramePr>
@@ -13012,7 +12950,7 @@
                     </pic:cNvPicPr>
                   </pic:nvPicPr>
                   <pic:blipFill>
-                    <a:blip r:embed="rId9">
+                    <a:blip r:embed="rId9" cstate="print">
                       <a:extLst>
                         <a:ext uri="{28A0092B-C50C-407E-A947-70E740481C1C}">
                           <a14:useLocalDpi xmlns:a14="http://schemas.microsoft.com/office/drawing/2010/main" val="0"/>
@@ -13027,7 +12965,7 @@
                   <pic:spPr bwMode="auto">
                     <a:xfrm>
                       <a:off x="0" y="0"/>
-                      <a:ext cx="2159459" cy="2159459"/>
+                      <a:ext cx="1388770" cy="1388770"/>
                     </a:xfrm>
                     <a:prstGeom prst="rect">
                       <a:avLst/>
@@ -13080,7 +13018,6 @@
       </w:r>
       <w:bookmarkEnd w:id="13"/>
     </w:p>
-    <w:p/>
     <w:p>
       <w:pPr>
         <w:spacing w:line="360" w:lineRule="auto"/>
@@ -13100,6 +13037,7 @@
           <w:sz w:val="24"/>
           <w:szCs w:val="24"/>
         </w:rPr>
+        <w:lastRenderedPageBreak/>
         <w:t>Análisis DAFO</w:t>
       </w:r>
     </w:p>
@@ -13265,7 +13203,6 @@
           <w:sz w:val="24"/>
           <w:szCs w:val="24"/>
         </w:rPr>
-        <w:lastRenderedPageBreak/>
         <w:t>Debilidades</w:t>
       </w:r>
       <w:r>
@@ -13354,6 +13291,7 @@
           <w:sz w:val="24"/>
           <w:szCs w:val="24"/>
         </w:rPr>
+        <w:lastRenderedPageBreak/>
         <w:t>Amenazas</w:t>
       </w:r>
       <w:r>
@@ -13574,43 +13512,43 @@
           <w:sz w:val="24"/>
           <w:szCs w:val="24"/>
         </w:rPr>
+        <w:t>Desde el punto de vista técnico, FoodNow se basa en una arquitectura cliente-servidor, permitiendo la sincronización en tiempo real entre la aplicación móvil(utilizada por el cliente) y la aplicación de escritorio (empleada por el restaurante). Esta infraestructura garantiza que los pedidos lleguen directamente al sistema del local, facilitando su gestión y evitando errores de transcripción.</w:t>
+      </w:r>
+    </w:p>
+    <w:p>
+      <w:pPr>
+        <w:spacing w:line="360" w:lineRule="auto"/>
+        <w:rPr>
+          <w:rFonts w:ascii="Times New Roman" w:hAnsi="Times New Roman" w:cs="Times New Roman"/>
+          <w:sz w:val="24"/>
+          <w:szCs w:val="24"/>
+        </w:rPr>
+      </w:pPr>
+      <w:r>
+        <w:rPr>
+          <w:rFonts w:ascii="Times New Roman" w:hAnsi="Times New Roman" w:cs="Times New Roman"/>
+          <w:sz w:val="24"/>
+          <w:szCs w:val="24"/>
+        </w:rPr>
+        <w:t>La solución es multiplataforma, lo que permite su implementación en distintos dispositivos y sistemas operativos, tanto para tablets como para ordenadores. Además, cada instalación es personalizada: si bien la marca FoodNow se mantiene como base, el contenido, diseño gráfico y menú se adaptan individualmente a cada cliente.</w:t>
+      </w:r>
+    </w:p>
+    <w:p>
+      <w:pPr>
+        <w:spacing w:line="360" w:lineRule="auto"/>
+        <w:rPr>
+          <w:rFonts w:ascii="Times New Roman" w:hAnsi="Times New Roman" w:cs="Times New Roman"/>
+          <w:sz w:val="24"/>
+          <w:szCs w:val="24"/>
+        </w:rPr>
+      </w:pPr>
+      <w:r>
+        <w:rPr>
+          <w:rFonts w:ascii="Times New Roman" w:hAnsi="Times New Roman" w:cs="Times New Roman"/>
+          <w:sz w:val="24"/>
+          <w:szCs w:val="24"/>
+        </w:rPr>
         <w:lastRenderedPageBreak/>
-        <w:t>Desde el punto de vista técnico, FoodNow se basa en una arquitectura cliente-servidor, permitiendo la sincronización en tiempo real entre la aplicación móvil(utilizada por el cliente) y la aplicación de escritorio (empleada por el restaurante). Esta infraestructura garantiza que los pedidos lleguen directamente al sistema del local, facilitando su gestión y evitando errores de transcripción.</w:t>
-      </w:r>
-    </w:p>
-    <w:p>
-      <w:pPr>
-        <w:spacing w:line="360" w:lineRule="auto"/>
-        <w:rPr>
-          <w:rFonts w:ascii="Times New Roman" w:hAnsi="Times New Roman" w:cs="Times New Roman"/>
-          <w:sz w:val="24"/>
-          <w:szCs w:val="24"/>
-        </w:rPr>
-      </w:pPr>
-      <w:r>
-        <w:rPr>
-          <w:rFonts w:ascii="Times New Roman" w:hAnsi="Times New Roman" w:cs="Times New Roman"/>
-          <w:sz w:val="24"/>
-          <w:szCs w:val="24"/>
-        </w:rPr>
-        <w:t>La solución es multiplataforma, lo que permite su implementación en distintos dispositivos y sistemas operativos, tanto para tablets como para ordenadores. Además, cada instalación es personalizada: si bien la marca FoodNow se mantiene como base, el contenido, diseño gráfico y menú se adaptan individualmente a cada cliente.</w:t>
-      </w:r>
-    </w:p>
-    <w:p>
-      <w:pPr>
-        <w:spacing w:line="360" w:lineRule="auto"/>
-        <w:rPr>
-          <w:rFonts w:ascii="Times New Roman" w:hAnsi="Times New Roman" w:cs="Times New Roman"/>
-          <w:sz w:val="24"/>
-          <w:szCs w:val="24"/>
-        </w:rPr>
-      </w:pPr>
-      <w:r>
-        <w:rPr>
-          <w:rFonts w:ascii="Times New Roman" w:hAnsi="Times New Roman" w:cs="Times New Roman"/>
-          <w:sz w:val="24"/>
-          <w:szCs w:val="24"/>
-        </w:rPr>
         <w:t>En cuanto a su propuesta de mantenimiento, se opta por un modelo de servicio en el que el propio desarrollador asume las tareas de edición de la carta, gestión de incidencias y adaptación a las necesidades del restaurante, lo que garantiza un soporte técnico directo y especializado.</w:t>
       </w:r>
     </w:p>
@@ -13841,16 +13779,6 @@
           <w:rFonts w:ascii="Times New Roman" w:hAnsi="Times New Roman" w:cs="Times New Roman"/>
           <w:sz w:val="24"/>
           <w:szCs w:val="24"/>
-        </w:rPr>
-      </w:pPr>
-    </w:p>
-    <w:p>
-      <w:pPr>
-        <w:spacing w:line="360" w:lineRule="auto"/>
-        <w:rPr>
-          <w:rFonts w:ascii="Times New Roman" w:hAnsi="Times New Roman" w:cs="Times New Roman"/>
-          <w:sz w:val="24"/>
-          <w:szCs w:val="24"/>
           <w:u w:val="single"/>
         </w:rPr>
       </w:pPr>
@@ -13990,6 +13918,7 @@
           <w:sz w:val="24"/>
           <w:szCs w:val="24"/>
         </w:rPr>
+        <w:lastRenderedPageBreak/>
         <w:t>Aplicación de escritorio para el restaurante.</w:t>
       </w:r>
     </w:p>
@@ -14339,7 +14268,6 @@
           <w:sz w:val="24"/>
           <w:szCs w:val="24"/>
         </w:rPr>
-        <w:lastRenderedPageBreak/>
         <w:t>El sistema se distribuirá de forma directa por el propio desarrollador, y con el tiempo se prevé la incorporación de un socio comercial encargado de la expansión, demostraciones y gestión de clientes potenciales.</w:t>
       </w:r>
     </w:p>
@@ -14434,6 +14362,7 @@
           <w:sz w:val="24"/>
           <w:szCs w:val="24"/>
         </w:rPr>
+        <w:lastRenderedPageBreak/>
         <w:t>Creación de un dossier digital con capturas, beneficios y casos de suso para enviar por email a restaurantes.</w:t>
       </w:r>
     </w:p>
@@ -14492,9 +14421,9 @@
       </w:r>
     </w:p>
     <w:p>
-      <w:pPr>
-        <w:spacing w:line="360" w:lineRule="auto"/>
-      </w:pPr>
+      <w:r>
+        <w:br w:type="page"/>
+      </w:r>
     </w:p>
     <w:p>
       <w:pPr>
@@ -14508,7 +14437,7 @@
           <w:szCs w:val="28"/>
         </w:rPr>
       </w:pPr>
-      <w:bookmarkStart w:id="15" w:name="_Toc215732828"/>
+      <w:bookmarkStart w:id="15" w:name="_Toc221364320"/>
       <w:r>
         <w:rPr>
           <w:rFonts w:ascii="Times New Roman" w:hAnsi="Times New Roman" w:cs="Times New Roman"/>
@@ -14517,6 +14446,7 @@
           <w:sz w:val="28"/>
           <w:szCs w:val="28"/>
         </w:rPr>
+        <w:lastRenderedPageBreak/>
         <w:t>3. Descripción del entorno tecnológico</w:t>
       </w:r>
       <w:bookmarkEnd w:id="15"/>
@@ -14538,7 +14468,7 @@
           <w:szCs w:val="24"/>
         </w:rPr>
       </w:pPr>
-      <w:bookmarkStart w:id="16" w:name="_Toc215732829"/>
+      <w:bookmarkStart w:id="16" w:name="_Toc221364321"/>
       <w:r>
         <w:rPr>
           <w:rFonts w:ascii="Times New Roman" w:hAnsi="Times New Roman" w:cs="Times New Roman"/>
@@ -14681,6 +14611,17 @@
     <w:p>
       <w:pPr>
         <w:pStyle w:val="Prrafodelista"/>
+        <w:spacing w:line="360" w:lineRule="auto"/>
+        <w:rPr>
+          <w:rFonts w:ascii="Times New Roman" w:hAnsi="Times New Roman" w:cs="Times New Roman"/>
+          <w:sz w:val="24"/>
+          <w:szCs w:val="24"/>
+        </w:rPr>
+      </w:pPr>
+    </w:p>
+    <w:p>
+      <w:pPr>
+        <w:pStyle w:val="Prrafodelista"/>
         <w:numPr>
           <w:ilvl w:val="0"/>
           <w:numId w:val="2"/>
@@ -14695,7 +14636,7 @@
           <w:szCs w:val="24"/>
         </w:rPr>
       </w:pPr>
-      <w:bookmarkStart w:id="17" w:name="_Toc215732830"/>
+      <w:bookmarkStart w:id="17" w:name="_Toc221364322"/>
       <w:r>
         <w:rPr>
           <w:rFonts w:ascii="Times New Roman" w:hAnsi="Times New Roman" w:cs="Times New Roman"/>
@@ -14704,15 +14645,9 @@
           <w:sz w:val="24"/>
           <w:szCs w:val="24"/>
         </w:rPr>
-        <w:lastRenderedPageBreak/>
         <w:t>Descripción de las tecnologías para cada perfil</w:t>
       </w:r>
       <w:bookmarkEnd w:id="17"/>
-    </w:p>
-    <w:p>
-      <w:pPr>
-        <w:spacing w:line="360" w:lineRule="auto"/>
-      </w:pPr>
     </w:p>
     <w:p>
       <w:pPr>
@@ -14914,7 +14849,17 @@
           <w:sz w:val="24"/>
           <w:szCs w:val="24"/>
         </w:rPr>
-        <w:t>-Lenguaje de programación: Java</w:t>
+        <w:t xml:space="preserve">-Lenguaje de programación: </w:t>
+      </w:r>
+      <w:r>
+        <w:rPr>
+          <w:rFonts w:ascii="Times New Roman" w:hAnsi="Times New Roman" w:cs="Times New Roman"/>
+          <w:b/>
+          <w:bCs/>
+          <w:sz w:val="24"/>
+          <w:szCs w:val="24"/>
+        </w:rPr>
+        <w:t>Java (Spring Boot)</w:t>
       </w:r>
     </w:p>
     <w:p>
@@ -14933,7 +14878,15 @@
           <w:szCs w:val="24"/>
         </w:rPr>
         <w:tab/>
-        <w:t>-Entorno de desarrollo: IntelliJ IDEA / Eclipse</w:t>
+        <w:t xml:space="preserve">-Entorno de desarrollo: IntelliJ IDEA </w:t>
+      </w:r>
+      <w:r>
+        <w:rPr>
+          <w:rFonts w:ascii="Times New Roman" w:hAnsi="Times New Roman" w:cs="Times New Roman"/>
+          <w:sz w:val="24"/>
+          <w:szCs w:val="24"/>
+        </w:rPr>
+        <w:t>/Visual Studio Code</w:t>
       </w:r>
     </w:p>
     <w:p>
@@ -14952,24 +14905,43 @@
           <w:szCs w:val="24"/>
         </w:rPr>
         <w:tab/>
-        <w:t>-Interfaz gráfica: Java Swing o JavaFX</w:t>
-      </w:r>
-    </w:p>
-    <w:p>
-      <w:pPr>
-        <w:spacing w:line="360" w:lineRule="auto"/>
-        <w:rPr>
-          <w:rFonts w:ascii="Times New Roman" w:hAnsi="Times New Roman" w:cs="Times New Roman"/>
-          <w:sz w:val="24"/>
-          <w:szCs w:val="24"/>
-        </w:rPr>
-      </w:pPr>
-      <w:r>
-        <w:rPr>
-          <w:rFonts w:ascii="Times New Roman" w:hAnsi="Times New Roman" w:cs="Times New Roman"/>
-          <w:sz w:val="24"/>
-          <w:szCs w:val="24"/>
-        </w:rPr>
+        <w:t xml:space="preserve">-Interfaz gráfica: </w:t>
+      </w:r>
+      <w:r>
+        <w:rPr>
+          <w:rFonts w:ascii="Times New Roman" w:hAnsi="Times New Roman" w:cs="Times New Roman"/>
+          <w:b/>
+          <w:bCs/>
+          <w:sz w:val="24"/>
+          <w:szCs w:val="24"/>
+        </w:rPr>
+        <w:t>Vue.js</w:t>
+      </w:r>
+      <w:r>
+        <w:rPr>
+          <w:rFonts w:ascii="Times New Roman" w:hAnsi="Times New Roman" w:cs="Times New Roman"/>
+          <w:sz w:val="24"/>
+          <w:szCs w:val="24"/>
+        </w:rPr>
+        <w:t xml:space="preserve"> (JavaScript)</w:t>
+      </w:r>
+    </w:p>
+    <w:p>
+      <w:pPr>
+        <w:spacing w:line="360" w:lineRule="auto"/>
+        <w:rPr>
+          <w:rFonts w:ascii="Times New Roman" w:hAnsi="Times New Roman" w:cs="Times New Roman"/>
+          <w:sz w:val="24"/>
+          <w:szCs w:val="24"/>
+        </w:rPr>
+      </w:pPr>
+      <w:r>
+        <w:rPr>
+          <w:rFonts w:ascii="Times New Roman" w:hAnsi="Times New Roman" w:cs="Times New Roman"/>
+          <w:sz w:val="24"/>
+          <w:szCs w:val="24"/>
+        </w:rPr>
+        <w:lastRenderedPageBreak/>
         <w:tab/>
         <w:t xml:space="preserve">-Dispositivo utilizado en pruebas: PC Lenovo con procesador i7-13620H, 16 GB </w:t>
       </w:r>
@@ -15137,14 +15109,20 @@
     </w:p>
     <w:p>
       <w:pPr>
-        <w:pStyle w:val="Prrafodelista"/>
-        <w:spacing w:line="360" w:lineRule="auto"/>
-        <w:rPr>
-          <w:rFonts w:ascii="Times New Roman" w:hAnsi="Times New Roman" w:cs="Times New Roman"/>
-          <w:sz w:val="24"/>
-          <w:szCs w:val="24"/>
-        </w:rPr>
-      </w:pPr>
+        <w:rPr>
+          <w:rFonts w:ascii="Times New Roman" w:hAnsi="Times New Roman" w:cs="Times New Roman"/>
+          <w:sz w:val="24"/>
+          <w:szCs w:val="24"/>
+        </w:rPr>
+      </w:pPr>
+      <w:r>
+        <w:rPr>
+          <w:rFonts w:ascii="Times New Roman" w:hAnsi="Times New Roman" w:cs="Times New Roman"/>
+          <w:sz w:val="24"/>
+          <w:szCs w:val="24"/>
+        </w:rPr>
+        <w:br w:type="page"/>
+      </w:r>
     </w:p>
     <w:p>
       <w:pPr>
@@ -15158,7 +15136,7 @@
           <w:szCs w:val="28"/>
         </w:rPr>
       </w:pPr>
-      <w:bookmarkStart w:id="18" w:name="_Toc215732831"/>
+      <w:bookmarkStart w:id="18" w:name="_Toc221364323"/>
       <w:r>
         <w:rPr>
           <w:rFonts w:ascii="Times New Roman" w:hAnsi="Times New Roman" w:cs="Times New Roman"/>
@@ -15199,7 +15177,7 @@
           <w:szCs w:val="24"/>
         </w:rPr>
       </w:pPr>
-      <w:bookmarkStart w:id="19" w:name="_Toc215732832"/>
+      <w:bookmarkStart w:id="19" w:name="_Toc221364324"/>
       <w:r>
         <w:rPr>
           <w:rFonts w:ascii="Times New Roman" w:hAnsi="Times New Roman" w:cs="Times New Roman"/>
@@ -15880,6 +15858,530 @@
           </w:p>
         </w:tc>
       </w:tr>
+      <w:tr>
+        <w:tc>
+          <w:tcPr>
+            <w:tcW w:w="1413" w:type="dxa"/>
+            <w:shd w:val="clear" w:color="auto" w:fill="7E1A10"/>
+          </w:tcPr>
+          <w:p>
+            <w:pPr>
+              <w:spacing w:line="360" w:lineRule="auto"/>
+              <w:rPr>
+                <w:rFonts w:ascii="Times New Roman" w:hAnsi="Times New Roman" w:cs="Times New Roman"/>
+                <w:sz w:val="24"/>
+                <w:szCs w:val="24"/>
+              </w:rPr>
+            </w:pPr>
+            <w:r>
+              <w:rPr>
+                <w:rFonts w:ascii="Times New Roman" w:hAnsi="Times New Roman" w:cs="Times New Roman"/>
+                <w:sz w:val="24"/>
+                <w:szCs w:val="24"/>
+              </w:rPr>
+              <w:t>RF 5.</w:t>
+            </w:r>
+          </w:p>
+        </w:tc>
+        <w:tc>
+          <w:tcPr>
+            <w:tcW w:w="7603" w:type="dxa"/>
+            <w:shd w:val="clear" w:color="auto" w:fill="7E1A10"/>
+          </w:tcPr>
+          <w:p>
+            <w:pPr>
+              <w:spacing w:line="360" w:lineRule="auto"/>
+              <w:rPr>
+                <w:rFonts w:ascii="Times New Roman" w:hAnsi="Times New Roman" w:cs="Times New Roman"/>
+                <w:sz w:val="24"/>
+                <w:szCs w:val="24"/>
+              </w:rPr>
+            </w:pPr>
+            <w:r>
+              <w:rPr>
+                <w:rFonts w:ascii="Times New Roman" w:hAnsi="Times New Roman" w:cs="Times New Roman"/>
+                <w:sz w:val="24"/>
+                <w:szCs w:val="24"/>
+              </w:rPr>
+              <w:t xml:space="preserve">Gestión de </w:t>
+            </w:r>
+            <w:r>
+              <w:rPr>
+                <w:rFonts w:ascii="Times New Roman" w:hAnsi="Times New Roman" w:cs="Times New Roman"/>
+                <w:sz w:val="24"/>
+                <w:szCs w:val="24"/>
+              </w:rPr>
+              <w:t>Sala</w:t>
+            </w:r>
+          </w:p>
+        </w:tc>
+      </w:tr>
+      <w:tr>
+        <w:tc>
+          <w:tcPr>
+            <w:tcW w:w="1413" w:type="dxa"/>
+            <w:shd w:val="clear" w:color="auto" w:fill="F19C93"/>
+          </w:tcPr>
+          <w:p>
+            <w:pPr>
+              <w:spacing w:line="360" w:lineRule="auto"/>
+              <w:rPr>
+                <w:rFonts w:ascii="Times New Roman" w:hAnsi="Times New Roman" w:cs="Times New Roman"/>
+                <w:sz w:val="24"/>
+                <w:szCs w:val="24"/>
+              </w:rPr>
+            </w:pPr>
+            <w:r>
+              <w:rPr>
+                <w:rFonts w:ascii="Times New Roman" w:hAnsi="Times New Roman" w:cs="Times New Roman"/>
+                <w:sz w:val="24"/>
+                <w:szCs w:val="24"/>
+              </w:rPr>
+              <w:t>RF 5.1</w:t>
+            </w:r>
+          </w:p>
+        </w:tc>
+        <w:tc>
+          <w:tcPr>
+            <w:tcW w:w="7603" w:type="dxa"/>
+            <w:shd w:val="clear" w:color="auto" w:fill="F19C93"/>
+          </w:tcPr>
+          <w:p>
+            <w:pPr>
+              <w:spacing w:line="360" w:lineRule="auto"/>
+              <w:rPr>
+                <w:rFonts w:ascii="Times New Roman" w:hAnsi="Times New Roman" w:cs="Times New Roman"/>
+                <w:sz w:val="24"/>
+                <w:szCs w:val="24"/>
+              </w:rPr>
+            </w:pPr>
+            <w:r>
+              <w:rPr>
+                <w:rFonts w:ascii="Times New Roman" w:hAnsi="Times New Roman" w:cs="Times New Roman"/>
+                <w:sz w:val="24"/>
+                <w:szCs w:val="24"/>
+              </w:rPr>
+              <w:t>Creación Dinámica de Mesas</w:t>
+            </w:r>
+          </w:p>
+        </w:tc>
+      </w:tr>
+      <w:tr>
+        <w:tc>
+          <w:tcPr>
+            <w:tcW w:w="1413" w:type="dxa"/>
+          </w:tcPr>
+          <w:p>
+            <w:pPr>
+              <w:spacing w:line="360" w:lineRule="auto"/>
+              <w:rPr>
+                <w:rFonts w:ascii="Times New Roman" w:hAnsi="Times New Roman" w:cs="Times New Roman"/>
+                <w:sz w:val="24"/>
+                <w:szCs w:val="24"/>
+              </w:rPr>
+            </w:pPr>
+          </w:p>
+        </w:tc>
+        <w:tc>
+          <w:tcPr>
+            <w:tcW w:w="7603" w:type="dxa"/>
+          </w:tcPr>
+          <w:p>
+            <w:pPr>
+              <w:spacing w:line="360" w:lineRule="auto"/>
+              <w:rPr>
+                <w:rFonts w:ascii="Times New Roman" w:hAnsi="Times New Roman" w:cs="Times New Roman"/>
+                <w:sz w:val="24"/>
+                <w:szCs w:val="24"/>
+              </w:rPr>
+            </w:pPr>
+            <w:r>
+              <w:rPr>
+                <w:rFonts w:ascii="Times New Roman" w:hAnsi="Times New Roman" w:cs="Times New Roman"/>
+                <w:sz w:val="24"/>
+                <w:szCs w:val="24"/>
+              </w:rPr>
+              <w:t>La aplicación de escritorio permitirá añadir nuevas mesas introduciendo un número identificativo, actualizando la estructura de la sala.</w:t>
+            </w:r>
+          </w:p>
+        </w:tc>
+      </w:tr>
+      <w:tr>
+        <w:tc>
+          <w:tcPr>
+            <w:tcW w:w="1413" w:type="dxa"/>
+            <w:shd w:val="clear" w:color="auto" w:fill="F19C93"/>
+          </w:tcPr>
+          <w:p>
+            <w:pPr>
+              <w:spacing w:line="360" w:lineRule="auto"/>
+              <w:rPr>
+                <w:rFonts w:ascii="Times New Roman" w:hAnsi="Times New Roman" w:cs="Times New Roman"/>
+                <w:sz w:val="24"/>
+                <w:szCs w:val="24"/>
+              </w:rPr>
+            </w:pPr>
+            <w:r>
+              <w:rPr>
+                <w:rFonts w:ascii="Times New Roman" w:hAnsi="Times New Roman" w:cs="Times New Roman"/>
+                <w:sz w:val="24"/>
+                <w:szCs w:val="24"/>
+              </w:rPr>
+              <w:t>RF 5.2</w:t>
+            </w:r>
+          </w:p>
+        </w:tc>
+        <w:tc>
+          <w:tcPr>
+            <w:tcW w:w="7603" w:type="dxa"/>
+            <w:shd w:val="clear" w:color="auto" w:fill="F19C93"/>
+          </w:tcPr>
+          <w:p>
+            <w:pPr>
+              <w:spacing w:line="360" w:lineRule="auto"/>
+              <w:rPr>
+                <w:rFonts w:ascii="Times New Roman" w:hAnsi="Times New Roman" w:cs="Times New Roman"/>
+                <w:sz w:val="24"/>
+                <w:szCs w:val="24"/>
+              </w:rPr>
+            </w:pPr>
+            <w:r>
+              <w:rPr>
+                <w:rFonts w:ascii="Times New Roman" w:hAnsi="Times New Roman" w:cs="Times New Roman"/>
+                <w:sz w:val="24"/>
+                <w:szCs w:val="24"/>
+              </w:rPr>
+              <w:t>Eliminación de Mesas:</w:t>
+            </w:r>
+          </w:p>
+        </w:tc>
+      </w:tr>
+      <w:tr>
+        <w:tc>
+          <w:tcPr>
+            <w:tcW w:w="1413" w:type="dxa"/>
+          </w:tcPr>
+          <w:p>
+            <w:pPr>
+              <w:spacing w:line="360" w:lineRule="auto"/>
+              <w:rPr>
+                <w:rFonts w:ascii="Times New Roman" w:hAnsi="Times New Roman" w:cs="Times New Roman"/>
+                <w:sz w:val="24"/>
+                <w:szCs w:val="24"/>
+              </w:rPr>
+            </w:pPr>
+          </w:p>
+        </w:tc>
+        <w:tc>
+          <w:tcPr>
+            <w:tcW w:w="7603" w:type="dxa"/>
+          </w:tcPr>
+          <w:p>
+            <w:pPr>
+              <w:spacing w:line="360" w:lineRule="auto"/>
+              <w:rPr>
+                <w:rFonts w:ascii="Times New Roman" w:hAnsi="Times New Roman" w:cs="Times New Roman"/>
+                <w:sz w:val="24"/>
+                <w:szCs w:val="24"/>
+              </w:rPr>
+            </w:pPr>
+            <w:r>
+              <w:rPr>
+                <w:rFonts w:ascii="Times New Roman" w:hAnsi="Times New Roman" w:cs="Times New Roman"/>
+                <w:sz w:val="24"/>
+                <w:szCs w:val="24"/>
+              </w:rPr>
+              <w:t>El sistema permitirá borrar mesas de la vista principal mediante un botón directo en la tarjeta de la mesa.</w:t>
+            </w:r>
+          </w:p>
+        </w:tc>
+      </w:tr>
+      <w:tr>
+        <w:tc>
+          <w:tcPr>
+            <w:tcW w:w="1413" w:type="dxa"/>
+            <w:shd w:val="clear" w:color="auto" w:fill="F19C93"/>
+          </w:tcPr>
+          <w:p>
+            <w:pPr>
+              <w:spacing w:line="360" w:lineRule="auto"/>
+              <w:rPr>
+                <w:rFonts w:ascii="Times New Roman" w:hAnsi="Times New Roman" w:cs="Times New Roman"/>
+                <w:sz w:val="24"/>
+                <w:szCs w:val="24"/>
+              </w:rPr>
+            </w:pPr>
+            <w:r>
+              <w:rPr>
+                <w:rFonts w:ascii="Times New Roman" w:hAnsi="Times New Roman" w:cs="Times New Roman"/>
+                <w:sz w:val="24"/>
+                <w:szCs w:val="24"/>
+              </w:rPr>
+              <w:t>RF 5.3</w:t>
+            </w:r>
+          </w:p>
+        </w:tc>
+        <w:tc>
+          <w:tcPr>
+            <w:tcW w:w="7603" w:type="dxa"/>
+            <w:shd w:val="clear" w:color="auto" w:fill="F19C93"/>
+          </w:tcPr>
+          <w:p>
+            <w:pPr>
+              <w:spacing w:line="360" w:lineRule="auto"/>
+              <w:rPr>
+                <w:rFonts w:ascii="Times New Roman" w:hAnsi="Times New Roman" w:cs="Times New Roman"/>
+                <w:sz w:val="24"/>
+                <w:szCs w:val="24"/>
+              </w:rPr>
+            </w:pPr>
+            <w:r>
+              <w:rPr>
+                <w:rFonts w:ascii="Times New Roman" w:hAnsi="Times New Roman" w:cs="Times New Roman"/>
+                <w:sz w:val="24"/>
+                <w:szCs w:val="24"/>
+              </w:rPr>
+              <w:t>Generación de QR</w:t>
+            </w:r>
+          </w:p>
+        </w:tc>
+      </w:tr>
+      <w:tr>
+        <w:tc>
+          <w:tcPr>
+            <w:tcW w:w="1413" w:type="dxa"/>
+          </w:tcPr>
+          <w:p>
+            <w:pPr>
+              <w:spacing w:line="360" w:lineRule="auto"/>
+              <w:rPr>
+                <w:rFonts w:ascii="Times New Roman" w:hAnsi="Times New Roman" w:cs="Times New Roman"/>
+                <w:sz w:val="24"/>
+                <w:szCs w:val="24"/>
+              </w:rPr>
+            </w:pPr>
+          </w:p>
+        </w:tc>
+        <w:tc>
+          <w:tcPr>
+            <w:tcW w:w="7603" w:type="dxa"/>
+          </w:tcPr>
+          <w:p>
+            <w:pPr>
+              <w:spacing w:line="360" w:lineRule="auto"/>
+              <w:rPr>
+                <w:rFonts w:ascii="Times New Roman" w:hAnsi="Times New Roman" w:cs="Times New Roman"/>
+                <w:sz w:val="24"/>
+                <w:szCs w:val="24"/>
+              </w:rPr>
+            </w:pPr>
+            <w:r>
+              <w:rPr>
+                <w:rFonts w:ascii="Times New Roman" w:hAnsi="Times New Roman" w:cs="Times New Roman"/>
+                <w:sz w:val="24"/>
+                <w:szCs w:val="24"/>
+              </w:rPr>
+              <w:t xml:space="preserve">El sistema mostrará en una ventana emergente el código QR de cada mesa </w:t>
+            </w:r>
+            <w:r>
+              <w:rPr>
+                <w:rFonts w:ascii="Times New Roman" w:hAnsi="Times New Roman" w:cs="Times New Roman"/>
+                <w:sz w:val="24"/>
+                <w:szCs w:val="24"/>
+              </w:rPr>
+              <w:t>y que podrá ser imprimido en PDF</w:t>
+            </w:r>
+            <w:r>
+              <w:rPr>
+                <w:rFonts w:ascii="Times New Roman" w:hAnsi="Times New Roman" w:cs="Times New Roman"/>
+                <w:sz w:val="24"/>
+                <w:szCs w:val="24"/>
+              </w:rPr>
+              <w:t>.</w:t>
+            </w:r>
+          </w:p>
+        </w:tc>
+      </w:tr>
+      <w:tr>
+        <w:tc>
+          <w:tcPr>
+            <w:tcW w:w="1413" w:type="dxa"/>
+            <w:shd w:val="clear" w:color="auto" w:fill="F19C93"/>
+          </w:tcPr>
+          <w:p>
+            <w:pPr>
+              <w:spacing w:line="360" w:lineRule="auto"/>
+              <w:rPr>
+                <w:rFonts w:ascii="Times New Roman" w:hAnsi="Times New Roman" w:cs="Times New Roman"/>
+                <w:sz w:val="24"/>
+                <w:szCs w:val="24"/>
+              </w:rPr>
+            </w:pPr>
+            <w:r>
+              <w:rPr>
+                <w:rFonts w:ascii="Times New Roman" w:hAnsi="Times New Roman" w:cs="Times New Roman"/>
+                <w:sz w:val="24"/>
+                <w:szCs w:val="24"/>
+              </w:rPr>
+              <w:t>RF 5.4</w:t>
+            </w:r>
+          </w:p>
+        </w:tc>
+        <w:tc>
+          <w:tcPr>
+            <w:tcW w:w="7603" w:type="dxa"/>
+            <w:shd w:val="clear" w:color="auto" w:fill="F19C93"/>
+          </w:tcPr>
+          <w:p>
+            <w:pPr>
+              <w:spacing w:line="360" w:lineRule="auto"/>
+              <w:rPr>
+                <w:rFonts w:ascii="Times New Roman" w:hAnsi="Times New Roman" w:cs="Times New Roman"/>
+                <w:sz w:val="24"/>
+                <w:szCs w:val="24"/>
+              </w:rPr>
+            </w:pPr>
+            <w:r>
+              <w:rPr>
+                <w:rFonts w:ascii="Times New Roman" w:hAnsi="Times New Roman" w:cs="Times New Roman"/>
+                <w:sz w:val="24"/>
+                <w:szCs w:val="24"/>
+              </w:rPr>
+              <w:t>Facturación PDF</w:t>
+            </w:r>
+          </w:p>
+        </w:tc>
+      </w:tr>
+      <w:tr>
+        <w:tc>
+          <w:tcPr>
+            <w:tcW w:w="1413" w:type="dxa"/>
+          </w:tcPr>
+          <w:p>
+            <w:pPr>
+              <w:spacing w:line="360" w:lineRule="auto"/>
+              <w:rPr>
+                <w:rFonts w:ascii="Times New Roman" w:hAnsi="Times New Roman" w:cs="Times New Roman"/>
+                <w:sz w:val="24"/>
+                <w:szCs w:val="24"/>
+              </w:rPr>
+            </w:pPr>
+          </w:p>
+        </w:tc>
+        <w:tc>
+          <w:tcPr>
+            <w:tcW w:w="7603" w:type="dxa"/>
+          </w:tcPr>
+          <w:p>
+            <w:pPr>
+              <w:spacing w:line="360" w:lineRule="auto"/>
+              <w:rPr>
+                <w:rFonts w:ascii="Times New Roman" w:hAnsi="Times New Roman" w:cs="Times New Roman"/>
+                <w:sz w:val="24"/>
+                <w:szCs w:val="24"/>
+              </w:rPr>
+            </w:pPr>
+            <w:r>
+              <w:rPr>
+                <w:rFonts w:ascii="Times New Roman" w:hAnsi="Times New Roman" w:cs="Times New Roman"/>
+                <w:sz w:val="24"/>
+                <w:szCs w:val="24"/>
+              </w:rPr>
+              <w:t>El sistema generará e imprimirá tickets en formato PDF con el logotipo y el desglose de la cuenta.</w:t>
+            </w:r>
+          </w:p>
+        </w:tc>
+      </w:tr>
+      <w:tr>
+        <w:tc>
+          <w:tcPr>
+            <w:tcW w:w="1413" w:type="dxa"/>
+            <w:shd w:val="clear" w:color="auto" w:fill="F19C93"/>
+          </w:tcPr>
+          <w:p>
+            <w:pPr>
+              <w:spacing w:line="360" w:lineRule="auto"/>
+              <w:rPr>
+                <w:rFonts w:ascii="Times New Roman" w:hAnsi="Times New Roman" w:cs="Times New Roman"/>
+                <w:sz w:val="24"/>
+                <w:szCs w:val="24"/>
+              </w:rPr>
+            </w:pPr>
+            <w:r>
+              <w:rPr>
+                <w:rFonts w:ascii="Times New Roman" w:hAnsi="Times New Roman" w:cs="Times New Roman"/>
+                <w:sz w:val="24"/>
+                <w:szCs w:val="24"/>
+              </w:rPr>
+              <w:t>RF 5.5</w:t>
+            </w:r>
+          </w:p>
+        </w:tc>
+        <w:tc>
+          <w:tcPr>
+            <w:tcW w:w="7603" w:type="dxa"/>
+            <w:shd w:val="clear" w:color="auto" w:fill="F19C93"/>
+          </w:tcPr>
+          <w:p>
+            <w:pPr>
+              <w:spacing w:line="360" w:lineRule="auto"/>
+              <w:rPr>
+                <w:rFonts w:ascii="Times New Roman" w:hAnsi="Times New Roman" w:cs="Times New Roman"/>
+                <w:sz w:val="24"/>
+                <w:szCs w:val="24"/>
+              </w:rPr>
+            </w:pPr>
+            <w:r>
+              <w:rPr>
+                <w:rFonts w:ascii="Times New Roman" w:hAnsi="Times New Roman" w:cs="Times New Roman"/>
+                <w:sz w:val="24"/>
+                <w:szCs w:val="24"/>
+              </w:rPr>
+              <w:t>Control de Pase</w:t>
+            </w:r>
+          </w:p>
+        </w:tc>
+      </w:tr>
+      <w:tr>
+        <w:tc>
+          <w:tcPr>
+            <w:tcW w:w="1413" w:type="dxa"/>
+          </w:tcPr>
+          <w:p>
+            <w:pPr>
+              <w:spacing w:line="360" w:lineRule="auto"/>
+              <w:rPr>
+                <w:rFonts w:ascii="Times New Roman" w:hAnsi="Times New Roman" w:cs="Times New Roman"/>
+                <w:sz w:val="24"/>
+                <w:szCs w:val="24"/>
+              </w:rPr>
+            </w:pPr>
+          </w:p>
+        </w:tc>
+        <w:tc>
+          <w:tcPr>
+            <w:tcW w:w="7603" w:type="dxa"/>
+          </w:tcPr>
+          <w:p>
+            <w:pPr>
+              <w:spacing w:line="360" w:lineRule="auto"/>
+              <w:rPr>
+                <w:rFonts w:ascii="Times New Roman" w:hAnsi="Times New Roman" w:cs="Times New Roman"/>
+                <w:sz w:val="24"/>
+                <w:szCs w:val="24"/>
+              </w:rPr>
+            </w:pPr>
+            <w:r>
+              <w:rPr>
+                <w:rFonts w:ascii="Times New Roman" w:hAnsi="Times New Roman" w:cs="Times New Roman"/>
+                <w:sz w:val="24"/>
+                <w:szCs w:val="24"/>
+              </w:rPr>
+              <w:t>El sistema incluirá casillas de verificación visuales para marcar los platos servidos antes de cobrar.</w:t>
+            </w:r>
+          </w:p>
+        </w:tc>
+      </w:tr>
     </w:tbl>
     <w:p>
       <w:pPr>
@@ -15908,7 +16410,7 @@
           <w:szCs w:val="24"/>
         </w:rPr>
       </w:pPr>
-      <w:bookmarkStart w:id="20" w:name="_Toc215732833"/>
+      <w:bookmarkStart w:id="20" w:name="_Toc221364325"/>
       <w:r>
         <w:rPr>
           <w:rFonts w:ascii="Times New Roman" w:hAnsi="Times New Roman" w:cs="Times New Roman"/>
@@ -16741,21 +17243,129 @@
           </w:p>
         </w:tc>
       </w:tr>
+      <w:tr>
+        <w:tc>
+          <w:tcPr>
+            <w:tcW w:w="1413" w:type="dxa"/>
+            <w:shd w:val="clear" w:color="auto" w:fill="FFE599" w:themeFill="accent4" w:themeFillTint="66"/>
+          </w:tcPr>
+          <w:p>
+            <w:pPr>
+              <w:spacing w:line="360" w:lineRule="auto"/>
+              <w:rPr>
+                <w:rFonts w:ascii="Times New Roman" w:hAnsi="Times New Roman" w:cs="Times New Roman"/>
+                <w:sz w:val="24"/>
+                <w:szCs w:val="24"/>
+              </w:rPr>
+            </w:pPr>
+            <w:r>
+              <w:rPr>
+                <w:rFonts w:ascii="Times New Roman" w:hAnsi="Times New Roman" w:cs="Times New Roman"/>
+                <w:sz w:val="24"/>
+                <w:szCs w:val="24"/>
+              </w:rPr>
+              <w:lastRenderedPageBreak/>
+              <w:t>RNF 10.</w:t>
+            </w:r>
+          </w:p>
+        </w:tc>
+        <w:tc>
+          <w:tcPr>
+            <w:tcW w:w="7603" w:type="dxa"/>
+            <w:shd w:val="clear" w:color="auto" w:fill="FFE599" w:themeFill="accent4" w:themeFillTint="66"/>
+          </w:tcPr>
+          <w:p>
+            <w:pPr>
+              <w:spacing w:line="360" w:lineRule="auto"/>
+              <w:rPr>
+                <w:rFonts w:ascii="Times New Roman" w:hAnsi="Times New Roman" w:cs="Times New Roman"/>
+                <w:sz w:val="24"/>
+                <w:szCs w:val="24"/>
+              </w:rPr>
+            </w:pPr>
+            <w:r>
+              <w:rPr>
+                <w:rFonts w:ascii="Times New Roman" w:hAnsi="Times New Roman" w:cs="Times New Roman"/>
+                <w:sz w:val="24"/>
+                <w:szCs w:val="24"/>
+              </w:rPr>
+              <w:t>Tiempo de Respuesta y Refresco</w:t>
+            </w:r>
+          </w:p>
+        </w:tc>
+      </w:tr>
+      <w:tr>
+        <w:tc>
+          <w:tcPr>
+            <w:tcW w:w="1413" w:type="dxa"/>
+          </w:tcPr>
+          <w:p>
+            <w:pPr>
+              <w:spacing w:line="360" w:lineRule="auto"/>
+              <w:rPr>
+                <w:rFonts w:ascii="Times New Roman" w:hAnsi="Times New Roman" w:cs="Times New Roman"/>
+                <w:sz w:val="24"/>
+                <w:szCs w:val="24"/>
+              </w:rPr>
+            </w:pPr>
+          </w:p>
+        </w:tc>
+        <w:tc>
+          <w:tcPr>
+            <w:tcW w:w="7603" w:type="dxa"/>
+          </w:tcPr>
+          <w:p>
+            <w:pPr>
+              <w:spacing w:line="360" w:lineRule="auto"/>
+              <w:rPr>
+                <w:rFonts w:ascii="Times New Roman" w:hAnsi="Times New Roman" w:cs="Times New Roman"/>
+                <w:sz w:val="24"/>
+                <w:szCs w:val="24"/>
+              </w:rPr>
+            </w:pPr>
+            <w:r>
+              <w:rPr>
+                <w:rFonts w:ascii="Times New Roman" w:hAnsi="Times New Roman" w:cs="Times New Roman"/>
+                <w:sz w:val="24"/>
+                <w:szCs w:val="24"/>
+              </w:rPr>
+              <w:t xml:space="preserve">La interfaz de escritorio deberá sincronizarse automáticamente con el servidor cada </w:t>
+            </w:r>
+            <w:r>
+              <w:rPr>
+                <w:rFonts w:ascii="Times New Roman" w:hAnsi="Times New Roman" w:cs="Times New Roman"/>
+                <w:b/>
+                <w:bCs/>
+                <w:sz w:val="24"/>
+                <w:szCs w:val="24"/>
+              </w:rPr>
+              <w:t>2 segundos</w:t>
+            </w:r>
+            <w:r>
+              <w:rPr>
+                <w:rFonts w:ascii="Times New Roman" w:hAnsi="Times New Roman" w:cs="Times New Roman"/>
+                <w:sz w:val="24"/>
+                <w:szCs w:val="24"/>
+              </w:rPr>
+              <w:t xml:space="preserve"> para reflejar los cambios de estado (pedidos, cuentas, ayuda) en tiempo casi real, sin necesidad de que el usuario recargue la página manualmente.</w:t>
+            </w:r>
+          </w:p>
+        </w:tc>
+      </w:tr>
     </w:tbl>
-    <w:p>
-      <w:pPr>
-        <w:spacing w:line="360" w:lineRule="auto"/>
-        <w:rPr>
-          <w:rFonts w:ascii="Times New Roman" w:hAnsi="Times New Roman" w:cs="Times New Roman"/>
-          <w:sz w:val="24"/>
-          <w:szCs w:val="24"/>
-        </w:rPr>
-      </w:pPr>
-    </w:p>
-    <w:p>
-      <w:pPr>
-        <w:pStyle w:val="Ttulo1"/>
-        <w:spacing w:line="360" w:lineRule="auto"/>
+    <w:p/>
+    <w:p>
+      <w:pPr>
+        <w:rPr>
+          <w:rFonts w:ascii="Times New Roman" w:eastAsiaTheme="majorEastAsia" w:hAnsi="Times New Roman" w:cs="Times New Roman"/>
+          <w:b/>
+          <w:bCs/>
+          <w:color w:val="2F5496" w:themeColor="accent1" w:themeShade="BF"/>
+          <w:sz w:val="28"/>
+          <w:szCs w:val="28"/>
+        </w:rPr>
+      </w:pPr>
+      <w:r>
         <w:rPr>
           <w:rFonts w:ascii="Times New Roman" w:hAnsi="Times New Roman" w:cs="Times New Roman"/>
           <w:b/>
@@ -16763,9 +17373,13 @@
           <w:sz w:val="28"/>
           <w:szCs w:val="28"/>
         </w:rPr>
-      </w:pPr>
-      <w:bookmarkStart w:id="21" w:name="_Toc215732834"/>
-      <w:r>
+        <w:br w:type="page"/>
+      </w:r>
+    </w:p>
+    <w:p>
+      <w:pPr>
+        <w:pStyle w:val="Ttulo1"/>
+        <w:spacing w:line="360" w:lineRule="auto"/>
         <w:rPr>
           <w:rFonts w:ascii="Times New Roman" w:hAnsi="Times New Roman" w:cs="Times New Roman"/>
           <w:b/>
@@ -16773,6 +17387,17 @@
           <w:sz w:val="28"/>
           <w:szCs w:val="28"/>
         </w:rPr>
+      </w:pPr>
+      <w:bookmarkStart w:id="21" w:name="_Toc221364326"/>
+      <w:r>
+        <w:rPr>
+          <w:rFonts w:ascii="Times New Roman" w:hAnsi="Times New Roman" w:cs="Times New Roman"/>
+          <w:b/>
+          <w:bCs/>
+          <w:sz w:val="28"/>
+          <w:szCs w:val="28"/>
+        </w:rPr>
+        <w:lastRenderedPageBreak/>
         <w:t>5</w:t>
       </w:r>
       <w:r>
@@ -16812,7 +17437,7 @@
           <w:szCs w:val="24"/>
         </w:rPr>
       </w:pPr>
-      <w:bookmarkStart w:id="22" w:name="_Toc215732835"/>
+      <w:bookmarkStart w:id="22" w:name="_Toc221364327"/>
       <w:r>
         <w:rPr>
           <w:rFonts w:ascii="Times New Roman" w:hAnsi="Times New Roman" w:cs="Times New Roman"/>
@@ -16939,7 +17564,6 @@
           <w:sz w:val="24"/>
           <w:szCs w:val="24"/>
         </w:rPr>
-        <w:lastRenderedPageBreak/>
         <w:t>Restaurante:</w:t>
       </w:r>
       <w:r>
@@ -17166,6 +17790,7 @@
           <w:sz w:val="24"/>
           <w:szCs w:val="24"/>
         </w:rPr>
+        <w:lastRenderedPageBreak/>
         <w:t>Producto: representa cada uno de los platos o artículos que el restaurante ofrece. Se deben mostrar con nombre, descripción, imagen, precio y disponibilidad.</w:t>
       </w:r>
     </w:p>
@@ -17351,7 +17976,6 @@
           <w:sz w:val="24"/>
           <w:szCs w:val="24"/>
         </w:rPr>
-        <w:lastRenderedPageBreak/>
         <w:t>Aunque los productos están agrupados por categorías, cada producto está siempre ligado a un restaurante concreto.</w:t>
       </w:r>
     </w:p>
@@ -17659,7 +18283,7 @@
           <w:szCs w:val="24"/>
         </w:rPr>
       </w:pPr>
-      <w:bookmarkStart w:id="23" w:name="_Toc215732836"/>
+      <w:bookmarkStart w:id="23" w:name="_Toc221364328"/>
       <w:r>
         <w:rPr>
           <w:rFonts w:ascii="Times New Roman" w:hAnsi="Times New Roman" w:cs="Times New Roman"/>
@@ -17818,7 +18442,7 @@
           <w:szCs w:val="24"/>
         </w:rPr>
       </w:pPr>
-      <w:bookmarkStart w:id="25" w:name="_Toc215732837"/>
+      <w:bookmarkStart w:id="25" w:name="_Toc221364329"/>
       <w:r>
         <w:rPr>
           <w:rFonts w:ascii="Times New Roman" w:hAnsi="Times New Roman" w:cs="Times New Roman"/>
@@ -18149,30 +18773,37 @@
     </w:p>
     <w:p>
       <w:pPr>
-        <w:pStyle w:val="Prrafodelista"/>
-        <w:spacing w:line="360" w:lineRule="auto"/>
-        <w:rPr>
-          <w:rFonts w:ascii="Times New Roman" w:hAnsi="Times New Roman" w:cs="Times New Roman"/>
-          <w:sz w:val="24"/>
-          <w:szCs w:val="24"/>
-        </w:rPr>
-      </w:pPr>
-    </w:p>
-    <w:p>
-      <w:pPr>
-        <w:spacing w:line="360" w:lineRule="auto"/>
-        <w:rPr>
-          <w:rFonts w:ascii="Times New Roman" w:hAnsi="Times New Roman" w:cs="Times New Roman"/>
-          <w:sz w:val="24"/>
-          <w:szCs w:val="24"/>
-        </w:rPr>
-      </w:pPr>
-      <w:r>
-        <w:rPr>
-          <w:rFonts w:ascii="Times New Roman" w:hAnsi="Times New Roman" w:cs="Times New Roman"/>
-          <w:sz w:val="24"/>
-          <w:szCs w:val="24"/>
-        </w:rPr>
+        <w:rPr>
+          <w:rFonts w:ascii="Times New Roman" w:hAnsi="Times New Roman" w:cs="Times New Roman"/>
+          <w:sz w:val="24"/>
+          <w:szCs w:val="24"/>
+        </w:rPr>
+      </w:pPr>
+      <w:r>
+        <w:rPr>
+          <w:rFonts w:ascii="Times New Roman" w:hAnsi="Times New Roman" w:cs="Times New Roman"/>
+          <w:sz w:val="24"/>
+          <w:szCs w:val="24"/>
+        </w:rPr>
+        <w:br w:type="page"/>
+      </w:r>
+    </w:p>
+    <w:p>
+      <w:pPr>
+        <w:spacing w:line="360" w:lineRule="auto"/>
+        <w:rPr>
+          <w:rFonts w:ascii="Times New Roman" w:hAnsi="Times New Roman" w:cs="Times New Roman"/>
+          <w:sz w:val="24"/>
+          <w:szCs w:val="24"/>
+        </w:rPr>
+      </w:pPr>
+      <w:r>
+        <w:rPr>
+          <w:rFonts w:ascii="Times New Roman" w:hAnsi="Times New Roman" w:cs="Times New Roman"/>
+          <w:sz w:val="24"/>
+          <w:szCs w:val="24"/>
+        </w:rPr>
+        <w:lastRenderedPageBreak/>
         <w:t>PEDIDO</w:t>
       </w:r>
     </w:p>
@@ -18230,7 +18861,6 @@
           <w:sz w:val="24"/>
           <w:szCs w:val="24"/>
         </w:rPr>
-        <w:lastRenderedPageBreak/>
         <w:t>id_mesa: relaciona el pedido con la mesa desde la que se ha hecho.</w:t>
       </w:r>
     </w:p>
@@ -18349,17 +18979,6 @@
     </w:p>
     <w:p>
       <w:pPr>
-        <w:pStyle w:val="Prrafodelista"/>
-        <w:spacing w:line="360" w:lineRule="auto"/>
-        <w:rPr>
-          <w:rFonts w:ascii="Times New Roman" w:hAnsi="Times New Roman" w:cs="Times New Roman"/>
-          <w:sz w:val="24"/>
-          <w:szCs w:val="24"/>
-        </w:rPr>
-      </w:pPr>
-    </w:p>
-    <w:p>
-      <w:pPr>
         <w:spacing w:line="360" w:lineRule="auto"/>
         <w:rPr>
           <w:rFonts w:ascii="Times New Roman" w:hAnsi="Times New Roman" w:cs="Times New Roman"/>
@@ -18691,28 +19310,6 @@
     </w:p>
     <w:p>
       <w:pPr>
-        <w:pStyle w:val="Prrafodelista"/>
-        <w:spacing w:line="360" w:lineRule="auto"/>
-        <w:rPr>
-          <w:rFonts w:ascii="Times New Roman" w:hAnsi="Times New Roman" w:cs="Times New Roman"/>
-          <w:sz w:val="24"/>
-          <w:szCs w:val="24"/>
-        </w:rPr>
-      </w:pPr>
-    </w:p>
-    <w:p>
-      <w:pPr>
-        <w:pStyle w:val="Prrafodelista"/>
-        <w:spacing w:line="360" w:lineRule="auto"/>
-        <w:rPr>
-          <w:rFonts w:ascii="Times New Roman" w:hAnsi="Times New Roman" w:cs="Times New Roman"/>
-          <w:sz w:val="24"/>
-          <w:szCs w:val="24"/>
-        </w:rPr>
-      </w:pPr>
-    </w:p>
-    <w:p>
-      <w:pPr>
         <w:spacing w:line="360" w:lineRule="auto"/>
         <w:rPr>
           <w:rFonts w:ascii="Times New Roman" w:hAnsi="Times New Roman" w:cs="Times New Roman"/>
@@ -19046,7 +19643,7 @@
           <w:szCs w:val="24"/>
         </w:rPr>
       </w:pPr>
-      <w:bookmarkStart w:id="26" w:name="_Toc215732838"/>
+      <w:bookmarkStart w:id="26" w:name="_Toc221364330"/>
       <w:r>
         <w:rPr>
           <w:rFonts w:ascii="Times New Roman" w:hAnsi="Times New Roman" w:cs="Times New Roman"/>
@@ -19206,22 +19803,13 @@
           <w:szCs w:val="24"/>
         </w:rPr>
       </w:pPr>
-    </w:p>
-    <w:p>
-      <w:pPr>
-        <w:spacing w:line="360" w:lineRule="auto"/>
-        <w:rPr>
-          <w:rFonts w:ascii="Times New Roman" w:hAnsi="Times New Roman" w:cs="Times New Roman"/>
-          <w:sz w:val="24"/>
-          <w:szCs w:val="24"/>
-        </w:rPr>
-      </w:pPr>
-      <w:r>
-        <w:rPr>
-          <w:rFonts w:ascii="Times New Roman" w:hAnsi="Times New Roman" w:cs="Times New Roman"/>
-          <w:sz w:val="24"/>
-          <w:szCs w:val="24"/>
-        </w:rPr>
+      <w:r>
+        <w:rPr>
+          <w:rFonts w:ascii="Times New Roman" w:hAnsi="Times New Roman" w:cs="Times New Roman"/>
+          <w:sz w:val="24"/>
+          <w:szCs w:val="24"/>
+        </w:rPr>
+        <w:lastRenderedPageBreak/>
         <w:t>RESTAURANTE</w:t>
       </w:r>
     </w:p>
@@ -19590,6 +20178,7 @@
           <w:sz w:val="24"/>
           <w:szCs w:val="24"/>
         </w:rPr>
+        <w:lastRenderedPageBreak/>
         <w:t>CATEGORIA</w:t>
       </w:r>
     </w:p>
@@ -19649,17 +20238,6 @@
         </w:rPr>
         <w:t>Motivo: Facilita la clasificación y gestión de los productos. Aunque el nombre de la categoría es relevante, no se puede usar como clave porque pueden repetirse nombres similares entre distintos restaurantes. Por ello, se asigna un identificador numérico único.</w:t>
       </w:r>
-    </w:p>
-    <w:p>
-      <w:pPr>
-        <w:pStyle w:val="Prrafodelista"/>
-        <w:spacing w:line="360" w:lineRule="auto"/>
-        <w:rPr>
-          <w:rFonts w:ascii="Times New Roman" w:hAnsi="Times New Roman" w:cs="Times New Roman"/>
-          <w:sz w:val="24"/>
-          <w:szCs w:val="24"/>
-        </w:rPr>
-      </w:pPr>
     </w:p>
     <w:p>
       <w:pPr>
@@ -19924,7 +20502,7 @@
           <w:szCs w:val="24"/>
         </w:rPr>
       </w:pPr>
-      <w:bookmarkStart w:id="27" w:name="_Toc215732839"/>
+      <w:bookmarkStart w:id="27" w:name="_Toc221364331"/>
       <w:r>
         <w:rPr>
           <w:rFonts w:ascii="Times New Roman" w:hAnsi="Times New Roman" w:cs="Times New Roman"/>
@@ -20020,7 +20598,7 @@
           <w:szCs w:val="28"/>
         </w:rPr>
       </w:pPr>
-      <w:bookmarkStart w:id="28" w:name="_Toc215732840"/>
+      <w:bookmarkStart w:id="28" w:name="_Toc221364332"/>
       <w:r>
         <w:rPr>
           <w:rFonts w:ascii="Times New Roman" w:hAnsi="Times New Roman" w:cs="Times New Roman"/>
@@ -20071,7 +20649,7 @@
           <w:szCs w:val="24"/>
         </w:rPr>
       </w:pPr>
-      <w:bookmarkStart w:id="29" w:name="_Toc215732841"/>
+      <w:bookmarkStart w:id="29" w:name="_Toc221364333"/>
       <w:r>
         <w:rPr>
           <w:rFonts w:ascii="Times New Roman" w:hAnsi="Times New Roman" w:cs="Times New Roman"/>
@@ -20093,10 +20671,10 @@
           <w:noProof/>
         </w:rPr>
         <w:drawing>
-          <wp:inline distT="0" distB="0" distL="0" distR="0" wp14:anchorId="37CD9141" wp14:editId="3CBFC3A3">
-            <wp:extent cx="4983480" cy="4960620"/>
-            <wp:effectExtent l="0" t="0" r="7620" b="0"/>
-            <wp:docPr id="1635497520" name="Imagen 2"/>
+          <wp:inline distT="0" distB="0" distL="0" distR="0" wp14:anchorId="31C0334C" wp14:editId="04F83FB6">
+            <wp:extent cx="4975860" cy="4960620"/>
+            <wp:effectExtent l="0" t="0" r="0" b="0"/>
+            <wp:docPr id="236505424" name="Imagen 1"/>
             <wp:cNvGraphicFramePr>
               <a:graphicFrameLocks xmlns:a="http://schemas.openxmlformats.org/drawingml/2006/main" noChangeAspect="1"/>
             </wp:cNvGraphicFramePr>
@@ -20104,7 +20682,7 @@
               <a:graphicData uri="http://schemas.openxmlformats.org/drawingml/2006/picture">
                 <pic:pic xmlns:pic="http://schemas.openxmlformats.org/drawingml/2006/picture">
                   <pic:nvPicPr>
-                    <pic:cNvPr id="0" name="Picture 2"/>
+                    <pic:cNvPr id="0" name="Picture 1"/>
                     <pic:cNvPicPr>
                       <a:picLocks noChangeAspect="1" noChangeArrowheads="1"/>
                     </pic:cNvPicPr>
@@ -20125,7 +20703,7 @@
                   <pic:spPr bwMode="auto">
                     <a:xfrm>
                       <a:off x="0" y="0"/>
-                      <a:ext cx="4983480" cy="4960620"/>
+                      <a:ext cx="4975860" cy="4960620"/>
                     </a:xfrm>
                     <a:prstGeom prst="rect">
                       <a:avLst/>
@@ -26165,7 +26743,7 @@
                 <w:sz w:val="24"/>
                 <w:szCs w:val="24"/>
               </w:rPr>
-              <w:t>Esta acción limpi9a la vista de pedidos actuales de esa mesa.</w:t>
+              <w:t>Esta acción limpia la vista de pedidos actuales de esa mesa.</w:t>
             </w:r>
           </w:p>
         </w:tc>
@@ -26181,6 +26759,2816 @@
         </w:rPr>
       </w:pPr>
     </w:p>
+    <w:p>
+      <w:pPr>
+        <w:spacing w:line="360" w:lineRule="auto"/>
+        <w:rPr>
+          <w:rFonts w:ascii="Times New Roman" w:hAnsi="Times New Roman" w:cs="Times New Roman"/>
+          <w:sz w:val="24"/>
+          <w:szCs w:val="24"/>
+        </w:rPr>
+      </w:pPr>
+    </w:p>
+    <w:tbl>
+      <w:tblPr>
+        <w:tblStyle w:val="Tablaconcuadrcula"/>
+        <w:tblW w:w="0" w:type="auto"/>
+        <w:tblLook w:val="04A0" w:firstRow="1" w:lastRow="0" w:firstColumn="1" w:lastColumn="0" w:noHBand="0" w:noVBand="1"/>
+      </w:tblPr>
+      <w:tblGrid>
+        <w:gridCol w:w="1683"/>
+        <w:gridCol w:w="439"/>
+        <w:gridCol w:w="6894"/>
+      </w:tblGrid>
+      <w:tr>
+        <w:tc>
+          <w:tcPr>
+            <w:tcW w:w="9016" w:type="dxa"/>
+            <w:gridSpan w:val="3"/>
+            <w:shd w:val="clear" w:color="auto" w:fill="00B0F0"/>
+          </w:tcPr>
+          <w:p>
+            <w:pPr>
+              <w:spacing w:line="360" w:lineRule="auto"/>
+              <w:rPr>
+                <w:rFonts w:ascii="Times New Roman" w:hAnsi="Times New Roman" w:cs="Times New Roman"/>
+                <w:sz w:val="24"/>
+                <w:szCs w:val="24"/>
+              </w:rPr>
+            </w:pPr>
+            <w:r>
+              <w:rPr>
+                <w:rFonts w:ascii="Times New Roman" w:hAnsi="Times New Roman" w:cs="Times New Roman"/>
+                <w:sz w:val="24"/>
+                <w:szCs w:val="24"/>
+              </w:rPr>
+              <w:lastRenderedPageBreak/>
+              <w:t>Personal</w:t>
+            </w:r>
+          </w:p>
+        </w:tc>
+      </w:tr>
+      <w:tr>
+        <w:tc>
+          <w:tcPr>
+            <w:tcW w:w="9016" w:type="dxa"/>
+            <w:gridSpan w:val="3"/>
+            <w:shd w:val="clear" w:color="auto" w:fill="9CC2E5" w:themeFill="accent5" w:themeFillTint="99"/>
+          </w:tcPr>
+          <w:p>
+            <w:pPr>
+              <w:spacing w:line="360" w:lineRule="auto"/>
+              <w:rPr>
+                <w:rFonts w:ascii="Times New Roman" w:hAnsi="Times New Roman" w:cs="Times New Roman"/>
+                <w:sz w:val="24"/>
+                <w:szCs w:val="24"/>
+              </w:rPr>
+            </w:pPr>
+            <w:r>
+              <w:rPr>
+                <w:rFonts w:ascii="Times New Roman" w:hAnsi="Times New Roman" w:cs="Times New Roman"/>
+                <w:sz w:val="24"/>
+                <w:szCs w:val="24"/>
+              </w:rPr>
+              <w:t>Creación</w:t>
+            </w:r>
+            <w:r>
+              <w:rPr>
+                <w:rFonts w:ascii="Times New Roman" w:hAnsi="Times New Roman" w:cs="Times New Roman"/>
+                <w:sz w:val="24"/>
+                <w:szCs w:val="24"/>
+              </w:rPr>
+              <w:t xml:space="preserve"> Mesa</w:t>
+            </w:r>
+          </w:p>
+        </w:tc>
+      </w:tr>
+      <w:tr>
+        <w:tc>
+          <w:tcPr>
+            <w:tcW w:w="1683" w:type="dxa"/>
+            <w:shd w:val="clear" w:color="auto" w:fill="9CC2E5" w:themeFill="accent5" w:themeFillTint="99"/>
+          </w:tcPr>
+          <w:p>
+            <w:pPr>
+              <w:spacing w:line="360" w:lineRule="auto"/>
+              <w:rPr>
+                <w:rFonts w:ascii="Times New Roman" w:hAnsi="Times New Roman" w:cs="Times New Roman"/>
+                <w:sz w:val="24"/>
+                <w:szCs w:val="24"/>
+              </w:rPr>
+            </w:pPr>
+            <w:r>
+              <w:rPr>
+                <w:rFonts w:ascii="Times New Roman" w:hAnsi="Times New Roman" w:cs="Times New Roman"/>
+                <w:sz w:val="24"/>
+                <w:szCs w:val="24"/>
+              </w:rPr>
+              <w:t>Identificador</w:t>
+            </w:r>
+          </w:p>
+        </w:tc>
+        <w:tc>
+          <w:tcPr>
+            <w:tcW w:w="7333" w:type="dxa"/>
+            <w:gridSpan w:val="2"/>
+          </w:tcPr>
+          <w:p>
+            <w:pPr>
+              <w:spacing w:line="360" w:lineRule="auto"/>
+              <w:rPr>
+                <w:rFonts w:ascii="Times New Roman" w:hAnsi="Times New Roman" w:cs="Times New Roman"/>
+                <w:sz w:val="24"/>
+                <w:szCs w:val="24"/>
+              </w:rPr>
+            </w:pPr>
+            <w:r>
+              <w:rPr>
+                <w:rFonts w:ascii="Times New Roman" w:hAnsi="Times New Roman" w:cs="Times New Roman"/>
+                <w:sz w:val="24"/>
+                <w:szCs w:val="24"/>
+              </w:rPr>
+              <w:t>CU-0</w:t>
+            </w:r>
+            <w:r>
+              <w:rPr>
+                <w:rFonts w:ascii="Times New Roman" w:hAnsi="Times New Roman" w:cs="Times New Roman"/>
+                <w:sz w:val="24"/>
+                <w:szCs w:val="24"/>
+              </w:rPr>
+              <w:t>9</w:t>
+            </w:r>
+          </w:p>
+        </w:tc>
+      </w:tr>
+      <w:tr>
+        <w:tc>
+          <w:tcPr>
+            <w:tcW w:w="1683" w:type="dxa"/>
+            <w:shd w:val="clear" w:color="auto" w:fill="9CC2E5" w:themeFill="accent5" w:themeFillTint="99"/>
+          </w:tcPr>
+          <w:p>
+            <w:pPr>
+              <w:spacing w:line="360" w:lineRule="auto"/>
+              <w:rPr>
+                <w:rFonts w:ascii="Times New Roman" w:hAnsi="Times New Roman" w:cs="Times New Roman"/>
+                <w:sz w:val="24"/>
+                <w:szCs w:val="24"/>
+              </w:rPr>
+            </w:pPr>
+            <w:r>
+              <w:rPr>
+                <w:rFonts w:ascii="Times New Roman" w:hAnsi="Times New Roman" w:cs="Times New Roman"/>
+                <w:sz w:val="24"/>
+                <w:szCs w:val="24"/>
+              </w:rPr>
+              <w:t>Descripción</w:t>
+            </w:r>
+          </w:p>
+        </w:tc>
+        <w:tc>
+          <w:tcPr>
+            <w:tcW w:w="7333" w:type="dxa"/>
+            <w:gridSpan w:val="2"/>
+          </w:tcPr>
+          <w:p>
+            <w:pPr>
+              <w:spacing w:line="360" w:lineRule="auto"/>
+              <w:rPr>
+                <w:rFonts w:ascii="Times New Roman" w:hAnsi="Times New Roman" w:cs="Times New Roman"/>
+                <w:sz w:val="24"/>
+                <w:szCs w:val="24"/>
+              </w:rPr>
+            </w:pPr>
+            <w:r>
+              <w:rPr>
+                <w:rFonts w:ascii="Times New Roman" w:hAnsi="Times New Roman" w:cs="Times New Roman"/>
+                <w:sz w:val="24"/>
+                <w:szCs w:val="24"/>
+              </w:rPr>
+              <w:t>El usuario crea una nueva mesa introduciendo un número y visualiza su código QR para imprimirlo.</w:t>
+            </w:r>
+          </w:p>
+        </w:tc>
+      </w:tr>
+      <w:tr>
+        <w:tc>
+          <w:tcPr>
+            <w:tcW w:w="1683" w:type="dxa"/>
+            <w:shd w:val="clear" w:color="auto" w:fill="9CC2E5" w:themeFill="accent5" w:themeFillTint="99"/>
+          </w:tcPr>
+          <w:p>
+            <w:pPr>
+              <w:spacing w:line="360" w:lineRule="auto"/>
+              <w:rPr>
+                <w:rFonts w:ascii="Times New Roman" w:hAnsi="Times New Roman" w:cs="Times New Roman"/>
+                <w:sz w:val="24"/>
+                <w:szCs w:val="24"/>
+              </w:rPr>
+            </w:pPr>
+            <w:r>
+              <w:rPr>
+                <w:rFonts w:ascii="Times New Roman" w:hAnsi="Times New Roman" w:cs="Times New Roman"/>
+                <w:sz w:val="24"/>
+                <w:szCs w:val="24"/>
+              </w:rPr>
+              <w:t>Dependencia</w:t>
+            </w:r>
+          </w:p>
+        </w:tc>
+        <w:tc>
+          <w:tcPr>
+            <w:tcW w:w="7333" w:type="dxa"/>
+            <w:gridSpan w:val="2"/>
+          </w:tcPr>
+          <w:p>
+            <w:pPr>
+              <w:spacing w:line="360" w:lineRule="auto"/>
+              <w:rPr>
+                <w:rFonts w:ascii="Times New Roman" w:hAnsi="Times New Roman" w:cs="Times New Roman"/>
+                <w:sz w:val="24"/>
+                <w:szCs w:val="24"/>
+              </w:rPr>
+            </w:pPr>
+            <w:r>
+              <w:rPr>
+                <w:rFonts w:ascii="Times New Roman" w:hAnsi="Times New Roman" w:cs="Times New Roman"/>
+                <w:sz w:val="24"/>
+                <w:szCs w:val="24"/>
+              </w:rPr>
+              <w:t>Ninguna</w:t>
+            </w:r>
+            <w:r>
+              <w:rPr>
+                <w:rFonts w:ascii="Times New Roman" w:hAnsi="Times New Roman" w:cs="Times New Roman"/>
+                <w:sz w:val="24"/>
+                <w:szCs w:val="24"/>
+              </w:rPr>
+              <w:t>.</w:t>
+            </w:r>
+          </w:p>
+        </w:tc>
+      </w:tr>
+      <w:tr>
+        <w:tc>
+          <w:tcPr>
+            <w:tcW w:w="1683" w:type="dxa"/>
+            <w:shd w:val="clear" w:color="auto" w:fill="9CC2E5" w:themeFill="accent5" w:themeFillTint="99"/>
+          </w:tcPr>
+          <w:p>
+            <w:pPr>
+              <w:spacing w:line="360" w:lineRule="auto"/>
+              <w:rPr>
+                <w:rFonts w:ascii="Times New Roman" w:hAnsi="Times New Roman" w:cs="Times New Roman"/>
+                <w:sz w:val="24"/>
+                <w:szCs w:val="24"/>
+              </w:rPr>
+            </w:pPr>
+            <w:r>
+              <w:rPr>
+                <w:rFonts w:ascii="Times New Roman" w:hAnsi="Times New Roman" w:cs="Times New Roman"/>
+                <w:sz w:val="24"/>
+                <w:szCs w:val="24"/>
+              </w:rPr>
+              <w:t>Precondición</w:t>
+            </w:r>
+          </w:p>
+        </w:tc>
+        <w:tc>
+          <w:tcPr>
+            <w:tcW w:w="7333" w:type="dxa"/>
+            <w:gridSpan w:val="2"/>
+          </w:tcPr>
+          <w:p>
+            <w:pPr>
+              <w:spacing w:line="360" w:lineRule="auto"/>
+              <w:rPr>
+                <w:rFonts w:ascii="Times New Roman" w:hAnsi="Times New Roman" w:cs="Times New Roman"/>
+                <w:sz w:val="24"/>
+                <w:szCs w:val="24"/>
+              </w:rPr>
+            </w:pPr>
+            <w:r>
+              <w:rPr>
+                <w:rFonts w:ascii="Times New Roman" w:hAnsi="Times New Roman" w:cs="Times New Roman"/>
+                <w:sz w:val="24"/>
+                <w:szCs w:val="24"/>
+              </w:rPr>
+              <w:t>La aplicación de escritorio debe estar abierta en la vista de Sala.</w:t>
+            </w:r>
+          </w:p>
+        </w:tc>
+      </w:tr>
+      <w:tr>
+        <w:tc>
+          <w:tcPr>
+            <w:tcW w:w="1683" w:type="dxa"/>
+            <w:vMerge w:val="restart"/>
+            <w:shd w:val="clear" w:color="auto" w:fill="9CC2E5" w:themeFill="accent5" w:themeFillTint="99"/>
+          </w:tcPr>
+          <w:p>
+            <w:pPr>
+              <w:spacing w:line="360" w:lineRule="auto"/>
+              <w:rPr>
+                <w:rFonts w:ascii="Times New Roman" w:hAnsi="Times New Roman" w:cs="Times New Roman"/>
+                <w:sz w:val="24"/>
+                <w:szCs w:val="24"/>
+              </w:rPr>
+            </w:pPr>
+            <w:r>
+              <w:rPr>
+                <w:rFonts w:ascii="Times New Roman" w:hAnsi="Times New Roman" w:cs="Times New Roman"/>
+                <w:sz w:val="24"/>
+                <w:szCs w:val="24"/>
+              </w:rPr>
+              <w:t>Secuencia Normal</w:t>
+            </w:r>
+          </w:p>
+        </w:tc>
+        <w:tc>
+          <w:tcPr>
+            <w:tcW w:w="439" w:type="dxa"/>
+          </w:tcPr>
+          <w:p>
+            <w:pPr>
+              <w:spacing w:line="360" w:lineRule="auto"/>
+              <w:rPr>
+                <w:rFonts w:ascii="Times New Roman" w:hAnsi="Times New Roman" w:cs="Times New Roman"/>
+                <w:sz w:val="24"/>
+                <w:szCs w:val="24"/>
+              </w:rPr>
+            </w:pPr>
+            <w:r>
+              <w:rPr>
+                <w:rFonts w:ascii="Times New Roman" w:hAnsi="Times New Roman" w:cs="Times New Roman"/>
+                <w:sz w:val="24"/>
+                <w:szCs w:val="24"/>
+              </w:rPr>
+              <w:t>1.</w:t>
+            </w:r>
+          </w:p>
+        </w:tc>
+        <w:tc>
+          <w:tcPr>
+            <w:tcW w:w="6894" w:type="dxa"/>
+          </w:tcPr>
+          <w:p>
+            <w:pPr>
+              <w:spacing w:line="360" w:lineRule="auto"/>
+              <w:rPr>
+                <w:rFonts w:ascii="Times New Roman" w:hAnsi="Times New Roman" w:cs="Times New Roman"/>
+                <w:sz w:val="24"/>
+                <w:szCs w:val="24"/>
+              </w:rPr>
+            </w:pPr>
+            <w:r>
+              <w:rPr>
+                <w:rFonts w:ascii="Times New Roman" w:hAnsi="Times New Roman" w:cs="Times New Roman"/>
+                <w:sz w:val="24"/>
+                <w:szCs w:val="24"/>
+              </w:rPr>
+              <w:t xml:space="preserve">El </w:t>
+            </w:r>
+            <w:r>
+              <w:rPr>
+                <w:rFonts w:ascii="Times New Roman" w:hAnsi="Times New Roman" w:cs="Times New Roman"/>
+                <w:sz w:val="24"/>
+                <w:szCs w:val="24"/>
+              </w:rPr>
+              <w:t>personal</w:t>
+            </w:r>
+            <w:r>
+              <w:rPr>
+                <w:rFonts w:ascii="Times New Roman" w:hAnsi="Times New Roman" w:cs="Times New Roman"/>
+                <w:sz w:val="24"/>
+                <w:szCs w:val="24"/>
+              </w:rPr>
+              <w:t xml:space="preserve"> introduce el número de la nueva mesa en el campo de la cabecera.</w:t>
+            </w:r>
+          </w:p>
+        </w:tc>
+      </w:tr>
+      <w:tr>
+        <w:tc>
+          <w:tcPr>
+            <w:tcW w:w="1683" w:type="dxa"/>
+            <w:vMerge/>
+            <w:shd w:val="clear" w:color="auto" w:fill="9CC2E5" w:themeFill="accent5" w:themeFillTint="99"/>
+          </w:tcPr>
+          <w:p>
+            <w:pPr>
+              <w:spacing w:line="360" w:lineRule="auto"/>
+              <w:rPr>
+                <w:rFonts w:ascii="Times New Roman" w:hAnsi="Times New Roman" w:cs="Times New Roman"/>
+                <w:sz w:val="24"/>
+                <w:szCs w:val="24"/>
+              </w:rPr>
+            </w:pPr>
+          </w:p>
+        </w:tc>
+        <w:tc>
+          <w:tcPr>
+            <w:tcW w:w="439" w:type="dxa"/>
+          </w:tcPr>
+          <w:p>
+            <w:pPr>
+              <w:spacing w:line="360" w:lineRule="auto"/>
+              <w:rPr>
+                <w:rFonts w:ascii="Times New Roman" w:hAnsi="Times New Roman" w:cs="Times New Roman"/>
+                <w:sz w:val="24"/>
+                <w:szCs w:val="24"/>
+              </w:rPr>
+            </w:pPr>
+            <w:r>
+              <w:rPr>
+                <w:rFonts w:ascii="Times New Roman" w:hAnsi="Times New Roman" w:cs="Times New Roman"/>
+                <w:sz w:val="24"/>
+                <w:szCs w:val="24"/>
+              </w:rPr>
+              <w:t>2.</w:t>
+            </w:r>
+          </w:p>
+        </w:tc>
+        <w:tc>
+          <w:tcPr>
+            <w:tcW w:w="6894" w:type="dxa"/>
+          </w:tcPr>
+          <w:p>
+            <w:pPr>
+              <w:spacing w:line="360" w:lineRule="auto"/>
+              <w:rPr>
+                <w:rFonts w:ascii="Times New Roman" w:hAnsi="Times New Roman" w:cs="Times New Roman"/>
+                <w:sz w:val="24"/>
+                <w:szCs w:val="24"/>
+              </w:rPr>
+            </w:pPr>
+            <w:r>
+              <w:rPr>
+                <w:rFonts w:ascii="Times New Roman" w:hAnsi="Times New Roman" w:cs="Times New Roman"/>
+                <w:sz w:val="24"/>
+                <w:szCs w:val="24"/>
+              </w:rPr>
+              <w:t xml:space="preserve">El </w:t>
+            </w:r>
+            <w:r>
+              <w:rPr>
+                <w:rFonts w:ascii="Times New Roman" w:hAnsi="Times New Roman" w:cs="Times New Roman"/>
+                <w:sz w:val="24"/>
+                <w:szCs w:val="24"/>
+              </w:rPr>
+              <w:t>personal</w:t>
+            </w:r>
+            <w:r>
+              <w:rPr>
+                <w:rFonts w:ascii="Times New Roman" w:hAnsi="Times New Roman" w:cs="Times New Roman"/>
+                <w:sz w:val="24"/>
+                <w:szCs w:val="24"/>
+              </w:rPr>
+              <w:t xml:space="preserve"> pulsa el botón "Crear".</w:t>
+            </w:r>
+          </w:p>
+        </w:tc>
+      </w:tr>
+      <w:tr>
+        <w:tc>
+          <w:tcPr>
+            <w:tcW w:w="1683" w:type="dxa"/>
+            <w:vMerge/>
+            <w:shd w:val="clear" w:color="auto" w:fill="9CC2E5" w:themeFill="accent5" w:themeFillTint="99"/>
+          </w:tcPr>
+          <w:p>
+            <w:pPr>
+              <w:spacing w:line="360" w:lineRule="auto"/>
+              <w:rPr>
+                <w:rFonts w:ascii="Times New Roman" w:hAnsi="Times New Roman" w:cs="Times New Roman"/>
+                <w:sz w:val="24"/>
+                <w:szCs w:val="24"/>
+              </w:rPr>
+            </w:pPr>
+          </w:p>
+        </w:tc>
+        <w:tc>
+          <w:tcPr>
+            <w:tcW w:w="439" w:type="dxa"/>
+          </w:tcPr>
+          <w:p>
+            <w:pPr>
+              <w:spacing w:line="360" w:lineRule="auto"/>
+              <w:rPr>
+                <w:rFonts w:ascii="Times New Roman" w:hAnsi="Times New Roman" w:cs="Times New Roman"/>
+                <w:sz w:val="24"/>
+                <w:szCs w:val="24"/>
+              </w:rPr>
+            </w:pPr>
+            <w:r>
+              <w:rPr>
+                <w:rFonts w:ascii="Times New Roman" w:hAnsi="Times New Roman" w:cs="Times New Roman"/>
+                <w:sz w:val="24"/>
+                <w:szCs w:val="24"/>
+              </w:rPr>
+              <w:t>3.</w:t>
+            </w:r>
+          </w:p>
+        </w:tc>
+        <w:tc>
+          <w:tcPr>
+            <w:tcW w:w="6894" w:type="dxa"/>
+          </w:tcPr>
+          <w:p>
+            <w:pPr>
+              <w:spacing w:line="360" w:lineRule="auto"/>
+              <w:rPr>
+                <w:rFonts w:ascii="Times New Roman" w:hAnsi="Times New Roman" w:cs="Times New Roman"/>
+                <w:sz w:val="24"/>
+                <w:szCs w:val="24"/>
+              </w:rPr>
+            </w:pPr>
+            <w:r>
+              <w:rPr>
+                <w:rFonts w:ascii="Times New Roman" w:hAnsi="Times New Roman" w:cs="Times New Roman"/>
+                <w:sz w:val="24"/>
+                <w:szCs w:val="24"/>
+              </w:rPr>
+              <w:t>El sistema valida el número y crea la tarjeta de la mesa en estado "LIBRE".</w:t>
+            </w:r>
+          </w:p>
+        </w:tc>
+      </w:tr>
+      <w:tr>
+        <w:tc>
+          <w:tcPr>
+            <w:tcW w:w="1683" w:type="dxa"/>
+            <w:vMerge/>
+            <w:shd w:val="clear" w:color="auto" w:fill="9CC2E5" w:themeFill="accent5" w:themeFillTint="99"/>
+          </w:tcPr>
+          <w:p>
+            <w:pPr>
+              <w:spacing w:line="360" w:lineRule="auto"/>
+              <w:rPr>
+                <w:rFonts w:ascii="Times New Roman" w:hAnsi="Times New Roman" w:cs="Times New Roman"/>
+                <w:sz w:val="24"/>
+                <w:szCs w:val="24"/>
+              </w:rPr>
+            </w:pPr>
+          </w:p>
+        </w:tc>
+        <w:tc>
+          <w:tcPr>
+            <w:tcW w:w="439" w:type="dxa"/>
+          </w:tcPr>
+          <w:p>
+            <w:pPr>
+              <w:spacing w:line="360" w:lineRule="auto"/>
+              <w:rPr>
+                <w:rFonts w:ascii="Times New Roman" w:hAnsi="Times New Roman" w:cs="Times New Roman"/>
+                <w:sz w:val="24"/>
+                <w:szCs w:val="24"/>
+              </w:rPr>
+            </w:pPr>
+            <w:r>
+              <w:rPr>
+                <w:rFonts w:ascii="Times New Roman" w:hAnsi="Times New Roman" w:cs="Times New Roman"/>
+                <w:sz w:val="24"/>
+                <w:szCs w:val="24"/>
+              </w:rPr>
+              <w:t>4.</w:t>
+            </w:r>
+          </w:p>
+        </w:tc>
+        <w:tc>
+          <w:tcPr>
+            <w:tcW w:w="6894" w:type="dxa"/>
+          </w:tcPr>
+          <w:p>
+            <w:pPr>
+              <w:spacing w:line="360" w:lineRule="auto"/>
+              <w:rPr>
+                <w:rFonts w:ascii="Times New Roman" w:hAnsi="Times New Roman" w:cs="Times New Roman"/>
+                <w:sz w:val="24"/>
+                <w:szCs w:val="24"/>
+              </w:rPr>
+            </w:pPr>
+            <w:r>
+              <w:rPr>
+                <w:rFonts w:ascii="Times New Roman" w:hAnsi="Times New Roman" w:cs="Times New Roman"/>
+                <w:sz w:val="24"/>
+                <w:szCs w:val="24"/>
+              </w:rPr>
+              <w:t xml:space="preserve">El </w:t>
+            </w:r>
+            <w:r>
+              <w:rPr>
+                <w:rFonts w:ascii="Times New Roman" w:hAnsi="Times New Roman" w:cs="Times New Roman"/>
+                <w:sz w:val="24"/>
+                <w:szCs w:val="24"/>
+              </w:rPr>
+              <w:t>personal</w:t>
+            </w:r>
+            <w:r>
+              <w:rPr>
+                <w:rFonts w:ascii="Times New Roman" w:hAnsi="Times New Roman" w:cs="Times New Roman"/>
+                <w:sz w:val="24"/>
+                <w:szCs w:val="24"/>
+              </w:rPr>
+              <w:t xml:space="preserve"> pulsa el botón de QR en la tarjeta.</w:t>
+            </w:r>
+          </w:p>
+        </w:tc>
+      </w:tr>
+      <w:tr>
+        <w:tc>
+          <w:tcPr>
+            <w:tcW w:w="1683" w:type="dxa"/>
+            <w:vMerge/>
+            <w:shd w:val="clear" w:color="auto" w:fill="9CC2E5" w:themeFill="accent5" w:themeFillTint="99"/>
+          </w:tcPr>
+          <w:p>
+            <w:pPr>
+              <w:spacing w:line="360" w:lineRule="auto"/>
+              <w:rPr>
+                <w:rFonts w:ascii="Times New Roman" w:hAnsi="Times New Roman" w:cs="Times New Roman"/>
+                <w:sz w:val="24"/>
+                <w:szCs w:val="24"/>
+              </w:rPr>
+            </w:pPr>
+          </w:p>
+        </w:tc>
+        <w:tc>
+          <w:tcPr>
+            <w:tcW w:w="439" w:type="dxa"/>
+          </w:tcPr>
+          <w:p>
+            <w:pPr>
+              <w:spacing w:line="360" w:lineRule="auto"/>
+              <w:rPr>
+                <w:rFonts w:ascii="Times New Roman" w:hAnsi="Times New Roman" w:cs="Times New Roman"/>
+                <w:sz w:val="24"/>
+                <w:szCs w:val="24"/>
+              </w:rPr>
+            </w:pPr>
+            <w:r>
+              <w:rPr>
+                <w:rFonts w:ascii="Times New Roman" w:hAnsi="Times New Roman" w:cs="Times New Roman"/>
+                <w:sz w:val="24"/>
+                <w:szCs w:val="24"/>
+              </w:rPr>
+              <w:t>5.</w:t>
+            </w:r>
+          </w:p>
+        </w:tc>
+        <w:tc>
+          <w:tcPr>
+            <w:tcW w:w="6894" w:type="dxa"/>
+          </w:tcPr>
+          <w:p>
+            <w:pPr>
+              <w:spacing w:line="360" w:lineRule="auto"/>
+              <w:rPr>
+                <w:rFonts w:ascii="Times New Roman" w:hAnsi="Times New Roman" w:cs="Times New Roman"/>
+                <w:sz w:val="24"/>
+                <w:szCs w:val="24"/>
+              </w:rPr>
+            </w:pPr>
+            <w:r>
+              <w:rPr>
+                <w:rFonts w:ascii="Times New Roman" w:hAnsi="Times New Roman" w:cs="Times New Roman"/>
+                <w:sz w:val="24"/>
+                <w:szCs w:val="24"/>
+              </w:rPr>
+              <w:t>El sistema muestra una ventana modal con el código QR.</w:t>
+            </w:r>
+          </w:p>
+        </w:tc>
+      </w:tr>
+      <w:tr>
+        <w:tc>
+          <w:tcPr>
+            <w:tcW w:w="1683" w:type="dxa"/>
+            <w:vMerge/>
+            <w:shd w:val="clear" w:color="auto" w:fill="9CC2E5" w:themeFill="accent5" w:themeFillTint="99"/>
+          </w:tcPr>
+          <w:p>
+            <w:pPr>
+              <w:spacing w:line="360" w:lineRule="auto"/>
+              <w:rPr>
+                <w:rFonts w:ascii="Times New Roman" w:hAnsi="Times New Roman" w:cs="Times New Roman"/>
+                <w:sz w:val="24"/>
+                <w:szCs w:val="24"/>
+              </w:rPr>
+            </w:pPr>
+          </w:p>
+        </w:tc>
+        <w:tc>
+          <w:tcPr>
+            <w:tcW w:w="439" w:type="dxa"/>
+          </w:tcPr>
+          <w:p>
+            <w:pPr>
+              <w:spacing w:line="360" w:lineRule="auto"/>
+              <w:rPr>
+                <w:rFonts w:ascii="Times New Roman" w:hAnsi="Times New Roman" w:cs="Times New Roman"/>
+                <w:sz w:val="24"/>
+                <w:szCs w:val="24"/>
+              </w:rPr>
+            </w:pPr>
+            <w:r>
+              <w:rPr>
+                <w:rFonts w:ascii="Times New Roman" w:hAnsi="Times New Roman" w:cs="Times New Roman"/>
+                <w:sz w:val="24"/>
+                <w:szCs w:val="24"/>
+              </w:rPr>
+              <w:t>6.</w:t>
+            </w:r>
+          </w:p>
+        </w:tc>
+        <w:tc>
+          <w:tcPr>
+            <w:tcW w:w="6894" w:type="dxa"/>
+          </w:tcPr>
+          <w:p>
+            <w:pPr>
+              <w:spacing w:line="360" w:lineRule="auto"/>
+              <w:rPr>
+                <w:rFonts w:ascii="Times New Roman" w:hAnsi="Times New Roman" w:cs="Times New Roman"/>
+                <w:sz w:val="24"/>
+                <w:szCs w:val="24"/>
+              </w:rPr>
+            </w:pPr>
+            <w:r>
+              <w:rPr>
+                <w:rFonts w:ascii="Times New Roman" w:hAnsi="Times New Roman" w:cs="Times New Roman"/>
+                <w:sz w:val="24"/>
+                <w:szCs w:val="24"/>
+              </w:rPr>
+              <w:t>El</w:t>
+            </w:r>
+            <w:r>
+              <w:rPr>
+                <w:rFonts w:ascii="Times New Roman" w:hAnsi="Times New Roman" w:cs="Times New Roman"/>
+                <w:sz w:val="24"/>
+                <w:szCs w:val="24"/>
+              </w:rPr>
+              <w:t xml:space="preserve"> personal</w:t>
+            </w:r>
+            <w:r>
+              <w:rPr>
+                <w:rFonts w:ascii="Times New Roman" w:hAnsi="Times New Roman" w:cs="Times New Roman"/>
+                <w:sz w:val="24"/>
+                <w:szCs w:val="24"/>
+              </w:rPr>
+              <w:t xml:space="preserve"> imprime el código y cierra la ventana.</w:t>
+            </w:r>
+          </w:p>
+        </w:tc>
+      </w:tr>
+      <w:tr>
+        <w:tc>
+          <w:tcPr>
+            <w:tcW w:w="1683" w:type="dxa"/>
+            <w:shd w:val="clear" w:color="auto" w:fill="9CC2E5" w:themeFill="accent5" w:themeFillTint="99"/>
+          </w:tcPr>
+          <w:p>
+            <w:pPr>
+              <w:spacing w:line="360" w:lineRule="auto"/>
+              <w:rPr>
+                <w:rFonts w:ascii="Times New Roman" w:hAnsi="Times New Roman" w:cs="Times New Roman"/>
+                <w:sz w:val="24"/>
+                <w:szCs w:val="24"/>
+              </w:rPr>
+            </w:pPr>
+            <w:r>
+              <w:rPr>
+                <w:rFonts w:ascii="Times New Roman" w:hAnsi="Times New Roman" w:cs="Times New Roman"/>
+                <w:sz w:val="24"/>
+                <w:szCs w:val="24"/>
+              </w:rPr>
+              <w:t>Postcondición</w:t>
+            </w:r>
+          </w:p>
+        </w:tc>
+        <w:tc>
+          <w:tcPr>
+            <w:tcW w:w="7333" w:type="dxa"/>
+            <w:gridSpan w:val="2"/>
+          </w:tcPr>
+          <w:p>
+            <w:pPr>
+              <w:spacing w:line="360" w:lineRule="auto"/>
+              <w:rPr>
+                <w:rFonts w:ascii="Times New Roman" w:hAnsi="Times New Roman" w:cs="Times New Roman"/>
+                <w:sz w:val="24"/>
+                <w:szCs w:val="24"/>
+              </w:rPr>
+            </w:pPr>
+            <w:r>
+              <w:rPr>
+                <w:rFonts w:ascii="Times New Roman" w:hAnsi="Times New Roman" w:cs="Times New Roman"/>
+                <w:sz w:val="24"/>
+                <w:szCs w:val="24"/>
+              </w:rPr>
+              <w:t>Ninguna</w:t>
+            </w:r>
+          </w:p>
+        </w:tc>
+      </w:tr>
+      <w:tr>
+        <w:tc>
+          <w:tcPr>
+            <w:tcW w:w="1683" w:type="dxa"/>
+            <w:shd w:val="clear" w:color="auto" w:fill="9CC2E5" w:themeFill="accent5" w:themeFillTint="99"/>
+          </w:tcPr>
+          <w:p>
+            <w:pPr>
+              <w:spacing w:line="360" w:lineRule="auto"/>
+              <w:rPr>
+                <w:rFonts w:ascii="Times New Roman" w:hAnsi="Times New Roman" w:cs="Times New Roman"/>
+                <w:sz w:val="24"/>
+                <w:szCs w:val="24"/>
+              </w:rPr>
+            </w:pPr>
+            <w:r>
+              <w:rPr>
+                <w:rFonts w:ascii="Times New Roman" w:hAnsi="Times New Roman" w:cs="Times New Roman"/>
+                <w:sz w:val="24"/>
+                <w:szCs w:val="24"/>
+              </w:rPr>
+              <w:t>Excepciones</w:t>
+            </w:r>
+          </w:p>
+        </w:tc>
+        <w:tc>
+          <w:tcPr>
+            <w:tcW w:w="7333" w:type="dxa"/>
+            <w:gridSpan w:val="2"/>
+          </w:tcPr>
+          <w:p>
+            <w:pPr>
+              <w:spacing w:line="360" w:lineRule="auto"/>
+              <w:rPr>
+                <w:rFonts w:ascii="Times New Roman" w:hAnsi="Times New Roman" w:cs="Times New Roman"/>
+                <w:sz w:val="24"/>
+                <w:szCs w:val="24"/>
+              </w:rPr>
+            </w:pPr>
+            <w:r>
+              <w:rPr>
+                <w:rFonts w:ascii="Times New Roman" w:hAnsi="Times New Roman" w:cs="Times New Roman"/>
+                <w:b/>
+                <w:bCs/>
+                <w:sz w:val="24"/>
+                <w:szCs w:val="24"/>
+              </w:rPr>
+              <w:t>Error de duplicado:</w:t>
+            </w:r>
+            <w:r>
+              <w:rPr>
+                <w:rFonts w:ascii="Times New Roman" w:hAnsi="Times New Roman" w:cs="Times New Roman"/>
+                <w:sz w:val="24"/>
+                <w:szCs w:val="24"/>
+              </w:rPr>
+              <w:t xml:space="preserve"> Si se intenta crear un número de mesa que ya existe, el sistema muestra una alerta y no realiza la acción.</w:t>
+            </w:r>
+          </w:p>
+        </w:tc>
+      </w:tr>
+      <w:tr>
+        <w:tc>
+          <w:tcPr>
+            <w:tcW w:w="1683" w:type="dxa"/>
+            <w:shd w:val="clear" w:color="auto" w:fill="9CC2E5" w:themeFill="accent5" w:themeFillTint="99"/>
+          </w:tcPr>
+          <w:p>
+            <w:pPr>
+              <w:spacing w:line="360" w:lineRule="auto"/>
+              <w:rPr>
+                <w:rFonts w:ascii="Times New Roman" w:hAnsi="Times New Roman" w:cs="Times New Roman"/>
+                <w:sz w:val="24"/>
+                <w:szCs w:val="24"/>
+              </w:rPr>
+            </w:pPr>
+            <w:r>
+              <w:rPr>
+                <w:rFonts w:ascii="Times New Roman" w:hAnsi="Times New Roman" w:cs="Times New Roman"/>
+                <w:sz w:val="24"/>
+                <w:szCs w:val="24"/>
+              </w:rPr>
+              <w:t>Comentarios</w:t>
+            </w:r>
+          </w:p>
+        </w:tc>
+        <w:tc>
+          <w:tcPr>
+            <w:tcW w:w="7333" w:type="dxa"/>
+            <w:gridSpan w:val="2"/>
+          </w:tcPr>
+          <w:p>
+            <w:pPr>
+              <w:spacing w:line="360" w:lineRule="auto"/>
+              <w:rPr>
+                <w:rFonts w:ascii="Times New Roman" w:hAnsi="Times New Roman" w:cs="Times New Roman"/>
+                <w:sz w:val="24"/>
+                <w:szCs w:val="24"/>
+              </w:rPr>
+            </w:pPr>
+            <w:r>
+              <w:rPr>
+                <w:rFonts w:ascii="Times New Roman" w:hAnsi="Times New Roman" w:cs="Times New Roman"/>
+                <w:sz w:val="24"/>
+                <w:szCs w:val="24"/>
+              </w:rPr>
+              <w:t>El código QR se genera dinámicamente basándose en la URL pública de la aplicación móvil.</w:t>
+            </w:r>
+          </w:p>
+        </w:tc>
+      </w:tr>
+    </w:tbl>
+    <w:p>
+      <w:pPr>
+        <w:rPr>
+          <w:rFonts w:ascii="Times New Roman" w:hAnsi="Times New Roman" w:cs="Times New Roman"/>
+          <w:sz w:val="24"/>
+          <w:szCs w:val="24"/>
+        </w:rPr>
+      </w:pPr>
+    </w:p>
+    <w:tbl>
+      <w:tblPr>
+        <w:tblStyle w:val="Tablaconcuadrcula"/>
+        <w:tblW w:w="0" w:type="auto"/>
+        <w:tblLook w:val="04A0" w:firstRow="1" w:lastRow="0" w:firstColumn="1" w:lastColumn="0" w:noHBand="0" w:noVBand="1"/>
+      </w:tblPr>
+      <w:tblGrid>
+        <w:gridCol w:w="1683"/>
+        <w:gridCol w:w="439"/>
+        <w:gridCol w:w="6894"/>
+      </w:tblGrid>
+      <w:tr>
+        <w:tc>
+          <w:tcPr>
+            <w:tcW w:w="9016" w:type="dxa"/>
+            <w:gridSpan w:val="3"/>
+            <w:shd w:val="clear" w:color="auto" w:fill="00B0F0"/>
+          </w:tcPr>
+          <w:p>
+            <w:pPr>
+              <w:spacing w:line="360" w:lineRule="auto"/>
+              <w:rPr>
+                <w:rFonts w:ascii="Times New Roman" w:hAnsi="Times New Roman" w:cs="Times New Roman"/>
+                <w:sz w:val="24"/>
+                <w:szCs w:val="24"/>
+              </w:rPr>
+            </w:pPr>
+            <w:r>
+              <w:rPr>
+                <w:rFonts w:ascii="Times New Roman" w:hAnsi="Times New Roman" w:cs="Times New Roman"/>
+                <w:sz w:val="24"/>
+                <w:szCs w:val="24"/>
+              </w:rPr>
+              <w:t>Personal</w:t>
+            </w:r>
+          </w:p>
+        </w:tc>
+      </w:tr>
+      <w:tr>
+        <w:tc>
+          <w:tcPr>
+            <w:tcW w:w="9016" w:type="dxa"/>
+            <w:gridSpan w:val="3"/>
+            <w:shd w:val="clear" w:color="auto" w:fill="9CC2E5" w:themeFill="accent5" w:themeFillTint="99"/>
+          </w:tcPr>
+          <w:p>
+            <w:pPr>
+              <w:spacing w:line="360" w:lineRule="auto"/>
+              <w:rPr>
+                <w:rFonts w:ascii="Times New Roman" w:hAnsi="Times New Roman" w:cs="Times New Roman"/>
+                <w:sz w:val="24"/>
+                <w:szCs w:val="24"/>
+              </w:rPr>
+            </w:pPr>
+            <w:r>
+              <w:rPr>
+                <w:rFonts w:ascii="Times New Roman" w:hAnsi="Times New Roman" w:cs="Times New Roman"/>
+                <w:sz w:val="24"/>
+                <w:szCs w:val="24"/>
+              </w:rPr>
+              <w:t>Eliminación de Mesa</w:t>
+            </w:r>
+          </w:p>
+        </w:tc>
+      </w:tr>
+      <w:tr>
+        <w:tc>
+          <w:tcPr>
+            <w:tcW w:w="1683" w:type="dxa"/>
+            <w:shd w:val="clear" w:color="auto" w:fill="9CC2E5" w:themeFill="accent5" w:themeFillTint="99"/>
+          </w:tcPr>
+          <w:p>
+            <w:pPr>
+              <w:spacing w:line="360" w:lineRule="auto"/>
+              <w:rPr>
+                <w:rFonts w:ascii="Times New Roman" w:hAnsi="Times New Roman" w:cs="Times New Roman"/>
+                <w:sz w:val="24"/>
+                <w:szCs w:val="24"/>
+              </w:rPr>
+            </w:pPr>
+            <w:r>
+              <w:rPr>
+                <w:rFonts w:ascii="Times New Roman" w:hAnsi="Times New Roman" w:cs="Times New Roman"/>
+                <w:sz w:val="24"/>
+                <w:szCs w:val="24"/>
+              </w:rPr>
+              <w:t>Identificador</w:t>
+            </w:r>
+          </w:p>
+        </w:tc>
+        <w:tc>
+          <w:tcPr>
+            <w:tcW w:w="7333" w:type="dxa"/>
+            <w:gridSpan w:val="2"/>
+          </w:tcPr>
+          <w:p>
+            <w:pPr>
+              <w:spacing w:line="360" w:lineRule="auto"/>
+              <w:rPr>
+                <w:rFonts w:ascii="Times New Roman" w:hAnsi="Times New Roman" w:cs="Times New Roman"/>
+                <w:sz w:val="24"/>
+                <w:szCs w:val="24"/>
+              </w:rPr>
+            </w:pPr>
+            <w:r>
+              <w:rPr>
+                <w:rFonts w:ascii="Times New Roman" w:hAnsi="Times New Roman" w:cs="Times New Roman"/>
+                <w:sz w:val="24"/>
+                <w:szCs w:val="24"/>
+              </w:rPr>
+              <w:t>CU-</w:t>
+            </w:r>
+            <w:r>
+              <w:rPr>
+                <w:rFonts w:ascii="Times New Roman" w:hAnsi="Times New Roman" w:cs="Times New Roman"/>
+                <w:sz w:val="24"/>
+                <w:szCs w:val="24"/>
+              </w:rPr>
+              <w:t>10</w:t>
+            </w:r>
+          </w:p>
+        </w:tc>
+      </w:tr>
+      <w:tr>
+        <w:tc>
+          <w:tcPr>
+            <w:tcW w:w="1683" w:type="dxa"/>
+            <w:shd w:val="clear" w:color="auto" w:fill="9CC2E5" w:themeFill="accent5" w:themeFillTint="99"/>
+          </w:tcPr>
+          <w:p>
+            <w:pPr>
+              <w:spacing w:line="360" w:lineRule="auto"/>
+              <w:rPr>
+                <w:rFonts w:ascii="Times New Roman" w:hAnsi="Times New Roman" w:cs="Times New Roman"/>
+                <w:sz w:val="24"/>
+                <w:szCs w:val="24"/>
+              </w:rPr>
+            </w:pPr>
+            <w:r>
+              <w:rPr>
+                <w:rFonts w:ascii="Times New Roman" w:hAnsi="Times New Roman" w:cs="Times New Roman"/>
+                <w:sz w:val="24"/>
+                <w:szCs w:val="24"/>
+              </w:rPr>
+              <w:t>Descripción</w:t>
+            </w:r>
+          </w:p>
+        </w:tc>
+        <w:tc>
+          <w:tcPr>
+            <w:tcW w:w="7333" w:type="dxa"/>
+            <w:gridSpan w:val="2"/>
+          </w:tcPr>
+          <w:p>
+            <w:pPr>
+              <w:spacing w:line="360" w:lineRule="auto"/>
+              <w:rPr>
+                <w:rFonts w:ascii="Times New Roman" w:hAnsi="Times New Roman" w:cs="Times New Roman"/>
+                <w:sz w:val="24"/>
+                <w:szCs w:val="24"/>
+              </w:rPr>
+            </w:pPr>
+            <w:r>
+              <w:rPr>
+                <w:rFonts w:ascii="Times New Roman" w:hAnsi="Times New Roman" w:cs="Times New Roman"/>
+                <w:sz w:val="24"/>
+                <w:szCs w:val="24"/>
+              </w:rPr>
+              <w:t xml:space="preserve">El </w:t>
+            </w:r>
+            <w:r>
+              <w:rPr>
+                <w:rFonts w:ascii="Times New Roman" w:hAnsi="Times New Roman" w:cs="Times New Roman"/>
+                <w:sz w:val="24"/>
+                <w:szCs w:val="24"/>
+              </w:rPr>
+              <w:t>personal</w:t>
+            </w:r>
+            <w:r>
+              <w:rPr>
+                <w:rFonts w:ascii="Times New Roman" w:hAnsi="Times New Roman" w:cs="Times New Roman"/>
+                <w:sz w:val="24"/>
+                <w:szCs w:val="24"/>
+              </w:rPr>
+              <w:t xml:space="preserve"> borra una mesa de la configuración del restaurante.</w:t>
+            </w:r>
+          </w:p>
+        </w:tc>
+      </w:tr>
+      <w:tr>
+        <w:tc>
+          <w:tcPr>
+            <w:tcW w:w="1683" w:type="dxa"/>
+            <w:shd w:val="clear" w:color="auto" w:fill="9CC2E5" w:themeFill="accent5" w:themeFillTint="99"/>
+          </w:tcPr>
+          <w:p>
+            <w:pPr>
+              <w:spacing w:line="360" w:lineRule="auto"/>
+              <w:rPr>
+                <w:rFonts w:ascii="Times New Roman" w:hAnsi="Times New Roman" w:cs="Times New Roman"/>
+                <w:sz w:val="24"/>
+                <w:szCs w:val="24"/>
+              </w:rPr>
+            </w:pPr>
+            <w:r>
+              <w:rPr>
+                <w:rFonts w:ascii="Times New Roman" w:hAnsi="Times New Roman" w:cs="Times New Roman"/>
+                <w:sz w:val="24"/>
+                <w:szCs w:val="24"/>
+              </w:rPr>
+              <w:t>Dependencia</w:t>
+            </w:r>
+          </w:p>
+        </w:tc>
+        <w:tc>
+          <w:tcPr>
+            <w:tcW w:w="7333" w:type="dxa"/>
+            <w:gridSpan w:val="2"/>
+          </w:tcPr>
+          <w:p>
+            <w:pPr>
+              <w:spacing w:line="360" w:lineRule="auto"/>
+              <w:rPr>
+                <w:rFonts w:ascii="Times New Roman" w:hAnsi="Times New Roman" w:cs="Times New Roman"/>
+                <w:sz w:val="24"/>
+                <w:szCs w:val="24"/>
+              </w:rPr>
+            </w:pPr>
+            <w:r>
+              <w:rPr>
+                <w:rFonts w:ascii="Times New Roman" w:hAnsi="Times New Roman" w:cs="Times New Roman"/>
+                <w:b/>
+                <w:bCs/>
+                <w:sz w:val="24"/>
+                <w:szCs w:val="24"/>
+              </w:rPr>
+              <w:t>CU-</w:t>
+            </w:r>
+            <w:r>
+              <w:rPr>
+                <w:rFonts w:ascii="Times New Roman" w:hAnsi="Times New Roman" w:cs="Times New Roman"/>
+                <w:b/>
+                <w:bCs/>
+                <w:sz w:val="24"/>
+                <w:szCs w:val="24"/>
+              </w:rPr>
+              <w:t>09</w:t>
+            </w:r>
+            <w:r>
+              <w:rPr>
+                <w:rFonts w:ascii="Times New Roman" w:hAnsi="Times New Roman" w:cs="Times New Roman"/>
+                <w:b/>
+                <w:bCs/>
+                <w:sz w:val="24"/>
+                <w:szCs w:val="24"/>
+              </w:rPr>
+              <w:t>:</w:t>
+            </w:r>
+            <w:r>
+              <w:rPr>
+                <w:rFonts w:ascii="Times New Roman" w:hAnsi="Times New Roman" w:cs="Times New Roman"/>
+                <w:sz w:val="24"/>
+                <w:szCs w:val="24"/>
+              </w:rPr>
+              <w:t xml:space="preserve"> La mesa debe haber sido creada previamente.</w:t>
+            </w:r>
+          </w:p>
+        </w:tc>
+      </w:tr>
+      <w:tr>
+        <w:tc>
+          <w:tcPr>
+            <w:tcW w:w="1683" w:type="dxa"/>
+            <w:shd w:val="clear" w:color="auto" w:fill="9CC2E5" w:themeFill="accent5" w:themeFillTint="99"/>
+          </w:tcPr>
+          <w:p>
+            <w:pPr>
+              <w:spacing w:line="360" w:lineRule="auto"/>
+              <w:rPr>
+                <w:rFonts w:ascii="Times New Roman" w:hAnsi="Times New Roman" w:cs="Times New Roman"/>
+                <w:sz w:val="24"/>
+                <w:szCs w:val="24"/>
+              </w:rPr>
+            </w:pPr>
+            <w:r>
+              <w:rPr>
+                <w:rFonts w:ascii="Times New Roman" w:hAnsi="Times New Roman" w:cs="Times New Roman"/>
+                <w:sz w:val="24"/>
+                <w:szCs w:val="24"/>
+              </w:rPr>
+              <w:t>Precondición</w:t>
+            </w:r>
+          </w:p>
+        </w:tc>
+        <w:tc>
+          <w:tcPr>
+            <w:tcW w:w="7333" w:type="dxa"/>
+            <w:gridSpan w:val="2"/>
+          </w:tcPr>
+          <w:p>
+            <w:pPr>
+              <w:spacing w:line="360" w:lineRule="auto"/>
+              <w:rPr>
+                <w:rFonts w:ascii="Times New Roman" w:hAnsi="Times New Roman" w:cs="Times New Roman"/>
+                <w:sz w:val="24"/>
+                <w:szCs w:val="24"/>
+              </w:rPr>
+            </w:pPr>
+            <w:r>
+              <w:rPr>
+                <w:rFonts w:ascii="Times New Roman" w:hAnsi="Times New Roman" w:cs="Times New Roman"/>
+                <w:sz w:val="24"/>
+                <w:szCs w:val="24"/>
+              </w:rPr>
+              <w:t>Debe existir la mesa que se desea eliminar.</w:t>
+            </w:r>
+          </w:p>
+        </w:tc>
+      </w:tr>
+      <w:tr>
+        <w:tc>
+          <w:tcPr>
+            <w:tcW w:w="1683" w:type="dxa"/>
+            <w:vMerge w:val="restart"/>
+            <w:shd w:val="clear" w:color="auto" w:fill="9CC2E5" w:themeFill="accent5" w:themeFillTint="99"/>
+          </w:tcPr>
+          <w:p>
+            <w:pPr>
+              <w:spacing w:line="360" w:lineRule="auto"/>
+              <w:rPr>
+                <w:rFonts w:ascii="Times New Roman" w:hAnsi="Times New Roman" w:cs="Times New Roman"/>
+                <w:sz w:val="24"/>
+                <w:szCs w:val="24"/>
+              </w:rPr>
+            </w:pPr>
+            <w:r>
+              <w:rPr>
+                <w:rFonts w:ascii="Times New Roman" w:hAnsi="Times New Roman" w:cs="Times New Roman"/>
+                <w:sz w:val="24"/>
+                <w:szCs w:val="24"/>
+              </w:rPr>
+              <w:t>Secuencia Normal</w:t>
+            </w:r>
+          </w:p>
+        </w:tc>
+        <w:tc>
+          <w:tcPr>
+            <w:tcW w:w="439" w:type="dxa"/>
+          </w:tcPr>
+          <w:p>
+            <w:pPr>
+              <w:spacing w:line="360" w:lineRule="auto"/>
+              <w:rPr>
+                <w:rFonts w:ascii="Times New Roman" w:hAnsi="Times New Roman" w:cs="Times New Roman"/>
+                <w:sz w:val="24"/>
+                <w:szCs w:val="24"/>
+              </w:rPr>
+            </w:pPr>
+            <w:r>
+              <w:rPr>
+                <w:rFonts w:ascii="Times New Roman" w:hAnsi="Times New Roman" w:cs="Times New Roman"/>
+                <w:sz w:val="24"/>
+                <w:szCs w:val="24"/>
+              </w:rPr>
+              <w:t>1.</w:t>
+            </w:r>
+          </w:p>
+        </w:tc>
+        <w:tc>
+          <w:tcPr>
+            <w:tcW w:w="6894" w:type="dxa"/>
+          </w:tcPr>
+          <w:p>
+            <w:pPr>
+              <w:spacing w:line="360" w:lineRule="auto"/>
+              <w:rPr>
+                <w:rFonts w:ascii="Times New Roman" w:hAnsi="Times New Roman" w:cs="Times New Roman"/>
+                <w:sz w:val="24"/>
+                <w:szCs w:val="24"/>
+              </w:rPr>
+            </w:pPr>
+            <w:r>
+              <w:rPr>
+                <w:rFonts w:ascii="Times New Roman" w:hAnsi="Times New Roman" w:cs="Times New Roman"/>
+                <w:sz w:val="24"/>
+                <w:szCs w:val="24"/>
+              </w:rPr>
+              <w:t xml:space="preserve">El </w:t>
+            </w:r>
+            <w:r>
+              <w:rPr>
+                <w:rFonts w:ascii="Times New Roman" w:hAnsi="Times New Roman" w:cs="Times New Roman"/>
+                <w:sz w:val="24"/>
+                <w:szCs w:val="24"/>
+              </w:rPr>
+              <w:t>personal</w:t>
+            </w:r>
+            <w:r>
+              <w:rPr>
+                <w:rFonts w:ascii="Times New Roman" w:hAnsi="Times New Roman" w:cs="Times New Roman"/>
+                <w:sz w:val="24"/>
+                <w:szCs w:val="24"/>
+              </w:rPr>
+              <w:t xml:space="preserve"> pulsa el botón de "Papelera</w:t>
+            </w:r>
+            <w:r>
+              <w:rPr>
+                <w:rFonts w:ascii="Times New Roman" w:hAnsi="Times New Roman" w:cs="Times New Roman"/>
+                <w:sz w:val="24"/>
+                <w:szCs w:val="24"/>
+              </w:rPr>
+              <w:t xml:space="preserve">” </w:t>
+            </w:r>
+            <w:r>
+              <w:rPr>
+                <w:rFonts w:ascii="Times New Roman" w:hAnsi="Times New Roman" w:cs="Times New Roman"/>
+                <w:sz w:val="24"/>
+                <w:szCs w:val="24"/>
+              </w:rPr>
+              <w:t>en la tarjeta de la mesa a borrar.</w:t>
+            </w:r>
+          </w:p>
+        </w:tc>
+      </w:tr>
+      <w:tr>
+        <w:tc>
+          <w:tcPr>
+            <w:tcW w:w="1683" w:type="dxa"/>
+            <w:vMerge/>
+            <w:shd w:val="clear" w:color="auto" w:fill="9CC2E5" w:themeFill="accent5" w:themeFillTint="99"/>
+          </w:tcPr>
+          <w:p>
+            <w:pPr>
+              <w:spacing w:line="360" w:lineRule="auto"/>
+              <w:rPr>
+                <w:rFonts w:ascii="Times New Roman" w:hAnsi="Times New Roman" w:cs="Times New Roman"/>
+                <w:sz w:val="24"/>
+                <w:szCs w:val="24"/>
+              </w:rPr>
+            </w:pPr>
+          </w:p>
+        </w:tc>
+        <w:tc>
+          <w:tcPr>
+            <w:tcW w:w="439" w:type="dxa"/>
+          </w:tcPr>
+          <w:p>
+            <w:pPr>
+              <w:spacing w:line="360" w:lineRule="auto"/>
+              <w:rPr>
+                <w:rFonts w:ascii="Times New Roman" w:hAnsi="Times New Roman" w:cs="Times New Roman"/>
+                <w:sz w:val="24"/>
+                <w:szCs w:val="24"/>
+              </w:rPr>
+            </w:pPr>
+            <w:r>
+              <w:rPr>
+                <w:rFonts w:ascii="Times New Roman" w:hAnsi="Times New Roman" w:cs="Times New Roman"/>
+                <w:sz w:val="24"/>
+                <w:szCs w:val="24"/>
+              </w:rPr>
+              <w:t>2.</w:t>
+            </w:r>
+          </w:p>
+        </w:tc>
+        <w:tc>
+          <w:tcPr>
+            <w:tcW w:w="6894" w:type="dxa"/>
+          </w:tcPr>
+          <w:p>
+            <w:pPr>
+              <w:spacing w:line="360" w:lineRule="auto"/>
+              <w:rPr>
+                <w:rFonts w:ascii="Times New Roman" w:hAnsi="Times New Roman" w:cs="Times New Roman"/>
+                <w:sz w:val="24"/>
+                <w:szCs w:val="24"/>
+              </w:rPr>
+            </w:pPr>
+            <w:r>
+              <w:rPr>
+                <w:rFonts w:ascii="Times New Roman" w:hAnsi="Times New Roman" w:cs="Times New Roman"/>
+                <w:sz w:val="24"/>
+                <w:szCs w:val="24"/>
+              </w:rPr>
+              <w:t>El sistema muestra una alerta solicitando confirmación.</w:t>
+            </w:r>
+          </w:p>
+        </w:tc>
+      </w:tr>
+      <w:tr>
+        <w:tc>
+          <w:tcPr>
+            <w:tcW w:w="1683" w:type="dxa"/>
+            <w:vMerge/>
+            <w:shd w:val="clear" w:color="auto" w:fill="9CC2E5" w:themeFill="accent5" w:themeFillTint="99"/>
+          </w:tcPr>
+          <w:p>
+            <w:pPr>
+              <w:spacing w:line="360" w:lineRule="auto"/>
+              <w:rPr>
+                <w:rFonts w:ascii="Times New Roman" w:hAnsi="Times New Roman" w:cs="Times New Roman"/>
+                <w:sz w:val="24"/>
+                <w:szCs w:val="24"/>
+              </w:rPr>
+            </w:pPr>
+          </w:p>
+        </w:tc>
+        <w:tc>
+          <w:tcPr>
+            <w:tcW w:w="439" w:type="dxa"/>
+          </w:tcPr>
+          <w:p>
+            <w:pPr>
+              <w:spacing w:line="360" w:lineRule="auto"/>
+              <w:rPr>
+                <w:rFonts w:ascii="Times New Roman" w:hAnsi="Times New Roman" w:cs="Times New Roman"/>
+                <w:sz w:val="24"/>
+                <w:szCs w:val="24"/>
+              </w:rPr>
+            </w:pPr>
+            <w:r>
+              <w:rPr>
+                <w:rFonts w:ascii="Times New Roman" w:hAnsi="Times New Roman" w:cs="Times New Roman"/>
+                <w:sz w:val="24"/>
+                <w:szCs w:val="24"/>
+              </w:rPr>
+              <w:t>3.</w:t>
+            </w:r>
+          </w:p>
+        </w:tc>
+        <w:tc>
+          <w:tcPr>
+            <w:tcW w:w="6894" w:type="dxa"/>
+          </w:tcPr>
+          <w:p>
+            <w:pPr>
+              <w:spacing w:line="360" w:lineRule="auto"/>
+              <w:rPr>
+                <w:rFonts w:ascii="Times New Roman" w:hAnsi="Times New Roman" w:cs="Times New Roman"/>
+                <w:sz w:val="24"/>
+                <w:szCs w:val="24"/>
+              </w:rPr>
+            </w:pPr>
+            <w:r>
+              <w:rPr>
+                <w:rFonts w:ascii="Times New Roman" w:hAnsi="Times New Roman" w:cs="Times New Roman"/>
+                <w:sz w:val="24"/>
+                <w:szCs w:val="24"/>
+              </w:rPr>
+              <w:t xml:space="preserve">El </w:t>
+            </w:r>
+            <w:r>
+              <w:rPr>
+                <w:rFonts w:ascii="Times New Roman" w:hAnsi="Times New Roman" w:cs="Times New Roman"/>
+                <w:sz w:val="24"/>
+                <w:szCs w:val="24"/>
+              </w:rPr>
+              <w:t>personal</w:t>
+            </w:r>
+            <w:r>
+              <w:rPr>
+                <w:rFonts w:ascii="Times New Roman" w:hAnsi="Times New Roman" w:cs="Times New Roman"/>
+                <w:sz w:val="24"/>
+                <w:szCs w:val="24"/>
+              </w:rPr>
+              <w:t xml:space="preserve"> confirma la operación.</w:t>
+            </w:r>
+          </w:p>
+        </w:tc>
+      </w:tr>
+      <w:tr>
+        <w:tc>
+          <w:tcPr>
+            <w:tcW w:w="1683" w:type="dxa"/>
+            <w:vMerge/>
+            <w:shd w:val="clear" w:color="auto" w:fill="9CC2E5" w:themeFill="accent5" w:themeFillTint="99"/>
+          </w:tcPr>
+          <w:p>
+            <w:pPr>
+              <w:spacing w:line="360" w:lineRule="auto"/>
+              <w:rPr>
+                <w:rFonts w:ascii="Times New Roman" w:hAnsi="Times New Roman" w:cs="Times New Roman"/>
+                <w:sz w:val="24"/>
+                <w:szCs w:val="24"/>
+              </w:rPr>
+            </w:pPr>
+          </w:p>
+        </w:tc>
+        <w:tc>
+          <w:tcPr>
+            <w:tcW w:w="439" w:type="dxa"/>
+          </w:tcPr>
+          <w:p>
+            <w:pPr>
+              <w:spacing w:line="360" w:lineRule="auto"/>
+              <w:rPr>
+                <w:rFonts w:ascii="Times New Roman" w:hAnsi="Times New Roman" w:cs="Times New Roman"/>
+                <w:sz w:val="24"/>
+                <w:szCs w:val="24"/>
+              </w:rPr>
+            </w:pPr>
+            <w:r>
+              <w:rPr>
+                <w:rFonts w:ascii="Times New Roman" w:hAnsi="Times New Roman" w:cs="Times New Roman"/>
+                <w:sz w:val="24"/>
+                <w:szCs w:val="24"/>
+              </w:rPr>
+              <w:t>4.</w:t>
+            </w:r>
+          </w:p>
+        </w:tc>
+        <w:tc>
+          <w:tcPr>
+            <w:tcW w:w="6894" w:type="dxa"/>
+          </w:tcPr>
+          <w:p>
+            <w:pPr>
+              <w:spacing w:line="360" w:lineRule="auto"/>
+              <w:rPr>
+                <w:rFonts w:ascii="Times New Roman" w:hAnsi="Times New Roman" w:cs="Times New Roman"/>
+                <w:sz w:val="24"/>
+                <w:szCs w:val="24"/>
+              </w:rPr>
+            </w:pPr>
+            <w:r>
+              <w:rPr>
+                <w:rFonts w:ascii="Times New Roman" w:hAnsi="Times New Roman" w:cs="Times New Roman"/>
+                <w:sz w:val="24"/>
+                <w:szCs w:val="24"/>
+              </w:rPr>
+              <w:t>El sistema comprueba que la mesa no tenga actividad.</w:t>
+            </w:r>
+          </w:p>
+        </w:tc>
+      </w:tr>
+      <w:tr>
+        <w:tc>
+          <w:tcPr>
+            <w:tcW w:w="1683" w:type="dxa"/>
+            <w:vMerge/>
+            <w:shd w:val="clear" w:color="auto" w:fill="9CC2E5" w:themeFill="accent5" w:themeFillTint="99"/>
+          </w:tcPr>
+          <w:p>
+            <w:pPr>
+              <w:spacing w:line="360" w:lineRule="auto"/>
+              <w:rPr>
+                <w:rFonts w:ascii="Times New Roman" w:hAnsi="Times New Roman" w:cs="Times New Roman"/>
+                <w:sz w:val="24"/>
+                <w:szCs w:val="24"/>
+              </w:rPr>
+            </w:pPr>
+          </w:p>
+        </w:tc>
+        <w:tc>
+          <w:tcPr>
+            <w:tcW w:w="439" w:type="dxa"/>
+          </w:tcPr>
+          <w:p>
+            <w:pPr>
+              <w:spacing w:line="360" w:lineRule="auto"/>
+              <w:rPr>
+                <w:rFonts w:ascii="Times New Roman" w:hAnsi="Times New Roman" w:cs="Times New Roman"/>
+                <w:sz w:val="24"/>
+                <w:szCs w:val="24"/>
+              </w:rPr>
+            </w:pPr>
+            <w:r>
+              <w:rPr>
+                <w:rFonts w:ascii="Times New Roman" w:hAnsi="Times New Roman" w:cs="Times New Roman"/>
+                <w:sz w:val="24"/>
+                <w:szCs w:val="24"/>
+              </w:rPr>
+              <w:t>5.</w:t>
+            </w:r>
+          </w:p>
+        </w:tc>
+        <w:tc>
+          <w:tcPr>
+            <w:tcW w:w="6894" w:type="dxa"/>
+          </w:tcPr>
+          <w:p>
+            <w:pPr>
+              <w:spacing w:line="360" w:lineRule="auto"/>
+              <w:rPr>
+                <w:rFonts w:ascii="Times New Roman" w:hAnsi="Times New Roman" w:cs="Times New Roman"/>
+                <w:sz w:val="24"/>
+                <w:szCs w:val="24"/>
+              </w:rPr>
+            </w:pPr>
+            <w:r>
+              <w:rPr>
+                <w:rFonts w:ascii="Times New Roman" w:hAnsi="Times New Roman" w:cs="Times New Roman"/>
+                <w:sz w:val="24"/>
+                <w:szCs w:val="24"/>
+              </w:rPr>
+              <w:t>El sistema elimina la mesa de la base de datos y la retira de la pantalla.</w:t>
+            </w:r>
+          </w:p>
+        </w:tc>
+      </w:tr>
+      <w:tr>
+        <w:tc>
+          <w:tcPr>
+            <w:tcW w:w="1683" w:type="dxa"/>
+            <w:shd w:val="clear" w:color="auto" w:fill="9CC2E5" w:themeFill="accent5" w:themeFillTint="99"/>
+          </w:tcPr>
+          <w:p>
+            <w:pPr>
+              <w:spacing w:line="360" w:lineRule="auto"/>
+              <w:rPr>
+                <w:rFonts w:ascii="Times New Roman" w:hAnsi="Times New Roman" w:cs="Times New Roman"/>
+                <w:sz w:val="24"/>
+                <w:szCs w:val="24"/>
+              </w:rPr>
+            </w:pPr>
+            <w:r>
+              <w:rPr>
+                <w:rFonts w:ascii="Times New Roman" w:hAnsi="Times New Roman" w:cs="Times New Roman"/>
+                <w:sz w:val="24"/>
+                <w:szCs w:val="24"/>
+              </w:rPr>
+              <w:t>Postcondición</w:t>
+            </w:r>
+          </w:p>
+        </w:tc>
+        <w:tc>
+          <w:tcPr>
+            <w:tcW w:w="7333" w:type="dxa"/>
+            <w:gridSpan w:val="2"/>
+          </w:tcPr>
+          <w:p>
+            <w:pPr>
+              <w:spacing w:line="360" w:lineRule="auto"/>
+              <w:rPr>
+                <w:rFonts w:ascii="Times New Roman" w:hAnsi="Times New Roman" w:cs="Times New Roman"/>
+                <w:sz w:val="24"/>
+                <w:szCs w:val="24"/>
+              </w:rPr>
+            </w:pPr>
+            <w:r>
+              <w:rPr>
+                <w:rFonts w:ascii="Times New Roman" w:hAnsi="Times New Roman" w:cs="Times New Roman"/>
+                <w:sz w:val="24"/>
+                <w:szCs w:val="24"/>
+              </w:rPr>
+              <w:t>Ninguna.</w:t>
+            </w:r>
+          </w:p>
+        </w:tc>
+      </w:tr>
+      <w:tr>
+        <w:tc>
+          <w:tcPr>
+            <w:tcW w:w="1683" w:type="dxa"/>
+            <w:shd w:val="clear" w:color="auto" w:fill="9CC2E5" w:themeFill="accent5" w:themeFillTint="99"/>
+          </w:tcPr>
+          <w:p>
+            <w:pPr>
+              <w:spacing w:line="360" w:lineRule="auto"/>
+              <w:rPr>
+                <w:rFonts w:ascii="Times New Roman" w:hAnsi="Times New Roman" w:cs="Times New Roman"/>
+                <w:sz w:val="24"/>
+                <w:szCs w:val="24"/>
+              </w:rPr>
+            </w:pPr>
+            <w:r>
+              <w:rPr>
+                <w:rFonts w:ascii="Times New Roman" w:hAnsi="Times New Roman" w:cs="Times New Roman"/>
+                <w:sz w:val="24"/>
+                <w:szCs w:val="24"/>
+              </w:rPr>
+              <w:t>Excepciones</w:t>
+            </w:r>
+          </w:p>
+        </w:tc>
+        <w:tc>
+          <w:tcPr>
+            <w:tcW w:w="7333" w:type="dxa"/>
+            <w:gridSpan w:val="2"/>
+          </w:tcPr>
+          <w:p>
+            <w:pPr>
+              <w:spacing w:line="360" w:lineRule="auto"/>
+              <w:rPr>
+                <w:rFonts w:ascii="Times New Roman" w:hAnsi="Times New Roman" w:cs="Times New Roman"/>
+                <w:sz w:val="24"/>
+                <w:szCs w:val="24"/>
+              </w:rPr>
+            </w:pPr>
+            <w:r>
+              <w:rPr>
+                <w:rFonts w:ascii="Times New Roman" w:hAnsi="Times New Roman" w:cs="Times New Roman"/>
+                <w:b/>
+                <w:bCs/>
+                <w:sz w:val="24"/>
+                <w:szCs w:val="24"/>
+              </w:rPr>
+              <w:t>Mesa Ocupada:</w:t>
+            </w:r>
+            <w:r>
+              <w:rPr>
+                <w:rFonts w:ascii="Times New Roman" w:hAnsi="Times New Roman" w:cs="Times New Roman"/>
+                <w:sz w:val="24"/>
+                <w:szCs w:val="24"/>
+              </w:rPr>
+              <w:t xml:space="preserve"> Si la mesa tiene un pedido activo o está ocupada, el sistema impide el borrado y muestra un aviso.</w:t>
+            </w:r>
+          </w:p>
+        </w:tc>
+      </w:tr>
+      <w:tr>
+        <w:tc>
+          <w:tcPr>
+            <w:tcW w:w="1683" w:type="dxa"/>
+            <w:shd w:val="clear" w:color="auto" w:fill="9CC2E5" w:themeFill="accent5" w:themeFillTint="99"/>
+          </w:tcPr>
+          <w:p>
+            <w:pPr>
+              <w:spacing w:line="360" w:lineRule="auto"/>
+              <w:rPr>
+                <w:rFonts w:ascii="Times New Roman" w:hAnsi="Times New Roman" w:cs="Times New Roman"/>
+                <w:sz w:val="24"/>
+                <w:szCs w:val="24"/>
+              </w:rPr>
+            </w:pPr>
+            <w:r>
+              <w:rPr>
+                <w:rFonts w:ascii="Times New Roman" w:hAnsi="Times New Roman" w:cs="Times New Roman"/>
+                <w:sz w:val="24"/>
+                <w:szCs w:val="24"/>
+              </w:rPr>
+              <w:t>Comentarios</w:t>
+            </w:r>
+          </w:p>
+        </w:tc>
+        <w:tc>
+          <w:tcPr>
+            <w:tcW w:w="7333" w:type="dxa"/>
+            <w:gridSpan w:val="2"/>
+          </w:tcPr>
+          <w:p>
+            <w:pPr>
+              <w:spacing w:line="360" w:lineRule="auto"/>
+              <w:rPr>
+                <w:rFonts w:ascii="Times New Roman" w:hAnsi="Times New Roman" w:cs="Times New Roman"/>
+                <w:sz w:val="24"/>
+                <w:szCs w:val="24"/>
+              </w:rPr>
+            </w:pPr>
+            <w:r>
+              <w:rPr>
+                <w:rFonts w:ascii="Times New Roman" w:hAnsi="Times New Roman" w:cs="Times New Roman"/>
+                <w:sz w:val="24"/>
+                <w:szCs w:val="24"/>
+              </w:rPr>
+              <w:t>Esta acción es irreversible, por eso se solicita confirmación obligatoria.</w:t>
+            </w:r>
+          </w:p>
+        </w:tc>
+      </w:tr>
+    </w:tbl>
+    <w:p/>
+    <w:tbl>
+      <w:tblPr>
+        <w:tblStyle w:val="Tablaconcuadrcula"/>
+        <w:tblW w:w="0" w:type="auto"/>
+        <w:tblLook w:val="04A0" w:firstRow="1" w:lastRow="0" w:firstColumn="1" w:lastColumn="0" w:noHBand="0" w:noVBand="1"/>
+      </w:tblPr>
+      <w:tblGrid>
+        <w:gridCol w:w="1683"/>
+        <w:gridCol w:w="439"/>
+        <w:gridCol w:w="6894"/>
+      </w:tblGrid>
+      <w:tr>
+        <w:tc>
+          <w:tcPr>
+            <w:tcW w:w="9016" w:type="dxa"/>
+            <w:gridSpan w:val="3"/>
+            <w:shd w:val="clear" w:color="auto" w:fill="00B0F0"/>
+          </w:tcPr>
+          <w:p>
+            <w:pPr>
+              <w:spacing w:line="360" w:lineRule="auto"/>
+              <w:rPr>
+                <w:rFonts w:ascii="Times New Roman" w:hAnsi="Times New Roman" w:cs="Times New Roman"/>
+                <w:sz w:val="24"/>
+                <w:szCs w:val="24"/>
+              </w:rPr>
+            </w:pPr>
+            <w:r>
+              <w:rPr>
+                <w:rFonts w:ascii="Times New Roman" w:hAnsi="Times New Roman" w:cs="Times New Roman"/>
+                <w:sz w:val="24"/>
+                <w:szCs w:val="24"/>
+              </w:rPr>
+              <w:t>Personal</w:t>
+            </w:r>
+          </w:p>
+        </w:tc>
+      </w:tr>
+      <w:tr>
+        <w:tc>
+          <w:tcPr>
+            <w:tcW w:w="9016" w:type="dxa"/>
+            <w:gridSpan w:val="3"/>
+            <w:shd w:val="clear" w:color="auto" w:fill="9CC2E5" w:themeFill="accent5" w:themeFillTint="99"/>
+          </w:tcPr>
+          <w:p>
+            <w:pPr>
+              <w:spacing w:line="360" w:lineRule="auto"/>
+              <w:rPr>
+                <w:rFonts w:ascii="Times New Roman" w:hAnsi="Times New Roman" w:cs="Times New Roman"/>
+                <w:sz w:val="24"/>
+                <w:szCs w:val="24"/>
+              </w:rPr>
+            </w:pPr>
+            <w:r>
+              <w:rPr>
+                <w:rFonts w:ascii="Times New Roman" w:hAnsi="Times New Roman" w:cs="Times New Roman"/>
+                <w:sz w:val="24"/>
+                <w:szCs w:val="24"/>
+              </w:rPr>
+              <w:t>Cierre de Mesa y Facturación (PDF)</w:t>
+            </w:r>
+          </w:p>
+        </w:tc>
+      </w:tr>
+      <w:tr>
+        <w:tc>
+          <w:tcPr>
+            <w:tcW w:w="1683" w:type="dxa"/>
+            <w:shd w:val="clear" w:color="auto" w:fill="9CC2E5" w:themeFill="accent5" w:themeFillTint="99"/>
+          </w:tcPr>
+          <w:p>
+            <w:pPr>
+              <w:spacing w:line="360" w:lineRule="auto"/>
+              <w:rPr>
+                <w:rFonts w:ascii="Times New Roman" w:hAnsi="Times New Roman" w:cs="Times New Roman"/>
+                <w:sz w:val="24"/>
+                <w:szCs w:val="24"/>
+              </w:rPr>
+            </w:pPr>
+            <w:r>
+              <w:rPr>
+                <w:rFonts w:ascii="Times New Roman" w:hAnsi="Times New Roman" w:cs="Times New Roman"/>
+                <w:sz w:val="24"/>
+                <w:szCs w:val="24"/>
+              </w:rPr>
+              <w:t>Identificador</w:t>
+            </w:r>
+          </w:p>
+        </w:tc>
+        <w:tc>
+          <w:tcPr>
+            <w:tcW w:w="7333" w:type="dxa"/>
+            <w:gridSpan w:val="2"/>
+          </w:tcPr>
+          <w:p>
+            <w:pPr>
+              <w:spacing w:line="360" w:lineRule="auto"/>
+              <w:rPr>
+                <w:rFonts w:ascii="Times New Roman" w:hAnsi="Times New Roman" w:cs="Times New Roman"/>
+                <w:sz w:val="24"/>
+                <w:szCs w:val="24"/>
+              </w:rPr>
+            </w:pPr>
+            <w:r>
+              <w:rPr>
+                <w:rFonts w:ascii="Times New Roman" w:hAnsi="Times New Roman" w:cs="Times New Roman"/>
+                <w:sz w:val="24"/>
+                <w:szCs w:val="24"/>
+              </w:rPr>
+              <w:t>CU-</w:t>
+            </w:r>
+            <w:r>
+              <w:rPr>
+                <w:rFonts w:ascii="Times New Roman" w:hAnsi="Times New Roman" w:cs="Times New Roman"/>
+                <w:sz w:val="24"/>
+                <w:szCs w:val="24"/>
+              </w:rPr>
+              <w:t>11</w:t>
+            </w:r>
+          </w:p>
+        </w:tc>
+      </w:tr>
+      <w:tr>
+        <w:tc>
+          <w:tcPr>
+            <w:tcW w:w="1683" w:type="dxa"/>
+            <w:shd w:val="clear" w:color="auto" w:fill="9CC2E5" w:themeFill="accent5" w:themeFillTint="99"/>
+          </w:tcPr>
+          <w:p>
+            <w:pPr>
+              <w:spacing w:line="360" w:lineRule="auto"/>
+              <w:rPr>
+                <w:rFonts w:ascii="Times New Roman" w:hAnsi="Times New Roman" w:cs="Times New Roman"/>
+                <w:sz w:val="24"/>
+                <w:szCs w:val="24"/>
+              </w:rPr>
+            </w:pPr>
+            <w:r>
+              <w:rPr>
+                <w:rFonts w:ascii="Times New Roman" w:hAnsi="Times New Roman" w:cs="Times New Roman"/>
+                <w:sz w:val="24"/>
+                <w:szCs w:val="24"/>
+              </w:rPr>
+              <w:t>Descripción</w:t>
+            </w:r>
+          </w:p>
+        </w:tc>
+        <w:tc>
+          <w:tcPr>
+            <w:tcW w:w="7333" w:type="dxa"/>
+            <w:gridSpan w:val="2"/>
+          </w:tcPr>
+          <w:p>
+            <w:pPr>
+              <w:spacing w:line="360" w:lineRule="auto"/>
+              <w:rPr>
+                <w:rFonts w:ascii="Times New Roman" w:hAnsi="Times New Roman" w:cs="Times New Roman"/>
+                <w:sz w:val="24"/>
+                <w:szCs w:val="24"/>
+              </w:rPr>
+            </w:pPr>
+            <w:r>
+              <w:rPr>
+                <w:rFonts w:ascii="Times New Roman" w:hAnsi="Times New Roman" w:cs="Times New Roman"/>
+                <w:sz w:val="24"/>
+                <w:szCs w:val="24"/>
+              </w:rPr>
+              <w:t xml:space="preserve">El </w:t>
+            </w:r>
+            <w:r>
+              <w:rPr>
+                <w:rFonts w:ascii="Times New Roman" w:hAnsi="Times New Roman" w:cs="Times New Roman"/>
+                <w:sz w:val="24"/>
+                <w:szCs w:val="24"/>
+              </w:rPr>
+              <w:t>personal</w:t>
+            </w:r>
+            <w:r>
+              <w:rPr>
+                <w:rFonts w:ascii="Times New Roman" w:hAnsi="Times New Roman" w:cs="Times New Roman"/>
+                <w:sz w:val="24"/>
+                <w:szCs w:val="24"/>
+              </w:rPr>
+              <w:t xml:space="preserve"> revisa los productos servidos, genera el ticket en PDF y libera la mesa.</w:t>
+            </w:r>
+          </w:p>
+        </w:tc>
+      </w:tr>
+      <w:tr>
+        <w:tc>
+          <w:tcPr>
+            <w:tcW w:w="1683" w:type="dxa"/>
+            <w:shd w:val="clear" w:color="auto" w:fill="9CC2E5" w:themeFill="accent5" w:themeFillTint="99"/>
+          </w:tcPr>
+          <w:p>
+            <w:pPr>
+              <w:spacing w:line="360" w:lineRule="auto"/>
+              <w:rPr>
+                <w:rFonts w:ascii="Times New Roman" w:hAnsi="Times New Roman" w:cs="Times New Roman"/>
+                <w:sz w:val="24"/>
+                <w:szCs w:val="24"/>
+              </w:rPr>
+            </w:pPr>
+            <w:r>
+              <w:rPr>
+                <w:rFonts w:ascii="Times New Roman" w:hAnsi="Times New Roman" w:cs="Times New Roman"/>
+                <w:sz w:val="24"/>
+                <w:szCs w:val="24"/>
+              </w:rPr>
+              <w:t>Dependencia</w:t>
+            </w:r>
+          </w:p>
+        </w:tc>
+        <w:tc>
+          <w:tcPr>
+            <w:tcW w:w="7333" w:type="dxa"/>
+            <w:gridSpan w:val="2"/>
+          </w:tcPr>
+          <w:p>
+            <w:pPr>
+              <w:spacing w:line="360" w:lineRule="auto"/>
+              <w:rPr>
+                <w:rFonts w:ascii="Times New Roman" w:hAnsi="Times New Roman" w:cs="Times New Roman"/>
+                <w:sz w:val="24"/>
+                <w:szCs w:val="24"/>
+              </w:rPr>
+            </w:pPr>
+            <w:r>
+              <w:rPr>
+                <w:rFonts w:ascii="Times New Roman" w:hAnsi="Times New Roman" w:cs="Times New Roman"/>
+                <w:b/>
+                <w:bCs/>
+                <w:sz w:val="24"/>
+                <w:szCs w:val="24"/>
+              </w:rPr>
+              <w:t>Realizar Pedido:</w:t>
+            </w:r>
+            <w:r>
+              <w:rPr>
+                <w:rFonts w:ascii="Times New Roman" w:hAnsi="Times New Roman" w:cs="Times New Roman"/>
+                <w:sz w:val="24"/>
+                <w:szCs w:val="24"/>
+              </w:rPr>
+              <w:t xml:space="preserve"> Depende de que el cliente haya realizado un pedido desde la App Móvil.</w:t>
+            </w:r>
+          </w:p>
+        </w:tc>
+      </w:tr>
+      <w:tr>
+        <w:tc>
+          <w:tcPr>
+            <w:tcW w:w="1683" w:type="dxa"/>
+            <w:shd w:val="clear" w:color="auto" w:fill="9CC2E5" w:themeFill="accent5" w:themeFillTint="99"/>
+          </w:tcPr>
+          <w:p>
+            <w:pPr>
+              <w:spacing w:line="360" w:lineRule="auto"/>
+              <w:rPr>
+                <w:rFonts w:ascii="Times New Roman" w:hAnsi="Times New Roman" w:cs="Times New Roman"/>
+                <w:sz w:val="24"/>
+                <w:szCs w:val="24"/>
+              </w:rPr>
+            </w:pPr>
+            <w:r>
+              <w:rPr>
+                <w:rFonts w:ascii="Times New Roman" w:hAnsi="Times New Roman" w:cs="Times New Roman"/>
+                <w:sz w:val="24"/>
+                <w:szCs w:val="24"/>
+              </w:rPr>
+              <w:t>Precondición</w:t>
+            </w:r>
+          </w:p>
+        </w:tc>
+        <w:tc>
+          <w:tcPr>
+            <w:tcW w:w="7333" w:type="dxa"/>
+            <w:gridSpan w:val="2"/>
+          </w:tcPr>
+          <w:p>
+            <w:pPr>
+              <w:spacing w:line="360" w:lineRule="auto"/>
+              <w:rPr>
+                <w:rFonts w:ascii="Times New Roman" w:hAnsi="Times New Roman" w:cs="Times New Roman"/>
+                <w:sz w:val="24"/>
+                <w:szCs w:val="24"/>
+              </w:rPr>
+            </w:pPr>
+            <w:r>
+              <w:rPr>
+                <w:rFonts w:ascii="Times New Roman" w:hAnsi="Times New Roman" w:cs="Times New Roman"/>
+                <w:sz w:val="24"/>
+                <w:szCs w:val="24"/>
+              </w:rPr>
+              <w:t>La mesa debe tener un pedido asociado.</w:t>
+            </w:r>
+          </w:p>
+        </w:tc>
+      </w:tr>
+      <w:tr>
+        <w:tc>
+          <w:tcPr>
+            <w:tcW w:w="1683" w:type="dxa"/>
+            <w:vMerge w:val="restart"/>
+            <w:shd w:val="clear" w:color="auto" w:fill="9CC2E5" w:themeFill="accent5" w:themeFillTint="99"/>
+          </w:tcPr>
+          <w:p>
+            <w:pPr>
+              <w:spacing w:line="360" w:lineRule="auto"/>
+              <w:rPr>
+                <w:rFonts w:ascii="Times New Roman" w:hAnsi="Times New Roman" w:cs="Times New Roman"/>
+                <w:sz w:val="24"/>
+                <w:szCs w:val="24"/>
+              </w:rPr>
+            </w:pPr>
+            <w:r>
+              <w:rPr>
+                <w:rFonts w:ascii="Times New Roman" w:hAnsi="Times New Roman" w:cs="Times New Roman"/>
+                <w:sz w:val="24"/>
+                <w:szCs w:val="24"/>
+              </w:rPr>
+              <w:t>Secuencia Normal</w:t>
+            </w:r>
+          </w:p>
+        </w:tc>
+        <w:tc>
+          <w:tcPr>
+            <w:tcW w:w="439" w:type="dxa"/>
+          </w:tcPr>
+          <w:p>
+            <w:pPr>
+              <w:spacing w:line="360" w:lineRule="auto"/>
+              <w:rPr>
+                <w:rFonts w:ascii="Times New Roman" w:hAnsi="Times New Roman" w:cs="Times New Roman"/>
+                <w:sz w:val="24"/>
+                <w:szCs w:val="24"/>
+              </w:rPr>
+            </w:pPr>
+            <w:r>
+              <w:rPr>
+                <w:rFonts w:ascii="Times New Roman" w:hAnsi="Times New Roman" w:cs="Times New Roman"/>
+                <w:sz w:val="24"/>
+                <w:szCs w:val="24"/>
+              </w:rPr>
+              <w:t>1.</w:t>
+            </w:r>
+          </w:p>
+        </w:tc>
+        <w:tc>
+          <w:tcPr>
+            <w:tcW w:w="6894" w:type="dxa"/>
+          </w:tcPr>
+          <w:p>
+            <w:pPr>
+              <w:spacing w:line="360" w:lineRule="auto"/>
+              <w:rPr>
+                <w:rFonts w:ascii="Times New Roman" w:hAnsi="Times New Roman" w:cs="Times New Roman"/>
+                <w:sz w:val="24"/>
+                <w:szCs w:val="24"/>
+              </w:rPr>
+            </w:pPr>
+            <w:r>
+              <w:rPr>
+                <w:rFonts w:ascii="Times New Roman" w:hAnsi="Times New Roman" w:cs="Times New Roman"/>
+                <w:sz w:val="24"/>
+                <w:szCs w:val="24"/>
+              </w:rPr>
+              <w:t xml:space="preserve">El </w:t>
+            </w:r>
+            <w:r>
+              <w:rPr>
+                <w:rFonts w:ascii="Times New Roman" w:hAnsi="Times New Roman" w:cs="Times New Roman"/>
+                <w:sz w:val="24"/>
+                <w:szCs w:val="24"/>
+              </w:rPr>
+              <w:t>personal</w:t>
+            </w:r>
+            <w:r>
+              <w:rPr>
+                <w:rFonts w:ascii="Times New Roman" w:hAnsi="Times New Roman" w:cs="Times New Roman"/>
+                <w:sz w:val="24"/>
+                <w:szCs w:val="24"/>
+              </w:rPr>
+              <w:t xml:space="preserve"> selecciona la mesa y accede al detalle del pedido.</w:t>
+            </w:r>
+          </w:p>
+        </w:tc>
+      </w:tr>
+      <w:tr>
+        <w:tc>
+          <w:tcPr>
+            <w:tcW w:w="1683" w:type="dxa"/>
+            <w:vMerge/>
+            <w:shd w:val="clear" w:color="auto" w:fill="9CC2E5" w:themeFill="accent5" w:themeFillTint="99"/>
+          </w:tcPr>
+          <w:p>
+            <w:pPr>
+              <w:spacing w:line="360" w:lineRule="auto"/>
+              <w:rPr>
+                <w:rFonts w:ascii="Times New Roman" w:hAnsi="Times New Roman" w:cs="Times New Roman"/>
+                <w:sz w:val="24"/>
+                <w:szCs w:val="24"/>
+              </w:rPr>
+            </w:pPr>
+          </w:p>
+        </w:tc>
+        <w:tc>
+          <w:tcPr>
+            <w:tcW w:w="439" w:type="dxa"/>
+          </w:tcPr>
+          <w:p>
+            <w:pPr>
+              <w:spacing w:line="360" w:lineRule="auto"/>
+              <w:rPr>
+                <w:rFonts w:ascii="Times New Roman" w:hAnsi="Times New Roman" w:cs="Times New Roman"/>
+                <w:sz w:val="24"/>
+                <w:szCs w:val="24"/>
+              </w:rPr>
+            </w:pPr>
+            <w:r>
+              <w:rPr>
+                <w:rFonts w:ascii="Times New Roman" w:hAnsi="Times New Roman" w:cs="Times New Roman"/>
+                <w:sz w:val="24"/>
+                <w:szCs w:val="24"/>
+              </w:rPr>
+              <w:t>2.</w:t>
+            </w:r>
+          </w:p>
+        </w:tc>
+        <w:tc>
+          <w:tcPr>
+            <w:tcW w:w="6894" w:type="dxa"/>
+          </w:tcPr>
+          <w:p>
+            <w:pPr>
+              <w:spacing w:line="360" w:lineRule="auto"/>
+              <w:rPr>
+                <w:rFonts w:ascii="Times New Roman" w:hAnsi="Times New Roman" w:cs="Times New Roman"/>
+                <w:sz w:val="24"/>
+                <w:szCs w:val="24"/>
+              </w:rPr>
+            </w:pPr>
+            <w:r>
+              <w:rPr>
+                <w:rFonts w:ascii="Times New Roman" w:hAnsi="Times New Roman" w:cs="Times New Roman"/>
+                <w:sz w:val="24"/>
+                <w:szCs w:val="24"/>
+              </w:rPr>
+              <w:t xml:space="preserve">El </w:t>
+            </w:r>
+            <w:r>
+              <w:rPr>
+                <w:rFonts w:ascii="Times New Roman" w:hAnsi="Times New Roman" w:cs="Times New Roman"/>
+                <w:sz w:val="24"/>
+                <w:szCs w:val="24"/>
+              </w:rPr>
+              <w:t>personal</w:t>
+            </w:r>
+            <w:r>
+              <w:rPr>
+                <w:rFonts w:ascii="Times New Roman" w:hAnsi="Times New Roman" w:cs="Times New Roman"/>
+                <w:sz w:val="24"/>
+                <w:szCs w:val="24"/>
+              </w:rPr>
+              <w:t xml:space="preserve"> marca los productos servidos en las casillas de verificación</w:t>
+            </w:r>
+            <w:r>
+              <w:rPr>
+                <w:rFonts w:ascii="Times New Roman" w:hAnsi="Times New Roman" w:cs="Times New Roman"/>
+                <w:sz w:val="24"/>
+                <w:szCs w:val="24"/>
+              </w:rPr>
+              <w:t>.</w:t>
+            </w:r>
+          </w:p>
+        </w:tc>
+      </w:tr>
+      <w:tr>
+        <w:tc>
+          <w:tcPr>
+            <w:tcW w:w="1683" w:type="dxa"/>
+            <w:vMerge/>
+            <w:shd w:val="clear" w:color="auto" w:fill="9CC2E5" w:themeFill="accent5" w:themeFillTint="99"/>
+          </w:tcPr>
+          <w:p>
+            <w:pPr>
+              <w:spacing w:line="360" w:lineRule="auto"/>
+              <w:rPr>
+                <w:rFonts w:ascii="Times New Roman" w:hAnsi="Times New Roman" w:cs="Times New Roman"/>
+                <w:sz w:val="24"/>
+                <w:szCs w:val="24"/>
+              </w:rPr>
+            </w:pPr>
+          </w:p>
+        </w:tc>
+        <w:tc>
+          <w:tcPr>
+            <w:tcW w:w="439" w:type="dxa"/>
+          </w:tcPr>
+          <w:p>
+            <w:pPr>
+              <w:spacing w:line="360" w:lineRule="auto"/>
+              <w:rPr>
+                <w:rFonts w:ascii="Times New Roman" w:hAnsi="Times New Roman" w:cs="Times New Roman"/>
+                <w:sz w:val="24"/>
+                <w:szCs w:val="24"/>
+              </w:rPr>
+            </w:pPr>
+            <w:r>
+              <w:rPr>
+                <w:rFonts w:ascii="Times New Roman" w:hAnsi="Times New Roman" w:cs="Times New Roman"/>
+                <w:sz w:val="24"/>
+                <w:szCs w:val="24"/>
+              </w:rPr>
+              <w:t>3.</w:t>
+            </w:r>
+          </w:p>
+        </w:tc>
+        <w:tc>
+          <w:tcPr>
+            <w:tcW w:w="6894" w:type="dxa"/>
+          </w:tcPr>
+          <w:p>
+            <w:pPr>
+              <w:spacing w:line="360" w:lineRule="auto"/>
+              <w:rPr>
+                <w:rFonts w:ascii="Times New Roman" w:hAnsi="Times New Roman" w:cs="Times New Roman"/>
+                <w:sz w:val="24"/>
+                <w:szCs w:val="24"/>
+              </w:rPr>
+            </w:pPr>
+            <w:r>
+              <w:rPr>
+                <w:rFonts w:ascii="Times New Roman" w:hAnsi="Times New Roman" w:cs="Times New Roman"/>
+                <w:sz w:val="24"/>
+                <w:szCs w:val="24"/>
+              </w:rPr>
+              <w:t xml:space="preserve">El </w:t>
+            </w:r>
+            <w:r>
+              <w:rPr>
+                <w:rFonts w:ascii="Times New Roman" w:hAnsi="Times New Roman" w:cs="Times New Roman"/>
+                <w:sz w:val="24"/>
+                <w:szCs w:val="24"/>
+              </w:rPr>
+              <w:t>personal</w:t>
+            </w:r>
+            <w:r>
+              <w:rPr>
+                <w:rFonts w:ascii="Times New Roman" w:hAnsi="Times New Roman" w:cs="Times New Roman"/>
+                <w:sz w:val="24"/>
+                <w:szCs w:val="24"/>
+              </w:rPr>
+              <w:t xml:space="preserve"> pulsa el botón "IMPRIMIR CUENTA".</w:t>
+            </w:r>
+          </w:p>
+        </w:tc>
+      </w:tr>
+      <w:tr>
+        <w:tc>
+          <w:tcPr>
+            <w:tcW w:w="1683" w:type="dxa"/>
+            <w:vMerge/>
+            <w:shd w:val="clear" w:color="auto" w:fill="9CC2E5" w:themeFill="accent5" w:themeFillTint="99"/>
+          </w:tcPr>
+          <w:p>
+            <w:pPr>
+              <w:spacing w:line="360" w:lineRule="auto"/>
+              <w:rPr>
+                <w:rFonts w:ascii="Times New Roman" w:hAnsi="Times New Roman" w:cs="Times New Roman"/>
+                <w:sz w:val="24"/>
+                <w:szCs w:val="24"/>
+              </w:rPr>
+            </w:pPr>
+          </w:p>
+        </w:tc>
+        <w:tc>
+          <w:tcPr>
+            <w:tcW w:w="439" w:type="dxa"/>
+          </w:tcPr>
+          <w:p>
+            <w:pPr>
+              <w:spacing w:line="360" w:lineRule="auto"/>
+              <w:rPr>
+                <w:rFonts w:ascii="Times New Roman" w:hAnsi="Times New Roman" w:cs="Times New Roman"/>
+                <w:sz w:val="24"/>
+                <w:szCs w:val="24"/>
+              </w:rPr>
+            </w:pPr>
+            <w:r>
+              <w:rPr>
+                <w:rFonts w:ascii="Times New Roman" w:hAnsi="Times New Roman" w:cs="Times New Roman"/>
+                <w:sz w:val="24"/>
+                <w:szCs w:val="24"/>
+              </w:rPr>
+              <w:t>4.</w:t>
+            </w:r>
+          </w:p>
+        </w:tc>
+        <w:tc>
+          <w:tcPr>
+            <w:tcW w:w="6894" w:type="dxa"/>
+          </w:tcPr>
+          <w:p>
+            <w:pPr>
+              <w:spacing w:line="360" w:lineRule="auto"/>
+              <w:rPr>
+                <w:rFonts w:ascii="Times New Roman" w:hAnsi="Times New Roman" w:cs="Times New Roman"/>
+                <w:sz w:val="24"/>
+                <w:szCs w:val="24"/>
+              </w:rPr>
+            </w:pPr>
+            <w:r>
+              <w:rPr>
+                <w:rFonts w:ascii="Times New Roman" w:hAnsi="Times New Roman" w:cs="Times New Roman"/>
+                <w:sz w:val="24"/>
+                <w:szCs w:val="24"/>
+              </w:rPr>
+              <w:t>El sistema descarga el ticket en formato PDF.</w:t>
+            </w:r>
+          </w:p>
+        </w:tc>
+      </w:tr>
+      <w:tr>
+        <w:tc>
+          <w:tcPr>
+            <w:tcW w:w="1683" w:type="dxa"/>
+            <w:shd w:val="clear" w:color="auto" w:fill="9CC2E5" w:themeFill="accent5" w:themeFillTint="99"/>
+          </w:tcPr>
+          <w:p>
+            <w:pPr>
+              <w:spacing w:line="360" w:lineRule="auto"/>
+              <w:rPr>
+                <w:rFonts w:ascii="Times New Roman" w:hAnsi="Times New Roman" w:cs="Times New Roman"/>
+                <w:sz w:val="24"/>
+                <w:szCs w:val="24"/>
+              </w:rPr>
+            </w:pPr>
+          </w:p>
+        </w:tc>
+        <w:tc>
+          <w:tcPr>
+            <w:tcW w:w="439" w:type="dxa"/>
+          </w:tcPr>
+          <w:p>
+            <w:pPr>
+              <w:spacing w:line="360" w:lineRule="auto"/>
+              <w:rPr>
+                <w:rFonts w:ascii="Times New Roman" w:hAnsi="Times New Roman" w:cs="Times New Roman"/>
+                <w:sz w:val="24"/>
+                <w:szCs w:val="24"/>
+              </w:rPr>
+            </w:pPr>
+            <w:r>
+              <w:rPr>
+                <w:rFonts w:ascii="Times New Roman" w:hAnsi="Times New Roman" w:cs="Times New Roman"/>
+                <w:sz w:val="24"/>
+                <w:szCs w:val="24"/>
+              </w:rPr>
+              <w:t>5.</w:t>
+            </w:r>
+          </w:p>
+        </w:tc>
+        <w:tc>
+          <w:tcPr>
+            <w:tcW w:w="6894" w:type="dxa"/>
+          </w:tcPr>
+          <w:p>
+            <w:pPr>
+              <w:spacing w:line="360" w:lineRule="auto"/>
+              <w:rPr>
+                <w:rFonts w:ascii="Times New Roman" w:hAnsi="Times New Roman" w:cs="Times New Roman"/>
+                <w:sz w:val="24"/>
+                <w:szCs w:val="24"/>
+              </w:rPr>
+            </w:pPr>
+            <w:r>
+              <w:rPr>
+                <w:rFonts w:ascii="Times New Roman" w:hAnsi="Times New Roman" w:cs="Times New Roman"/>
+                <w:sz w:val="24"/>
+                <w:szCs w:val="24"/>
+              </w:rPr>
+              <w:t xml:space="preserve">El </w:t>
+            </w:r>
+            <w:r>
+              <w:rPr>
+                <w:rFonts w:ascii="Times New Roman" w:hAnsi="Times New Roman" w:cs="Times New Roman"/>
+                <w:sz w:val="24"/>
+                <w:szCs w:val="24"/>
+              </w:rPr>
+              <w:t>personal</w:t>
+            </w:r>
+            <w:r>
+              <w:rPr>
+                <w:rFonts w:ascii="Times New Roman" w:hAnsi="Times New Roman" w:cs="Times New Roman"/>
+                <w:sz w:val="24"/>
+                <w:szCs w:val="24"/>
+              </w:rPr>
+              <w:t xml:space="preserve"> realiza el cobro al cliente.</w:t>
+            </w:r>
+          </w:p>
+        </w:tc>
+      </w:tr>
+      <w:tr>
+        <w:tc>
+          <w:tcPr>
+            <w:tcW w:w="1683" w:type="dxa"/>
+            <w:shd w:val="clear" w:color="auto" w:fill="9CC2E5" w:themeFill="accent5" w:themeFillTint="99"/>
+          </w:tcPr>
+          <w:p>
+            <w:pPr>
+              <w:spacing w:line="360" w:lineRule="auto"/>
+              <w:rPr>
+                <w:rFonts w:ascii="Times New Roman" w:hAnsi="Times New Roman" w:cs="Times New Roman"/>
+                <w:sz w:val="24"/>
+                <w:szCs w:val="24"/>
+              </w:rPr>
+            </w:pPr>
+          </w:p>
+        </w:tc>
+        <w:tc>
+          <w:tcPr>
+            <w:tcW w:w="439" w:type="dxa"/>
+          </w:tcPr>
+          <w:p>
+            <w:pPr>
+              <w:spacing w:line="360" w:lineRule="auto"/>
+              <w:rPr>
+                <w:rFonts w:ascii="Times New Roman" w:hAnsi="Times New Roman" w:cs="Times New Roman"/>
+                <w:sz w:val="24"/>
+                <w:szCs w:val="24"/>
+              </w:rPr>
+            </w:pPr>
+            <w:r>
+              <w:rPr>
+                <w:rFonts w:ascii="Times New Roman" w:hAnsi="Times New Roman" w:cs="Times New Roman"/>
+                <w:sz w:val="24"/>
+                <w:szCs w:val="24"/>
+              </w:rPr>
+              <w:t>6.</w:t>
+            </w:r>
+          </w:p>
+        </w:tc>
+        <w:tc>
+          <w:tcPr>
+            <w:tcW w:w="6894" w:type="dxa"/>
+          </w:tcPr>
+          <w:p>
+            <w:pPr>
+              <w:spacing w:line="360" w:lineRule="auto"/>
+              <w:rPr>
+                <w:rFonts w:ascii="Times New Roman" w:hAnsi="Times New Roman" w:cs="Times New Roman"/>
+                <w:sz w:val="24"/>
+                <w:szCs w:val="24"/>
+              </w:rPr>
+            </w:pPr>
+            <w:r>
+              <w:rPr>
+                <w:rFonts w:ascii="Times New Roman" w:hAnsi="Times New Roman" w:cs="Times New Roman"/>
+                <w:sz w:val="24"/>
+                <w:szCs w:val="24"/>
+              </w:rPr>
+              <w:t xml:space="preserve">El </w:t>
+            </w:r>
+            <w:r>
+              <w:rPr>
+                <w:rFonts w:ascii="Times New Roman" w:hAnsi="Times New Roman" w:cs="Times New Roman"/>
+                <w:sz w:val="24"/>
+                <w:szCs w:val="24"/>
+              </w:rPr>
+              <w:t>personal</w:t>
+            </w:r>
+            <w:r>
+              <w:rPr>
+                <w:rFonts w:ascii="Times New Roman" w:hAnsi="Times New Roman" w:cs="Times New Roman"/>
+                <w:sz w:val="24"/>
+                <w:szCs w:val="24"/>
+              </w:rPr>
+              <w:t xml:space="preserve"> pulsa "COBRAR Y LIBERAR".</w:t>
+            </w:r>
+          </w:p>
+        </w:tc>
+      </w:tr>
+      <w:tr>
+        <w:tc>
+          <w:tcPr>
+            <w:tcW w:w="1683" w:type="dxa"/>
+            <w:shd w:val="clear" w:color="auto" w:fill="9CC2E5" w:themeFill="accent5" w:themeFillTint="99"/>
+          </w:tcPr>
+          <w:p>
+            <w:pPr>
+              <w:spacing w:line="360" w:lineRule="auto"/>
+              <w:rPr>
+                <w:rFonts w:ascii="Times New Roman" w:hAnsi="Times New Roman" w:cs="Times New Roman"/>
+                <w:sz w:val="24"/>
+                <w:szCs w:val="24"/>
+              </w:rPr>
+            </w:pPr>
+          </w:p>
+        </w:tc>
+        <w:tc>
+          <w:tcPr>
+            <w:tcW w:w="439" w:type="dxa"/>
+          </w:tcPr>
+          <w:p>
+            <w:pPr>
+              <w:spacing w:line="360" w:lineRule="auto"/>
+              <w:rPr>
+                <w:rFonts w:ascii="Times New Roman" w:hAnsi="Times New Roman" w:cs="Times New Roman"/>
+                <w:sz w:val="24"/>
+                <w:szCs w:val="24"/>
+              </w:rPr>
+            </w:pPr>
+            <w:r>
+              <w:rPr>
+                <w:rFonts w:ascii="Times New Roman" w:hAnsi="Times New Roman" w:cs="Times New Roman"/>
+                <w:sz w:val="24"/>
+                <w:szCs w:val="24"/>
+              </w:rPr>
+              <w:t>7.</w:t>
+            </w:r>
+          </w:p>
+        </w:tc>
+        <w:tc>
+          <w:tcPr>
+            <w:tcW w:w="6894" w:type="dxa"/>
+          </w:tcPr>
+          <w:p>
+            <w:pPr>
+              <w:spacing w:line="360" w:lineRule="auto"/>
+              <w:rPr>
+                <w:rFonts w:ascii="Times New Roman" w:hAnsi="Times New Roman" w:cs="Times New Roman"/>
+                <w:sz w:val="24"/>
+                <w:szCs w:val="24"/>
+              </w:rPr>
+            </w:pPr>
+            <w:r>
+              <w:rPr>
+                <w:rFonts w:ascii="Times New Roman" w:hAnsi="Times New Roman" w:cs="Times New Roman"/>
+                <w:sz w:val="24"/>
+                <w:szCs w:val="24"/>
+              </w:rPr>
+              <w:t>El sistema cierra el pedido y pone la mesa en estado "LIBRE" (Verde).</w:t>
+            </w:r>
+          </w:p>
+        </w:tc>
+      </w:tr>
+      <w:tr>
+        <w:tc>
+          <w:tcPr>
+            <w:tcW w:w="1683" w:type="dxa"/>
+            <w:shd w:val="clear" w:color="auto" w:fill="9CC2E5" w:themeFill="accent5" w:themeFillTint="99"/>
+          </w:tcPr>
+          <w:p>
+            <w:pPr>
+              <w:spacing w:line="360" w:lineRule="auto"/>
+              <w:rPr>
+                <w:rFonts w:ascii="Times New Roman" w:hAnsi="Times New Roman" w:cs="Times New Roman"/>
+                <w:sz w:val="24"/>
+                <w:szCs w:val="24"/>
+              </w:rPr>
+            </w:pPr>
+            <w:r>
+              <w:rPr>
+                <w:rFonts w:ascii="Times New Roman" w:hAnsi="Times New Roman" w:cs="Times New Roman"/>
+                <w:sz w:val="24"/>
+                <w:szCs w:val="24"/>
+              </w:rPr>
+              <w:t>Postcondición</w:t>
+            </w:r>
+          </w:p>
+        </w:tc>
+        <w:tc>
+          <w:tcPr>
+            <w:tcW w:w="7333" w:type="dxa"/>
+            <w:gridSpan w:val="2"/>
+          </w:tcPr>
+          <w:p>
+            <w:pPr>
+              <w:spacing w:line="360" w:lineRule="auto"/>
+              <w:rPr>
+                <w:rFonts w:ascii="Times New Roman" w:hAnsi="Times New Roman" w:cs="Times New Roman"/>
+                <w:sz w:val="24"/>
+                <w:szCs w:val="24"/>
+              </w:rPr>
+            </w:pPr>
+            <w:r>
+              <w:rPr>
+                <w:rFonts w:ascii="Times New Roman" w:hAnsi="Times New Roman" w:cs="Times New Roman"/>
+                <w:sz w:val="24"/>
+                <w:szCs w:val="24"/>
+              </w:rPr>
+              <w:t>La mesa queda libre para su uso.</w:t>
+            </w:r>
+          </w:p>
+        </w:tc>
+      </w:tr>
+      <w:tr>
+        <w:tc>
+          <w:tcPr>
+            <w:tcW w:w="1683" w:type="dxa"/>
+            <w:shd w:val="clear" w:color="auto" w:fill="9CC2E5" w:themeFill="accent5" w:themeFillTint="99"/>
+          </w:tcPr>
+          <w:p>
+            <w:pPr>
+              <w:spacing w:line="360" w:lineRule="auto"/>
+              <w:rPr>
+                <w:rFonts w:ascii="Times New Roman" w:hAnsi="Times New Roman" w:cs="Times New Roman"/>
+                <w:sz w:val="24"/>
+                <w:szCs w:val="24"/>
+              </w:rPr>
+            </w:pPr>
+            <w:r>
+              <w:rPr>
+                <w:rFonts w:ascii="Times New Roman" w:hAnsi="Times New Roman" w:cs="Times New Roman"/>
+                <w:sz w:val="24"/>
+                <w:szCs w:val="24"/>
+              </w:rPr>
+              <w:t>Excepciones</w:t>
+            </w:r>
+          </w:p>
+        </w:tc>
+        <w:tc>
+          <w:tcPr>
+            <w:tcW w:w="7333" w:type="dxa"/>
+            <w:gridSpan w:val="2"/>
+          </w:tcPr>
+          <w:p>
+            <w:pPr>
+              <w:spacing w:line="360" w:lineRule="auto"/>
+              <w:rPr>
+                <w:rFonts w:ascii="Times New Roman" w:hAnsi="Times New Roman" w:cs="Times New Roman"/>
+                <w:sz w:val="24"/>
+                <w:szCs w:val="24"/>
+              </w:rPr>
+            </w:pPr>
+            <w:r>
+              <w:rPr>
+                <w:rFonts w:ascii="Times New Roman" w:hAnsi="Times New Roman" w:cs="Times New Roman"/>
+                <w:sz w:val="24"/>
+                <w:szCs w:val="24"/>
+              </w:rPr>
+              <w:t>N/A</w:t>
+            </w:r>
+          </w:p>
+        </w:tc>
+      </w:tr>
+      <w:tr>
+        <w:tc>
+          <w:tcPr>
+            <w:tcW w:w="1683" w:type="dxa"/>
+            <w:shd w:val="clear" w:color="auto" w:fill="9CC2E5" w:themeFill="accent5" w:themeFillTint="99"/>
+          </w:tcPr>
+          <w:p>
+            <w:pPr>
+              <w:spacing w:line="360" w:lineRule="auto"/>
+              <w:rPr>
+                <w:rFonts w:ascii="Times New Roman" w:hAnsi="Times New Roman" w:cs="Times New Roman"/>
+                <w:sz w:val="24"/>
+                <w:szCs w:val="24"/>
+              </w:rPr>
+            </w:pPr>
+            <w:r>
+              <w:rPr>
+                <w:rFonts w:ascii="Times New Roman" w:hAnsi="Times New Roman" w:cs="Times New Roman"/>
+                <w:sz w:val="24"/>
+                <w:szCs w:val="24"/>
+              </w:rPr>
+              <w:t>Comentarios</w:t>
+            </w:r>
+          </w:p>
+        </w:tc>
+        <w:tc>
+          <w:tcPr>
+            <w:tcW w:w="7333" w:type="dxa"/>
+            <w:gridSpan w:val="2"/>
+          </w:tcPr>
+          <w:p>
+            <w:pPr>
+              <w:spacing w:line="360" w:lineRule="auto"/>
+              <w:rPr>
+                <w:rFonts w:ascii="Times New Roman" w:hAnsi="Times New Roman" w:cs="Times New Roman"/>
+                <w:sz w:val="24"/>
+                <w:szCs w:val="24"/>
+              </w:rPr>
+            </w:pPr>
+            <w:r>
+              <w:rPr>
+                <w:rFonts w:ascii="Times New Roman" w:hAnsi="Times New Roman" w:cs="Times New Roman"/>
+                <w:sz w:val="24"/>
+                <w:szCs w:val="24"/>
+              </w:rPr>
+              <w:t xml:space="preserve">Se utiliza la librería </w:t>
+            </w:r>
+            <w:proofErr w:type="spellStart"/>
+            <w:r>
+              <w:rPr>
+                <w:rFonts w:ascii="Times New Roman" w:hAnsi="Times New Roman" w:cs="Times New Roman"/>
+                <w:sz w:val="24"/>
+                <w:szCs w:val="24"/>
+              </w:rPr>
+              <w:t>jspdf</w:t>
+            </w:r>
+            <w:proofErr w:type="spellEnd"/>
+            <w:r>
+              <w:rPr>
+                <w:rFonts w:ascii="Times New Roman" w:hAnsi="Times New Roman" w:cs="Times New Roman"/>
+                <w:sz w:val="24"/>
+                <w:szCs w:val="24"/>
+              </w:rPr>
+              <w:t xml:space="preserve"> para crear el documento con el logotipo corporativo.</w:t>
+            </w:r>
+          </w:p>
+        </w:tc>
+      </w:tr>
+    </w:tbl>
     <w:p>
       <w:pPr>
         <w:pStyle w:val="Prrafodelista"/>
@@ -26219,7 +29607,7 @@
           <w:szCs w:val="24"/>
         </w:rPr>
       </w:pPr>
-      <w:bookmarkStart w:id="30" w:name="_Toc215732842"/>
+      <w:bookmarkStart w:id="30" w:name="_Toc221364334"/>
       <w:r>
         <w:rPr>
           <w:rFonts w:ascii="Times New Roman" w:hAnsi="Times New Roman" w:cs="Times New Roman"/>
@@ -26233,7 +29621,6 @@
       </w:r>
       <w:bookmarkEnd w:id="30"/>
     </w:p>
-    <w:p/>
     <w:p>
       <w:pPr>
         <w:spacing w:line="360" w:lineRule="auto"/>
@@ -26253,7 +29640,7 @@
           <w:docGrid w:linePitch="360"/>
         </w:sectPr>
       </w:pPr>
-      <w:bookmarkStart w:id="31" w:name="_Toc215732843"/>
+      <w:bookmarkStart w:id="31" w:name="_Toc221364335"/>
       <w:r>
         <w:rPr>
           <w:rFonts w:ascii="Times New Roman" w:hAnsi="Times New Roman" w:cs="Times New Roman"/>
@@ -26264,10 +29651,10 @@
           <w:szCs w:val="24"/>
         </w:rPr>
         <w:drawing>
-          <wp:inline distT="0" distB="0" distL="0" distR="0" wp14:anchorId="502C13F4" wp14:editId="08A53E7C">
-            <wp:extent cx="8854440" cy="4404360"/>
-            <wp:effectExtent l="0" t="0" r="3810" b="0"/>
-            <wp:docPr id="588268575" name="Imagen 2"/>
+          <wp:inline distT="0" distB="0" distL="0" distR="0" wp14:anchorId="0EBB1688" wp14:editId="145D6B30">
+            <wp:extent cx="9273778" cy="5234940"/>
+            <wp:effectExtent l="0" t="0" r="3810" b="3810"/>
+            <wp:docPr id="828398425" name="Imagen 2"/>
             <wp:cNvGraphicFramePr>
               <a:graphicFrameLocks xmlns:a="http://schemas.openxmlformats.org/drawingml/2006/main" noChangeAspect="1"/>
             </wp:cNvGraphicFramePr>
@@ -26296,7 +29683,7 @@
                   <pic:spPr bwMode="auto">
                     <a:xfrm>
                       <a:off x="0" y="0"/>
-                      <a:ext cx="8854440" cy="4404360"/>
+                      <a:ext cx="9281417" cy="5239252"/>
                     </a:xfrm>
                     <a:prstGeom prst="rect">
                       <a:avLst/>
@@ -26326,7 +29713,7 @@
           <w:szCs w:val="28"/>
         </w:rPr>
       </w:pPr>
-      <w:bookmarkStart w:id="32" w:name="_Toc215732844"/>
+      <w:bookmarkStart w:id="32" w:name="_Toc221364336"/>
       <w:r>
         <w:rPr>
           <w:rFonts w:ascii="Times New Roman" w:hAnsi="Times New Roman" w:cs="Times New Roman"/>
@@ -26367,7 +29754,7 @@
           <w:szCs w:val="24"/>
         </w:rPr>
       </w:pPr>
-      <w:bookmarkStart w:id="33" w:name="_Toc215732845"/>
+      <w:bookmarkStart w:id="33" w:name="_Toc221364337"/>
       <w:r>
         <w:rPr>
           <w:rFonts w:ascii="Times New Roman" w:hAnsi="Times New Roman" w:cs="Times New Roman"/>
@@ -26399,7 +29786,15 @@
         <w:t>Los wireframes presentan una versión esquemática en blanco y negro que permite visualizar la</w:t>
       </w:r>
       <w:r>
-        <w:t xml:space="preserve"> jerarquía de la información y las funcionalidades principales: escaneos del código QR, acceso al menú categorizado, visualización de productos, gestión del carrito de pedido y confirmación del mismo.</w:t>
+        <w:t xml:space="preserve"> jerarquía de la información y las funcionalidades principales: escaneos del código QR, acceso al menú categorizado, visualización de productos, gestión del carrito de pedido y confirmación </w:t>
+      </w:r>
+      <w:proofErr w:type="gramStart"/>
+      <w:r>
+        <w:t>del mismo</w:t>
+      </w:r>
+      <w:proofErr w:type="gramEnd"/>
+      <w:r>
+        <w:t>.</w:t>
       </w:r>
     </w:p>
     <w:p>
@@ -28243,7 +31638,7 @@
           <w:szCs w:val="24"/>
         </w:rPr>
       </w:pPr>
-      <w:bookmarkStart w:id="48" w:name="_Toc215732846"/>
+      <w:bookmarkStart w:id="48" w:name="_Toc221364338"/>
       <w:r>
         <w:rPr>
           <w:rFonts w:ascii="Times New Roman" w:hAnsi="Times New Roman" w:cs="Times New Roman"/>
@@ -28305,8 +31700,8 @@
           </w14:textOutline>
         </w:rPr>
         <w:drawing>
-          <wp:inline distT="0" distB="0" distL="0" distR="0" wp14:anchorId="6BAE90AD" wp14:editId="23C7D165">
-            <wp:extent cx="2171700" cy="2171700"/>
+          <wp:inline distT="0" distB="0" distL="0" distR="0" wp14:anchorId="6BAE90AD" wp14:editId="1B9BADC0">
+            <wp:extent cx="1981200" cy="1981200"/>
             <wp:effectExtent l="0" t="0" r="0" b="0"/>
             <wp:docPr id="174595273" name="Imagen 11" descr="Código QR&#10;&#10;El contenido generado por IA puede ser incorrecto."/>
             <wp:cNvGraphicFramePr>
@@ -28322,7 +31717,7 @@
                     </pic:cNvPicPr>
                   </pic:nvPicPr>
                   <pic:blipFill>
-                    <a:blip r:embed="rId9">
+                    <a:blip r:embed="rId30" cstate="print">
                       <a:extLst>
                         <a:ext uri="{28A0092B-C50C-407E-A947-70E740481C1C}">
                           <a14:useLocalDpi xmlns:a14="http://schemas.microsoft.com/office/drawing/2010/main" val="0"/>
@@ -28337,7 +31732,7 @@
                   <pic:spPr bwMode="auto">
                     <a:xfrm>
                       <a:off x="0" y="0"/>
-                      <a:ext cx="2191570" cy="2191570"/>
+                      <a:ext cx="1999328" cy="1999328"/>
                     </a:xfrm>
                     <a:prstGeom prst="rect">
                       <a:avLst/>
@@ -28381,16 +31776,6 @@
           <w:szCs w:val="24"/>
         </w:rPr>
       </w:pPr>
-    </w:p>
-    <w:p>
-      <w:pPr>
-        <w:spacing w:line="360" w:lineRule="auto"/>
-        <w:rPr>
-          <w:rFonts w:ascii="Times New Roman" w:hAnsi="Times New Roman" w:cs="Times New Roman"/>
-          <w:sz w:val="24"/>
-          <w:szCs w:val="24"/>
-        </w:rPr>
-      </w:pPr>
       <w:r>
         <w:rPr>
           <w:rFonts w:ascii="Times New Roman" w:hAnsi="Times New Roman" w:cs="Times New Roman"/>
@@ -28415,52 +31800,144 @@
           <w:sz w:val="24"/>
           <w:szCs w:val="24"/>
         </w:rPr>
-        <w:t xml:space="preserve">La fuente elegida para la aplicación será la fuente Arial, ampliamente reconocida por su legibilidad y adaptabilidad en entornos digitales. </w:t>
-      </w:r>
-    </w:p>
-    <w:p>
-      <w:pPr>
-        <w:spacing w:line="360" w:lineRule="auto"/>
-        <w:rPr>
-          <w:rFonts w:ascii="Arial" w:hAnsi="Arial" w:cs="Arial"/>
-        </w:rPr>
-      </w:pPr>
-      <w:r>
-        <w:rPr>
-          <w:rFonts w:ascii="Times New Roman" w:hAnsi="Times New Roman" w:cs="Times New Roman"/>
-          <w:sz w:val="24"/>
-          <w:szCs w:val="24"/>
-        </w:rPr>
-        <w:t>Se utilizarán las siguientes:</w:t>
-      </w:r>
-    </w:p>
-    <w:p>
-      <w:pPr>
-        <w:pStyle w:val="Prrafodelista"/>
+        <w:t xml:space="preserve">Se ha seleccionado una familia tipográfica de estilo </w:t>
+      </w:r>
+      <w:r>
+        <w:rPr>
+          <w:rFonts w:ascii="Times New Roman" w:hAnsi="Times New Roman" w:cs="Times New Roman"/>
+          <w:b/>
+          <w:bCs/>
+          <w:sz w:val="24"/>
+          <w:szCs w:val="24"/>
+        </w:rPr>
+        <w:t>Sans-Serif (Palo Seco)</w:t>
+      </w:r>
+      <w:r>
+        <w:rPr>
+          <w:rFonts w:ascii="Times New Roman" w:hAnsi="Times New Roman" w:cs="Times New Roman"/>
+          <w:sz w:val="24"/>
+          <w:szCs w:val="24"/>
+        </w:rPr>
+        <w:t>, priorizando la claridad y la legibilidad en pantallas de diferentes tamaños (móvil y monitor táctil).</w:t>
+      </w:r>
+    </w:p>
+    <w:p>
+      <w:pPr>
+        <w:spacing w:line="360" w:lineRule="auto"/>
+        <w:rPr>
+          <w:rFonts w:ascii="Times New Roman" w:hAnsi="Times New Roman" w:cs="Times New Roman"/>
+          <w:sz w:val="24"/>
+          <w:szCs w:val="24"/>
+        </w:rPr>
+      </w:pPr>
+      <w:r>
+        <w:rPr>
+          <w:rFonts w:ascii="Times New Roman" w:hAnsi="Times New Roman" w:cs="Times New Roman"/>
+          <w:sz w:val="24"/>
+          <w:szCs w:val="24"/>
+        </w:rPr>
+        <w:t xml:space="preserve">Se utilizarán las siguientes variantes estándar (Arial / </w:t>
+      </w:r>
+      <w:proofErr w:type="spellStart"/>
+      <w:r>
+        <w:rPr>
+          <w:rFonts w:ascii="Times New Roman" w:hAnsi="Times New Roman" w:cs="Times New Roman"/>
+          <w:sz w:val="24"/>
+          <w:szCs w:val="24"/>
+        </w:rPr>
+        <w:t>Helvetica</w:t>
+      </w:r>
+      <w:proofErr w:type="spellEnd"/>
+      <w:r>
+        <w:rPr>
+          <w:rFonts w:ascii="Times New Roman" w:hAnsi="Times New Roman" w:cs="Times New Roman"/>
+          <w:sz w:val="24"/>
+          <w:szCs w:val="24"/>
+        </w:rPr>
+        <w:t>):</w:t>
+      </w:r>
+    </w:p>
+    <w:p>
+      <w:pPr>
         <w:numPr>
           <w:ilvl w:val="0"/>
-          <w:numId w:val="36"/>
+          <w:numId w:val="46"/>
         </w:numPr>
         <w:spacing w:line="360" w:lineRule="auto"/>
         <w:rPr>
-          <w:rFonts w:ascii="Arial" w:hAnsi="Arial" w:cs="Arial"/>
+          <w:rFonts w:ascii="Times New Roman" w:hAnsi="Times New Roman" w:cs="Times New Roman"/>
+          <w:sz w:val="24"/>
+          <w:szCs w:val="24"/>
+        </w:rPr>
+      </w:pPr>
+      <w:r>
+        <w:rPr>
+          <w:rFonts w:ascii="Times New Roman" w:hAnsi="Times New Roman" w:cs="Times New Roman"/>
           <w:b/>
           <w:bCs/>
-        </w:rPr>
-      </w:pPr>
-      <w:r>
-        <w:rPr>
-          <w:rFonts w:ascii="Arial" w:hAnsi="Arial" w:cs="Arial"/>
+          <w:sz w:val="24"/>
+          <w:szCs w:val="24"/>
+        </w:rPr>
+        <w:t>Negrita (Bold)</w:t>
+      </w:r>
+    </w:p>
+    <w:p>
+      <w:pPr>
+        <w:numPr>
+          <w:ilvl w:val="1"/>
+          <w:numId w:val="46"/>
+        </w:numPr>
+        <w:spacing w:line="360" w:lineRule="auto"/>
+        <w:rPr>
+          <w:rFonts w:ascii="Times New Roman" w:hAnsi="Times New Roman" w:cs="Times New Roman"/>
+          <w:sz w:val="24"/>
+          <w:szCs w:val="24"/>
+        </w:rPr>
+      </w:pPr>
+      <w:r>
+        <w:rPr>
+          <w:rFonts w:ascii="Times New Roman" w:hAnsi="Times New Roman" w:cs="Times New Roman"/>
           <w:b/>
           <w:bCs/>
-        </w:rPr>
-        <w:t>Arial Bold</w:t>
-      </w:r>
-    </w:p>
-    <w:p>
-      <w:pPr>
-        <w:spacing w:line="360" w:lineRule="auto"/>
-        <w:ind w:left="708"/>
+          <w:sz w:val="24"/>
+          <w:szCs w:val="24"/>
+        </w:rPr>
+        <w:t>Uso:</w:t>
+      </w:r>
+      <w:r>
+        <w:rPr>
+          <w:rFonts w:ascii="Times New Roman" w:hAnsi="Times New Roman" w:cs="Times New Roman"/>
+          <w:sz w:val="24"/>
+          <w:szCs w:val="24"/>
+        </w:rPr>
+        <w:t xml:space="preserve"> Encabezados de mesa, títulos de las tarjetas del </w:t>
+      </w:r>
+      <w:proofErr w:type="spellStart"/>
+      <w:r>
+        <w:rPr>
+          <w:rFonts w:ascii="Times New Roman" w:hAnsi="Times New Roman" w:cs="Times New Roman"/>
+          <w:sz w:val="24"/>
+          <w:szCs w:val="24"/>
+        </w:rPr>
+        <w:t>Dashboard</w:t>
+      </w:r>
+      <w:proofErr w:type="spellEnd"/>
+      <w:r>
+        <w:rPr>
+          <w:rFonts w:ascii="Times New Roman" w:hAnsi="Times New Roman" w:cs="Times New Roman"/>
+          <w:sz w:val="24"/>
+          <w:szCs w:val="24"/>
+        </w:rPr>
+        <w:t xml:space="preserve"> y totales del ticket PDF.</w:t>
+      </w:r>
+    </w:p>
+    <w:p>
+      <w:pPr>
+        <w:numPr>
+          <w:ilvl w:val="1"/>
+          <w:numId w:val="46"/>
+        </w:numPr>
+        <w:spacing w:line="360" w:lineRule="auto"/>
         <w:rPr>
           <w:rFonts w:ascii="Times New Roman" w:hAnsi="Times New Roman" w:cs="Times New Roman"/>
           <w:sz w:val="24"/>
@@ -28474,23 +31951,25 @@
           <w:bCs/>
           <w:sz w:val="24"/>
           <w:szCs w:val="24"/>
-          <w:u w:val="single"/>
-        </w:rPr>
-        <w:t>Uso</w:t>
-      </w:r>
-      <w:r>
-        <w:rPr>
-          <w:rFonts w:ascii="Times New Roman" w:hAnsi="Times New Roman" w:cs="Times New Roman"/>
-          <w:sz w:val="24"/>
-          <w:szCs w:val="24"/>
-        </w:rPr>
-        <w:t>: Se utilizará en encabezados, títulos de secciones y en los textos de los botones.</w:t>
-      </w:r>
-    </w:p>
-    <w:p>
-      <w:pPr>
-        <w:spacing w:line="360" w:lineRule="auto"/>
-        <w:ind w:left="708"/>
+        </w:rPr>
+        <w:t>Objetivo:</w:t>
+      </w:r>
+      <w:r>
+        <w:rPr>
+          <w:rFonts w:ascii="Times New Roman" w:hAnsi="Times New Roman" w:cs="Times New Roman"/>
+          <w:sz w:val="24"/>
+          <w:szCs w:val="24"/>
+        </w:rPr>
+        <w:t xml:space="preserve"> Jerarquizar la información y guiar la vista del usuario hacia los datos críticos (estado de la mesa y cobro).</w:t>
+      </w:r>
+    </w:p>
+    <w:p>
+      <w:pPr>
+        <w:numPr>
+          <w:ilvl w:val="0"/>
+          <w:numId w:val="46"/>
+        </w:numPr>
+        <w:spacing w:line="360" w:lineRule="auto"/>
         <w:rPr>
           <w:rFonts w:ascii="Times New Roman" w:hAnsi="Times New Roman" w:cs="Times New Roman"/>
           <w:sz w:val="24"/>
@@ -28504,42 +31983,17 @@
           <w:bCs/>
           <w:sz w:val="24"/>
           <w:szCs w:val="24"/>
-          <w:u w:val="single"/>
-        </w:rPr>
-        <w:t>Objetivo</w:t>
-      </w:r>
-      <w:r>
-        <w:rPr>
-          <w:rFonts w:ascii="Times New Roman" w:hAnsi="Times New Roman" w:cs="Times New Roman"/>
-          <w:sz w:val="24"/>
-          <w:szCs w:val="24"/>
-        </w:rPr>
-        <w:t>: Su objetivo es proporcionar un alto impacto visual y resaltar el texto clave.</w:t>
-      </w:r>
-    </w:p>
-    <w:p>
-      <w:pPr>
-        <w:pStyle w:val="Prrafodelista"/>
+        </w:rPr>
+        <w:t>Regular (Normal)</w:t>
+      </w:r>
+    </w:p>
+    <w:p>
+      <w:pPr>
         <w:numPr>
-          <w:ilvl w:val="0"/>
-          <w:numId w:val="36"/>
+          <w:ilvl w:val="1"/>
+          <w:numId w:val="46"/>
         </w:numPr>
         <w:spacing w:line="360" w:lineRule="auto"/>
-        <w:rPr>
-          <w:rFonts w:ascii="Arial" w:hAnsi="Arial" w:cs="Arial"/>
-        </w:rPr>
-      </w:pPr>
-      <w:r>
-        <w:rPr>
-          <w:rFonts w:ascii="Arial" w:hAnsi="Arial" w:cs="Arial"/>
-        </w:rPr>
-        <w:t>Arial Regular</w:t>
-      </w:r>
-    </w:p>
-    <w:p>
-      <w:pPr>
-        <w:spacing w:line="360" w:lineRule="auto"/>
-        <w:ind w:left="708"/>
         <w:rPr>
           <w:rFonts w:ascii="Times New Roman" w:hAnsi="Times New Roman" w:cs="Times New Roman"/>
           <w:sz w:val="24"/>
@@ -28553,23 +32007,25 @@
           <w:bCs/>
           <w:sz w:val="24"/>
           <w:szCs w:val="24"/>
-          <w:u w:val="single"/>
-        </w:rPr>
-        <w:t xml:space="preserve">Uso: </w:t>
-      </w:r>
-      <w:r>
-        <w:rPr>
-          <w:rFonts w:ascii="Times New Roman" w:hAnsi="Times New Roman" w:cs="Times New Roman"/>
-          <w:sz w:val="24"/>
-          <w:szCs w:val="24"/>
-        </w:rPr>
-        <w:t>Se utilizará en textos descriptivos, menús, precios y otros contenidos secundarios.</w:t>
-      </w:r>
-    </w:p>
-    <w:p>
-      <w:pPr>
-        <w:spacing w:line="360" w:lineRule="auto"/>
-        <w:ind w:left="708"/>
+        </w:rPr>
+        <w:t>Uso:</w:t>
+      </w:r>
+      <w:r>
+        <w:rPr>
+          <w:rFonts w:ascii="Times New Roman" w:hAnsi="Times New Roman" w:cs="Times New Roman"/>
+          <w:sz w:val="24"/>
+          <w:szCs w:val="24"/>
+        </w:rPr>
+        <w:t xml:space="preserve"> Cuerpo de texto, listados de productos, menús y detalles de la factura.</w:t>
+      </w:r>
+    </w:p>
+    <w:p>
+      <w:pPr>
+        <w:numPr>
+          <w:ilvl w:val="1"/>
+          <w:numId w:val="46"/>
+        </w:numPr>
+        <w:spacing w:line="360" w:lineRule="auto"/>
         <w:rPr>
           <w:rFonts w:ascii="Times New Roman" w:hAnsi="Times New Roman" w:cs="Times New Roman"/>
           <w:sz w:val="24"/>
@@ -28583,7 +32039,6 @@
           <w:bCs/>
           <w:sz w:val="24"/>
           <w:szCs w:val="24"/>
-          <w:u w:val="single"/>
         </w:rPr>
         <w:t>Objetivo:</w:t>
       </w:r>
@@ -28593,7 +32048,7 @@
           <w:sz w:val="24"/>
           <w:szCs w:val="24"/>
         </w:rPr>
-        <w:t xml:space="preserve"> El objetivo es proporcionar una lectura clara y fluida.</w:t>
+        <w:t xml:space="preserve"> Proporcionar una lectura fluida y limpia, evitando la fatiga visual del personal durante la jornada laboral.</w:t>
       </w:r>
     </w:p>
     <w:p>
@@ -28789,7 +32244,7 @@
                           <pic:cNvPicPr/>
                         </pic:nvPicPr>
                         <pic:blipFill>
-                          <a:blip r:embed="rId30"/>
+                          <a:blip r:embed="rId31"/>
                           <a:stretch>
                             <a:fillRect/>
                           </a:stretch>
@@ -28912,7 +32367,7 @@
                           <pic:cNvPicPr/>
                         </pic:nvPicPr>
                         <pic:blipFill>
-                          <a:blip r:embed="rId31"/>
+                          <a:blip r:embed="rId32"/>
                           <a:stretch>
                             <a:fillRect/>
                           </a:stretch>
@@ -29035,7 +32490,7 @@
                           <pic:cNvPicPr/>
                         </pic:nvPicPr>
                         <pic:blipFill>
-                          <a:blip r:embed="rId32"/>
+                          <a:blip r:embed="rId33"/>
                           <a:stretch>
                             <a:fillRect/>
                           </a:stretch>
@@ -29158,7 +32613,7 @@
                           <pic:cNvPicPr/>
                         </pic:nvPicPr>
                         <pic:blipFill>
-                          <a:blip r:embed="rId33"/>
+                          <a:blip r:embed="rId34"/>
                           <a:stretch>
                             <a:fillRect/>
                           </a:stretch>
@@ -29281,7 +32736,7 @@
                           <pic:cNvPicPr/>
                         </pic:nvPicPr>
                         <pic:blipFill>
-                          <a:blip r:embed="rId34"/>
+                          <a:blip r:embed="rId35"/>
                           <a:stretch>
                             <a:fillRect/>
                           </a:stretch>
@@ -29401,7 +32856,7 @@
           <w:szCs w:val="24"/>
         </w:rPr>
       </w:pPr>
-      <w:bookmarkStart w:id="49" w:name="_Toc215732847"/>
+      <w:bookmarkStart w:id="49" w:name="_Toc221364339"/>
       <w:r>
         <w:rPr>
           <w:rFonts w:ascii="Times New Roman" w:hAnsi="Times New Roman" w:cs="Times New Roman"/>
@@ -29454,7 +32909,7 @@
                     </pic:cNvPicPr>
                   </pic:nvPicPr>
                   <pic:blipFill>
-                    <a:blip r:embed="rId35">
+                    <a:blip r:embed="rId36">
                       <a:extLst>
                         <a:ext uri="{28A0092B-C50C-407E-A947-70E740481C1C}">
                           <a14:useLocalDpi xmlns:a14="http://schemas.microsoft.com/office/drawing/2010/main" val="0"/>
@@ -29580,7 +33035,7 @@
                     </pic:cNvPicPr>
                   </pic:nvPicPr>
                   <pic:blipFill>
-                    <a:blip r:embed="rId36">
+                    <a:blip r:embed="rId37">
                       <a:extLst>
                         <a:ext uri="{28A0092B-C50C-407E-A947-70E740481C1C}">
                           <a14:useLocalDpi xmlns:a14="http://schemas.microsoft.com/office/drawing/2010/main" val="0"/>
@@ -29678,7 +33133,7 @@
           <w:szCs w:val="28"/>
         </w:rPr>
       </w:pPr>
-      <w:bookmarkStart w:id="52" w:name="_Toc215732848"/>
+      <w:bookmarkStart w:id="52" w:name="_Toc221364340"/>
       <w:r>
         <w:rPr>
           <w:rFonts w:ascii="Times New Roman" w:hAnsi="Times New Roman" w:cs="Times New Roman"/>
@@ -29729,7 +33184,7 @@
           <w:szCs w:val="24"/>
         </w:rPr>
       </w:pPr>
-      <w:bookmarkStart w:id="53" w:name="_Toc215732849"/>
+      <w:bookmarkStart w:id="53" w:name="_Toc221364341"/>
       <w:r>
         <w:rPr>
           <w:rFonts w:ascii="Times New Roman" w:hAnsi="Times New Roman" w:cs="Times New Roman"/>
@@ -29759,7 +33214,7 @@
           <w:szCs w:val="24"/>
         </w:rPr>
       </w:pPr>
-      <w:bookmarkStart w:id="54" w:name="_Toc215732850"/>
+      <w:bookmarkStart w:id="54" w:name="_Toc221364342"/>
       <w:r>
         <w:rPr>
           <w:rFonts w:ascii="Times New Roman" w:hAnsi="Times New Roman" w:cs="Times New Roman"/>
@@ -29784,7 +33239,7 @@
           <w:szCs w:val="28"/>
         </w:rPr>
       </w:pPr>
-      <w:bookmarkStart w:id="55" w:name="_Toc215732851"/>
+      <w:bookmarkStart w:id="55" w:name="_Toc221364343"/>
       <w:r>
         <w:rPr>
           <w:rFonts w:ascii="Times New Roman" w:hAnsi="Times New Roman" w:cs="Times New Roman"/>
@@ -29824,7 +33279,7 @@
           <w:szCs w:val="24"/>
         </w:rPr>
       </w:pPr>
-      <w:bookmarkStart w:id="56" w:name="_Toc215732852"/>
+      <w:bookmarkStart w:id="56" w:name="_Toc221364344"/>
       <w:r>
         <w:rPr>
           <w:rFonts w:ascii="Times New Roman" w:hAnsi="Times New Roman" w:cs="Times New Roman"/>
@@ -29854,7 +33309,7 @@
           <w:szCs w:val="24"/>
         </w:rPr>
       </w:pPr>
-      <w:bookmarkStart w:id="57" w:name="_Toc215732853"/>
+      <w:bookmarkStart w:id="57" w:name="_Toc221364345"/>
       <w:r>
         <w:rPr>
           <w:rFonts w:ascii="Times New Roman" w:hAnsi="Times New Roman" w:cs="Times New Roman"/>
@@ -29879,7 +33334,7 @@
           <w:szCs w:val="28"/>
         </w:rPr>
       </w:pPr>
-      <w:bookmarkStart w:id="58" w:name="_Toc215732854"/>
+      <w:bookmarkStart w:id="58" w:name="_Toc221364346"/>
       <w:r>
         <w:rPr>
           <w:rFonts w:ascii="Times New Roman" w:hAnsi="Times New Roman" w:cs="Times New Roman"/>
@@ -29904,7 +33359,7 @@
           <w:szCs w:val="28"/>
         </w:rPr>
       </w:pPr>
-      <w:bookmarkStart w:id="59" w:name="_Toc215732855"/>
+      <w:bookmarkStart w:id="59" w:name="_Toc221364347"/>
       <w:r>
         <w:rPr>
           <w:rFonts w:ascii="Times New Roman" w:hAnsi="Times New Roman" w:cs="Times New Roman"/>
@@ -29954,7 +33409,7 @@
           <w:szCs w:val="24"/>
         </w:rPr>
       </w:pPr>
-      <w:bookmarkStart w:id="60" w:name="_Toc215732856"/>
+      <w:bookmarkStart w:id="60" w:name="_Toc221364348"/>
       <w:r>
         <w:rPr>
           <w:rFonts w:ascii="Times New Roman" w:hAnsi="Times New Roman" w:cs="Times New Roman"/>
@@ -29986,7 +33441,7 @@
         </w:rPr>
         <w:t xml:space="preserve">BOE-A-2018-16673 Ley Orgánica 3/2018, de 5 de diciembre, de Protección de Datos Personales y garantía de los derechos digitales. (n.d.). </w:t>
       </w:r>
-      <w:hyperlink r:id="rId37" w:history="1">
+      <w:hyperlink r:id="rId38" w:history="1">
         <w:r>
           <w:rPr>
             <w:rStyle w:val="Hipervnculo"/>
@@ -30019,7 +33474,7 @@
         </w:rPr>
         <w:t xml:space="preserve">BOE-A-2002-13758 Ley 34/2002, de 11 de julio, de servicios de la sociedad de la información y de comercio electrónico. (n.d.). </w:t>
       </w:r>
-      <w:hyperlink r:id="rId38" w:history="1">
+      <w:hyperlink r:id="rId39" w:history="1">
         <w:r>
           <w:rPr>
             <w:rStyle w:val="Hipervnculo"/>
@@ -30052,7 +33507,7 @@
         </w:rPr>
         <w:t xml:space="preserve">BOE-A-1996-8930 Real Decreto Legislativo 1/1996, de 12 de abril, por el que se aprueba el texto refundido de la Ley de Propiedad Intelectual, regularizando, aclarando y armonizando las disposiciones legales vigentes sobre la materia. (n.d.). </w:t>
       </w:r>
-      <w:hyperlink r:id="rId39" w:history="1">
+      <w:hyperlink r:id="rId40" w:history="1">
         <w:r>
           <w:rPr>
             <w:rStyle w:val="Hipervnculo"/>
@@ -30084,7 +33539,7 @@
         </w:rPr>
         <w:t xml:space="preserve">BOE-A-2018-12699 Real Decreto 1112/2018, de 7 de septiembre, sobre accesibilidad de los sitios web y aplicaciones para dispositivos móviles del sector público. (n.d.). </w:t>
       </w:r>
-      <w:hyperlink r:id="rId40" w:history="1">
+      <w:hyperlink r:id="rId41" w:history="1">
         <w:r>
           <w:rPr>
             <w:rStyle w:val="Hipervnculo"/>
@@ -30153,7 +33608,7 @@
         </w:rPr>
         <w:t xml:space="preserve"> pedir en el bar con un código QR. </w:t>
       </w:r>
-      <w:hyperlink r:id="rId41" w:tgtFrame="_new" w:history="1">
+      <w:hyperlink r:id="rId42" w:tgtFrame="_new" w:history="1">
         <w:r>
           <w:rPr>
             <w:rStyle w:val="Hipervnculo"/>
@@ -30259,7 +33714,7 @@
         </w:rPr>
         <w:t xml:space="preserve">(2), 237–243. </w:t>
       </w:r>
-      <w:hyperlink r:id="rId42" w:tgtFrame="_new" w:history="1">
+      <w:hyperlink r:id="rId43" w:tgtFrame="_new" w:history="1">
         <w:r>
           <w:rPr>
             <w:rStyle w:val="Hipervnculo"/>
@@ -30312,7 +33767,7 @@
         </w:rPr>
         <w:t xml:space="preserve">. </w:t>
       </w:r>
-      <w:hyperlink r:id="rId43" w:tgtFrame="_new" w:history="1">
+      <w:hyperlink r:id="rId44" w:tgtFrame="_new" w:history="1">
         <w:r>
           <w:rPr>
             <w:rStyle w:val="Hipervnculo"/>
@@ -30362,7 +33817,7 @@
         </w:rPr>
         <w:t xml:space="preserve">Oracle España. (2021, 18 de junio). ¿Qué es una base de datos relacional? </w:t>
       </w:r>
-      <w:hyperlink r:id="rId44" w:tgtFrame="_new" w:history="1">
+      <w:hyperlink r:id="rId45" w:tgtFrame="_new" w:history="1">
         <w:r>
           <w:rPr>
             <w:rStyle w:val="Hipervnculo"/>
@@ -30405,7 +33860,7 @@
         </w:rPr>
         <w:t xml:space="preserve">. Revista Científica de Sistemas e Informática, 3(1), e426. </w:t>
       </w:r>
-      <w:hyperlink r:id="rId45" w:tgtFrame="_new" w:history="1">
+      <w:hyperlink r:id="rId46" w:tgtFrame="_new" w:history="1">
         <w:r>
           <w:rPr>
             <w:rStyle w:val="Hipervnculo"/>
@@ -30437,7 +33892,7 @@
         </w:rPr>
         <w:t xml:space="preserve">QR TIGER. (2025). Estadísticas y tendencias de códigos QR 2025: Informe completo [Actualizado]. </w:t>
       </w:r>
-      <w:hyperlink r:id="rId46" w:tgtFrame="_new" w:history="1">
+      <w:hyperlink r:id="rId47" w:tgtFrame="_new" w:history="1">
         <w:r>
           <w:rPr>
             <w:rStyle w:val="Hipervnculo"/>
@@ -30469,7 +33924,7 @@
         </w:rPr>
         <w:t xml:space="preserve">Reglamento - 2016/679 - EN - GDPR - EUR-LEX. (n.d.). </w:t>
       </w:r>
-      <w:hyperlink r:id="rId47" w:history="1">
+      <w:hyperlink r:id="rId48" w:history="1">
         <w:r>
           <w:rPr>
             <w:rStyle w:val="Hipervnculo"/>
@@ -30500,7 +33955,7 @@
         </w:rPr>
         <w:t xml:space="preserve">Washington, A. M. C. (2022). Estudio comparativo de lenguajes multiplataforma java, php, que permitan garantizar un óptimo desempeño al desarrollar aplicaciones de escritorio. </w:t>
       </w:r>
-      <w:hyperlink r:id="rId48" w:history="1">
+      <w:hyperlink r:id="rId49" w:history="1">
         <w:r>
           <w:rPr>
             <w:rStyle w:val="Hipervnculo"/>
@@ -30530,7 +33985,7 @@
           <w:szCs w:val="24"/>
         </w:rPr>
       </w:pPr>
-      <w:bookmarkStart w:id="61" w:name="_Toc215732857"/>
+      <w:bookmarkStart w:id="61" w:name="_Toc221364349"/>
       <w:r>
         <w:rPr>
           <w:rFonts w:ascii="Times New Roman" w:hAnsi="Times New Roman" w:cs="Times New Roman"/>
@@ -30565,7 +34020,7 @@
       <w:r>
         <w:t xml:space="preserve"> [Software]. </w:t>
       </w:r>
-      <w:hyperlink r:id="rId49" w:tgtFrame="_new" w:history="1">
+      <w:hyperlink r:id="rId50" w:tgtFrame="_new" w:history="1">
         <w:r>
           <w:rPr>
             <w:rStyle w:val="Hipervnculo"/>
@@ -30617,7 +34072,7 @@
         </w:rPr>
         <w:t xml:space="preserve"> [Software]. </w:t>
       </w:r>
-      <w:hyperlink r:id="rId50" w:tgtFrame="_new" w:history="1">
+      <w:hyperlink r:id="rId51" w:tgtFrame="_new" w:history="1">
         <w:r>
           <w:rPr>
             <w:rStyle w:val="Hipervnculo"/>
@@ -30669,7 +34124,7 @@
         </w:rPr>
         <w:t xml:space="preserve"> [Software]. </w:t>
       </w:r>
-      <w:hyperlink r:id="rId51" w:tgtFrame="_new" w:history="1">
+      <w:hyperlink r:id="rId52" w:tgtFrame="_new" w:history="1">
         <w:r>
           <w:rPr>
             <w:rStyle w:val="Hipervnculo"/>
@@ -30721,7 +34176,7 @@
         </w:rPr>
         <w:t xml:space="preserve"> [Software]. </w:t>
       </w:r>
-      <w:hyperlink r:id="rId52" w:tgtFrame="_new" w:history="1">
+      <w:hyperlink r:id="rId53" w:tgtFrame="_new" w:history="1">
         <w:r>
           <w:rPr>
             <w:rStyle w:val="Hipervnculo"/>
@@ -32082,6 +35537,155 @@
     </w:lvl>
   </w:abstractNum>
   <w:abstractNum w:abstractNumId="11" w15:restartNumberingAfterBreak="0">
+    <w:nsid w:val="1A515C28"/>
+    <w:multiLevelType w:val="multilevel"/>
+    <w:tmpl w:val="56D478E0"/>
+    <w:lvl w:ilvl="0">
+      <w:start w:val="1"/>
+      <w:numFmt w:val="bullet"/>
+      <w:lvlText w:val=""/>
+      <w:lvlJc w:val="left"/>
+      <w:pPr>
+        <w:tabs>
+          <w:tab w:val="num" w:pos="720"/>
+        </w:tabs>
+        <w:ind w:left="720" w:hanging="360"/>
+      </w:pPr>
+      <w:rPr>
+        <w:rFonts w:ascii="Symbol" w:hAnsi="Symbol" w:hint="default"/>
+        <w:sz w:val="20"/>
+      </w:rPr>
+    </w:lvl>
+    <w:lvl w:ilvl="1">
+      <w:start w:val="1"/>
+      <w:numFmt w:val="bullet"/>
+      <w:lvlText w:val="o"/>
+      <w:lvlJc w:val="left"/>
+      <w:pPr>
+        <w:tabs>
+          <w:tab w:val="num" w:pos="1440"/>
+        </w:tabs>
+        <w:ind w:left="1440" w:hanging="360"/>
+      </w:pPr>
+      <w:rPr>
+        <w:rFonts w:ascii="Courier New" w:hAnsi="Courier New" w:hint="default"/>
+        <w:sz w:val="20"/>
+      </w:rPr>
+    </w:lvl>
+    <w:lvl w:ilvl="2" w:tentative="1">
+      <w:start w:val="1"/>
+      <w:numFmt w:val="bullet"/>
+      <w:lvlText w:val=""/>
+      <w:lvlJc w:val="left"/>
+      <w:pPr>
+        <w:tabs>
+          <w:tab w:val="num" w:pos="2160"/>
+        </w:tabs>
+        <w:ind w:left="2160" w:hanging="360"/>
+      </w:pPr>
+      <w:rPr>
+        <w:rFonts w:ascii="Wingdings" w:hAnsi="Wingdings" w:hint="default"/>
+        <w:sz w:val="20"/>
+      </w:rPr>
+    </w:lvl>
+    <w:lvl w:ilvl="3" w:tentative="1">
+      <w:start w:val="1"/>
+      <w:numFmt w:val="bullet"/>
+      <w:lvlText w:val=""/>
+      <w:lvlJc w:val="left"/>
+      <w:pPr>
+        <w:tabs>
+          <w:tab w:val="num" w:pos="2880"/>
+        </w:tabs>
+        <w:ind w:left="2880" w:hanging="360"/>
+      </w:pPr>
+      <w:rPr>
+        <w:rFonts w:ascii="Wingdings" w:hAnsi="Wingdings" w:hint="default"/>
+        <w:sz w:val="20"/>
+      </w:rPr>
+    </w:lvl>
+    <w:lvl w:ilvl="4" w:tentative="1">
+      <w:start w:val="1"/>
+      <w:numFmt w:val="bullet"/>
+      <w:lvlText w:val=""/>
+      <w:lvlJc w:val="left"/>
+      <w:pPr>
+        <w:tabs>
+          <w:tab w:val="num" w:pos="3600"/>
+        </w:tabs>
+        <w:ind w:left="3600" w:hanging="360"/>
+      </w:pPr>
+      <w:rPr>
+        <w:rFonts w:ascii="Wingdings" w:hAnsi="Wingdings" w:hint="default"/>
+        <w:sz w:val="20"/>
+      </w:rPr>
+    </w:lvl>
+    <w:lvl w:ilvl="5" w:tentative="1">
+      <w:start w:val="1"/>
+      <w:numFmt w:val="bullet"/>
+      <w:lvlText w:val=""/>
+      <w:lvlJc w:val="left"/>
+      <w:pPr>
+        <w:tabs>
+          <w:tab w:val="num" w:pos="4320"/>
+        </w:tabs>
+        <w:ind w:left="4320" w:hanging="360"/>
+      </w:pPr>
+      <w:rPr>
+        <w:rFonts w:ascii="Wingdings" w:hAnsi="Wingdings" w:hint="default"/>
+        <w:sz w:val="20"/>
+      </w:rPr>
+    </w:lvl>
+    <w:lvl w:ilvl="6" w:tentative="1">
+      <w:start w:val="1"/>
+      <w:numFmt w:val="bullet"/>
+      <w:lvlText w:val=""/>
+      <w:lvlJc w:val="left"/>
+      <w:pPr>
+        <w:tabs>
+          <w:tab w:val="num" w:pos="5040"/>
+        </w:tabs>
+        <w:ind w:left="5040" w:hanging="360"/>
+      </w:pPr>
+      <w:rPr>
+        <w:rFonts w:ascii="Wingdings" w:hAnsi="Wingdings" w:hint="default"/>
+        <w:sz w:val="20"/>
+      </w:rPr>
+    </w:lvl>
+    <w:lvl w:ilvl="7" w:tentative="1">
+      <w:start w:val="1"/>
+      <w:numFmt w:val="bullet"/>
+      <w:lvlText w:val=""/>
+      <w:lvlJc w:val="left"/>
+      <w:pPr>
+        <w:tabs>
+          <w:tab w:val="num" w:pos="5760"/>
+        </w:tabs>
+        <w:ind w:left="5760" w:hanging="360"/>
+      </w:pPr>
+      <w:rPr>
+        <w:rFonts w:ascii="Wingdings" w:hAnsi="Wingdings" w:hint="default"/>
+        <w:sz w:val="20"/>
+      </w:rPr>
+    </w:lvl>
+    <w:lvl w:ilvl="8" w:tentative="1">
+      <w:start w:val="1"/>
+      <w:numFmt w:val="bullet"/>
+      <w:lvlText w:val=""/>
+      <w:lvlJc w:val="left"/>
+      <w:pPr>
+        <w:tabs>
+          <w:tab w:val="num" w:pos="6480"/>
+        </w:tabs>
+        <w:ind w:left="6480" w:hanging="360"/>
+      </w:pPr>
+      <w:rPr>
+        <w:rFonts w:ascii="Wingdings" w:hAnsi="Wingdings" w:hint="default"/>
+        <w:sz w:val="20"/>
+      </w:rPr>
+    </w:lvl>
+  </w:abstractNum>
+  <w:abstractNum w:abstractNumId="12" w15:restartNumberingAfterBreak="0">
     <w:nsid w:val="201745A0"/>
     <w:multiLevelType w:val="multilevel"/>
     <w:tmpl w:val="0C0A001F"/>
@@ -32194,7 +35798,7 @@
       </w:rPr>
     </w:lvl>
   </w:abstractNum>
-  <w:abstractNum w:abstractNumId="12" w15:restartNumberingAfterBreak="0">
+  <w:abstractNum w:abstractNumId="13" w15:restartNumberingAfterBreak="0">
     <w:nsid w:val="21A916EB"/>
     <w:multiLevelType w:val="hybridMultilevel"/>
     <w:tmpl w:val="72EC57B8"/>
@@ -32280,7 +35884,7 @@
       </w:pPr>
     </w:lvl>
   </w:abstractNum>
-  <w:abstractNum w:abstractNumId="13" w15:restartNumberingAfterBreak="0">
+  <w:abstractNum w:abstractNumId="14" w15:restartNumberingAfterBreak="0">
     <w:nsid w:val="287D0A89"/>
     <w:multiLevelType w:val="hybridMultilevel"/>
     <w:tmpl w:val="D0D289AE"/>
@@ -32393,7 +35997,7 @@
       </w:rPr>
     </w:lvl>
   </w:abstractNum>
-  <w:abstractNum w:abstractNumId="14" w15:restartNumberingAfterBreak="0">
+  <w:abstractNum w:abstractNumId="15" w15:restartNumberingAfterBreak="0">
     <w:nsid w:val="29AD0ADE"/>
     <w:multiLevelType w:val="hybridMultilevel"/>
     <w:tmpl w:val="3276294A"/>
@@ -32506,7 +36110,7 @@
       </w:rPr>
     </w:lvl>
   </w:abstractNum>
-  <w:abstractNum w:abstractNumId="15" w15:restartNumberingAfterBreak="0">
+  <w:abstractNum w:abstractNumId="16" w15:restartNumberingAfterBreak="0">
     <w:nsid w:val="2AC21B20"/>
     <w:multiLevelType w:val="hybridMultilevel"/>
     <w:tmpl w:val="4350E2FC"/>
@@ -32619,7 +36223,7 @@
       </w:rPr>
     </w:lvl>
   </w:abstractNum>
-  <w:abstractNum w:abstractNumId="16" w15:restartNumberingAfterBreak="0">
+  <w:abstractNum w:abstractNumId="17" w15:restartNumberingAfterBreak="0">
     <w:nsid w:val="3015624C"/>
     <w:multiLevelType w:val="hybridMultilevel"/>
     <w:tmpl w:val="467A2FB8"/>
@@ -32732,7 +36336,7 @@
       </w:rPr>
     </w:lvl>
   </w:abstractNum>
-  <w:abstractNum w:abstractNumId="17" w15:restartNumberingAfterBreak="0">
+  <w:abstractNum w:abstractNumId="18" w15:restartNumberingAfterBreak="0">
     <w:nsid w:val="332D79E3"/>
     <w:multiLevelType w:val="hybridMultilevel"/>
     <w:tmpl w:val="82CA2694"/>
@@ -32845,7 +36449,7 @@
       </w:rPr>
     </w:lvl>
   </w:abstractNum>
-  <w:abstractNum w:abstractNumId="18" w15:restartNumberingAfterBreak="0">
+  <w:abstractNum w:abstractNumId="19" w15:restartNumberingAfterBreak="0">
     <w:nsid w:val="38D334AD"/>
     <w:multiLevelType w:val="hybridMultilevel"/>
     <w:tmpl w:val="41804290"/>
@@ -32958,7 +36562,7 @@
       </w:rPr>
     </w:lvl>
   </w:abstractNum>
-  <w:abstractNum w:abstractNumId="19" w15:restartNumberingAfterBreak="0">
+  <w:abstractNum w:abstractNumId="20" w15:restartNumberingAfterBreak="0">
     <w:nsid w:val="3BA9725C"/>
     <w:multiLevelType w:val="hybridMultilevel"/>
     <w:tmpl w:val="03A63CA4"/>
@@ -33071,7 +36675,7 @@
       </w:rPr>
     </w:lvl>
   </w:abstractNum>
-  <w:abstractNum w:abstractNumId="20" w15:restartNumberingAfterBreak="0">
+  <w:abstractNum w:abstractNumId="21" w15:restartNumberingAfterBreak="0">
     <w:nsid w:val="3CC75FF6"/>
     <w:multiLevelType w:val="hybridMultilevel"/>
     <w:tmpl w:val="1D862038"/>
@@ -33184,7 +36788,7 @@
       </w:rPr>
     </w:lvl>
   </w:abstractNum>
-  <w:abstractNum w:abstractNumId="21" w15:restartNumberingAfterBreak="0">
+  <w:abstractNum w:abstractNumId="22" w15:restartNumberingAfterBreak="0">
     <w:nsid w:val="40983F8E"/>
     <w:multiLevelType w:val="hybridMultilevel"/>
     <w:tmpl w:val="E306E7D0"/>
@@ -33297,7 +36901,7 @@
       </w:rPr>
     </w:lvl>
   </w:abstractNum>
-  <w:abstractNum w:abstractNumId="22" w15:restartNumberingAfterBreak="0">
+  <w:abstractNum w:abstractNumId="23" w15:restartNumberingAfterBreak="0">
     <w:nsid w:val="40B92FB3"/>
     <w:multiLevelType w:val="hybridMultilevel"/>
     <w:tmpl w:val="5A0842D2"/>
@@ -33410,7 +37014,7 @@
       </w:rPr>
     </w:lvl>
   </w:abstractNum>
-  <w:abstractNum w:abstractNumId="23" w15:restartNumberingAfterBreak="0">
+  <w:abstractNum w:abstractNumId="24" w15:restartNumberingAfterBreak="0">
     <w:nsid w:val="423648C9"/>
     <w:multiLevelType w:val="hybridMultilevel"/>
     <w:tmpl w:val="2DC8B966"/>
@@ -33523,7 +37127,7 @@
       </w:rPr>
     </w:lvl>
   </w:abstractNum>
-  <w:abstractNum w:abstractNumId="24" w15:restartNumberingAfterBreak="0">
+  <w:abstractNum w:abstractNumId="25" w15:restartNumberingAfterBreak="0">
     <w:nsid w:val="47F95FF6"/>
     <w:multiLevelType w:val="hybridMultilevel"/>
     <w:tmpl w:val="4516DD24"/>
@@ -33636,7 +37240,7 @@
       </w:rPr>
     </w:lvl>
   </w:abstractNum>
-  <w:abstractNum w:abstractNumId="25" w15:restartNumberingAfterBreak="0">
+  <w:abstractNum w:abstractNumId="26" w15:restartNumberingAfterBreak="0">
     <w:nsid w:val="48F65A10"/>
     <w:multiLevelType w:val="hybridMultilevel"/>
     <w:tmpl w:val="D83E4932"/>
@@ -33749,7 +37353,7 @@
       </w:rPr>
     </w:lvl>
   </w:abstractNum>
-  <w:abstractNum w:abstractNumId="26" w15:restartNumberingAfterBreak="0">
+  <w:abstractNum w:abstractNumId="27" w15:restartNumberingAfterBreak="0">
     <w:nsid w:val="4CAA4FA6"/>
     <w:multiLevelType w:val="hybridMultilevel"/>
     <w:tmpl w:val="989412B8"/>
@@ -33862,7 +37466,7 @@
       </w:rPr>
     </w:lvl>
   </w:abstractNum>
-  <w:abstractNum w:abstractNumId="27" w15:restartNumberingAfterBreak="0">
+  <w:abstractNum w:abstractNumId="28" w15:restartNumberingAfterBreak="0">
     <w:nsid w:val="4CC154E6"/>
     <w:multiLevelType w:val="hybridMultilevel"/>
     <w:tmpl w:val="7994BA7C"/>
@@ -33975,7 +37579,7 @@
       </w:rPr>
     </w:lvl>
   </w:abstractNum>
-  <w:abstractNum w:abstractNumId="28" w15:restartNumberingAfterBreak="0">
+  <w:abstractNum w:abstractNumId="29" w15:restartNumberingAfterBreak="0">
     <w:nsid w:val="4CD247B1"/>
     <w:multiLevelType w:val="hybridMultilevel"/>
     <w:tmpl w:val="4A0AD7AC"/>
@@ -34088,7 +37692,7 @@
       </w:rPr>
     </w:lvl>
   </w:abstractNum>
-  <w:abstractNum w:abstractNumId="29" w15:restartNumberingAfterBreak="0">
+  <w:abstractNum w:abstractNumId="30" w15:restartNumberingAfterBreak="0">
     <w:nsid w:val="4CFE6215"/>
     <w:multiLevelType w:val="hybridMultilevel"/>
     <w:tmpl w:val="01C2E4F6"/>
@@ -34201,7 +37805,7 @@
       </w:rPr>
     </w:lvl>
   </w:abstractNum>
-  <w:abstractNum w:abstractNumId="30" w15:restartNumberingAfterBreak="0">
+  <w:abstractNum w:abstractNumId="31" w15:restartNumberingAfterBreak="0">
     <w:nsid w:val="4E0A2D42"/>
     <w:multiLevelType w:val="hybridMultilevel"/>
     <w:tmpl w:val="F4285130"/>
@@ -34314,7 +37918,7 @@
       </w:rPr>
     </w:lvl>
   </w:abstractNum>
-  <w:abstractNum w:abstractNumId="31" w15:restartNumberingAfterBreak="0">
+  <w:abstractNum w:abstractNumId="32" w15:restartNumberingAfterBreak="0">
     <w:nsid w:val="50EB0583"/>
     <w:multiLevelType w:val="hybridMultilevel"/>
     <w:tmpl w:val="6418817A"/>
@@ -34427,7 +38031,7 @@
       </w:rPr>
     </w:lvl>
   </w:abstractNum>
-  <w:abstractNum w:abstractNumId="32" w15:restartNumberingAfterBreak="0">
+  <w:abstractNum w:abstractNumId="33" w15:restartNumberingAfterBreak="0">
     <w:nsid w:val="531878CB"/>
     <w:multiLevelType w:val="hybridMultilevel"/>
     <w:tmpl w:val="B5F063B6"/>
@@ -34540,7 +38144,7 @@
       </w:rPr>
     </w:lvl>
   </w:abstractNum>
-  <w:abstractNum w:abstractNumId="33" w15:restartNumberingAfterBreak="0">
+  <w:abstractNum w:abstractNumId="34" w15:restartNumberingAfterBreak="0">
     <w:nsid w:val="54B90A35"/>
     <w:multiLevelType w:val="hybridMultilevel"/>
     <w:tmpl w:val="6470B36A"/>
@@ -34653,7 +38257,7 @@
       </w:rPr>
     </w:lvl>
   </w:abstractNum>
-  <w:abstractNum w:abstractNumId="34" w15:restartNumberingAfterBreak="0">
+  <w:abstractNum w:abstractNumId="35" w15:restartNumberingAfterBreak="0">
     <w:nsid w:val="555D13DA"/>
     <w:multiLevelType w:val="hybridMultilevel"/>
     <w:tmpl w:val="7F7C529E"/>
@@ -34766,7 +38370,7 @@
       </w:rPr>
     </w:lvl>
   </w:abstractNum>
-  <w:abstractNum w:abstractNumId="35" w15:restartNumberingAfterBreak="0">
+  <w:abstractNum w:abstractNumId="36" w15:restartNumberingAfterBreak="0">
     <w:nsid w:val="571805D3"/>
     <w:multiLevelType w:val="hybridMultilevel"/>
     <w:tmpl w:val="57246C58"/>
@@ -34879,7 +38483,7 @@
       </w:rPr>
     </w:lvl>
   </w:abstractNum>
-  <w:abstractNum w:abstractNumId="36" w15:restartNumberingAfterBreak="0">
+  <w:abstractNum w:abstractNumId="37" w15:restartNumberingAfterBreak="0">
     <w:nsid w:val="586D1E72"/>
     <w:multiLevelType w:val="hybridMultilevel"/>
     <w:tmpl w:val="530C7418"/>
@@ -34992,7 +38596,7 @@
       </w:rPr>
     </w:lvl>
   </w:abstractNum>
-  <w:abstractNum w:abstractNumId="37" w15:restartNumberingAfterBreak="0">
+  <w:abstractNum w:abstractNumId="38" w15:restartNumberingAfterBreak="0">
     <w:nsid w:val="5BFF0244"/>
     <w:multiLevelType w:val="hybridMultilevel"/>
     <w:tmpl w:val="1DA6E396"/>
@@ -35105,7 +38709,7 @@
       </w:rPr>
     </w:lvl>
   </w:abstractNum>
-  <w:abstractNum w:abstractNumId="38" w15:restartNumberingAfterBreak="0">
+  <w:abstractNum w:abstractNumId="39" w15:restartNumberingAfterBreak="0">
     <w:nsid w:val="6008579D"/>
     <w:multiLevelType w:val="hybridMultilevel"/>
     <w:tmpl w:val="68A29BC8"/>
@@ -35218,7 +38822,7 @@
       </w:rPr>
     </w:lvl>
   </w:abstractNum>
-  <w:abstractNum w:abstractNumId="39" w15:restartNumberingAfterBreak="0">
+  <w:abstractNum w:abstractNumId="40" w15:restartNumberingAfterBreak="0">
     <w:nsid w:val="619F6127"/>
     <w:multiLevelType w:val="hybridMultilevel"/>
     <w:tmpl w:val="DE3055E0"/>
@@ -35331,7 +38935,7 @@
       </w:rPr>
     </w:lvl>
   </w:abstractNum>
-  <w:abstractNum w:abstractNumId="40" w15:restartNumberingAfterBreak="0">
+  <w:abstractNum w:abstractNumId="41" w15:restartNumberingAfterBreak="0">
     <w:nsid w:val="62CA26B2"/>
     <w:multiLevelType w:val="hybridMultilevel"/>
     <w:tmpl w:val="D27C721A"/>
@@ -35444,7 +39048,7 @@
       </w:rPr>
     </w:lvl>
   </w:abstractNum>
-  <w:abstractNum w:abstractNumId="41" w15:restartNumberingAfterBreak="0">
+  <w:abstractNum w:abstractNumId="42" w15:restartNumberingAfterBreak="0">
     <w:nsid w:val="640C5EE9"/>
     <w:multiLevelType w:val="hybridMultilevel"/>
     <w:tmpl w:val="CDF27BAA"/>
@@ -35530,7 +39134,7 @@
       </w:pPr>
     </w:lvl>
   </w:abstractNum>
-  <w:abstractNum w:abstractNumId="42" w15:restartNumberingAfterBreak="0">
+  <w:abstractNum w:abstractNumId="43" w15:restartNumberingAfterBreak="0">
     <w:nsid w:val="6BAA1FAD"/>
     <w:multiLevelType w:val="hybridMultilevel"/>
     <w:tmpl w:val="B150EEBC"/>
@@ -35643,7 +39247,7 @@
       </w:rPr>
     </w:lvl>
   </w:abstractNum>
-  <w:abstractNum w:abstractNumId="43" w15:restartNumberingAfterBreak="0">
+  <w:abstractNum w:abstractNumId="44" w15:restartNumberingAfterBreak="0">
     <w:nsid w:val="7077433A"/>
     <w:multiLevelType w:val="hybridMultilevel"/>
     <w:tmpl w:val="91C231D8"/>
@@ -35756,7 +39360,7 @@
       </w:rPr>
     </w:lvl>
   </w:abstractNum>
-  <w:abstractNum w:abstractNumId="44" w15:restartNumberingAfterBreak="0">
+  <w:abstractNum w:abstractNumId="45" w15:restartNumberingAfterBreak="0">
     <w:nsid w:val="7D585F88"/>
     <w:multiLevelType w:val="hybridMultilevel"/>
     <w:tmpl w:val="5A40B4CA"/>
@@ -35870,10 +39474,10 @@
     </w:lvl>
   </w:abstractNum>
   <w:num w:numId="1" w16cid:durableId="689917423">
-    <w:abstractNumId w:val="26"/>
+    <w:abstractNumId w:val="27"/>
   </w:num>
   <w:num w:numId="2" w16cid:durableId="39136085">
-    <w:abstractNumId w:val="39"/>
+    <w:abstractNumId w:val="40"/>
   </w:num>
   <w:num w:numId="3" w16cid:durableId="82264952">
     <w:abstractNumId w:val="8"/>
@@ -35885,124 +39489,127 @@
     <w:abstractNumId w:val="4"/>
   </w:num>
   <w:num w:numId="6" w16cid:durableId="289434203">
-    <w:abstractNumId w:val="31"/>
+    <w:abstractNumId w:val="32"/>
   </w:num>
   <w:num w:numId="7" w16cid:durableId="2086489816">
     <w:abstractNumId w:val="9"/>
   </w:num>
   <w:num w:numId="8" w16cid:durableId="1890845863">
-    <w:abstractNumId w:val="29"/>
+    <w:abstractNumId w:val="30"/>
   </w:num>
   <w:num w:numId="9" w16cid:durableId="617758769">
-    <w:abstractNumId w:val="16"/>
+    <w:abstractNumId w:val="17"/>
   </w:num>
   <w:num w:numId="10" w16cid:durableId="1687638476">
     <w:abstractNumId w:val="0"/>
   </w:num>
   <w:num w:numId="11" w16cid:durableId="973028611">
-    <w:abstractNumId w:val="41"/>
+    <w:abstractNumId w:val="42"/>
   </w:num>
   <w:num w:numId="12" w16cid:durableId="1848597905">
-    <w:abstractNumId w:val="32"/>
+    <w:abstractNumId w:val="33"/>
   </w:num>
   <w:num w:numId="13" w16cid:durableId="1041786001">
-    <w:abstractNumId w:val="11"/>
+    <w:abstractNumId w:val="12"/>
   </w:num>
   <w:num w:numId="14" w16cid:durableId="1613972701">
-    <w:abstractNumId w:val="12"/>
+    <w:abstractNumId w:val="13"/>
   </w:num>
   <w:num w:numId="15" w16cid:durableId="613368484">
-    <w:abstractNumId w:val="27"/>
+    <w:abstractNumId w:val="28"/>
   </w:num>
   <w:num w:numId="16" w16cid:durableId="356664639">
-    <w:abstractNumId w:val="24"/>
+    <w:abstractNumId w:val="25"/>
   </w:num>
   <w:num w:numId="17" w16cid:durableId="1182548402">
     <w:abstractNumId w:val="2"/>
   </w:num>
   <w:num w:numId="18" w16cid:durableId="1822387399">
-    <w:abstractNumId w:val="30"/>
+    <w:abstractNumId w:val="31"/>
   </w:num>
   <w:num w:numId="19" w16cid:durableId="1625889641">
-    <w:abstractNumId w:val="21"/>
+    <w:abstractNumId w:val="22"/>
   </w:num>
   <w:num w:numId="20" w16cid:durableId="1161627110">
     <w:abstractNumId w:val="3"/>
   </w:num>
   <w:num w:numId="21" w16cid:durableId="171847280">
+    <w:abstractNumId w:val="19"/>
+  </w:num>
+  <w:num w:numId="22" w16cid:durableId="1178931987">
+    <w:abstractNumId w:val="44"/>
+  </w:num>
+  <w:num w:numId="23" w16cid:durableId="1266503092">
+    <w:abstractNumId w:val="24"/>
+  </w:num>
+  <w:num w:numId="24" w16cid:durableId="1563829668">
+    <w:abstractNumId w:val="29"/>
+  </w:num>
+  <w:num w:numId="25" w16cid:durableId="559246494">
+    <w:abstractNumId w:val="23"/>
+  </w:num>
+  <w:num w:numId="26" w16cid:durableId="1231386069">
     <w:abstractNumId w:val="18"/>
   </w:num>
-  <w:num w:numId="22" w16cid:durableId="1178931987">
-    <w:abstractNumId w:val="43"/>
-  </w:num>
-  <w:num w:numId="23" w16cid:durableId="1266503092">
-    <w:abstractNumId w:val="23"/>
-  </w:num>
-  <w:num w:numId="24" w16cid:durableId="1563829668">
-    <w:abstractNumId w:val="28"/>
-  </w:num>
-  <w:num w:numId="25" w16cid:durableId="559246494">
-    <w:abstractNumId w:val="22"/>
-  </w:num>
-  <w:num w:numId="26" w16cid:durableId="1231386069">
-    <w:abstractNumId w:val="17"/>
-  </w:num>
   <w:num w:numId="27" w16cid:durableId="347604022">
-    <w:abstractNumId w:val="25"/>
+    <w:abstractNumId w:val="26"/>
   </w:num>
   <w:num w:numId="28" w16cid:durableId="1621033465">
-    <w:abstractNumId w:val="37"/>
+    <w:abstractNumId w:val="38"/>
   </w:num>
   <w:num w:numId="29" w16cid:durableId="1537350905">
-    <w:abstractNumId w:val="20"/>
+    <w:abstractNumId w:val="21"/>
   </w:num>
   <w:num w:numId="30" w16cid:durableId="977959610">
-    <w:abstractNumId w:val="44"/>
+    <w:abstractNumId w:val="45"/>
   </w:num>
   <w:num w:numId="31" w16cid:durableId="147790214">
-    <w:abstractNumId w:val="35"/>
+    <w:abstractNumId w:val="36"/>
   </w:num>
   <w:num w:numId="32" w16cid:durableId="833691183">
-    <w:abstractNumId w:val="13"/>
+    <w:abstractNumId w:val="14"/>
   </w:num>
   <w:num w:numId="33" w16cid:durableId="883492314">
+    <w:abstractNumId w:val="16"/>
+  </w:num>
+  <w:num w:numId="34" w16cid:durableId="2075353081">
     <w:abstractNumId w:val="15"/>
   </w:num>
-  <w:num w:numId="34" w16cid:durableId="2075353081">
-    <w:abstractNumId w:val="14"/>
-  </w:num>
   <w:num w:numId="35" w16cid:durableId="1863862972">
-    <w:abstractNumId w:val="36"/>
+    <w:abstractNumId w:val="37"/>
   </w:num>
   <w:num w:numId="36" w16cid:durableId="1212302500">
     <w:abstractNumId w:val="10"/>
   </w:num>
   <w:num w:numId="37" w16cid:durableId="1746292723">
-    <w:abstractNumId w:val="42"/>
+    <w:abstractNumId w:val="43"/>
   </w:num>
   <w:num w:numId="38" w16cid:durableId="963120075">
     <w:abstractNumId w:val="5"/>
   </w:num>
   <w:num w:numId="39" w16cid:durableId="2048674909">
-    <w:abstractNumId w:val="34"/>
+    <w:abstractNumId w:val="35"/>
   </w:num>
   <w:num w:numId="40" w16cid:durableId="1843085374">
-    <w:abstractNumId w:val="33"/>
+    <w:abstractNumId w:val="34"/>
   </w:num>
   <w:num w:numId="41" w16cid:durableId="926571155">
     <w:abstractNumId w:val="6"/>
   </w:num>
   <w:num w:numId="42" w16cid:durableId="1254124940">
-    <w:abstractNumId w:val="38"/>
+    <w:abstractNumId w:val="39"/>
   </w:num>
   <w:num w:numId="43" w16cid:durableId="452093012">
-    <w:abstractNumId w:val="19"/>
+    <w:abstractNumId w:val="20"/>
   </w:num>
   <w:num w:numId="44" w16cid:durableId="522983735">
     <w:abstractNumId w:val="7"/>
   </w:num>
   <w:num w:numId="45" w16cid:durableId="1995639120">
-    <w:abstractNumId w:val="40"/>
+    <w:abstractNumId w:val="41"/>
+  </w:num>
+  <w:num w:numId="46" w16cid:durableId="1147740578">
+    <w:abstractNumId w:val="11"/>
   </w:num>
   <w:numIdMacAtCleanup w:val="44"/>
 </w:numbering>
@@ -36408,7 +40015,7 @@
   <w:style w:type="paragraph" w:default="1" w:styleId="Normal">
     <w:name w:val="Normal"/>
     <w:qFormat/>
-    <w:rsid w:val="00E10DD2"/>
+    <w:rsid w:val="002D47A2"/>
     <w:rPr>
       <w:kern w:val="0"/>
       <w14:ligatures w14:val="none"/>

--- a/Proyecto2ºNoelFdez.docx
+++ b/Proyecto2ºNoelFdez.docx
@@ -11648,24 +11648,14 @@
       <w:r>
         <w:t xml:space="preserve">FIGURA </w:t>
       </w:r>
-      <w:r>
-        <w:fldChar w:fldCharType="begin"/>
-      </w:r>
-      <w:r>
-        <w:instrText xml:space="preserve"> SEQ FIGURA \* ARABIC </w:instrText>
-      </w:r>
-      <w:r>
-        <w:fldChar w:fldCharType="separate"/>
-      </w:r>
-      <w:r>
-        <w:rPr>
-          <w:noProof/>
-        </w:rPr>
-        <w:t>1</w:t>
-      </w:r>
-      <w:r>
-        <w:fldChar w:fldCharType="end"/>
-      </w:r>
+      <w:fldSimple w:instr=" SEQ FIGURA \* ARABIC ">
+        <w:r>
+          <w:rPr>
+            <w:noProof/>
+          </w:rPr>
+          <w:t>1</w:t>
+        </w:r>
+      </w:fldSimple>
       <w:r>
         <w:t xml:space="preserve"> Temporalidad del proyecto. Elaboración propia.</w:t>
       </w:r>
@@ -12992,27 +12982,14 @@
       <w:r>
         <w:t xml:space="preserve">FIGURA </w:t>
       </w:r>
-      <w:r>
-        <w:fldChar w:fldCharType="begin"/>
-      </w:r>
-      <w:r>
-        <w:instrText xml:space="preserve"> SEQ FIGURA \* ARABIC </w:instrText>
-      </w:r>
-      <w:r>
-        <w:fldChar w:fldCharType="separate"/>
-      </w:r>
-      <w:r>
-        <w:rPr>
-          <w:noProof/>
-        </w:rPr>
-        <w:t>2</w:t>
-      </w:r>
-      <w:r>
-        <w:rPr>
-          <w:noProof/>
-        </w:rPr>
-        <w:fldChar w:fldCharType="end"/>
-      </w:r>
+      <w:fldSimple w:instr=" SEQ FIGURA \* ARABIC ">
+        <w:r>
+          <w:rPr>
+            <w:noProof/>
+          </w:rPr>
+          <w:t>2</w:t>
+        </w:r>
+      </w:fldSimple>
       <w:r>
         <w:t>: Logotipo FoodNow. Realización propia.</w:t>
       </w:r>
@@ -30905,10 +30882,10 @@
           <w:noProof/>
         </w:rPr>
         <w:drawing>
-          <wp:inline distT="0" distB="0" distL="0" distR="0" wp14:anchorId="03F5FBA9" wp14:editId="2B48566D">
-            <wp:extent cx="5356860" cy="3616415"/>
-            <wp:effectExtent l="0" t="0" r="0" b="3175"/>
-            <wp:docPr id="1923795273" name="Imagen 2"/>
+          <wp:inline distT="0" distB="0" distL="0" distR="0" wp14:anchorId="0B3474FC" wp14:editId="301B0763">
+            <wp:extent cx="5299054" cy="3558540"/>
+            <wp:effectExtent l="0" t="0" r="0" b="3810"/>
+            <wp:docPr id="1946438895" name="Imagen 1"/>
             <wp:cNvGraphicFramePr>
               <a:graphicFrameLocks xmlns:a="http://schemas.openxmlformats.org/drawingml/2006/main" noChangeAspect="1"/>
             </wp:cNvGraphicFramePr>
@@ -30937,7 +30914,7 @@
                   <pic:spPr bwMode="auto">
                     <a:xfrm>
                       <a:off x="0" y="0"/>
-                      <a:ext cx="5371003" cy="3625963"/>
+                      <a:ext cx="5309594" cy="3565618"/>
                     </a:xfrm>
                     <a:prstGeom prst="rect">
                       <a:avLst/>
@@ -31010,11 +30987,6 @@
     </w:p>
     <w:p>
       <w:pPr>
-        <w:spacing w:line="360" w:lineRule="auto"/>
-      </w:pPr>
-    </w:p>
-    <w:p>
-      <w:pPr>
         <w:keepNext/>
         <w:spacing w:line="360" w:lineRule="auto"/>
       </w:pPr>
@@ -31023,10 +30995,10 @@
           <w:noProof/>
         </w:rPr>
         <w:drawing>
-          <wp:inline distT="0" distB="0" distL="0" distR="0" wp14:anchorId="60E7CB53" wp14:editId="012F9487">
-            <wp:extent cx="5349240" cy="3606470"/>
-            <wp:effectExtent l="0" t="0" r="3810" b="0"/>
-            <wp:docPr id="919878215" name="Imagen 3"/>
+          <wp:inline distT="0" distB="0" distL="0" distR="0" wp14:anchorId="7D6627C3" wp14:editId="447325F4">
+            <wp:extent cx="5280660" cy="3560232"/>
+            <wp:effectExtent l="0" t="0" r="0" b="2540"/>
+            <wp:docPr id="1883045618" name="Imagen 2"/>
             <wp:cNvGraphicFramePr>
               <a:graphicFrameLocks xmlns:a="http://schemas.openxmlformats.org/drawingml/2006/main" noChangeAspect="1"/>
             </wp:cNvGraphicFramePr>
@@ -31055,7 +31027,7 @@
                   <pic:spPr bwMode="auto">
                     <a:xfrm>
                       <a:off x="0" y="0"/>
-                      <a:ext cx="5378318" cy="3626075"/>
+                      <a:ext cx="5290034" cy="3566552"/>
                     </a:xfrm>
                     <a:prstGeom prst="rect">
                       <a:avLst/>
@@ -31137,10 +31109,10 @@
         </w:rPr>
         <w:lastRenderedPageBreak/>
         <w:drawing>
-          <wp:inline distT="0" distB="0" distL="0" distR="0" wp14:anchorId="1BC514A0" wp14:editId="741C0568">
-            <wp:extent cx="5341620" cy="3615537"/>
-            <wp:effectExtent l="0" t="0" r="0" b="4445"/>
-            <wp:docPr id="39316273" name="Imagen 5"/>
+          <wp:inline distT="0" distB="0" distL="0" distR="0" wp14:anchorId="3AF3B3C7" wp14:editId="132A0F45">
+            <wp:extent cx="5379720" cy="3641326"/>
+            <wp:effectExtent l="0" t="0" r="0" b="0"/>
+            <wp:docPr id="938553941" name="Imagen 3"/>
             <wp:cNvGraphicFramePr>
               <a:graphicFrameLocks xmlns:a="http://schemas.openxmlformats.org/drawingml/2006/main" noChangeAspect="1"/>
             </wp:cNvGraphicFramePr>
@@ -31148,7 +31120,7 @@
               <a:graphicData uri="http://schemas.openxmlformats.org/drawingml/2006/picture">
                 <pic:pic xmlns:pic="http://schemas.openxmlformats.org/drawingml/2006/picture">
                   <pic:nvPicPr>
-                    <pic:cNvPr id="0" name="Picture 4"/>
+                    <pic:cNvPr id="0" name="Picture 3"/>
                     <pic:cNvPicPr>
                       <a:picLocks noChangeAspect="1" noChangeArrowheads="1"/>
                     </pic:cNvPicPr>
@@ -31169,7 +31141,7 @@
                   <pic:spPr bwMode="auto">
                     <a:xfrm>
                       <a:off x="0" y="0"/>
-                      <a:ext cx="5353286" cy="3623433"/>
+                      <a:ext cx="5385509" cy="3645244"/>
                     </a:xfrm>
                     <a:prstGeom prst="rect">
                       <a:avLst/>
@@ -31236,7 +31208,33 @@
         <w:rPr>
           <w:rFonts w:ascii="Times New Roman" w:hAnsi="Times New Roman" w:cs="Times New Roman"/>
         </w:rPr>
-        <w:t>: Wireframe ventana de notificaciones de la aplicación de escritorio. Elaboración propia.</w:t>
+        <w:t xml:space="preserve">: </w:t>
+      </w:r>
+      <w:proofErr w:type="spellStart"/>
+      <w:r>
+        <w:rPr>
+          <w:rFonts w:ascii="Times New Roman" w:hAnsi="Times New Roman" w:cs="Times New Roman"/>
+        </w:rPr>
+        <w:t>Wireframe</w:t>
+      </w:r>
+      <w:proofErr w:type="spellEnd"/>
+      <w:r>
+        <w:rPr>
+          <w:rFonts w:ascii="Times New Roman" w:hAnsi="Times New Roman" w:cs="Times New Roman"/>
+        </w:rPr>
+        <w:t xml:space="preserve"> ventana de notificaciones</w:t>
+      </w:r>
+      <w:r>
+        <w:rPr>
+          <w:rFonts w:ascii="Times New Roman" w:hAnsi="Times New Roman" w:cs="Times New Roman"/>
+        </w:rPr>
+        <w:t xml:space="preserve"> </w:t>
+      </w:r>
+      <w:r>
+        <w:rPr>
+          <w:rFonts w:ascii="Times New Roman" w:hAnsi="Times New Roman" w:cs="Times New Roman"/>
+        </w:rPr>
+        <w:t>de la aplicación de escritorio. Elaboración propia.</w:t>
       </w:r>
       <w:bookmarkEnd w:id="44"/>
     </w:p>
@@ -31289,10 +31287,10 @@
           <w:noProof/>
         </w:rPr>
         <w:drawing>
-          <wp:inline distT="0" distB="0" distL="0" distR="0" wp14:anchorId="3C1DF05B" wp14:editId="60C33554">
-            <wp:extent cx="5402580" cy="3635246"/>
-            <wp:effectExtent l="0" t="0" r="7620" b="3810"/>
-            <wp:docPr id="973815367" name="Imagen 6"/>
+          <wp:inline distT="0" distB="0" distL="0" distR="0" wp14:anchorId="4AFADDDF" wp14:editId="2E1791C8">
+            <wp:extent cx="5394960" cy="3644468"/>
+            <wp:effectExtent l="0" t="0" r="0" b="0"/>
+            <wp:docPr id="940273282" name="Imagen 4"/>
             <wp:cNvGraphicFramePr>
               <a:graphicFrameLocks xmlns:a="http://schemas.openxmlformats.org/drawingml/2006/main" noChangeAspect="1"/>
             </wp:cNvGraphicFramePr>
@@ -31300,7 +31298,7 @@
               <a:graphicData uri="http://schemas.openxmlformats.org/drawingml/2006/picture">
                 <pic:pic xmlns:pic="http://schemas.openxmlformats.org/drawingml/2006/picture">
                   <pic:nvPicPr>
-                    <pic:cNvPr id="0" name="Picture 5"/>
+                    <pic:cNvPr id="0" name="Picture 4"/>
                     <pic:cNvPicPr>
                       <a:picLocks noChangeAspect="1" noChangeArrowheads="1"/>
                     </pic:cNvPicPr>
@@ -31321,7 +31319,7 @@
                   <pic:spPr bwMode="auto">
                     <a:xfrm>
                       <a:off x="0" y="0"/>
-                      <a:ext cx="5410786" cy="3640768"/>
+                      <a:ext cx="5409761" cy="3654467"/>
                     </a:xfrm>
                     <a:prstGeom prst="rect">
                       <a:avLst/>
@@ -31408,10 +31406,10 @@
           <w:noProof/>
         </w:rPr>
         <w:drawing>
-          <wp:inline distT="0" distB="0" distL="0" distR="0" wp14:anchorId="03630C76" wp14:editId="78DD461B">
-            <wp:extent cx="5516880" cy="3724445"/>
-            <wp:effectExtent l="0" t="0" r="7620" b="9525"/>
-            <wp:docPr id="1089438778" name="Imagen 7"/>
+          <wp:inline distT="0" distB="0" distL="0" distR="0" wp14:anchorId="3C766DCF" wp14:editId="6C424524">
+            <wp:extent cx="5481099" cy="3688080"/>
+            <wp:effectExtent l="0" t="0" r="5715" b="7620"/>
+            <wp:docPr id="1235027705" name="Imagen 5"/>
             <wp:cNvGraphicFramePr>
               <a:graphicFrameLocks xmlns:a="http://schemas.openxmlformats.org/drawingml/2006/main" noChangeAspect="1"/>
             </wp:cNvGraphicFramePr>
@@ -31419,7 +31417,7 @@
               <a:graphicData uri="http://schemas.openxmlformats.org/drawingml/2006/picture">
                 <pic:pic xmlns:pic="http://schemas.openxmlformats.org/drawingml/2006/picture">
                   <pic:nvPicPr>
-                    <pic:cNvPr id="0" name="Picture 6"/>
+                    <pic:cNvPr id="0" name="Picture 5"/>
                     <pic:cNvPicPr>
                       <a:picLocks noChangeAspect="1" noChangeArrowheads="1"/>
                     </pic:cNvPicPr>
@@ -31440,7 +31438,7 @@
                   <pic:spPr bwMode="auto">
                     <a:xfrm>
                       <a:off x="0" y="0"/>
-                      <a:ext cx="5527423" cy="3731562"/>
+                      <a:ext cx="5486361" cy="3691621"/>
                     </a:xfrm>
                     <a:prstGeom prst="rect">
                       <a:avLst/>
@@ -31521,10 +31519,10 @@
           <w:noProof/>
         </w:rPr>
         <w:drawing>
-          <wp:inline distT="0" distB="0" distL="0" distR="0" wp14:anchorId="37388CAC" wp14:editId="59CFF98E">
-            <wp:extent cx="5505083" cy="3726180"/>
-            <wp:effectExtent l="0" t="0" r="635" b="7620"/>
-            <wp:docPr id="1080361898" name="Imagen 8"/>
+          <wp:inline distT="0" distB="0" distL="0" distR="0" wp14:anchorId="2A9B08D5" wp14:editId="2C71023C">
+            <wp:extent cx="5516760" cy="3741420"/>
+            <wp:effectExtent l="0" t="0" r="8255" b="0"/>
+            <wp:docPr id="1633231238" name="Imagen 6"/>
             <wp:cNvGraphicFramePr>
               <a:graphicFrameLocks xmlns:a="http://schemas.openxmlformats.org/drawingml/2006/main" noChangeAspect="1"/>
             </wp:cNvGraphicFramePr>
@@ -31532,7 +31530,7 @@
               <a:graphicData uri="http://schemas.openxmlformats.org/drawingml/2006/picture">
                 <pic:pic xmlns:pic="http://schemas.openxmlformats.org/drawingml/2006/picture">
                   <pic:nvPicPr>
-                    <pic:cNvPr id="0" name="Picture 7"/>
+                    <pic:cNvPr id="0" name="Picture 6"/>
                     <pic:cNvPicPr>
                       <a:picLocks noChangeAspect="1" noChangeArrowheads="1"/>
                     </pic:cNvPicPr>
@@ -31553,7 +31551,7 @@
                   <pic:spPr bwMode="auto">
                     <a:xfrm>
                       <a:off x="0" y="0"/>
-                      <a:ext cx="5520716" cy="3736761"/>
+                      <a:ext cx="5517861" cy="3742167"/>
                     </a:xfrm>
                     <a:prstGeom prst="rect">
                       <a:avLst/>
@@ -40045,6 +40043,7 @@
   <w:style w:type="character" w:default="1" w:styleId="Fuentedeprrafopredeter">
     <w:name w:val="Default Paragraph Font"/>
     <w:uiPriority w:val="1"/>
+    <w:semiHidden/>
     <w:unhideWhenUsed/>
   </w:style>
   <w:style w:type="table" w:default="1" w:styleId="Tablanormal">
